--- a/downloads/teacher/ai-7-week-14.docx
+++ b/downloads/teacher/ai-7-week-14.docx
@@ -2021,6 +2021,396 @@
         <w:t>For the Reproducible AI Research Study, save paired differences, the null assumptions, all eight sign arrangements and the decision rule.</w:t>
       </w:r>
     </w:p>
+    <w:p>
+      <w:pPr>
+        <w:pStyle w:val="Heading1"/>
+      </w:pPr>
+      <w:r>
+        <w:t>07. Prepare, teach and assess</w:t>
+      </w:r>
+    </w:p>
+    <w:p>
+      <w:r>
+        <w:t>Teaching target: Explain the mechanism and terminology of statistical tests and assumptions</w:t>
+      </w:r>
+    </w:p>
+    <w:p>
+      <w:r>
+        <w:t>Prepare the labelled worked-case picture, the matching workbook, fictional input cards and a place for individual responses. Check a local Python 3 environment before class; have a paper-trace version ready.</w:t>
+      </w:r>
+    </w:p>
+    <w:tbl>
+      <w:tblPr>
+        <w:tblStyle w:val="LightShading-Accent1"/>
+        <w:tblW w:type="auto" w:w="0"/>
+        <w:tblLook w:firstColumn="1" w:firstRow="1" w:lastColumn="0" w:lastRow="0" w:noHBand="0" w:noVBand="1" w:val="04A0"/>
+      </w:tblPr>
+      <w:tblGrid>
+        <w:gridCol w:w="3408"/>
+        <w:gridCol w:w="3408"/>
+        <w:gridCol w:w="3408"/>
+      </w:tblGrid>
+      <w:tr>
+        <w:trPr>
+          <w:tblHeader/>
+        </w:trPr>
+        <w:tc>
+          <w:tcPr>
+            <w:tcW w:type="dxa" w:w="3408"/>
+          </w:tcPr>
+          <w:p>
+            <w:r>
+              <w:t>Session</w:t>
+            </w:r>
+          </w:p>
+        </w:tc>
+        <w:tc>
+          <w:tcPr>
+            <w:tcW w:type="dxa" w:w="3408"/>
+          </w:tcPr>
+          <w:p>
+            <w:r>
+              <w:t>Plan</w:t>
+            </w:r>
+          </w:p>
+        </w:tc>
+        <w:tc>
+          <w:tcPr>
+            <w:tcW w:type="dxa" w:w="3408"/>
+          </w:tcPr>
+          <w:p>
+            <w:r>
+              <w:t>Resources</w:t>
+            </w:r>
+          </w:p>
+        </w:tc>
+      </w:tr>
+      <w:tr>
+        <w:tc>
+          <w:tcPr>
+            <w:tcW w:type="dxa" w:w="3408"/>
+          </w:tcPr>
+          <w:p>
+            <w:r>
+              <w:t>Session 1 · Understand · 45 min</w:t>
+            </w:r>
+          </w:p>
+        </w:tc>
+        <w:tc>
+          <w:tcPr>
+            <w:tcW w:type="dxa" w:w="3408"/>
+          </w:tcPr>
+          <w:p>
+            <w:r>
+              <w:t>0–7: recall and prerequisite; 7–15: inspect the concrete case and predict; 15–30: teacher models the worked trace; 30–40: learners explain a step using the text and visual; 40–45: check the core idea.</w:t>
+            </w:r>
+          </w:p>
+        </w:tc>
+        <w:tc>
+          <w:tcPr>
+            <w:tcW w:type="dxa" w:w="3408"/>
+          </w:tcPr>
+          <w:p>
+            <w:r>
+              <w:t>Sections 1–6; record the brief recall in the workbook.</w:t>
+            </w:r>
+          </w:p>
+        </w:tc>
+      </w:tr>
+      <w:tr>
+        <w:tc>
+          <w:tcPr>
+            <w:tcW w:type="dxa" w:w="3408"/>
+          </w:tcPr>
+          <w:p>
+            <w:r>
+              <w:t>Session 2 · Practise · 45 min</w:t>
+            </w:r>
+          </w:p>
+        </w:tc>
+        <w:tc>
+          <w:tcPr>
+            <w:tcW w:type="dxa" w:w="3408"/>
+          </w:tcPr>
+          <w:p>
+            <w:r>
+              <w:t>0–5: retrieve the procedure; 5–15: W2 completion practice; 15–23: explain and check with a partner; 23–30: each learner answers the misconception check; 30–40: targeted reteaching or a harder variation; 40–45: prepare the investigation.</w:t>
+            </w:r>
+          </w:p>
+        </w:tc>
+        <w:tc>
+          <w:tcPr>
+            <w:tcW w:type="dxa" w:w="3408"/>
+          </w:tcPr>
+          <w:p>
+            <w:r>
+              <w:t>Sections 7–10; use the matching workbook W2 and misconception check.</w:t>
+            </w:r>
+          </w:p>
+        </w:tc>
+      </w:tr>
+      <w:tr>
+        <w:tc>
+          <w:tcPr>
+            <w:tcW w:type="dxa" w:w="3408"/>
+          </w:tcPr>
+          <w:p>
+            <w:r>
+              <w:t>Session 3 · Investigate and transfer · 45 min</w:t>
+            </w:r>
+          </w:p>
+        </w:tc>
+        <w:tc>
+          <w:tcPr>
+            <w:tcW w:type="dxa" w:w="3408"/>
+          </w:tcPr>
+          <w:p>
+            <w:r>
+              <w:t>0–5: retrieve the decision rule; 5–20: investigate or trace; 20–30: start the independent case; 30–38: connect the project; 38–43: act on feedback; 43–45: plan the return check.</w:t>
+            </w:r>
+          </w:p>
+        </w:tc>
+        <w:tc>
+          <w:tcPr>
+            <w:tcW w:type="dxa" w:w="3408"/>
+          </w:tcPr>
+          <w:p>
+            <w:r>
+              <w:t>Sections 9 and 11–14. Give extra time to finish the full task set; use Section 15 when the week includes a coding lab.</w:t>
+            </w:r>
+          </w:p>
+        </w:tc>
+      </w:tr>
+    </w:tbl>
+    <w:p>
+      <w:r>
+        <w:t>Before class, solve the supported practice: Differences1, 1, 1 have observed mean1. Enumerate8 assignments. Show the intermediate steps and give the conclusion with its scope.</w:t>
+      </w:r>
+    </w:p>
+    <w:p>
+      <w:r>
+        <w:t>Reasoned practice answer: Teacher explanation: Only all-plus and all-minus have absolute mean1; others have1/3. Exact p=2/8=.25. At alpha .05 do not reject; this does not prove zero effect.</w:t>
+      </w:r>
+    </w:p>
+    <w:p>
+      <w:r>
+        <w:t>Check every learner before discussion: Use the worked case for Statistical tests and assumptions. Proposed explanation: “The worked result establishes every future case”. Decide whether this explanation is supported. Point to the step or supplied fact that decides; explain your repair if needed.</w:t>
+      </w:r>
+    </w:p>
+    <w:p>
+      <w:r>
+        <w:t>Misconception repair: The test requires its sign-exchangeability and independence assumptions; do not apply it blindly to clustered or asymmetric differences.</w:t>
+      </w:r>
+    </w:p>
+    <w:p>
+      <w:r>
+        <w:t>Support: read the exact case aloud, enlarge the labelled picture, supply input cards and model only the first deciding step. Accept a spoken explanation or drawing; retain the reasoning goal.</w:t>
+      </w:r>
+    </w:p>
+    <w:p>
+      <w:r>
+        <w:t>Extension: Break the task pairing and use unrelated A and B measurements. Require a prediction and a reason before comparing. Expected result: This paired sign-flip calculation is no longer justified by the stated design. Reason: Its differences must come from the same task, with the declared independent sign-symmetry assumptions.</w:t>
+      </w:r>
+    </w:p>
+    <w:p>
+      <w:r>
+        <w:t>Independent assessment: withhold the reserved answer until the learner has attempted the new case. Record support separately from correctness.</w:t>
+      </w:r>
+    </w:p>
+    <w:tbl>
+      <w:tblPr>
+        <w:tblStyle w:val="LightShading-Accent1"/>
+        <w:tblW w:type="auto" w:w="0"/>
+        <w:tblLook w:firstColumn="1" w:firstRow="1" w:lastColumn="0" w:lastRow="0" w:noHBand="0" w:noVBand="1" w:val="04A0"/>
+      </w:tblPr>
+      <w:tblGrid>
+        <w:gridCol w:w="2556"/>
+        <w:gridCol w:w="2556"/>
+        <w:gridCol w:w="2556"/>
+        <w:gridCol w:w="2556"/>
+      </w:tblGrid>
+      <w:tr>
+        <w:trPr>
+          <w:tblHeader/>
+        </w:trPr>
+        <w:tc>
+          <w:tcPr>
+            <w:tcW w:type="dxa" w:w="2556"/>
+          </w:tcPr>
+          <w:p>
+            <w:r>
+              <w:t>Criterion</w:t>
+            </w:r>
+          </w:p>
+        </w:tc>
+        <w:tc>
+          <w:tcPr>
+            <w:tcW w:type="dxa" w:w="2556"/>
+          </w:tcPr>
+          <w:p>
+            <w:r>
+              <w:t>Not yet</w:t>
+            </w:r>
+          </w:p>
+        </w:tc>
+        <w:tc>
+          <w:tcPr>
+            <w:tcW w:type="dxa" w:w="2556"/>
+          </w:tcPr>
+          <w:p>
+            <w:r>
+              <w:t>With support</w:t>
+            </w:r>
+          </w:p>
+        </w:tc>
+        <w:tc>
+          <w:tcPr>
+            <w:tcW w:type="dxa" w:w="2556"/>
+          </w:tcPr>
+          <w:p>
+            <w:r>
+              <w:t>Independent</w:t>
+            </w:r>
+          </w:p>
+        </w:tc>
+      </w:tr>
+      <w:tr>
+        <w:tc>
+          <w:tcPr>
+            <w:tcW w:type="dxa" w:w="2556"/>
+          </w:tcPr>
+          <w:p>
+            <w:r>
+              <w:t>Explanation</w:t>
+            </w:r>
+          </w:p>
+        </w:tc>
+        <w:tc>
+          <w:tcPr>
+            <w:tcW w:type="dxa" w:w="2556"/>
+          </w:tcPr>
+          <w:p>
+            <w:r>
+              <w:t>Names an answer without a deciding fact</w:t>
+            </w:r>
+          </w:p>
+        </w:tc>
+        <w:tc>
+          <w:tcPr>
+            <w:tcW w:type="dxa" w:w="2556"/>
+          </w:tcPr>
+          <w:p>
+            <w:r>
+              <w:t>Uses a hint to link fact and decision</w:t>
+            </w:r>
+          </w:p>
+        </w:tc>
+        <w:tc>
+          <w:tcPr>
+            <w:tcW w:type="dxa" w:w="2556"/>
+          </w:tcPr>
+          <w:p>
+            <w:r>
+              <w:t>Explains the deciding fact in own words</w:t>
+            </w:r>
+          </w:p>
+        </w:tc>
+      </w:tr>
+      <w:tr>
+        <w:tc>
+          <w:tcPr>
+            <w:tcW w:type="dxa" w:w="2556"/>
+          </w:tcPr>
+          <w:p>
+            <w:r>
+              <w:t>Trace or test</w:t>
+            </w:r>
+          </w:p>
+        </w:tc>
+        <w:tc>
+          <w:tcPr>
+            <w:tcW w:type="dxa" w:w="2556"/>
+          </w:tcPr>
+          <w:p>
+            <w:r>
+              <w:t>Cannot connect input and result</w:t>
+            </w:r>
+          </w:p>
+        </w:tc>
+        <w:tc>
+          <w:tcPr>
+            <w:tcW w:type="dxa" w:w="2556"/>
+          </w:tcPr>
+          <w:p>
+            <w:r>
+              <w:t>Completes steps with prompts</w:t>
+            </w:r>
+          </w:p>
+        </w:tc>
+        <w:tc>
+          <w:tcPr>
+            <w:tcW w:type="dxa" w:w="2556"/>
+          </w:tcPr>
+          <w:p>
+            <w:r>
+              <w:t>Traces or tests a changed case accurately</w:t>
+            </w:r>
+          </w:p>
+        </w:tc>
+      </w:tr>
+      <w:tr>
+        <w:tc>
+          <w:tcPr>
+            <w:tcW w:type="dxa" w:w="2556"/>
+          </w:tcPr>
+          <w:p>
+            <w:r>
+              <w:t>Limits and revision</w:t>
+            </w:r>
+          </w:p>
+        </w:tc>
+        <w:tc>
+          <w:tcPr>
+            <w:tcW w:type="dxa" w:w="2556"/>
+          </w:tcPr>
+          <w:p>
+            <w:r>
+              <w:t>Claims more than evidence supports</w:t>
+            </w:r>
+          </w:p>
+        </w:tc>
+        <w:tc>
+          <w:tcPr>
+            <w:tcW w:type="dxa" w:w="2556"/>
+          </w:tcPr>
+          <w:p>
+            <w:r>
+              <w:t>Names a limit after a prompt</w:t>
+            </w:r>
+          </w:p>
+        </w:tc>
+        <w:tc>
+          <w:tcPr>
+            <w:tcW w:type="dxa" w:w="2556"/>
+          </w:tcPr>
+          <w:p>
+            <w:r>
+              <w:t>States a defensible limit and useful next test</w:t>
+            </w:r>
+          </w:p>
+        </w:tc>
+      </w:tr>
+    </w:tbl>
+    <w:p>
+      <w:r>
+        <w:t>Project checkpoint: Test changed cases. Keep normal, boundary and failure cases; compare expected and observed results.</w:t>
+      </w:r>
+    </w:p>
+    <w:p>
+      <w:r>
+        <w:t>Use the weekly teacher answer for topic-specific reasoning. A saved progress tick is an activity record; judge mastery from the learner’s explanation and evidence.</w:t>
+      </w:r>
+    </w:p>
     <w:sectPr>
       <w:pgSz w:w="12240" w:h="15840"/>
       <w:pgMar w:top="936" w:right="1008" w:bottom="936" w:left="1008" w:header="720" w:footer="720" w:gutter="0"/>

--- a/downloads/teacher/ai-7-week-14.docx
+++ b/downloads/teacher/ai-7-week-14.docx
@@ -2411,6 +2411,39 @@
         <w:t>Use the weekly teacher answer for topic-specific reasoning. A saved progress tick is an activity record; judge mastery from the learner’s explanation and evidence.</w:t>
       </w:r>
     </w:p>
+    <w:p>
+      <w:pPr>
+        <w:pStyle w:val="Heading1"/>
+      </w:pPr>
+      <w:r>
+        <w:t>08. Use feedback, labs and repair paths</w:t>
+      </w:r>
+    </w:p>
+    <w:p>
+      <w:r>
+        <w:t>Use the two formative questions as supported practice, not as independent mastery scores. Discuss the deciding evidence rather than accepting a guessed selection.</w:t>
+      </w:r>
+    </w:p>
+    <w:p>
+      <w:r>
+        <w:t>The feedback comes from the reviewed public worked case. Do not reveal the separately reserved independent teacher answer until the learner has attempted that case.</w:t>
+      </w:r>
+    </w:p>
+    <w:p>
+      <w:r>
+        <w:t>Ask students to predict before running code. Preserve errors and actual outputs; collect a changed test and an explanation. The branch-boundary and indexing lessons deliberately include failure cases.</w:t>
+      </w:r>
+    </w:p>
+    <w:p>
+      <w:r>
+        <w:t>Use the earlier worked-explanation links to address a specific missing building block, then return to the current question. Adapt this suggestion after observing the learner; it is not an automatic diagnosis.</w:t>
+      </w:r>
+    </w:p>
+    <w:p>
+      <w:r>
+        <w:t>Collect the completed-work portfolio as evidence. Record support separately from correctness, and assess explanation, trace/test and limitations. Progress ticks and quiz selections alone do not establish mastery.</w:t>
+      </w:r>
+    </w:p>
     <w:sectPr>
       <w:pgSz w:w="12240" w:h="15840"/>
       <w:pgMar w:top="936" w:right="1008" w:bottom="936" w:left="1008" w:header="720" w:footer="720" w:gutter="0"/>

--- a/downloads/teacher/ai-7-week-14.docx
+++ b/downloads/teacher/ai-7-week-14.docx
@@ -29,16 +29,39 @@
       </w:r>
     </w:p>
     <w:p>
-      <w:pPr>
-        <w:pStyle w:val="Heading3"/>
-      </w:pPr>
-      <w:r>
-        <w:t>Teach the learning cycle</w:t>
+      <w:r>
+        <w:t>Prepare Statistical tests and assumptions: check the target, prerequisites, resources and adaptable teaching schedule.</w:t>
       </w:r>
     </w:p>
     <w:p>
-      <w:r>
-        <w:t>Primary target: Explain the mechanism and terminology of statistical tests and assumptions</w:t>
+      <w:pPr>
+        <w:pStyle w:val="Heading3"/>
+      </w:pPr>
+      <w:r>
+        <w:t>Teach the learning cycle</w:t>
+      </w:r>
+    </w:p>
+    <w:p>
+      <w:pPr>
+        <w:spacing w:line="336" w:lineRule="auto" w:after="180"/>
+      </w:pPr>
+      <w:r>
+        <w:rPr>
+          <w:b w:val="0"/>
+        </w:rPr>
+        <w:t xml:space="preserve">Primary target: Explain the </w:t>
+      </w:r>
+      <w:r>
+        <w:rPr>
+          <w:b/>
+        </w:rPr>
+        <w:t>mechanism</w:t>
+      </w:r>
+      <w:r>
+        <w:rPr>
+          <w:b w:val="0"/>
+        </w:rPr>
+        <w:t xml:space="preserve"> and terminology of statistical tests and assumptions</w:t>
       </w:r>
     </w:p>
     <w:tbl>
@@ -185,16 +208,37 @@
       </w:tr>
     </w:tbl>
     <w:p>
-      <w:r>
-        <w:t>This is a starting allocation of 135 minutes, not a validated duration. Preserve all named topics. Schedule extra time for connected examples, the full investigation, independent cases and project building. Repeated copies of a case share one recorded attempt; they are not new evidence.</w:t>
+      <w:pPr>
+        <w:spacing w:line="336" w:lineRule="auto" w:after="180"/>
+      </w:pPr>
+      <w:r>
+        <w:rPr>
+          <w:b w:val="0"/>
+        </w:rPr>
+        <w:t>This is a starting allocation of 135 minutes, not a validated duration. Preserve all named topics. Schedule extra time for connected examples, the full investigation, independent cases and project building.</w:t>
       </w:r>
     </w:p>
     <w:p>
       <w:pPr>
-        <w:pStyle w:val="Heading3"/>
-      </w:pPr>
-      <w:r>
-        <w:t>Retrieval answer guidance</w:t>
+        <w:spacing w:line="336" w:lineRule="auto" w:after="180"/>
+      </w:pPr>
+      <w:r>
+        <w:rPr>
+          <w:b w:val="0"/>
+        </w:rPr>
+        <w:t xml:space="preserve">Repeated copies of a case share one recorded attempt; they are not new </w:t>
+      </w:r>
+      <w:r>
+        <w:rPr>
+          <w:b/>
+        </w:rPr>
+        <w:t>evidence</w:t>
+      </w:r>
+      <w:r>
+        <w:rPr>
+          <w:b w:val="0"/>
+        </w:rPr>
+        <w:t>.</w:t>
       </w:r>
     </w:p>
     <w:p>
@@ -202,132 +246,357 @@
         <w:pStyle w:val="Heading3"/>
       </w:pPr>
       <w:r>
-        <w:t>Effect size and practical importance</w:t>
+        <w:t>Retrieval answer guidance</w:t>
       </w:r>
     </w:p>
     <w:p>
-      <w:r>
-        <w:t>Without opening the old lesson, explain one key idea from Effect size and practical importance. Give an example and a mistake that the idea helps you avoid.</w:t>
+      <w:pPr>
+        <w:pStyle w:val="Heading3"/>
+      </w:pPr>
+      <w:r>
+        <w:t>Effect size and practical importance</w:t>
       </w:r>
     </w:p>
     <w:p>
-      <w:r>
-        <w:t>Look for: Explain the mechanism and terminology of effect size and practical importance</w:t>
+      <w:pPr>
+        <w:spacing w:line="336" w:lineRule="auto" w:after="180"/>
+      </w:pPr>
+      <w:r>
+        <w:rPr>
+          <w:b w:val="0"/>
+        </w:rPr>
+        <w:t>Without opening the old lesson, explain one key idea from Effect size and practical importance. Give an example and a mistake that the idea helps you avoid.</w:t>
       </w:r>
     </w:p>
     <w:p>
-      <w:r>
-        <w:t>Reference example, not the only acceptable wording: Teacher explanation: Effect size describes magnitude on a stated scale. Practical importance depends on task requirements, not merely a nonzero difference. For paired response durations compute baseline minus candidate per case and average the differences. Positive means faster candidate. Compare with a prespecified minimum useful gain.</w:t>
+      <w:pPr>
+        <w:spacing w:line="336" w:lineRule="auto" w:after="180"/>
+      </w:pPr>
+      <w:r>
+        <w:rPr>
+          <w:b w:val="0"/>
+        </w:rPr>
+        <w:t xml:space="preserve">Look for: Explain the </w:t>
+      </w:r>
+      <w:r>
+        <w:rPr>
+          <w:b/>
+        </w:rPr>
+        <w:t>mechanism</w:t>
+      </w:r>
+      <w:r>
+        <w:rPr>
+          <w:b w:val="0"/>
+        </w:rPr>
+        <w:t xml:space="preserve"> and terminology of effect size and practical importance</w:t>
       </w:r>
     </w:p>
     <w:p>
       <w:pPr>
-        <w:pStyle w:val="Heading3"/>
-      </w:pPr>
-      <w:r>
-        <w:t>Sampling variability</w:t>
+        <w:spacing w:line="336" w:lineRule="auto" w:after="180"/>
+      </w:pPr>
+      <w:r>
+        <w:rPr>
+          <w:b w:val="0"/>
+        </w:rPr>
+        <w:t>Reference example, not the only acceptable wording: Teacher explanation: Effect size describes magnitude on a stated scale. Practical importance depends on task requirements, not merely a nonzero difference.</w:t>
       </w:r>
     </w:p>
     <w:p>
-      <w:r>
-        <w:t>Without opening the old lesson, explain one key idea from Sampling variability. Give an example and a mistake that the idea helps you avoid.</w:t>
+      <w:pPr>
+        <w:spacing w:line="336" w:lineRule="auto" w:after="180"/>
+      </w:pPr>
+      <w:r>
+        <w:rPr>
+          <w:b w:val="0"/>
+        </w:rPr>
+        <w:t>For paired response durations compute baseline minus candidate per case and average the differences. Positive means faster candidate. Compare with a prespecified minimum useful gain.</w:t>
       </w:r>
     </w:p>
     <w:p>
-      <w:r>
-        <w:t>Look for: Explain the mechanism and terminology of sampling variability</w:t>
+      <w:pPr>
+        <w:pStyle w:val="Heading3"/>
+      </w:pPr>
+      <w:r>
+        <w:t>Sampling variability</w:t>
       </w:r>
     </w:p>
     <w:p>
-      <w:r>
-        <w:t>Reference example, not the only acceptable wording: Teacher explanation: Sampling variability means different eligible samples can give different estimates even under the same population. Separate this from procedure changes. Consider finite population values1, 1, 3, 3 with distinct IDs. Enumerate the six unordered samples of size2 without replacement. Their means are1, 2, 2, 2, 2, 3.</w:t>
+      <w:pPr>
+        <w:spacing w:line="336" w:lineRule="auto" w:after="180"/>
+      </w:pPr>
+      <w:r>
+        <w:rPr>
+          <w:b w:val="0"/>
+        </w:rPr>
+        <w:t>Without opening the old lesson, explain one key idea from Sampling variability. Give an example and a mistake that the idea helps you avoid.</w:t>
       </w:r>
     </w:p>
     <w:p>
       <w:pPr>
-        <w:pStyle w:val="Heading3"/>
-      </w:pPr>
-      <w:r>
-        <w:t>Baselines and fair comparisons</w:t>
+        <w:spacing w:line="336" w:lineRule="auto" w:after="180"/>
+      </w:pPr>
+      <w:r>
+        <w:rPr>
+          <w:b w:val="0"/>
+        </w:rPr>
+        <w:t xml:space="preserve">Look for: Explain the </w:t>
+      </w:r>
+      <w:r>
+        <w:rPr>
+          <w:b/>
+        </w:rPr>
+        <w:t>mechanism</w:t>
+      </w:r>
+      <w:r>
+        <w:rPr>
+          <w:b w:val="0"/>
+        </w:rPr>
+        <w:t xml:space="preserve"> and terminology of sampling variability</w:t>
       </w:r>
     </w:p>
     <w:p>
-      <w:r>
-        <w:t>Without opening the old lesson, explain one key idea from Baselines and fair comparisons. Give an example and a mistake that the idea helps you avoid.</w:t>
+      <w:pPr>
+        <w:spacing w:line="336" w:lineRule="auto" w:after="180"/>
+      </w:pPr>
+      <w:r>
+        <w:rPr>
+          <w:b w:val="0"/>
+        </w:rPr>
+        <w:t>Reference example, not the only acceptable wording: Teacher explanation: Sampling variability means different eligible samples can give different estimates even under the same population. Separate this from procedure changes.</w:t>
       </w:r>
     </w:p>
     <w:p>
-      <w:r>
-        <w:t>Look for: Explain the mechanism and terminology of baselines and fair comparisons</w:t>
+      <w:pPr>
+        <w:spacing w:line="336" w:lineRule="auto" w:after="180"/>
+      </w:pPr>
+      <w:r>
+        <w:rPr>
+          <w:b w:val="0"/>
+        </w:rPr>
+        <w:t>Consider finite population values1, 1, 3, 3 with distinct IDs. Enumerate the six unordered samples of size2 without replacement. Their means are1, 2, 2, 2, 2, 3.</w:t>
       </w:r>
     </w:p>
     <w:p>
-      <w:r>
-        <w:t>Reference example, not the only acceptable wording: Teacher explanation: Fair baselines use credible procedures on matched evidence and resource conditions. A weak arbitrary reference can exaggerate improvement. For a room-reporting study use manual authoritative lookup or a deterministic same-room rule, not random room names. Match cases, available sources and scoring.</w:t>
+      <w:pPr>
+        <w:pStyle w:val="Heading3"/>
+      </w:pPr>
+      <w:r>
+        <w:t>Baselines and fair comparisons</w:t>
       </w:r>
     </w:p>
     <w:p>
-      <w:r>
-        <w:t>Two 45-minute sessions. A statistical test compares observed evidence with a specified null model. A p-value is not the probability that the null hypothesis is true. Use the supplied constructed scenarios to make the mechanism inspectable. Collect W4 before sharing solutions. Students should name intermediate evidence and limitations; classroom pacing and learning effectiveness remain unvalidated.</w:t>
+      <w:pPr>
+        <w:spacing w:line="336" w:lineRule="auto" w:after="180"/>
+      </w:pPr>
+      <w:r>
+        <w:rPr>
+          <w:b w:val="0"/>
+        </w:rPr>
+        <w:t>Without opening the old lesson, explain one key idea from Baselines and fair comparisons. Give an example and a mistake that the idea helps you avoid.</w:t>
       </w:r>
     </w:p>
     <w:p>
       <w:pPr>
-        <w:pStyle w:val="Heading3"/>
-      </w:pPr>
-      <w:r>
-        <w:t>Outcomes</w:t>
+        <w:spacing w:line="336" w:lineRule="auto" w:after="180"/>
+      </w:pPr>
+      <w:r>
+        <w:rPr>
+          <w:b w:val="0"/>
+        </w:rPr>
+        <w:t xml:space="preserve">Look for: Explain the </w:t>
+      </w:r>
+      <w:r>
+        <w:rPr>
+          <w:b/>
+        </w:rPr>
+        <w:t>mechanism</w:t>
+      </w:r>
+      <w:r>
+        <w:rPr>
+          <w:b w:val="0"/>
+        </w:rPr>
+        <w:t xml:space="preserve"> and terminology of baselines and fair comparisons</w:t>
       </w:r>
     </w:p>
     <w:p>
-      <w:r>
-        <w:t>Explain the mechanism and terminology of statistical tests and assumptions</w:t>
+      <w:pPr>
+        <w:spacing w:line="336" w:lineRule="auto" w:after="180"/>
+      </w:pPr>
+      <w:r>
+        <w:rPr>
+          <w:b w:val="0"/>
+        </w:rPr>
+        <w:t xml:space="preserve">Reference example, not the only acceptable wording: Teacher explanation: Fair baselines use credible procedures on matched </w:t>
+      </w:r>
+      <w:r>
+        <w:rPr>
+          <w:b/>
+        </w:rPr>
+        <w:t>evidence</w:t>
+      </w:r>
+      <w:r>
+        <w:rPr>
+          <w:b w:val="0"/>
+        </w:rPr>
+        <w:t xml:space="preserve"> and resource conditions. A weak arbitrary reference can exaggerate improvement.</w:t>
       </w:r>
     </w:p>
     <w:p>
-      <w:r>
-        <w:t>Apply the stated procedure to a new case with a traceable result</w:t>
+      <w:pPr>
+        <w:spacing w:line="336" w:lineRule="auto" w:after="180"/>
+      </w:pPr>
+      <w:r>
+        <w:rPr>
+          <w:b w:val="0"/>
+        </w:rPr>
+        <w:t>For a room-reporting study use manual authoritative lookup or a deterministic same-room rule, not random room names. Match cases, available sources and scoring.</w:t>
       </w:r>
     </w:p>
     <w:p>
-      <w:r>
-        <w:t>Identify an assumption or limitation and design a revealing follow-up</w:t>
+      <w:pPr>
+        <w:spacing w:line="336" w:lineRule="auto" w:after="180"/>
+      </w:pPr>
+      <w:r>
+        <w:rPr>
+          <w:b w:val="0"/>
+        </w:rPr>
+        <w:t xml:space="preserve">Two 45-minute sessions. A statistical test compares observed </w:t>
+      </w:r>
+      <w:r>
+        <w:rPr>
+          <w:b/>
+        </w:rPr>
+        <w:t>evidence</w:t>
+      </w:r>
+      <w:r>
+        <w:rPr>
+          <w:b w:val="0"/>
+        </w:rPr>
+        <w:t xml:space="preserve"> with a specified </w:t>
+      </w:r>
+      <w:r>
+        <w:rPr>
+          <w:b/>
+        </w:rPr>
+        <w:t>null model</w:t>
+      </w:r>
+      <w:r>
+        <w:rPr>
+          <w:b w:val="0"/>
+        </w:rPr>
+        <w:t xml:space="preserve">. A </w:t>
+      </w:r>
+      <w:r>
+        <w:rPr>
+          <w:b/>
+        </w:rPr>
+        <w:t>p-value</w:t>
+      </w:r>
+      <w:r>
+        <w:rPr>
+          <w:b w:val="0"/>
+        </w:rPr>
+        <w:t xml:space="preserve"> is not the probability that the null hypothesis is true.</w:t>
       </w:r>
     </w:p>
     <w:p>
       <w:pPr>
-        <w:pStyle w:val="Heading3"/>
-      </w:pPr>
-      <w:r>
-        <w:t>Preparation</w:t>
+        <w:spacing w:line="336" w:lineRule="auto" w:after="180"/>
+      </w:pPr>
+      <w:r>
+        <w:rPr>
+          <w:b w:val="0"/>
+        </w:rPr>
+        <w:t xml:space="preserve">Use the supplied constructed scenarios to make the </w:t>
+      </w:r>
+      <w:r>
+        <w:rPr>
+          <w:b/>
+        </w:rPr>
+        <w:t>mechanism</w:t>
+      </w:r>
+      <w:r>
+        <w:rPr>
+          <w:b w:val="0"/>
+        </w:rPr>
+        <w:t xml:space="preserve"> inspectable. Collect W4 before sharing solutions.</w:t>
       </w:r>
     </w:p>
     <w:p>
-      <w:r>
-        <w:t>Lesson and workbook; paper and pencil</w:t>
+      <w:pPr>
+        <w:spacing w:line="336" w:lineRule="auto" w:after="180"/>
+      </w:pPr>
+      <w:r>
+        <w:rPr>
+          <w:b w:val="0"/>
+        </w:rPr>
+        <w:t xml:space="preserve">Students should name intermediate </w:t>
+      </w:r>
+      <w:r>
+        <w:rPr>
+          <w:b/>
+        </w:rPr>
+        <w:t>evidence</w:t>
+      </w:r>
+      <w:r>
+        <w:rPr>
+          <w:b w:val="0"/>
+        </w:rPr>
+        <w:t xml:space="preserve"> and limitations; classroom pacing and learning effectiveness remain unvalidated.</w:t>
       </w:r>
     </w:p>
     <w:p>
-      <w:r>
-        <w:t>Calculator and optional local Python 3 for arithmetic; no live API or private data</w:t>
+      <w:pPr>
+        <w:pStyle w:val="Heading3"/>
+      </w:pPr>
+      <w:r>
+        <w:t>Outcomes</w:t>
       </w:r>
     </w:p>
     <w:p>
-      <w:r>
-        <w:t>Prepare the fresh retry separately and withhold its solution until after collection</w:t>
+      <w:pPr>
+        <w:spacing w:line="336" w:lineRule="auto" w:after="180"/>
+      </w:pPr>
+      <w:r>
+        <w:rPr>
+          <w:b w:val="0"/>
+        </w:rPr>
+        <w:t xml:space="preserve">Explain the </w:t>
+      </w:r>
+      <w:r>
+        <w:rPr>
+          <w:b/>
+        </w:rPr>
+        <w:t>mechanism</w:t>
+      </w:r>
+      <w:r>
+        <w:rPr>
+          <w:b w:val="0"/>
+        </w:rPr>
+        <w:t xml:space="preserve"> and terminology of statistical tests and assumptions</w:t>
       </w:r>
     </w:p>
     <w:p>
       <w:pPr>
-        <w:pStyle w:val="Heading3"/>
-      </w:pPr>
-      <w:r>
-        <w:t>Prerequisite answer</w:t>
+        <w:spacing w:line="336" w:lineRule="auto" w:after="180"/>
+      </w:pPr>
+      <w:r>
+        <w:rPr>
+          <w:b w:val="0"/>
+        </w:rPr>
+        <w:t>Apply the stated procedure to a new case with a traceable result</w:t>
       </w:r>
     </w:p>
     <w:p>
-      <w:r>
-        <w:t>A result depends on the inputs, procedure and conditions that produced it. Preserve data roles and distinguish observed outcomes from predictions or unmeasured conditions. If the prior concept cannot be explained, use a short retrieval activity before this chapter.</w:t>
+      <w:pPr>
+        <w:spacing w:line="336" w:lineRule="auto" w:after="180"/>
+      </w:pPr>
+      <w:r>
+        <w:rPr>
+          <w:b w:val="0"/>
+        </w:rPr>
+        <w:t>Identify an assumption or limitation and design a revealing follow-up</w:t>
       </w:r>
     </w:p>
     <w:p>
@@ -335,45 +604,298 @@
         <w:pStyle w:val="Heading3"/>
       </w:pPr>
       <w:r>
-        <w:t>End goal for the pictorial case</w:t>
+        <w:t>Preparation</w:t>
       </w:r>
     </w:p>
     <w:p>
-      <w:r>
-        <w:t>Explain statistical tests and assumptions using the records and boundaries of this fictional investigation.</w:t>
+      <w:pPr>
+        <w:spacing w:line="336" w:lineRule="auto" w:after="180"/>
+      </w:pPr>
+      <w:r>
+        <w:rPr>
+          <w:b w:val="0"/>
+        </w:rPr>
+        <w:t>Lesson and workbook; paper and pencil</w:t>
       </w:r>
     </w:p>
     <w:p>
-      <w:r>
-        <w:t>This added worked case illustrates the week’s main idea. Retain all original and connected topics; schedule its practice within the teaching cycle.</w:t>
+      <w:pPr>
+        <w:spacing w:line="336" w:lineRule="auto" w:after="180"/>
+      </w:pPr>
+      <w:r>
+        <w:rPr>
+          <w:b w:val="0"/>
+        </w:rPr>
+        <w:t>Calculator and optional local Python 3 for arithmetic; no live API or private data</w:t>
       </w:r>
     </w:p>
     <w:p>
       <w:pPr>
-        <w:pStyle w:val="Heading1"/>
-      </w:pPr>
-      <w:r>
-        <w:t>02. Explain and model the mechanism</w:t>
+        <w:spacing w:line="336" w:lineRule="auto" w:after="180"/>
+      </w:pPr>
+      <w:r>
+        <w:rPr>
+          <w:b w:val="0"/>
+        </w:rPr>
+        <w:t>Prepare the fresh retry separately and withhold its solution until after collection</w:t>
       </w:r>
     </w:p>
     <w:p>
-      <w:r>
-        <w:t>A statistical test compares observed evidence with a specified null model. A p-value is not the probability that the null hypothesis is true.</w:t>
+      <w:pPr>
+        <w:pStyle w:val="Heading3"/>
+      </w:pPr>
+      <w:r>
+        <w:t>Prerequisite answer</w:t>
       </w:r>
     </w:p>
     <w:p>
-      <w:r>
-        <w:t>Begin by writing the question the procedure is intended to answer. Identify the information already supplied, the information it will produce and the information still missing. These are constructed classroom examples; they do not require live accounts, private records or an external service. Do not treat a plausible explanation as a measured outcome.</w:t>
+      <w:pPr>
+        <w:spacing w:line="336" w:lineRule="auto" w:after="180"/>
+      </w:pPr>
+      <w:r>
+        <w:rPr>
+          <w:b w:val="0"/>
+        </w:rPr>
+        <w:t xml:space="preserve">A result depends on the </w:t>
+      </w:r>
+      <w:r>
+        <w:rPr>
+          <w:b/>
+        </w:rPr>
+        <w:t>input</w:t>
+      </w:r>
+      <w:r>
+        <w:rPr>
+          <w:b w:val="0"/>
+        </w:rPr>
+        <w:t xml:space="preserve">s, procedure and conditions that produced it. Preserve data roles and distinguish observed outcomes from </w:t>
+      </w:r>
+      <w:r>
+        <w:rPr>
+          <w:b/>
+        </w:rPr>
+        <w:t>prediction</w:t>
+      </w:r>
+      <w:r>
+        <w:rPr>
+          <w:b w:val="0"/>
+        </w:rPr>
+        <w:t>s or unmeasured conditions.</w:t>
       </w:r>
     </w:p>
     <w:p>
-      <w:r>
-        <w:t>Toy paired sign-flip test assumes independent paired differences whose signs are exchangeable under a symmetric zero-effect null. Enumerate all2^n sign assignments, holding magnitudes fixed. Two-sided p is fraction with absolute mean at least the observed absolute mean; use inclusive ties.</w:t>
+      <w:pPr>
+        <w:spacing w:line="336" w:lineRule="auto" w:after="180"/>
+      </w:pPr>
+      <w:r>
+        <w:rPr>
+          <w:b w:val="0"/>
+        </w:rPr>
+        <w:t>If the prior concept cannot be explained, use a short retrieval activity before this chapter.</w:t>
       </w:r>
     </w:p>
     <w:p>
-      <w:r>
-        <w:t>Before applying the procedure, write its units, denominator or decision boundary where relevant. A partner should be able to repeat each step using the same inputs. If a required input is absent or violates the stated contract, record that condition explicitly instead of quietly replacing it with a convenient value.</w:t>
+      <w:pPr>
+        <w:pStyle w:val="Heading3"/>
+      </w:pPr>
+      <w:r>
+        <w:t>End goal for the pictorial case</w:t>
+      </w:r>
+    </w:p>
+    <w:p>
+      <w:pPr>
+        <w:spacing w:line="336" w:lineRule="auto" w:after="180"/>
+      </w:pPr>
+      <w:r>
+        <w:rPr>
+          <w:b w:val="0"/>
+        </w:rPr>
+        <w:t>Explain statistical tests and assumptions using the records and boundaries of this fictional investigation.</w:t>
+      </w:r>
+    </w:p>
+    <w:p>
+      <w:pPr>
+        <w:spacing w:line="336" w:lineRule="auto" w:after="180"/>
+      </w:pPr>
+      <w:r>
+        <w:rPr>
+          <w:b w:val="0"/>
+        </w:rPr>
+        <w:t>This added worked case illustrates the week’s main idea. Retain all original and connected topics; schedule its practice within the teaching cycle.</w:t>
+      </w:r>
+    </w:p>
+    <w:p>
+      <w:pPr>
+        <w:pStyle w:val="Heading1"/>
+      </w:pPr>
+      <w:r>
+        <w:t>02. Explain and model the mechanism</w:t>
+      </w:r>
+    </w:p>
+    <w:p>
+      <w:r>
+        <w:t>Model Statistical tests and assumptions using the supplied case, labelled mechanism and reasoning. Make the scope of each conclusion explicit.</w:t>
+      </w:r>
+    </w:p>
+    <w:p>
+      <w:pPr>
+        <w:spacing w:line="336" w:lineRule="auto" w:after="180"/>
+      </w:pPr>
+      <w:r>
+        <w:rPr>
+          <w:b w:val="0"/>
+        </w:rPr>
+        <w:t xml:space="preserve">A statistical test compares observed </w:t>
+      </w:r>
+      <w:r>
+        <w:rPr>
+          <w:b/>
+        </w:rPr>
+        <w:t>evidence</w:t>
+      </w:r>
+      <w:r>
+        <w:rPr>
+          <w:b w:val="0"/>
+        </w:rPr>
+        <w:t xml:space="preserve"> with a specified </w:t>
+      </w:r>
+      <w:r>
+        <w:rPr>
+          <w:b/>
+        </w:rPr>
+        <w:t>null model</w:t>
+      </w:r>
+      <w:r>
+        <w:rPr>
+          <w:b w:val="0"/>
+        </w:rPr>
+        <w:t xml:space="preserve">. A </w:t>
+      </w:r>
+      <w:r>
+        <w:rPr>
+          <w:b/>
+        </w:rPr>
+        <w:t>p-value</w:t>
+      </w:r>
+      <w:r>
+        <w:rPr>
+          <w:b w:val="0"/>
+        </w:rPr>
+        <w:t xml:space="preserve"> is not the probability that the null hypothesis is true.</w:t>
+      </w:r>
+    </w:p>
+    <w:p>
+      <w:pPr>
+        <w:pStyle w:val="Heading3"/>
+      </w:pPr>
+      <w:r>
+        <w:t>Explain Statistical tests and assumptions · 1</w:t>
+      </w:r>
+    </w:p>
+    <w:p>
+      <w:pPr>
+        <w:spacing w:line="336" w:lineRule="auto" w:after="180"/>
+      </w:pPr>
+      <w:r>
+        <w:rPr>
+          <w:b w:val="0"/>
+        </w:rPr>
+        <w:t>Begin by writing the question the procedure is intended to answer. Identify the information already supplied, the information it will produce and the information still missing.</w:t>
+      </w:r>
+    </w:p>
+    <w:p>
+      <w:pPr>
+        <w:spacing w:line="336" w:lineRule="auto" w:after="180"/>
+      </w:pPr>
+      <w:r>
+        <w:rPr>
+          <w:b w:val="0"/>
+        </w:rPr>
+        <w:t>These are constructed classroom examples; they do not require live accounts, private records or an external service. Do not treat a plausible explanation as a measured outcome.</w:t>
+      </w:r>
+    </w:p>
+    <w:p>
+      <w:pPr>
+        <w:pStyle w:val="Heading3"/>
+      </w:pPr>
+      <w:r>
+        <w:t>Explain Statistical tests and assumptions · 2</w:t>
+      </w:r>
+    </w:p>
+    <w:p>
+      <w:pPr>
+        <w:spacing w:line="336" w:lineRule="auto" w:after="180"/>
+      </w:pPr>
+      <w:r>
+        <w:rPr>
+          <w:b w:val="0"/>
+        </w:rPr>
+        <w:t>Toy paired sign-flip test assumes independent paired differences whose signs are exchangeable under a symmetric zero-effect null. Enumerate all2^n sign assignments, holding magnitudes fixed.</w:t>
+      </w:r>
+    </w:p>
+    <w:p>
+      <w:pPr>
+        <w:spacing w:line="336" w:lineRule="auto" w:after="180"/>
+      </w:pPr>
+      <w:r>
+        <w:rPr>
+          <w:b w:val="0"/>
+        </w:rPr>
+        <w:t>Two-sided p is fraction with absolute mean at least the observed absolute mean; use inclusive ties.</w:t>
+      </w:r>
+    </w:p>
+    <w:p>
+      <w:pPr>
+        <w:pStyle w:val="Heading3"/>
+      </w:pPr>
+      <w:r>
+        <w:t>Explain Statistical tests and assumptions · 3</w:t>
+      </w:r>
+    </w:p>
+    <w:p>
+      <w:pPr>
+        <w:spacing w:line="336" w:lineRule="auto" w:after="180"/>
+      </w:pPr>
+      <w:r>
+        <w:rPr>
+          <w:b w:val="0"/>
+        </w:rPr>
+        <w:t xml:space="preserve">Before applying the procedure, write its units, denominator or decision boundary where relevant. A partner should be able to repeat each step using the same </w:t>
+      </w:r>
+      <w:r>
+        <w:rPr>
+          <w:b/>
+        </w:rPr>
+        <w:t>input</w:t>
+      </w:r>
+      <w:r>
+        <w:rPr>
+          <w:b w:val="0"/>
+        </w:rPr>
+        <w:t>s.</w:t>
+      </w:r>
+    </w:p>
+    <w:p>
+      <w:pPr>
+        <w:spacing w:line="336" w:lineRule="auto" w:after="180"/>
+      </w:pPr>
+      <w:r>
+        <w:rPr>
+          <w:b w:val="0"/>
+        </w:rPr>
+        <w:t xml:space="preserve">If a required </w:t>
+      </w:r>
+      <w:r>
+        <w:rPr>
+          <w:b/>
+        </w:rPr>
+        <w:t>input</w:t>
+      </w:r>
+      <w:r>
+        <w:rPr>
+          <w:b w:val="0"/>
+        </w:rPr>
+        <w:t xml:space="preserve"> is absent or violates the stated contract, record that condition explicitly instead of quietly replacing it with a convenient value.</w:t>
       </w:r>
     </w:p>
     <w:tbl>
@@ -571,41 +1093,252 @@
       </w:r>
     </w:p>
     <w:p>
-      <w:r>
-        <w:t>Guided: Only all-plus and all-minus have absolute mean1; others have1/3. Exact p=2/8=.25. At alpha .05 do not reject; this does not prove zero effect. Qualification: The test requires its sign-exchangeability and independence assumptions; do not apply it blindly to clustered or asymmetric differences. Exit: accept a concrete variation with its predicted outcome and a stated condition that would challenge the mechanism; reject a claim resting on unmeasured evidence.</w:t>
+      <w:pPr>
+        <w:pStyle w:val="Heading3"/>
+      </w:pPr>
+      <w:r>
+        <w:t>Explain Statistical tests and assumptions · 4</w:t>
       </w:r>
     </w:p>
     <w:p>
       <w:pPr>
-        <w:pStyle w:val="Heading3"/>
-      </w:pPr>
-      <w:r>
-        <w:t>Model the reasoning aloud</w:t>
+        <w:spacing w:line="336" w:lineRule="auto" w:after="180"/>
+      </w:pPr>
+      <w:r>
+        <w:rPr>
+          <w:b w:val="0"/>
+        </w:rPr>
+        <w:t>Guided: Only all-plus and all-minus have absolute mean1; others have1/3. Exact p=2/8=.25. At alpha .05 do not reject; this does not prove zero effect.</w:t>
       </w:r>
     </w:p>
     <w:p>
-      <w:r>
-        <w:t>Use the complete worked example below before asking learners to complete W2. Reveal a small part, invite a prediction, then explain the deciding step. These teacher notes contain solutions; do not reveal the independent case answer during modelling.</w:t>
+      <w:pPr>
+        <w:spacing w:line="336" w:lineRule="auto" w:after="180"/>
+      </w:pPr>
+      <w:r>
+        <w:rPr>
+          <w:b w:val="0"/>
+        </w:rPr>
+        <w:t>Qualification: The test requires its sign-</w:t>
+      </w:r>
+      <w:r>
+        <w:rPr>
+          <w:b/>
+        </w:rPr>
+        <w:t>exchangeability</w:t>
+      </w:r>
+      <w:r>
+        <w:rPr>
+          <w:b w:val="0"/>
+        </w:rPr>
+        <w:t xml:space="preserve"> and independence assumptions; do not apply it blindly to clustered or asymmetric differences.</w:t>
       </w:r>
     </w:p>
     <w:p>
-      <w:r>
-        <w:t>Differences1, 1, 1 have observed mean1. Enumerate8 assignments.</w:t>
+      <w:pPr>
+        <w:spacing w:line="336" w:lineRule="auto" w:after="180"/>
+      </w:pPr>
+      <w:r>
+        <w:rPr>
+          <w:b w:val="0"/>
+        </w:rPr>
+        <w:t xml:space="preserve">Exit: accept a concrete variation with its predicted outcome and a stated condition that would challenge the </w:t>
+      </w:r>
+      <w:r>
+        <w:rPr>
+          <w:b/>
+        </w:rPr>
+        <w:t>mechanism</w:t>
+      </w:r>
+      <w:r>
+        <w:rPr>
+          <w:b w:val="0"/>
+        </w:rPr>
+        <w:t xml:space="preserve">; reject a claim resting on unmeasured </w:t>
+      </w:r>
+      <w:r>
+        <w:rPr>
+          <w:b/>
+        </w:rPr>
+        <w:t>evidence</w:t>
+      </w:r>
+      <w:r>
+        <w:rPr>
+          <w:b w:val="0"/>
+        </w:rPr>
+        <w:t>.</w:t>
       </w:r>
     </w:p>
     <w:p>
-      <w:r>
-        <w:t>Only all-plus and all-minus have absolute mean1; others have1/3. Exact p=2/8=.25. At alpha .05 do not reject; this does not prove zero effect.</w:t>
+      <w:pPr>
+        <w:pStyle w:val="Heading3"/>
+      </w:pPr>
+      <w:r>
+        <w:t>Model the reasoning aloud</w:t>
       </w:r>
     </w:p>
     <w:p>
-      <w:r>
-        <w:t>Compare the intermediate evidence with the final statement. Explain why each number or decision follows from the stated inputs. The conclusion belongs to this scenario and procedure; changing the inputs, evaluation population or authority can change what it establishes. Retain the raw record so a later revision can be compared honestly.</w:t>
+      <w:pPr>
+        <w:spacing w:line="336" w:lineRule="auto" w:after="180"/>
+      </w:pPr>
+      <w:r>
+        <w:rPr>
+          <w:b w:val="0"/>
+        </w:rPr>
+        <w:t xml:space="preserve">Use the complete worked example below before asking learners to complete W2. Reveal a small part, invite a </w:t>
+      </w:r>
+      <w:r>
+        <w:rPr>
+          <w:b/>
+        </w:rPr>
+        <w:t>prediction</w:t>
+      </w:r>
+      <w:r>
+        <w:rPr>
+          <w:b w:val="0"/>
+        </w:rPr>
+        <w:t>, then explain the deciding step.</w:t>
       </w:r>
     </w:p>
     <w:p>
-      <w:r>
-        <w:t>Optional local lab: predict the printed result before running this standalone Python 3 example. Change one relevant boundary input, record the outcome and state the contract or statistical assumptions. The program uses fictional values and the Python standard library; it performs no external operations.</w:t>
+      <w:pPr>
+        <w:spacing w:line="336" w:lineRule="auto" w:after="180"/>
+      </w:pPr>
+      <w:r>
+        <w:rPr>
+          <w:b w:val="0"/>
+        </w:rPr>
+        <w:t>These teacher notes contain solutions; do not reveal the independent case answer during modelling.</w:t>
+      </w:r>
+    </w:p>
+    <w:p>
+      <w:pPr>
+        <w:spacing w:line="336" w:lineRule="auto" w:after="180"/>
+      </w:pPr>
+      <w:r>
+        <w:rPr>
+          <w:b w:val="0"/>
+        </w:rPr>
+        <w:t>Differences1, 1, 1 have observed mean1. Enumerate8 assignments.</w:t>
+      </w:r>
+    </w:p>
+    <w:p>
+      <w:pPr>
+        <w:spacing w:line="336" w:lineRule="auto" w:after="180"/>
+      </w:pPr>
+      <w:r>
+        <w:rPr>
+          <w:b w:val="0"/>
+        </w:rPr>
+        <w:t>Only all-plus and all-minus have absolute mean1; others have1/3. Exact p=2/8=.25. At alpha .05 do not reject; this does not prove zero effect.</w:t>
+      </w:r>
+    </w:p>
+    <w:p>
+      <w:pPr>
+        <w:pStyle w:val="Heading3"/>
+      </w:pPr>
+      <w:r>
+        <w:t>Model the reasoning aloud · 5</w:t>
+      </w:r>
+    </w:p>
+    <w:p>
+      <w:pPr>
+        <w:spacing w:line="336" w:lineRule="auto" w:after="180"/>
+      </w:pPr>
+      <w:r>
+        <w:rPr>
+          <w:b w:val="0"/>
+        </w:rPr>
+        <w:t xml:space="preserve">Compare the intermediate </w:t>
+      </w:r>
+      <w:r>
+        <w:rPr>
+          <w:b/>
+        </w:rPr>
+        <w:t>evidence</w:t>
+      </w:r>
+      <w:r>
+        <w:rPr>
+          <w:b w:val="0"/>
+        </w:rPr>
+        <w:t xml:space="preserve"> with the final statement. Explain why each number or decision follows from the stated </w:t>
+      </w:r>
+      <w:r>
+        <w:rPr>
+          <w:b/>
+        </w:rPr>
+        <w:t>input</w:t>
+      </w:r>
+      <w:r>
+        <w:rPr>
+          <w:b w:val="0"/>
+        </w:rPr>
+        <w:t>s.</w:t>
+      </w:r>
+    </w:p>
+    <w:p>
+      <w:pPr>
+        <w:spacing w:line="336" w:lineRule="auto" w:after="180"/>
+      </w:pPr>
+      <w:r>
+        <w:rPr>
+          <w:b w:val="0"/>
+        </w:rPr>
+        <w:t xml:space="preserve">The conclusion belongs to this scenario and procedure; changing the </w:t>
+      </w:r>
+      <w:r>
+        <w:rPr>
+          <w:b/>
+        </w:rPr>
+        <w:t>input</w:t>
+      </w:r>
+      <w:r>
+        <w:rPr>
+          <w:b w:val="0"/>
+        </w:rPr>
+        <w:t>s, evaluation population or authority can change what it establishes. Retain the raw record so a later revision can be compared honestly.</w:t>
+      </w:r>
+    </w:p>
+    <w:p>
+      <w:pPr>
+        <w:pStyle w:val="Heading3"/>
+      </w:pPr>
+      <w:r>
+        <w:t>Model the reasoning aloud · 6</w:t>
+      </w:r>
+    </w:p>
+    <w:p>
+      <w:pPr>
+        <w:spacing w:line="336" w:lineRule="auto" w:after="180"/>
+      </w:pPr>
+      <w:r>
+        <w:rPr>
+          <w:b w:val="0"/>
+        </w:rPr>
+        <w:t xml:space="preserve">Optional local lab: predict the printed result before running this standalone Python 3 example. Change one relevant boundary </w:t>
+      </w:r>
+      <w:r>
+        <w:rPr>
+          <w:b/>
+        </w:rPr>
+        <w:t>input</w:t>
+      </w:r>
+      <w:r>
+        <w:rPr>
+          <w:b w:val="0"/>
+        </w:rPr>
+        <w:t>, record the outcome and state the contract or statistical assumptions.</w:t>
+      </w:r>
+    </w:p>
+    <w:p>
+      <w:pPr>
+        <w:spacing w:line="336" w:lineRule="auto" w:after="180"/>
+      </w:pPr>
+      <w:r>
+        <w:rPr>
+          <w:b w:val="0"/>
+        </w:rPr>
+        <w:t>The program uses fictional values and the Python standard library; it performs no external operations.</w:t>
       </w:r>
     </w:p>
     <w:p>
@@ -753,7 +1486,13 @@
       </w:tr>
     </w:tbl>
     <w:p>
-      <w:r>
+      <w:pPr>
+        <w:spacing w:line="336" w:lineRule="auto" w:after="180"/>
+      </w:pPr>
+      <w:r>
+        <w:rPr>
+          <w:b w:val="0"/>
+        </w:rPr>
         <w:t>Use the diagram and verbal explanation together. Ask learners to match a sentence to a specific visual step; do not assign learners fixed visual or auditory learning styles.</w:t>
       </w:r>
     </w:p>
@@ -766,7 +1505,13 @@
       </w:r>
     </w:p>
     <w:p>
-      <w:r>
+      <w:pPr>
+        <w:spacing w:line="336" w:lineRule="auto" w:after="180"/>
+      </w:pPr>
+      <w:r>
+        <w:rPr>
+          <w:b w:val="0"/>
+        </w:rPr>
         <w:t>A small exact paired sign-flip test. Compare three independent task pairs under a null that permits each difference’s sign to flip independently with equal probability.</w:t>
       </w:r>
     </w:p>
@@ -779,7 +1524,22 @@
       </w:r>
     </w:p>
     <w:p>
-      <w:r>
+      <w:pPr>
+        <w:pStyle w:val="Heading3"/>
+      </w:pPr>
+      <w:r>
+        <w:t>Supplied facts</w:t>
+      </w:r>
+    </w:p>
+    <w:p>
+      <w:pPr>
+        <w:spacing w:line="336" w:lineRule="auto" w:after="180"/>
+        <w:shd w:fill="F1F6FC"/>
+      </w:pPr>
+      <w:r>
+        <w:rPr>
+          <w:b w:val="0"/>
+        </w:rPr>
         <w:t>A times [5,8,4] seconds; B [4,6,3]. Differences B−A are [-1,-2,-1]. Use a two-sided statistic: absolute sum of differences. Assume the stated sign-symmetry null is appropriate.</w:t>
       </w:r>
     </w:p>
@@ -979,21 +1739,47 @@
       </w:r>
     </w:p>
     <w:p>
-      <w:r>
-        <w:t>A test compares an observed statistic with outcomes under a specified null model. Here the sign-flip assumptions make eight arrangements equally likely. At a predeclared 0.05 threshold, p=0.25 does not reject the null; it does not prove no difference.</w:t>
+      <w:pPr>
+        <w:pStyle w:val="Heading3"/>
+      </w:pPr>
+      <w:r>
+        <w:t>Why the result follows</w:t>
       </w:r>
     </w:p>
     <w:p>
       <w:pPr>
-        <w:pStyle w:val="Heading3"/>
-      </w:pPr>
-      <w:r>
-        <w:t>What this example does not establish</w:t>
+        <w:spacing w:line="336" w:lineRule="auto" w:after="180"/>
+        <w:shd w:fill="F1F6FC"/>
+      </w:pPr>
+      <w:r>
+        <w:rPr>
+          <w:b w:val="0"/>
+        </w:rPr>
+        <w:t xml:space="preserve">A test compares an observed statistic with outcomes under a specified </w:t>
+      </w:r>
+      <w:r>
+        <w:rPr>
+          <w:b/>
+        </w:rPr>
+        <w:t>null model</w:t>
+      </w:r>
+      <w:r>
+        <w:rPr>
+          <w:b w:val="0"/>
+        </w:rPr>
+        <w:t>. Here the sign-flip assumptions make eight arrangements equally likely.</w:t>
       </w:r>
     </w:p>
     <w:p>
-      <w:r>
-        <w:t>Three pairs provide coarse evidence. The p-value is not the probability that the null is true; invalid independence or symmetry assumptions invalidate this test.</w:t>
+      <w:pPr>
+        <w:spacing w:line="336" w:lineRule="auto" w:after="180"/>
+        <w:shd w:fill="F1F6FC"/>
+      </w:pPr>
+      <w:r>
+        <w:rPr>
+          <w:b w:val="0"/>
+        </w:rPr>
+        <w:t>At a predeclared 0.05 threshold, p=0.25 does not reject the null; it does not prove no difference.</w:t>
       </w:r>
     </w:p>
     <w:p>
@@ -1001,22 +1787,59 @@
         <w:pStyle w:val="Heading3"/>
       </w:pPr>
       <w:r>
-        <w:t>Change one thing in the pictured case</w:t>
+        <w:t>What this example does not establish</w:t>
       </w:r>
     </w:p>
     <w:p>
-      <w:r>
-        <w:t>Change: Break the task pairing and use unrelated A and B measurements.</w:t>
+      <w:pPr>
+        <w:pStyle w:val="Heading3"/>
+      </w:pPr>
+      <w:r>
+        <w:t>Keep the stated limit</w:t>
       </w:r>
     </w:p>
     <w:p>
-      <w:r>
-        <w:t>Prediction: This paired sign-flip calculation is no longer justified by the stated design.</w:t>
+      <w:pPr>
+        <w:spacing w:line="336" w:lineRule="auto" w:after="180"/>
+        <w:shd w:fill="FFF5E6"/>
+      </w:pPr>
+      <w:r>
+        <w:rPr>
+          <w:b w:val="0"/>
+        </w:rPr>
+        <w:t xml:space="preserve">Three pairs provide coarse </w:t>
+      </w:r>
+      <w:r>
+        <w:rPr>
+          <w:b/>
+        </w:rPr>
+        <w:t>evidence</w:t>
+      </w:r>
+      <w:r>
+        <w:rPr>
+          <w:b w:val="0"/>
+        </w:rPr>
+        <w:t xml:space="preserve">. The </w:t>
+      </w:r>
+      <w:r>
+        <w:rPr>
+          <w:b/>
+        </w:rPr>
+        <w:t>p-value</w:t>
+      </w:r>
+      <w:r>
+        <w:rPr>
+          <w:b w:val="0"/>
+        </w:rPr>
+        <w:t xml:space="preserve"> is not the probability that the null is true; invalid independence or symmetry assumptions invalidate this test.</w:t>
       </w:r>
     </w:p>
     <w:p>
-      <w:r>
-        <w:t>Reason: Its differences must come from the same task, with the declared independent sign-symmetry assumptions.</w:t>
+      <w:pPr>
+        <w:pStyle w:val="Heading3"/>
+      </w:pPr>
+      <w:r>
+        <w:t>Change one thing in the pictured case</w:t>
       </w:r>
     </w:p>
     <w:p>
@@ -1024,20 +1847,140 @@
         <w:pStyle w:val="Heading3"/>
       </w:pPr>
       <w:r>
-        <w:t>Ask while showing the picture</w:t>
+        <w:t>Change one thing</w:t>
       </w:r>
     </w:p>
     <w:p>
-      <w:r>
-        <w:t>Cover the result. Ask learners to name the inputs and predict the next step. Uncover one step, connect the icon to the actual procedure, and explain its evidence. Then change the supplied condition and compare. The picture is a representation; it does not document execution of a real AI model.</w:t>
+      <w:pPr>
+        <w:spacing w:line="336" w:lineRule="auto" w:after="180"/>
+        <w:shd w:fill="F5F1FB"/>
+      </w:pPr>
+      <w:r>
+        <w:rPr>
+          <w:b w:val="0"/>
+        </w:rPr>
+        <w:t>Change: Break the task pairing and use unrelated A and B measurements.</w:t>
       </w:r>
     </w:p>
     <w:p>
       <w:pPr>
+        <w:pStyle w:val="Heading3"/>
+      </w:pPr>
+      <w:r>
+        <w:t>Predicted result</w:t>
+      </w:r>
+    </w:p>
+    <w:p>
+      <w:pPr>
+        <w:spacing w:line="336" w:lineRule="auto" w:after="180"/>
+        <w:shd w:fill="F1F6FC"/>
+      </w:pPr>
+      <w:r>
+        <w:rPr>
+          <w:b/>
+        </w:rPr>
+        <w:t>Prediction</w:t>
+      </w:r>
+      <w:r>
+        <w:rPr>
+          <w:b w:val="0"/>
+        </w:rPr>
+        <w:t>: This paired sign-flip calculation is no longer justified by the stated design.</w:t>
+      </w:r>
+    </w:p>
+    <w:p>
+      <w:pPr>
+        <w:pStyle w:val="Heading3"/>
+      </w:pPr>
+      <w:r>
+        <w:t>Why the result follows</w:t>
+      </w:r>
+    </w:p>
+    <w:p>
+      <w:pPr>
+        <w:spacing w:line="336" w:lineRule="auto" w:after="180"/>
+        <w:shd w:fill="F1F6FC"/>
+      </w:pPr>
+      <w:r>
+        <w:rPr>
+          <w:b w:val="0"/>
+        </w:rPr>
+        <w:t>Reason: Its differences must come from the same task, with the declared independent sign-symmetry assumptions.</w:t>
+      </w:r>
+    </w:p>
+    <w:p>
+      <w:pPr>
+        <w:pStyle w:val="Heading3"/>
+      </w:pPr>
+      <w:r>
+        <w:t>Ask while showing the picture</w:t>
+      </w:r>
+    </w:p>
+    <w:p>
+      <w:pPr>
+        <w:pStyle w:val="Heading3"/>
+      </w:pPr>
+      <w:r>
+        <w:t>Ask while showing the picture · 7</w:t>
+      </w:r>
+    </w:p>
+    <w:p>
+      <w:pPr>
+        <w:spacing w:line="336" w:lineRule="auto" w:after="180"/>
+      </w:pPr>
+      <w:r>
+        <w:rPr>
+          <w:b w:val="0"/>
+        </w:rPr>
+        <w:t xml:space="preserve">Cover the result. Ask learners to name the </w:t>
+      </w:r>
+      <w:r>
+        <w:rPr>
+          <w:b/>
+        </w:rPr>
+        <w:t>input</w:t>
+      </w:r>
+      <w:r>
+        <w:rPr>
+          <w:b w:val="0"/>
+        </w:rPr>
+        <w:t xml:space="preserve">s and predict the next step. Uncover one step, connect the icon to the actual procedure, and explain its </w:t>
+      </w:r>
+      <w:r>
+        <w:rPr>
+          <w:b/>
+        </w:rPr>
+        <w:t>evidence</w:t>
+      </w:r>
+      <w:r>
+        <w:rPr>
+          <w:b w:val="0"/>
+        </w:rPr>
+        <w:t>. Then change the supplied condition and compare.</w:t>
+      </w:r>
+    </w:p>
+    <w:p>
+      <w:pPr>
+        <w:spacing w:line="336" w:lineRule="auto" w:after="180"/>
+      </w:pPr>
+      <w:r>
+        <w:rPr>
+          <w:b w:val="0"/>
+        </w:rPr>
+        <w:t>The picture is a representation; it does not document execution of a real AI model.</w:t>
+      </w:r>
+    </w:p>
+    <w:p>
+      <w:pPr>
         <w:pStyle w:val="Heading1"/>
       </w:pPr>
       <w:r>
         <w:t>03. Demonstrate and guide practice</w:t>
+      </w:r>
+    </w:p>
+    <w:p>
+      <w:r>
+        <w:t>Demonstrate Statistical tests and assumptions, reduce support deliberately and check individual reasoning before discussing answers.</w:t>
       </w:r>
     </w:p>
     <w:tbl>
@@ -1253,36 +2196,100 @@
       </w:tr>
     </w:tbl>
     <w:p>
-      <w:r>
-        <w:t>Use the worked example in Sections 3 and 6. Collect a prediction before revealing its result; ask the learner to point to each intermediate fact.</w:t>
+      <w:pPr>
+        <w:spacing w:line="336" w:lineRule="auto" w:after="180"/>
+      </w:pPr>
+      <w:r>
+        <w:rPr>
+          <w:b w:val="0"/>
+        </w:rPr>
+        <w:t xml:space="preserve">Use the worked example in Sections 3 and 6. Collect a </w:t>
+      </w:r>
+      <w:r>
+        <w:rPr>
+          <w:b/>
+        </w:rPr>
+        <w:t>prediction</w:t>
+      </w:r>
+      <w:r>
+        <w:rPr>
+          <w:b w:val="0"/>
+        </w:rPr>
+        <w:t xml:space="preserve"> before revealing its result; ask the learner to point to each intermediate fact.</w:t>
       </w:r>
     </w:p>
     <w:p>
-      <w:r>
-        <w:t>Provide an input/procedure/result/limit frame and a calculator when needed. Ask students to identify the first step before completing the whole trace. Extension: compare two concrete variants of this mechanism while holding unrelated conditions fixed; report both successful and unsuccessful outcomes.</w:t>
+      <w:pPr>
+        <w:spacing w:line="336" w:lineRule="auto" w:after="180"/>
+      </w:pPr>
+      <w:r>
+        <w:rPr>
+          <w:b w:val="0"/>
+        </w:rPr>
+        <w:t xml:space="preserve">Provide an </w:t>
+      </w:r>
+      <w:r>
+        <w:rPr>
+          <w:b/>
+        </w:rPr>
+        <w:t>input</w:t>
+      </w:r>
+      <w:r>
+        <w:rPr>
+          <w:b w:val="0"/>
+        </w:rPr>
+        <w:t>/procedure/result/limit frame and a calculator when needed. Ask students to identify the first step before completing the whole trace.</w:t>
       </w:r>
     </w:p>
     <w:p>
       <w:pPr>
-        <w:pStyle w:val="Heading3"/>
-      </w:pPr>
-      <w:r>
-        <w:t>Reduce help deliberately</w:t>
+        <w:spacing w:line="336" w:lineRule="auto" w:after="180"/>
+      </w:pPr>
+      <w:r>
+        <w:rPr>
+          <w:b w:val="0"/>
+        </w:rPr>
+        <w:t xml:space="preserve">Extension: compare two concrete variants of this </w:t>
+      </w:r>
+      <w:r>
+        <w:rPr>
+          <w:b/>
+        </w:rPr>
+        <w:t>mechanism</w:t>
+      </w:r>
+      <w:r>
+        <w:rPr>
+          <w:b w:val="0"/>
+        </w:rPr>
+        <w:t xml:space="preserve"> while holding unrelated conditions fixed; report both successful and unsuccessful outcomes.</w:t>
       </w:r>
     </w:p>
     <w:p>
-      <w:r>
-        <w:t>Completion task: Differences1, 1, 1 have observed mean1. Enumerate8 assignments. Show the intermediate steps and give the conclusion with its scope.</w:t>
+      <w:pPr>
+        <w:pStyle w:val="Heading3"/>
+      </w:pPr>
+      <w:r>
+        <w:t>Reduce help deliberately</w:t>
       </w:r>
     </w:p>
     <w:p>
-      <w:r>
-        <w:t>Teacher check: Teacher explanation: Only all-plus and all-minus have absolute mean1; others have1/3. Exact p=2/8=.25. At alpha .05 do not reject; this does not prove zero effect.</w:t>
+      <w:pPr>
+        <w:pStyle w:val="Heading3"/>
+      </w:pPr>
+      <w:r>
+        <w:t>Completion practice</w:t>
       </w:r>
     </w:p>
     <w:p>
-      <w:r>
-        <w:t>Start by identifying the given inputs together. Leave the intermediate steps blank. If needed, model one step, then withdraw that help on the next step. Move to a full trace only when the partial trace is understood. For partners, alternate explainer and checker; collect a response from every learner before discussion.</w:t>
+      <w:pPr>
+        <w:spacing w:line="336" w:lineRule="auto" w:after="180"/>
+        <w:shd w:fill="F5F1FB"/>
+      </w:pPr>
+      <w:r>
+        <w:rPr>
+          <w:b w:val="0"/>
+        </w:rPr>
+        <w:t>Completion task: Differences1, 1, 1 have observed mean1. Enumerate8 assignments. Show the intermediate steps and give the conclusion with its scope.</w:t>
       </w:r>
     </w:p>
     <w:p>
@@ -1290,22 +2297,53 @@
         <w:pStyle w:val="Heading3"/>
       </w:pPr>
       <w:r>
-        <w:t>Individual reasoning check</w:t>
+        <w:t>Reasoning to listen for</w:t>
       </w:r>
     </w:p>
     <w:p>
-      <w:r>
-        <w:t>Use the worked case for Statistical tests and assumptions. Proposed explanation: “The worked result establishes every future case”. Decide whether this explanation is supported. Point to the step or supplied fact that decides; explain your repair if needed.</w:t>
+      <w:pPr>
+        <w:spacing w:line="336" w:lineRule="auto" w:after="180"/>
+        <w:shd w:fill="F1F6FC"/>
+      </w:pPr>
+      <w:r>
+        <w:rPr>
+          <w:b w:val="0"/>
+        </w:rPr>
+        <w:t>Teacher check: Teacher explanation: Only all-plus and all-minus have absolute mean1; others have1/3. Exact p=2/8=.25. At alpha .05 do not reject; this does not prove zero effect.</w:t>
       </w:r>
     </w:p>
     <w:p>
-      <w:r>
-        <w:t>Expected correction: The test requires its sign-exchangeability and independence assumptions; do not apply it blindly to clustered or asymmetric differences.</w:t>
+      <w:pPr>
+        <w:spacing w:line="336" w:lineRule="auto" w:after="180"/>
+      </w:pPr>
+      <w:r>
+        <w:rPr>
+          <w:b w:val="0"/>
+        </w:rPr>
+        <w:t xml:space="preserve">Start by identifying the given </w:t>
+      </w:r>
+      <w:r>
+        <w:rPr>
+          <w:b/>
+        </w:rPr>
+        <w:t>input</w:t>
+      </w:r>
+      <w:r>
+        <w:rPr>
+          <w:b w:val="0"/>
+        </w:rPr>
+        <w:t>s together. Leave the intermediate steps blank. If needed, model one step, then withdraw that help on the next step. Move to a full trace only when the partial trace is understood.</w:t>
       </w:r>
     </w:p>
     <w:p>
-      <w:r>
-        <w:t>Collect explanations, not only yes/no votes. If a misunderstanding is common, re-model the relevant step for the class. If it affects a few learners, give a short targeted group explanation while others solve a more demanding variation.</w:t>
+      <w:pPr>
+        <w:spacing w:line="336" w:lineRule="auto" w:after="180"/>
+      </w:pPr>
+      <w:r>
+        <w:rPr>
+          <w:b w:val="0"/>
+        </w:rPr>
+        <w:t>For partners, alternate explainer and checker; collect a response from every learner before discussion.</w:t>
       </w:r>
     </w:p>
     <w:p>
@@ -1313,63 +2351,296 @@
         <w:pStyle w:val="Heading3"/>
       </w:pPr>
       <w:r>
-        <w:t>Pictorial practice question</w:t>
+        <w:t>Individual reasoning check</w:t>
       </w:r>
     </w:p>
     <w:p>
-      <w:r>
-        <w:t>Calculate each paired difference and the observed sum. Count null arrangements with absolute sum at least four, compute p, and explain the decision at threshold 0.05.</w:t>
+      <w:pPr>
+        <w:spacing w:line="336" w:lineRule="auto" w:after="180"/>
+      </w:pPr>
+      <w:r>
+        <w:rPr>
+          <w:b w:val="0"/>
+        </w:rPr>
+        <w:t>Use the worked case for Statistical tests and assumptions. Proposed explanation: “The worked result establishes every future case”. Decide whether this explanation is supported.</w:t>
       </w:r>
     </w:p>
     <w:p>
       <w:pPr>
-        <w:pStyle w:val="Heading3"/>
-      </w:pPr>
-      <w:r>
-        <w:t>Reasoned teacher answer</w:t>
+        <w:spacing w:line="336" w:lineRule="auto" w:after="180"/>
+      </w:pPr>
+      <w:r>
+        <w:rPr>
+          <w:b w:val="0"/>
+        </w:rPr>
+        <w:t>Point to the step or supplied fact that decides; explain your repair if needed.</w:t>
       </w:r>
     </w:p>
     <w:p>
-      <w:r>
-        <w:t>The differences are -1,-2,-1 and sum to -4. Two of eight sign arrangements have absolute sum at least 4, so p=0.25. This exceeds 0.05: do not reject under the stated null. This is not proof of equality.</w:t>
+      <w:pPr>
+        <w:pStyle w:val="Heading3"/>
+      </w:pPr>
+      <w:r>
+        <w:t>Expected repair</w:t>
       </w:r>
     </w:p>
     <w:p>
-      <w:r>
-        <w:t>Changed-case reasoning: This paired sign-flip calculation is no longer justified by the stated design. Its differences must come from the same task, with the declared independent sign-symmetry assumptions.</w:t>
+      <w:pPr>
+        <w:spacing w:line="336" w:lineRule="auto" w:after="180"/>
+        <w:shd w:fill="F1F6FC"/>
+      </w:pPr>
+      <w:r>
+        <w:rPr>
+          <w:b w:val="0"/>
+        </w:rPr>
+        <w:t>Expected correction: The test requires its sign-</w:t>
+      </w:r>
+      <w:r>
+        <w:rPr>
+          <w:b/>
+        </w:rPr>
+        <w:t>exchangeability</w:t>
+      </w:r>
+      <w:r>
+        <w:rPr>
+          <w:b w:val="0"/>
+        </w:rPr>
+        <w:t xml:space="preserve"> and independence assumptions; do not apply it blindly to clustered or asymmetric differences.</w:t>
       </w:r>
     </w:p>
     <w:p>
-      <w:r>
-        <w:t>Collect each learner’s explanation before discussion. Use the first missing connection between input, deciding step and result to choose support. This question is worked-case practice, not fresh mastery evidence.</w:t>
+      <w:pPr>
+        <w:spacing w:line="336" w:lineRule="auto" w:after="180"/>
+      </w:pPr>
+      <w:r>
+        <w:rPr>
+          <w:b w:val="0"/>
+        </w:rPr>
+        <w:t>Collect explanations, not only yes/no votes. If a misunderstanding is common, re-model the relevant step for the class.</w:t>
       </w:r>
     </w:p>
     <w:p>
       <w:pPr>
-        <w:pStyle w:val="Heading1"/>
-      </w:pPr>
-      <w:r>
-        <w:t>04. Run the investigation and diagnose misconceptions</w:t>
+        <w:spacing w:line="336" w:lineRule="auto" w:after="180"/>
+      </w:pPr>
+      <w:r>
+        <w:rPr>
+          <w:b w:val="0"/>
+        </w:rPr>
+        <w:t>If it affects a few learners, give a short targeted group explanation while others solve a more demanding variation.</w:t>
       </w:r>
     </w:p>
     <w:p>
-      <w:r>
-        <w:t>The worked result establishes every future case: The test requires its sign-exchangeability and independence assumptions; do not apply it blindly to clustered or asymmetric differences.</w:t>
+      <w:pPr>
+        <w:pStyle w:val="Heading3"/>
+      </w:pPr>
+      <w:r>
+        <w:t>Pictorial practice question</w:t>
       </w:r>
     </w:p>
     <w:p>
-      <w:r>
-        <w:t>A missing input may be replaced without recording the change: A replacement changes the evidence or contract. Record the change and its justification; do not silently turn unknown into a measured value.</w:t>
+      <w:pPr>
+        <w:spacing w:line="336" w:lineRule="auto" w:after="180"/>
+      </w:pPr>
+      <w:r>
+        <w:rPr>
+          <w:b w:val="0"/>
+        </w:rPr>
+        <w:t>Calculate each paired difference and the observed sum. Count null arrangements with absolute sum at least four, compute p, and explain the decision at threshold 0.05.</w:t>
       </w:r>
     </w:p>
     <w:p>
-      <w:r>
-        <w:t>Repeating an assessed case is new independent evidence: A replay checks consistency. An example used for feedback or revision cannot later be described as untouched final evaluation.</w:t>
+      <w:pPr>
+        <w:pStyle w:val="Heading3"/>
+      </w:pPr>
+      <w:r>
+        <w:t>Reasoned teacher answer</w:t>
       </w:r>
     </w:p>
     <w:p>
-      <w:r>
-        <w:t>Use Section 9 for the evidence ledger. Add a boundary or missing-input case and record the expected response before checking. More successful repeats of one case do not establish wider coverage.</w:t>
+      <w:pPr>
+        <w:spacing w:line="336" w:lineRule="auto" w:after="180"/>
+      </w:pPr>
+      <w:r>
+        <w:rPr>
+          <w:b w:val="0"/>
+        </w:rPr>
+        <w:t>The differences are -1,-2,-1 and sum to -4. Two of eight sign arrangements have absolute sum at least 4, so p=0.25. This exceeds 0.05: do not reject under the stated null. This is not proof of equality.</w:t>
+      </w:r>
+    </w:p>
+    <w:p>
+      <w:pPr>
+        <w:spacing w:line="336" w:lineRule="auto" w:after="180"/>
+      </w:pPr>
+      <w:r>
+        <w:rPr>
+          <w:b w:val="0"/>
+        </w:rPr>
+        <w:t>Changed-case reasoning: This paired sign-flip calculation is no longer justified by the stated design. Its differences must come from the same task, with the declared independent sign-symmetry assumptions.</w:t>
+      </w:r>
+    </w:p>
+    <w:p>
+      <w:pPr>
+        <w:spacing w:line="336" w:lineRule="auto" w:after="180"/>
+      </w:pPr>
+      <w:r>
+        <w:rPr>
+          <w:b w:val="0"/>
+        </w:rPr>
+        <w:t xml:space="preserve">Collect each learner’s explanation before discussion. Use the first missing connection between </w:t>
+      </w:r>
+      <w:r>
+        <w:rPr>
+          <w:b/>
+        </w:rPr>
+        <w:t>input</w:t>
+      </w:r>
+      <w:r>
+        <w:rPr>
+          <w:b w:val="0"/>
+        </w:rPr>
+        <w:t xml:space="preserve">, deciding step and result to choose support. This question is worked-case practice, not fresh mastery </w:t>
+      </w:r>
+      <w:r>
+        <w:rPr>
+          <w:b/>
+        </w:rPr>
+        <w:t>evidence</w:t>
+      </w:r>
+      <w:r>
+        <w:rPr>
+          <w:b w:val="0"/>
+        </w:rPr>
+        <w:t>.</w:t>
+      </w:r>
+    </w:p>
+    <w:p>
+      <w:pPr>
+        <w:pStyle w:val="Heading1"/>
+      </w:pPr>
+      <w:r>
+        <w:t>04. Run the investigation and diagnose misconceptions</w:t>
+      </w:r>
+    </w:p>
+    <w:p>
+      <w:r>
+        <w:t>Run the Statistical tests and assumptions investigation and use the first unsupported step to choose a teaching response.</w:t>
+      </w:r>
+    </w:p>
+    <w:p>
+      <w:pPr>
+        <w:spacing w:line="336" w:lineRule="auto" w:after="180"/>
+      </w:pPr>
+      <w:r>
+        <w:rPr>
+          <w:b w:val="0"/>
+        </w:rPr>
+        <w:t>The worked result establishes every future case: The test requires its sign-</w:t>
+      </w:r>
+      <w:r>
+        <w:rPr>
+          <w:b/>
+        </w:rPr>
+        <w:t>exchangeability</w:t>
+      </w:r>
+      <w:r>
+        <w:rPr>
+          <w:b w:val="0"/>
+        </w:rPr>
+        <w:t xml:space="preserve"> and independence assumptions; do not apply it blindly to clustered or asymmetric differences.</w:t>
+      </w:r>
+    </w:p>
+    <w:p>
+      <w:pPr>
+        <w:spacing w:line="336" w:lineRule="auto" w:after="180"/>
+      </w:pPr>
+      <w:r>
+        <w:rPr>
+          <w:b w:val="0"/>
+        </w:rPr>
+        <w:t xml:space="preserve">A missing </w:t>
+      </w:r>
+      <w:r>
+        <w:rPr>
+          <w:b/>
+        </w:rPr>
+        <w:t>input</w:t>
+      </w:r>
+      <w:r>
+        <w:rPr>
+          <w:b w:val="0"/>
+        </w:rPr>
+        <w:t xml:space="preserve"> may be replaced without recording the change: A replacement changes the </w:t>
+      </w:r>
+      <w:r>
+        <w:rPr>
+          <w:b/>
+        </w:rPr>
+        <w:t>evidence</w:t>
+      </w:r>
+      <w:r>
+        <w:rPr>
+          <w:b w:val="0"/>
+        </w:rPr>
+        <w:t xml:space="preserve"> or contract. Record the change and its justification; do not silently turn unknown into a measured value.</w:t>
+      </w:r>
+    </w:p>
+    <w:p>
+      <w:pPr>
+        <w:spacing w:line="336" w:lineRule="auto" w:after="180"/>
+      </w:pPr>
+      <w:r>
+        <w:rPr>
+          <w:b w:val="0"/>
+        </w:rPr>
+        <w:t xml:space="preserve">Repeating an assessed case is new independent </w:t>
+      </w:r>
+      <w:r>
+        <w:rPr>
+          <w:b/>
+        </w:rPr>
+        <w:t>evidence</w:t>
+      </w:r>
+      <w:r>
+        <w:rPr>
+          <w:b w:val="0"/>
+        </w:rPr>
+        <w:t>: A replay checks consistency. An example used for feedback or revision cannot later be described as untouched final evaluation.</w:t>
+      </w:r>
+    </w:p>
+    <w:p>
+      <w:pPr>
+        <w:spacing w:line="336" w:lineRule="auto" w:after="180"/>
+      </w:pPr>
+      <w:r>
+        <w:rPr>
+          <w:b w:val="0"/>
+        </w:rPr>
+        <w:t xml:space="preserve">Use Section 9 for the </w:t>
+      </w:r>
+      <w:r>
+        <w:rPr>
+          <w:b/>
+        </w:rPr>
+        <w:t>evidence</w:t>
+      </w:r>
+      <w:r>
+        <w:rPr>
+          <w:b w:val="0"/>
+        </w:rPr>
+        <w:t xml:space="preserve"> ledger. Add a boundary or missing-</w:t>
+      </w:r>
+      <w:r>
+        <w:rPr>
+          <w:b/>
+        </w:rPr>
+        <w:t>input</w:t>
+      </w:r>
+      <w:r>
+        <w:rPr>
+          <w:b w:val="0"/>
+        </w:rPr>
+        <w:t xml:space="preserve"> case and record the expected response before checking. More successful repeats of one case do not establish wider coverage.</w:t>
       </w:r>
     </w:p>
     <w:p>
@@ -1527,29 +2798,38 @@
       </w:tr>
     </w:tbl>
     <w:p>
-      <w:r>
-        <w:t>Offer an oral explanation, drawing, enlarged visual or fewer examples when that removes a reading/writing barrier. Keep the same reasoning goal. Stretch secure learners by changing a boundary or assumption and asking them to defend the effect, not simply by assigning more of the same questions.</w:t>
+      <w:pPr>
+        <w:spacing w:line="336" w:lineRule="auto" w:after="180"/>
+      </w:pPr>
+      <w:r>
+        <w:rPr>
+          <w:b w:val="0"/>
+        </w:rPr>
+        <w:t>Offer an oral explanation, drawing, enlarged visual or fewer examples when that removes a reading/writing barrier. Keep the same reasoning goal.</w:t>
       </w:r>
     </w:p>
     <w:p>
       <w:pPr>
-        <w:pStyle w:val="Heading1"/>
-      </w:pPr>
-      <w:r>
-        <w:t>05. Assess and explain the answers</w:t>
+        <w:spacing w:line="336" w:lineRule="auto" w:after="180"/>
+      </w:pPr>
+      <w:r>
+        <w:rPr>
+          <w:b w:val="0"/>
+        </w:rPr>
+        <w:t>Stretch secure learners by changing a boundary or assumption and asking them to defend the effect, not simply by assigning more of the same questions.</w:t>
       </w:r>
     </w:p>
     <w:p>
       <w:pPr>
-        <w:pStyle w:val="Heading3"/>
-      </w:pPr>
-      <w:r>
-        <w:t>Guided and exit questions</w:t>
+        <w:pStyle w:val="Heading1"/>
+      </w:pPr>
+      <w:r>
+        <w:t>05. Assess and explain the answers</w:t>
       </w:r>
     </w:p>
     <w:p>
       <w:r>
-        <w:t>Guided: Only all-plus and all-minus have absolute mean1; others have1/3. Exact p=2/8=.25. At alpha .05 do not reject; this does not prove zero effect. Qualification: The test requires its sign-exchangeability and independence assumptions; do not apply it blindly to clustered or asymmetric differences. Exit: accept a concrete variation with its predicted outcome and a stated condition that would challenge the mechanism; reject a claim resting on unmeasured evidence.</w:t>
+        <w:t>Use the Statistical tests and assumptions questions, teacher keys and criteria after the relevant attempts. Previously discussed cases are practice; protect the separately selected independent task.</w:t>
       </w:r>
     </w:p>
     <w:p>
@@ -1557,71 +2837,228 @@
         <w:pStyle w:val="Heading3"/>
       </w:pPr>
       <w:r>
-        <w:t>W1 Explain the mechanism</w:t>
+        <w:t>Guided and exit questions</w:t>
       </w:r>
     </w:p>
     <w:p>
-      <w:r>
-        <w:t>Explain the weekly mechanism in your own words. Use the worked scenario to name its input, decision rule and output.</w:t>
+      <w:pPr>
+        <w:spacing w:line="336" w:lineRule="auto" w:after="180"/>
+      </w:pPr>
+      <w:r>
+        <w:rPr>
+          <w:b w:val="0"/>
+        </w:rPr>
+        <w:t>Guided: Only all-plus and all-minus have absolute mean1; others have1/3. Exact p=2/8=.25. At alpha .05 do not reject; this does not prove zero effect.</w:t>
       </w:r>
     </w:p>
     <w:p>
-      <w:r>
-        <w:t>Teacher explanation: A statistical test compares observed evidence with a specified null model. A p-value is not the probability that the null hypothesis is true. Toy paired sign-flip test assumes independent paired differences whose signs are exchangeable under a symmetric zero-effect null. Enumerate all2^n sign assignments, holding magnitudes fixed. Two-sided p is fraction with absolute mean at least the observed absolute mean; use inclusive ties.</w:t>
+      <w:pPr>
+        <w:spacing w:line="336" w:lineRule="auto" w:after="180"/>
+      </w:pPr>
+      <w:r>
+        <w:rPr>
+          <w:b w:val="0"/>
+        </w:rPr>
+        <w:t>Qualification: The test requires its sign-</w:t>
+      </w:r>
+      <w:r>
+        <w:rPr>
+          <w:b/>
+        </w:rPr>
+        <w:t>exchangeability</w:t>
+      </w:r>
+      <w:r>
+        <w:rPr>
+          <w:b w:val="0"/>
+        </w:rPr>
+        <w:t xml:space="preserve"> and independence assumptions; do not apply it blindly to clustered or asymmetric differences.</w:t>
       </w:r>
     </w:p>
     <w:p>
       <w:pPr>
-        <w:pStyle w:val="Heading3"/>
-      </w:pPr>
-      <w:r>
-        <w:t>W2 Trace the worked case</w:t>
+        <w:spacing w:line="336" w:lineRule="auto" w:after="180"/>
+      </w:pPr>
+      <w:r>
+        <w:rPr>
+          <w:b w:val="0"/>
+        </w:rPr>
+        <w:t xml:space="preserve">Exit: accept a concrete variation with its predicted outcome and a stated condition that would challenge the </w:t>
+      </w:r>
+      <w:r>
+        <w:rPr>
+          <w:b/>
+        </w:rPr>
+        <w:t>mechanism</w:t>
+      </w:r>
+      <w:r>
+        <w:rPr>
+          <w:b w:val="0"/>
+        </w:rPr>
+        <w:t xml:space="preserve">; reject a claim resting on unmeasured </w:t>
+      </w:r>
+      <w:r>
+        <w:rPr>
+          <w:b/>
+        </w:rPr>
+        <w:t>evidence</w:t>
+      </w:r>
+      <w:r>
+        <w:rPr>
+          <w:b w:val="0"/>
+        </w:rPr>
+        <w:t>.</w:t>
       </w:r>
     </w:p>
     <w:p>
-      <w:r>
-        <w:t>Differences1, 1, 1 have observed mean1. Enumerate8 assignments. Show the intermediate steps and give the conclusion with its scope.</w:t>
+      <w:pPr>
+        <w:pStyle w:val="Heading3"/>
+      </w:pPr>
+      <w:r>
+        <w:t>W1 Explain the mechanism</w:t>
       </w:r>
     </w:p>
     <w:p>
-      <w:r>
-        <w:t>Teacher explanation: Only all-plus and all-minus have absolute mean1; others have1/3. Exact p=2/8=.25. At alpha .05 do not reject; this does not prove zero effect.</w:t>
+      <w:pPr>
+        <w:pStyle w:val="Heading3"/>
+      </w:pPr>
+      <w:r>
+        <w:t>Workbook question · W1</w:t>
       </w:r>
     </w:p>
     <w:p>
       <w:pPr>
-        <w:pStyle w:val="Heading3"/>
-      </w:pPr>
-      <w:r>
-        <w:t>W3 Audit the limit</w:t>
+        <w:spacing w:line="336" w:lineRule="auto" w:after="180"/>
+        <w:shd w:fill="F5F1FB"/>
+      </w:pPr>
+      <w:r>
+        <w:rPr>
+          <w:b w:val="0"/>
+        </w:rPr>
+        <w:t xml:space="preserve">Explain the weekly </w:t>
+      </w:r>
+      <w:r>
+        <w:rPr>
+          <w:b/>
+        </w:rPr>
+        <w:t>mechanism</w:t>
+      </w:r>
+      <w:r>
+        <w:rPr>
+          <w:b w:val="0"/>
+        </w:rPr>
+        <w:t xml:space="preserve"> in your own words. Use the worked scenario to name its </w:t>
+      </w:r>
+      <w:r>
+        <w:rPr>
+          <w:b/>
+        </w:rPr>
+        <w:t>input</w:t>
+      </w:r>
+      <w:r>
+        <w:rPr>
+          <w:b w:val="0"/>
+        </w:rPr>
+        <w:t xml:space="preserve">, decision rule and </w:t>
+      </w:r>
+      <w:r>
+        <w:rPr>
+          <w:b/>
+        </w:rPr>
+        <w:t>output</w:t>
+      </w:r>
+      <w:r>
+        <w:rPr>
+          <w:b w:val="0"/>
+        </w:rPr>
+        <w:t>.</w:t>
       </w:r>
     </w:p>
     <w:p>
-      <w:r>
-        <w:t>A report omits this qualification: The test requires its sign-exchangeability and independence assumptions; do not apply it blindly to clustered or asymmetric differences. Explain how omitting it could change a reader's interpretation, and write an accurate replacement.</w:t>
+      <w:pPr>
+        <w:pStyle w:val="Heading3"/>
+      </w:pPr>
+      <w:r>
+        <w:t>Teacher reasoning · W1</w:t>
       </w:r>
     </w:p>
     <w:p>
-      <w:r>
-        <w:t>Teacher explanation: The test requires its sign-exchangeability and independence assumptions; do not apply it blindly to clustered or asymmetric differences. State the observed result separately from the unverified or out-of-scope claim; preserve the original evidence rather than inventing a missing fact.</w:t>
+      <w:pPr>
+        <w:spacing w:line="336" w:lineRule="auto" w:after="180"/>
+        <w:shd w:fill="F1F6FC"/>
+      </w:pPr>
+      <w:r>
+        <w:rPr>
+          <w:b w:val="0"/>
+        </w:rPr>
+        <w:t xml:space="preserve">Teacher explanation: A statistical test compares observed </w:t>
+      </w:r>
+      <w:r>
+        <w:rPr>
+          <w:b/>
+        </w:rPr>
+        <w:t>evidence</w:t>
+      </w:r>
+      <w:r>
+        <w:rPr>
+          <w:b w:val="0"/>
+        </w:rPr>
+        <w:t xml:space="preserve"> with a specified </w:t>
+      </w:r>
+      <w:r>
+        <w:rPr>
+          <w:b/>
+        </w:rPr>
+        <w:t>null model</w:t>
+      </w:r>
+      <w:r>
+        <w:rPr>
+          <w:b w:val="0"/>
+        </w:rPr>
+        <w:t xml:space="preserve">. A </w:t>
+      </w:r>
+      <w:r>
+        <w:rPr>
+          <w:b/>
+        </w:rPr>
+        <w:t>p-value</w:t>
+      </w:r>
+      <w:r>
+        <w:rPr>
+          <w:b w:val="0"/>
+        </w:rPr>
+        <w:t xml:space="preserve"> is not the probability that the null hypothesis is true.</w:t>
       </w:r>
     </w:p>
     <w:p>
       <w:pPr>
-        <w:pStyle w:val="Heading3"/>
-      </w:pPr>
-      <w:r>
-        <w:t>W4 Apply a new case independently</w:t>
+        <w:spacing w:line="336" w:lineRule="auto" w:after="180"/>
+        <w:shd w:fill="F1F6FC"/>
+      </w:pPr>
+      <w:r>
+        <w:rPr>
+          <w:b w:val="0"/>
+        </w:rPr>
+        <w:t>Toy paired sign-flip test assumes independent paired differences whose signs are exchangeable under a symmetric zero-effect null. Enumerate all2^n sign assignments, holding magnitudes fixed.</w:t>
       </w:r>
     </w:p>
     <w:p>
-      <w:r>
-        <w:t>Differences2, 2, 2 under the same null. Compute two-sided exact p and interpret.</w:t>
+      <w:pPr>
+        <w:spacing w:line="336" w:lineRule="auto" w:after="180"/>
+        <w:shd w:fill="F1F6FC"/>
+      </w:pPr>
+      <w:r>
+        <w:rPr>
+          <w:b w:val="0"/>
+        </w:rPr>
+        <w:t>Two-sided p is fraction with absolute mean at least the observed absolute mean; use inclusive ties.</w:t>
       </w:r>
     </w:p>
     <w:p>
-      <w:r>
-        <w:t>Teacher explanation: Two of eight assignments are at least as extreme, so p=.25. Magnitude alone does not overcome the three-unit test resolution.</w:t>
+      <w:pPr>
+        <w:pStyle w:val="Heading3"/>
+      </w:pPr>
+      <w:r>
+        <w:t>W2 Trace the worked case</w:t>
       </w:r>
     </w:p>
     <w:p>
@@ -1629,30 +3066,47 @@
         <w:pStyle w:val="Heading3"/>
       </w:pPr>
       <w:r>
-        <w:t>W5 Design a revealing follow-up</w:t>
+        <w:t>Workbook question · W2</w:t>
       </w:r>
     </w:p>
     <w:p>
-      <w:r>
-        <w:t>For the worked scenario, propose one additional case that could reveal a failure, describe its expected outcome before running it, and explain what would need to remain fixed for a fair comparison. Do not reuse W4 as a new final test after receiving feedback.</w:t>
+      <w:pPr>
+        <w:spacing w:line="336" w:lineRule="auto" w:after="180"/>
+        <w:shd w:fill="F5F1FB"/>
+      </w:pPr>
+      <w:r>
+        <w:rPr>
+          <w:b w:val="0"/>
+        </w:rPr>
+        <w:t>Differences1, 1, 1 have observed mean1. Enumerate8 assignments. Show the intermediate steps and give the conclusion with its scope.</w:t>
       </w:r>
     </w:p>
     <w:p>
-      <w:r>
-        <w:t>Teacher explanation: Accept a concrete variant of the worked input or a missing/conflicting/boundary condition, with an expectation derived from the declared procedure. Require preserved settings, original outputs and data roles. The test requires its sign-exchangeability and independence assumptions; do not apply it blindly to clustered or asymmetric differences. The new case should test this particular mechanism rather than merely restate the original result.</w:t>
+      <w:pPr>
+        <w:pStyle w:val="Heading3"/>
+      </w:pPr>
+      <w:r>
+        <w:t>Teacher reasoning · W2</w:t>
       </w:r>
     </w:p>
     <w:p>
       <w:pPr>
-        <w:pStyle w:val="Heading3"/>
-      </w:pPr>
-      <w:r>
-        <w:t>Independent assessment and fresh retry</w:t>
+        <w:spacing w:line="336" w:lineRule="auto" w:after="180"/>
+        <w:shd w:fill="F1F6FC"/>
+      </w:pPr>
+      <w:r>
+        <w:rPr>
+          <w:b w:val="0"/>
+        </w:rPr>
+        <w:t>Teacher explanation: Only all-plus and all-minus have absolute mean1; others have1/3. Exact p=2/8=.25. At alpha .05 do not reject; this does not prove zero effect.</w:t>
       </w:r>
     </w:p>
     <w:p>
-      <w:r>
-        <w:t>W4: Two of eight assignments are at least as extreme, so p=.25. Magnitude alone does not overcome the three-unit test resolution. Require intermediate reasoning and the stated scope. Fresh retry: Differences1, 1, 1, 1; enumerate16 sign assignments. Expected reasoning: Only two attain absolute mean1, p=2/16=.125; do not reject at .05. If students need support, record it and reassess with another new case rather than awarding independence to a copied answer.</w:t>
+      <w:pPr>
+        <w:pStyle w:val="Heading3"/>
+      </w:pPr>
+      <w:r>
+        <w:t>W3 Audit the limit</w:t>
       </w:r>
     </w:p>
     <w:p>
@@ -1660,24 +3114,386 @@
         <w:pStyle w:val="Heading3"/>
       </w:pPr>
       <w:r>
-        <w:t>Assess independent transfer</w:t>
+        <w:t>Workbook question · W3</w:t>
       </w:r>
     </w:p>
     <w:p>
-      <w:r>
-        <w:t>Selected case: Differences2, 2, 2 under the same null. Compute two-sided exact p and interpret.</w:t>
+      <w:pPr>
+        <w:spacing w:line="336" w:lineRule="auto" w:after="180"/>
+        <w:shd w:fill="F5F1FB"/>
+      </w:pPr>
+      <w:r>
+        <w:rPr>
+          <w:b w:val="0"/>
+        </w:rPr>
+        <w:t>A report omits this qualification: The test requires its sign-</w:t>
+      </w:r>
+      <w:r>
+        <w:rPr>
+          <w:b/>
+        </w:rPr>
+        <w:t>exchangeability</w:t>
+      </w:r>
+      <w:r>
+        <w:rPr>
+          <w:b w:val="0"/>
+        </w:rPr>
+        <w:t xml:space="preserve"> and independence assumptions; do not apply it blindly to clustered or asymmetric differences.</w:t>
       </w:r>
     </w:p>
     <w:p>
       <w:pPr>
-        <w:pStyle w:val="Heading3"/>
-      </w:pPr>
-      <w:r>
-        <w:t>Selected case answer</w:t>
+        <w:spacing w:line="336" w:lineRule="auto" w:after="180"/>
+        <w:shd w:fill="F5F1FB"/>
+      </w:pPr>
+      <w:r>
+        <w:rPr>
+          <w:b w:val="0"/>
+        </w:rPr>
+        <w:t>Explain how omitting it could change a reader's interpretation, and write an accurate replacement.</w:t>
       </w:r>
     </w:p>
     <w:p>
-      <w:r>
+      <w:pPr>
+        <w:pStyle w:val="Heading3"/>
+      </w:pPr>
+      <w:r>
+        <w:t>Teacher reasoning · W3</w:t>
+      </w:r>
+    </w:p>
+    <w:p>
+      <w:pPr>
+        <w:spacing w:line="336" w:lineRule="auto" w:after="180"/>
+        <w:shd w:fill="F1F6FC"/>
+      </w:pPr>
+      <w:r>
+        <w:rPr>
+          <w:b w:val="0"/>
+        </w:rPr>
+        <w:t>Teacher explanation: The test requires its sign-</w:t>
+      </w:r>
+      <w:r>
+        <w:rPr>
+          <w:b/>
+        </w:rPr>
+        <w:t>exchangeability</w:t>
+      </w:r>
+      <w:r>
+        <w:rPr>
+          <w:b w:val="0"/>
+        </w:rPr>
+        <w:t xml:space="preserve"> and independence assumptions; do not apply it blindly to clustered or asymmetric differences.</w:t>
+      </w:r>
+    </w:p>
+    <w:p>
+      <w:pPr>
+        <w:spacing w:line="336" w:lineRule="auto" w:after="180"/>
+        <w:shd w:fill="F1F6FC"/>
+      </w:pPr>
+      <w:r>
+        <w:rPr>
+          <w:b w:val="0"/>
+        </w:rPr>
+        <w:t xml:space="preserve">State the observed result separately from the unverified or out-of-scope claim; preserve the original </w:t>
+      </w:r>
+      <w:r>
+        <w:rPr>
+          <w:b/>
+        </w:rPr>
+        <w:t>evidence</w:t>
+      </w:r>
+      <w:r>
+        <w:rPr>
+          <w:b w:val="0"/>
+        </w:rPr>
+        <w:t xml:space="preserve"> rather than inventing a missing fact.</w:t>
+      </w:r>
+    </w:p>
+    <w:p>
+      <w:pPr>
+        <w:pStyle w:val="Heading3"/>
+      </w:pPr>
+      <w:r>
+        <w:t>W4 Apply a new case independently</w:t>
+      </w:r>
+    </w:p>
+    <w:p>
+      <w:pPr>
+        <w:pStyle w:val="Heading3"/>
+      </w:pPr>
+      <w:r>
+        <w:t>Workbook question · W4</w:t>
+      </w:r>
+    </w:p>
+    <w:p>
+      <w:pPr>
+        <w:spacing w:line="336" w:lineRule="auto" w:after="180"/>
+        <w:shd w:fill="F5F1FB"/>
+      </w:pPr>
+      <w:r>
+        <w:rPr>
+          <w:b w:val="0"/>
+        </w:rPr>
+        <w:t>Differences2, 2, 2 under the same null. Compute two-sided exact p and interpret.</w:t>
+      </w:r>
+    </w:p>
+    <w:p>
+      <w:pPr>
+        <w:pStyle w:val="Heading3"/>
+      </w:pPr>
+      <w:r>
+        <w:t>Teacher reasoning · W4</w:t>
+      </w:r>
+    </w:p>
+    <w:p>
+      <w:pPr>
+        <w:spacing w:line="336" w:lineRule="auto" w:after="180"/>
+        <w:shd w:fill="F1F6FC"/>
+      </w:pPr>
+      <w:r>
+        <w:rPr>
+          <w:b w:val="0"/>
+        </w:rPr>
+        <w:t>Teacher explanation: Two of eight assignments are at least as extreme, so p=.25. Magnitude alone does not overcome the three-unit test resolution.</w:t>
+      </w:r>
+    </w:p>
+    <w:p>
+      <w:pPr>
+        <w:pStyle w:val="Heading3"/>
+      </w:pPr>
+      <w:r>
+        <w:t>W5 Design a revealing follow-up</w:t>
+      </w:r>
+    </w:p>
+    <w:p>
+      <w:pPr>
+        <w:pStyle w:val="Heading3"/>
+      </w:pPr>
+      <w:r>
+        <w:t>Workbook question · W5</w:t>
+      </w:r>
+    </w:p>
+    <w:p>
+      <w:pPr>
+        <w:spacing w:line="336" w:lineRule="auto" w:after="180"/>
+        <w:shd w:fill="F5F1FB"/>
+      </w:pPr>
+      <w:r>
+        <w:rPr>
+          <w:b w:val="0"/>
+        </w:rPr>
+        <w:t>For the worked scenario, propose one additional case that could reveal a failure, describe its expected outcome before running it, and explain what would need to remain fixed for a fair comparison.</w:t>
+      </w:r>
+    </w:p>
+    <w:p>
+      <w:pPr>
+        <w:spacing w:line="336" w:lineRule="auto" w:after="180"/>
+        <w:shd w:fill="F5F1FB"/>
+      </w:pPr>
+      <w:r>
+        <w:rPr>
+          <w:b w:val="0"/>
+        </w:rPr>
+        <w:t>Do not reuse W4 as a new final test after receiving feedback.</w:t>
+      </w:r>
+    </w:p>
+    <w:p>
+      <w:pPr>
+        <w:pStyle w:val="Heading3"/>
+      </w:pPr>
+      <w:r>
+        <w:t>Teacher reasoning · W5</w:t>
+      </w:r>
+    </w:p>
+    <w:p>
+      <w:pPr>
+        <w:spacing w:line="336" w:lineRule="auto" w:after="180"/>
+        <w:shd w:fill="F1F6FC"/>
+      </w:pPr>
+      <w:r>
+        <w:rPr>
+          <w:b w:val="0"/>
+        </w:rPr>
+        <w:t xml:space="preserve">Teacher explanation: Accept a concrete variant of the worked </w:t>
+      </w:r>
+      <w:r>
+        <w:rPr>
+          <w:b/>
+        </w:rPr>
+        <w:t>input</w:t>
+      </w:r>
+      <w:r>
+        <w:rPr>
+          <w:b w:val="0"/>
+        </w:rPr>
+        <w:t xml:space="preserve"> or a missing/conflicting/boundary condition, with an expectation derived from the declared procedure.</w:t>
+      </w:r>
+    </w:p>
+    <w:p>
+      <w:pPr>
+        <w:spacing w:line="336" w:lineRule="auto" w:after="180"/>
+        <w:shd w:fill="F1F6FC"/>
+      </w:pPr>
+      <w:r>
+        <w:rPr>
+          <w:b w:val="0"/>
+        </w:rPr>
+        <w:t xml:space="preserve">Require preserved settings, original </w:t>
+      </w:r>
+      <w:r>
+        <w:rPr>
+          <w:b/>
+        </w:rPr>
+        <w:t>output</w:t>
+      </w:r>
+      <w:r>
+        <w:rPr>
+          <w:b w:val="0"/>
+        </w:rPr>
+        <w:t>s and data roles. The test requires its sign-</w:t>
+      </w:r>
+      <w:r>
+        <w:rPr>
+          <w:b/>
+        </w:rPr>
+        <w:t>exchangeability</w:t>
+      </w:r>
+      <w:r>
+        <w:rPr>
+          <w:b w:val="0"/>
+        </w:rPr>
+        <w:t xml:space="preserve"> and independence assumptions; do not apply it blindly to clustered or asymmetric differences.</w:t>
+      </w:r>
+    </w:p>
+    <w:p>
+      <w:pPr>
+        <w:spacing w:line="336" w:lineRule="auto" w:after="180"/>
+        <w:shd w:fill="F1F6FC"/>
+      </w:pPr>
+      <w:r>
+        <w:rPr>
+          <w:b w:val="0"/>
+        </w:rPr>
+        <w:t xml:space="preserve">The new case should test this particular </w:t>
+      </w:r>
+      <w:r>
+        <w:rPr>
+          <w:b/>
+        </w:rPr>
+        <w:t>mechanism</w:t>
+      </w:r>
+      <w:r>
+        <w:rPr>
+          <w:b w:val="0"/>
+        </w:rPr>
+        <w:t xml:space="preserve"> rather than merely restate the original result.</w:t>
+      </w:r>
+    </w:p>
+    <w:p>
+      <w:pPr>
+        <w:pStyle w:val="Heading3"/>
+      </w:pPr>
+      <w:r>
+        <w:t>Independent assessment and fresh retry</w:t>
+      </w:r>
+    </w:p>
+    <w:p>
+      <w:pPr>
+        <w:pStyle w:val="Heading3"/>
+      </w:pPr>
+      <w:r>
+        <w:t>Teacher key · Independent assessment and fresh retry</w:t>
+      </w:r>
+    </w:p>
+    <w:p>
+      <w:pPr>
+        <w:spacing w:line="336" w:lineRule="auto" w:after="180"/>
+        <w:shd w:fill="F1F6FC"/>
+      </w:pPr>
+      <w:r>
+        <w:rPr>
+          <w:b w:val="0"/>
+        </w:rPr>
+        <w:t>W4: Two of eight assignments are at least as extreme, so p=.25. Magnitude alone does not overcome the three-unit test resolution. Require intermediate reasoning and the stated scope.</w:t>
+      </w:r>
+    </w:p>
+    <w:p>
+      <w:pPr>
+        <w:spacing w:line="336" w:lineRule="auto" w:after="180"/>
+        <w:shd w:fill="F1F6FC"/>
+      </w:pPr>
+      <w:r>
+        <w:rPr>
+          <w:b w:val="0"/>
+        </w:rPr>
+        <w:t>Fresh retry: Differences1, 1, 1, 1; enumerate16 sign assignments. Expected reasoning: Only two attain absolute mean1, p=2/16=.125; do not reject at .05.</w:t>
+      </w:r>
+    </w:p>
+    <w:p>
+      <w:pPr>
+        <w:spacing w:line="336" w:lineRule="auto" w:after="180"/>
+        <w:shd w:fill="F1F6FC"/>
+      </w:pPr>
+      <w:r>
+        <w:rPr>
+          <w:b w:val="0"/>
+        </w:rPr>
+        <w:t>If students need support, record it and reassess with another new case rather than awarding independence to a copied answer.</w:t>
+      </w:r>
+    </w:p>
+    <w:p>
+      <w:pPr>
+        <w:pStyle w:val="Heading3"/>
+      </w:pPr>
+      <w:r>
+        <w:t>Assess independent transfer</w:t>
+      </w:r>
+    </w:p>
+    <w:p>
+      <w:pPr>
+        <w:pStyle w:val="Heading3"/>
+      </w:pPr>
+      <w:r>
+        <w:t>Independent question · withhold the key</w:t>
+      </w:r>
+    </w:p>
+    <w:p>
+      <w:pPr>
+        <w:spacing w:line="336" w:lineRule="auto" w:after="180"/>
+        <w:shd w:fill="F5F1FB"/>
+      </w:pPr>
+      <w:r>
+        <w:rPr>
+          <w:b w:val="0"/>
+        </w:rPr>
+        <w:t>Selected case: Differences2, 2, 2 under the same null. Compute two-sided exact p and interpret.</w:t>
+      </w:r>
+    </w:p>
+    <w:p>
+      <w:pPr>
+        <w:pStyle w:val="Heading3"/>
+      </w:pPr>
+      <w:r>
+        <w:t>Selected case answer</w:t>
+      </w:r>
+    </w:p>
+    <w:p>
+      <w:pPr>
+        <w:pStyle w:val="Heading3"/>
+      </w:pPr>
+      <w:r>
+        <w:t>Teacher key · Selected case answer</w:t>
+      </w:r>
+    </w:p>
+    <w:p>
+      <w:pPr>
+        <w:spacing w:line="336" w:lineRule="auto" w:after="180"/>
+        <w:shd w:fill="F1F6FC"/>
+      </w:pPr>
+      <w:r>
+        <w:rPr>
+          <w:b w:val="0"/>
+        </w:rPr>
         <w:t>Teacher explanation: Two of eight assignments are at least as extreme, so p=.25. Magnitude alone does not overcome the three-unit test resolution.</w:t>
       </w:r>
     </w:p>
@@ -1784,67 +3600,281 @@
       </w:tr>
     </w:tbl>
     <w:p>
-      <w:r>
-        <w:t>Record each dimension as not yet, with support, or independent. Accept a valid alternative procedure with a defensible trace. Do not penalise an honestly recorded model failure if the learner correctly explains its evidence and limits.</w:t>
+      <w:pPr>
+        <w:pStyle w:val="Heading3"/>
+      </w:pPr>
+      <w:r>
+        <w:t>Teacher key · Selected case answer</w:t>
       </w:r>
     </w:p>
     <w:p>
       <w:pPr>
-        <w:pStyle w:val="Heading3"/>
-      </w:pPr>
-      <w:r>
-        <w:t>Feedback that the learner uses</w:t>
+        <w:spacing w:line="336" w:lineRule="auto" w:after="180"/>
+        <w:shd w:fill="F1F6FC"/>
+      </w:pPr>
+      <w:r>
+        <w:rPr>
+          <w:b w:val="0"/>
+        </w:rPr>
+        <w:t>Record each dimension as not yet, with support, or independent. Accept a valid alternative procedure with a defensible trace.</w:t>
       </w:r>
     </w:p>
     <w:p>
-      <w:r>
-        <w:t>Name the earliest unsupported step and give one action to repair it. Have the learner make that repair now and explain why. Then assess the relevant skill on a fresh, fully specified case. Confirm it was not previously practised with feedback; solve and check the new case before assigning it. A follow-up design prompt is a starting brief, not automatically an equivalent test.</w:t>
+      <w:pPr>
+        <w:spacing w:line="336" w:lineRule="auto" w:after="180"/>
+        <w:shd w:fill="F1F6FC"/>
+      </w:pPr>
+      <w:r>
+        <w:rPr>
+          <w:b w:val="0"/>
+        </w:rPr>
+        <w:t xml:space="preserve">Do not penalise an honestly recorded model failure if the learner correctly explains its </w:t>
+      </w:r>
+      <w:r>
+        <w:rPr>
+          <w:b/>
+        </w:rPr>
+        <w:t>evidence</w:t>
+      </w:r>
+      <w:r>
+        <w:rPr>
+          <w:b w:val="0"/>
+        </w:rPr>
+        <w:t xml:space="preserve"> and limits.</w:t>
       </w:r>
     </w:p>
     <w:p>
       <w:pPr>
-        <w:pStyle w:val="Heading1"/>
-      </w:pPr>
-      <w:r>
-        <w:t>06. Connect the project, support and next lesson</w:t>
+        <w:pStyle w:val="Heading3"/>
+      </w:pPr>
+      <w:r>
+        <w:t>Feedback that the learner uses</w:t>
       </w:r>
     </w:p>
     <w:p>
-      <w:r>
-        <w:t>Add a labelled statistical tests and assumptions evidence sheet to Reproducible AI Research Study. Show how you can explain the mechanism and terminology of statistical tests and assumptions. Use the supplied fictional case and keep its inputs, intermediate steps, calculation or prediction, and limitation. Connect this record to last week’s record; a matching answer without a trace is insufficient.</w:t>
+      <w:pPr>
+        <w:spacing w:line="336" w:lineRule="auto" w:after="180"/>
+      </w:pPr>
+      <w:r>
+        <w:rPr>
+          <w:b w:val="0"/>
+        </w:rPr>
+        <w:t>Name the earliest unsupported step and give one action to repair it. Have the learner make that repair now and explain why. Then assess the relevant skill on a fresh, fully specified case.</w:t>
       </w:r>
     </w:p>
     <w:p>
-      <w:r>
-        <w:t>Provide an input/procedure/result/limit frame and a calculator when needed. Ask students to identify the first step before completing the whole trace. Extension: compare two concrete variants of this mechanism while holding unrelated conditions fixed; report both successful and unsuccessful outcomes.</w:t>
+      <w:pPr>
+        <w:spacing w:line="336" w:lineRule="auto" w:after="180"/>
+      </w:pPr>
+      <w:r>
+        <w:rPr>
+          <w:b w:val="0"/>
+        </w:rPr>
+        <w:t>Confirm it was not previously practised with feedback; solve and check the new case before assigning it. A follow-up design prompt is a starting brief, not automatically an equivalent test.</w:t>
       </w:r>
     </w:p>
     <w:p>
-      <w:r>
-        <w:t>Next connection: Multiple comparisons. Preserve the current case record and retrieve its evidence boundary before moving on.</w:t>
+      <w:pPr>
+        <w:pStyle w:val="Heading1"/>
+      </w:pPr>
+      <w:r>
+        <w:t>06. Connect the project, support and next lesson</w:t>
       </w:r>
     </w:p>
     <w:p>
       <w:r>
-        <w:t>Retain the project ledger and assess a changed case after support. Check the relevant prerequisite before carrying this component forward.</w:t>
+        <w:t>Connect Statistical tests and assumptions to Reproducible AI Research Study, adapt support and plan a later changed-case check.</w:t>
       </w:r>
     </w:p>
     <w:p>
       <w:pPr>
-        <w:pStyle w:val="Heading3"/>
-      </w:pPr>
-      <w:r>
-        <w:t>Plan the delayed return</w:t>
+        <w:spacing w:line="336" w:lineRule="auto" w:after="180"/>
+      </w:pPr>
+      <w:r>
+        <w:rPr>
+          <w:b w:val="0"/>
+        </w:rPr>
+        <w:t xml:space="preserve">Add a labelled statistical tests and assumptions </w:t>
+      </w:r>
+      <w:r>
+        <w:rPr>
+          <w:b/>
+        </w:rPr>
+        <w:t>evidence</w:t>
+      </w:r>
+      <w:r>
+        <w:rPr>
+          <w:b w:val="0"/>
+        </w:rPr>
+        <w:t xml:space="preserve"> sheet to Reproducible AI Research Study. Show how you can explain the </w:t>
+      </w:r>
+      <w:r>
+        <w:rPr>
+          <w:b/>
+        </w:rPr>
+        <w:t>mechanism</w:t>
+      </w:r>
+      <w:r>
+        <w:rPr>
+          <w:b w:val="0"/>
+        </w:rPr>
+        <w:t xml:space="preserve"> and terminology of statistical tests and assumptions.</w:t>
       </w:r>
     </w:p>
     <w:p>
-      <w:r>
-        <w:t>Suggested return points in this level: ai-7/15, ai-7/17, ai-7/20. Use actual classroom dates, adjusting for holidays and gaps. One, three and six teaching weeks are scheduling choices, not a claimed optimal spacing.</w:t>
+      <w:pPr>
+        <w:spacing w:line="336" w:lineRule="auto" w:after="180"/>
+      </w:pPr>
+      <w:r>
+        <w:rPr>
+          <w:b w:val="0"/>
+        </w:rPr>
+        <w:t xml:space="preserve">Use the supplied fictional case and keep its </w:t>
+      </w:r>
+      <w:r>
+        <w:rPr>
+          <w:b/>
+        </w:rPr>
+        <w:t>input</w:t>
+      </w:r>
+      <w:r>
+        <w:rPr>
+          <w:b w:val="0"/>
+        </w:rPr>
+        <w:t xml:space="preserve">s, intermediate steps, calculation or </w:t>
+      </w:r>
+      <w:r>
+        <w:rPr>
+          <w:b/>
+        </w:rPr>
+        <w:t>prediction</w:t>
+      </w:r>
+      <w:r>
+        <w:rPr>
+          <w:b w:val="0"/>
+        </w:rPr>
+        <w:t>, and limitation. Connect this record to last week’s record; a matching answer without a trace is insufficient.</w:t>
       </w:r>
     </w:p>
     <w:p>
-      <w:r>
-        <w:t>At a delayed check, ask for the idea from memory and a changed application. Compare with the earlier independent response and record support used. For a new level, revisit the previous capstone before checking the new prerequisites.</w:t>
+      <w:pPr>
+        <w:spacing w:line="336" w:lineRule="auto" w:after="180"/>
+      </w:pPr>
+      <w:r>
+        <w:rPr>
+          <w:b w:val="0"/>
+        </w:rPr>
+        <w:t xml:space="preserve">Provide an </w:t>
+      </w:r>
+      <w:r>
+        <w:rPr>
+          <w:b/>
+        </w:rPr>
+        <w:t>input</w:t>
+      </w:r>
+      <w:r>
+        <w:rPr>
+          <w:b w:val="0"/>
+        </w:rPr>
+        <w:t>/procedure/result/limit frame and a calculator when needed. Ask students to identify the first step before completing the whole trace.</w:t>
+      </w:r>
+    </w:p>
+    <w:p>
+      <w:pPr>
+        <w:spacing w:line="336" w:lineRule="auto" w:after="180"/>
+      </w:pPr>
+      <w:r>
+        <w:rPr>
+          <w:b w:val="0"/>
+        </w:rPr>
+        <w:t xml:space="preserve">Extension: compare two concrete variants of this </w:t>
+      </w:r>
+      <w:r>
+        <w:rPr>
+          <w:b/>
+        </w:rPr>
+        <w:t>mechanism</w:t>
+      </w:r>
+      <w:r>
+        <w:rPr>
+          <w:b w:val="0"/>
+        </w:rPr>
+        <w:t xml:space="preserve"> while holding unrelated conditions fixed; report both successful and unsuccessful outcomes.</w:t>
+      </w:r>
+    </w:p>
+    <w:p>
+      <w:pPr>
+        <w:spacing w:line="336" w:lineRule="auto" w:after="180"/>
+      </w:pPr>
+      <w:r>
+        <w:rPr>
+          <w:b w:val="0"/>
+        </w:rPr>
+        <w:t xml:space="preserve">Next connection: Multiple comparisons. Preserve the current case record and retrieve its </w:t>
+      </w:r>
+      <w:r>
+        <w:rPr>
+          <w:b/>
+        </w:rPr>
+        <w:t>evidence</w:t>
+      </w:r>
+      <w:r>
+        <w:rPr>
+          <w:b w:val="0"/>
+        </w:rPr>
+        <w:t xml:space="preserve"> boundary before moving on.</w:t>
+      </w:r>
+    </w:p>
+    <w:p>
+      <w:pPr>
+        <w:spacing w:line="336" w:lineRule="auto" w:after="180"/>
+      </w:pPr>
+      <w:r>
+        <w:rPr>
+          <w:b w:val="0"/>
+        </w:rPr>
+        <w:t>Retain the project ledger and assess a changed case after support. Check the relevant prerequisite before carrying this component forward.</w:t>
+      </w:r>
+    </w:p>
+    <w:p>
+      <w:pPr>
+        <w:pStyle w:val="Heading3"/>
+      </w:pPr>
+      <w:r>
+        <w:t>Plan the delayed return</w:t>
+      </w:r>
+    </w:p>
+    <w:p>
+      <w:pPr>
+        <w:spacing w:line="336" w:lineRule="auto" w:after="180"/>
+      </w:pPr>
+      <w:r>
+        <w:rPr>
+          <w:b w:val="0"/>
+        </w:rPr>
+        <w:t>Suggested return points in this level: ai-7/15, ai-7/17, ai-7/20. Use actual classroom dates, adjusting for holidays and gaps. One, three and six teaching weeks are scheduling choices, not a claimed optimal spacing.</w:t>
+      </w:r>
+    </w:p>
+    <w:p>
+      <w:pPr>
+        <w:spacing w:line="336" w:lineRule="auto" w:after="180"/>
+      </w:pPr>
+      <w:r>
+        <w:rPr>
+          <w:b w:val="0"/>
+        </w:rPr>
+        <w:t>At a delayed check, ask for the idea from memory and a changed application. Compare with the earlier independent response and record support used.</w:t>
+      </w:r>
+    </w:p>
+    <w:p>
+      <w:pPr>
+        <w:spacing w:line="336" w:lineRule="auto" w:after="180"/>
+      </w:pPr>
+      <w:r>
+        <w:rPr>
+          <w:b w:val="0"/>
+        </w:rPr>
+        <w:t>For a new level, revisit the previous capstone before checking the new prerequisites.</w:t>
       </w:r>
     </w:p>
     <w:tbl>
@@ -2004,8 +4034,26 @@
       </w:tr>
     </w:tbl>
     <w:p>
-      <w:r>
-        <w:t>Use the evidence to choose reteaching or the next step. A completed page, confidence rating or attractive project does not by itself demonstrate understanding.</w:t>
+      <w:pPr>
+        <w:spacing w:line="336" w:lineRule="auto" w:after="180"/>
+      </w:pPr>
+      <w:r>
+        <w:rPr>
+          <w:b w:val="0"/>
+        </w:rPr>
+        <w:t xml:space="preserve">Use the </w:t>
+      </w:r>
+      <w:r>
+        <w:rPr>
+          <w:b/>
+        </w:rPr>
+        <w:t>evidence</w:t>
+      </w:r>
+      <w:r>
+        <w:rPr>
+          <w:b w:val="0"/>
+        </w:rPr>
+        <w:t xml:space="preserve"> to choose reteaching or the next step. A completed page, confidence rating or attractive project does not by itself demonstrate understanding.</w:t>
       </w:r>
     </w:p>
     <w:p>
@@ -2017,7 +4065,13 @@
       </w:r>
     </w:p>
     <w:p>
-      <w:r>
+      <w:pPr>
+        <w:spacing w:line="336" w:lineRule="auto" w:after="180"/>
+      </w:pPr>
+      <w:r>
+        <w:rPr>
+          <w:b w:val="0"/>
+        </w:rPr>
         <w:t>For the Reproducible AI Research Study, save paired differences, the null assumptions, all eight sign arrangements and the decision rule.</w:t>
       </w:r>
     </w:p>
@@ -2031,12 +4085,62 @@
     </w:p>
     <w:p>
       <w:r>
-        <w:t>Teaching target: Explain the mechanism and terminology of statistical tests and assumptions</w:t>
+        <w:t>Use this preparation summary alongside the detailed Statistical tests and assumptions lesson; it is a checklist rather than a replacement for the full sequence.</w:t>
       </w:r>
     </w:p>
     <w:p>
-      <w:r>
-        <w:t>Prepare the labelled worked-case picture, the matching workbook, fictional input cards and a place for individual responses. Check a local Python 3 environment before class; have a paper-trace version ready.</w:t>
+      <w:pPr>
+        <w:pStyle w:val="Heading3"/>
+      </w:pPr>
+      <w:r>
+        <w:t>Teaching target</w:t>
+      </w:r>
+    </w:p>
+    <w:p>
+      <w:pPr>
+        <w:spacing w:line="336" w:lineRule="auto" w:after="180"/>
+        <w:shd w:fill="EDF7F3"/>
+      </w:pPr>
+      <w:r>
+        <w:rPr>
+          <w:b w:val="0"/>
+        </w:rPr>
+        <w:t xml:space="preserve">Teaching target: Explain the </w:t>
+      </w:r>
+      <w:r>
+        <w:rPr>
+          <w:b/>
+        </w:rPr>
+        <w:t>mechanism</w:t>
+      </w:r>
+      <w:r>
+        <w:rPr>
+          <w:b w:val="0"/>
+        </w:rPr>
+        <w:t xml:space="preserve"> and terminology of statistical tests and assumptions</w:t>
+      </w:r>
+    </w:p>
+    <w:p>
+      <w:pPr>
+        <w:spacing w:line="336" w:lineRule="auto" w:after="180"/>
+      </w:pPr>
+      <w:r>
+        <w:rPr>
+          <w:b w:val="0"/>
+        </w:rPr>
+        <w:t xml:space="preserve">Prepare the labelled worked-case picture, the matching workbook, fictional </w:t>
+      </w:r>
+      <w:r>
+        <w:rPr>
+          <w:b/>
+        </w:rPr>
+        <w:t>input</w:t>
+      </w:r>
+      <w:r>
+        <w:rPr>
+          <w:b w:val="0"/>
+        </w:rPr>
+        <w:t xml:space="preserve"> cards and a place for individual responses. Check a local Python 3 environment before class; have a paper-trace version ready.</w:t>
       </w:r>
     </w:p>
     <w:tbl>
@@ -2183,37 +4287,183 @@
       </w:tr>
     </w:tbl>
     <w:p>
-      <w:r>
+      <w:pPr>
+        <w:spacing w:line="336" w:lineRule="auto" w:after="180"/>
+      </w:pPr>
+      <w:r>
+        <w:rPr>
+          <w:b w:val="0"/>
+        </w:rPr>
         <w:t>Before class, solve the supported practice: Differences1, 1, 1 have observed mean1. Enumerate8 assignments. Show the intermediate steps and give the conclusion with its scope.</w:t>
       </w:r>
     </w:p>
     <w:p>
-      <w:r>
-        <w:t>Reasoned practice answer: Teacher explanation: Only all-plus and all-minus have absolute mean1; others have1/3. Exact p=2/8=.25. At alpha .05 do not reject; this does not prove zero effect.</w:t>
+      <w:pPr>
+        <w:pStyle w:val="Heading3"/>
+      </w:pPr>
+      <w:r>
+        <w:t>Supported practice answer</w:t>
       </w:r>
     </w:p>
     <w:p>
-      <w:r>
-        <w:t>Check every learner before discussion: Use the worked case for Statistical tests and assumptions. Proposed explanation: “The worked result establishes every future case”. Decide whether this explanation is supported. Point to the step or supplied fact that decides; explain your repair if needed.</w:t>
+      <w:pPr>
+        <w:spacing w:line="336" w:lineRule="auto" w:after="180"/>
+        <w:shd w:fill="F1F6FC"/>
+      </w:pPr>
+      <w:r>
+        <w:rPr>
+          <w:b w:val="0"/>
+        </w:rPr>
+        <w:t>Reasoned practice answer: Teacher explanation: Only all-plus and all-minus have absolute mean1; others have1/3. Exact p=2/8=.25. At alpha .05 do not reject; this does not prove zero effect.</w:t>
       </w:r>
     </w:p>
     <w:p>
-      <w:r>
-        <w:t>Misconception repair: The test requires its sign-exchangeability and independence assumptions; do not apply it blindly to clustered or asymmetric differences.</w:t>
+      <w:pPr>
+        <w:spacing w:line="336" w:lineRule="auto" w:after="180"/>
+      </w:pPr>
+      <w:r>
+        <w:rPr>
+          <w:b w:val="0"/>
+        </w:rPr>
+        <w:t>Check every learner before discussion: Use the worked case for Statistical tests and assumptions. Proposed explanation: “The worked result establishes every future case”. Decide whether this explanation is supported.</w:t>
       </w:r>
     </w:p>
     <w:p>
-      <w:r>
-        <w:t>Support: read the exact case aloud, enlarge the labelled picture, supply input cards and model only the first deciding step. Accept a spoken explanation or drawing; retain the reasoning goal.</w:t>
+      <w:pPr>
+        <w:spacing w:line="336" w:lineRule="auto" w:after="180"/>
+      </w:pPr>
+      <w:r>
+        <w:rPr>
+          <w:b w:val="0"/>
+        </w:rPr>
+        <w:t>Point to the step or supplied fact that decides; explain your repair if needed.</w:t>
       </w:r>
     </w:p>
     <w:p>
-      <w:r>
-        <w:t>Extension: Break the task pairing and use unrelated A and B measurements. Require a prediction and a reason before comparing. Expected result: This paired sign-flip calculation is no longer justified by the stated design. Reason: Its differences must come from the same task, with the declared independent sign-symmetry assumptions.</w:t>
+      <w:pPr>
+        <w:pStyle w:val="Heading3"/>
+      </w:pPr>
+      <w:r>
+        <w:t>Repair the misconception</w:t>
       </w:r>
     </w:p>
     <w:p>
-      <w:r>
+      <w:pPr>
+        <w:spacing w:line="336" w:lineRule="auto" w:after="180"/>
+        <w:shd w:fill="FFF5E6"/>
+      </w:pPr>
+      <w:r>
+        <w:rPr>
+          <w:b w:val="0"/>
+        </w:rPr>
+        <w:t>Misconception repair: The test requires its sign-</w:t>
+      </w:r>
+      <w:r>
+        <w:rPr>
+          <w:b/>
+        </w:rPr>
+        <w:t>exchangeability</w:t>
+      </w:r>
+      <w:r>
+        <w:rPr>
+          <w:b w:val="0"/>
+        </w:rPr>
+        <w:t xml:space="preserve"> and independence assumptions; do not apply it blindly to clustered or asymmetric differences.</w:t>
+      </w:r>
+    </w:p>
+    <w:p>
+      <w:pPr>
+        <w:pStyle w:val="Heading3"/>
+      </w:pPr>
+      <w:r>
+        <w:t>Support without giving away the answer</w:t>
+      </w:r>
+    </w:p>
+    <w:p>
+      <w:pPr>
+        <w:spacing w:line="336" w:lineRule="auto" w:after="180"/>
+        <w:shd w:fill="F1F6F8"/>
+      </w:pPr>
+      <w:r>
+        <w:rPr>
+          <w:b w:val="0"/>
+        </w:rPr>
+        <w:t xml:space="preserve">Support: read the exact case aloud, enlarge the labelled picture, supply </w:t>
+      </w:r>
+      <w:r>
+        <w:rPr>
+          <w:b/>
+        </w:rPr>
+        <w:t>input</w:t>
+      </w:r>
+      <w:r>
+        <w:rPr>
+          <w:b w:val="0"/>
+        </w:rPr>
+        <w:t xml:space="preserve"> cards and model only the first deciding step. Accept a spoken explanation or drawing; retain the reasoning goal.</w:t>
+      </w:r>
+    </w:p>
+    <w:p>
+      <w:pPr>
+        <w:pStyle w:val="Heading3"/>
+      </w:pPr>
+      <w:r>
+        <w:t>Extend the reasoning</w:t>
+      </w:r>
+    </w:p>
+    <w:p>
+      <w:pPr>
+        <w:spacing w:line="336" w:lineRule="auto" w:after="180"/>
+        <w:shd w:fill="F5F1FB"/>
+      </w:pPr>
+      <w:r>
+        <w:rPr>
+          <w:b w:val="0"/>
+        </w:rPr>
+        <w:t xml:space="preserve">Extension: Break the task pairing and use unrelated A and B measurements. Require a </w:t>
+      </w:r>
+      <w:r>
+        <w:rPr>
+          <w:b/>
+        </w:rPr>
+        <w:t>prediction</w:t>
+      </w:r>
+      <w:r>
+        <w:rPr>
+          <w:b w:val="0"/>
+        </w:rPr>
+        <w:t xml:space="preserve"> and a reason before comparing. Expected result: This paired sign-flip calculation is no longer justified by the stated design.</w:t>
+      </w:r>
+    </w:p>
+    <w:p>
+      <w:pPr>
+        <w:spacing w:line="336" w:lineRule="auto" w:after="180"/>
+        <w:shd w:fill="F5F1FB"/>
+      </w:pPr>
+      <w:r>
+        <w:rPr>
+          <w:b w:val="0"/>
+        </w:rPr>
+        <w:t>Reason: Its differences must come from the same task, with the declared independent sign-symmetry assumptions.</w:t>
+      </w:r>
+    </w:p>
+    <w:p>
+      <w:pPr>
+        <w:pStyle w:val="Heading3"/>
+      </w:pPr>
+      <w:r>
+        <w:t>Protect the independent attempt</w:t>
+      </w:r>
+    </w:p>
+    <w:p>
+      <w:pPr>
+        <w:spacing w:line="336" w:lineRule="auto" w:after="180"/>
+        <w:shd w:fill="FFF5E6"/>
+      </w:pPr>
+      <w:r>
+        <w:rPr>
+          <w:b w:val="0"/>
+        </w:rPr>
         <w:t>Independent assessment: withhold the reserved answer until the learner has attempted the new case. Record support separately from correctness.</w:t>
       </w:r>
     </w:p>
@@ -2402,46 +4652,931 @@
       </w:tr>
     </w:tbl>
     <w:p>
-      <w:r>
-        <w:t>Project checkpoint: Test changed cases. Keep normal, boundary and failure cases; compare expected and observed results.</w:t>
+      <w:pPr>
+        <w:pStyle w:val="Heading3"/>
+      </w:pPr>
+      <w:r>
+        <w:t>Project checkpoint</w:t>
       </w:r>
     </w:p>
     <w:p>
-      <w:r>
-        <w:t>Use the weekly teacher answer for topic-specific reasoning. A saved progress tick is an activity record; judge mastery from the learner’s explanation and evidence.</w:t>
+      <w:pPr>
+        <w:spacing w:line="336" w:lineRule="auto" w:after="180"/>
+        <w:shd w:fill="EDF7F3"/>
+      </w:pPr>
+      <w:r>
+        <w:rPr>
+          <w:b w:val="0"/>
+        </w:rPr>
+        <w:t>Project checkpoint: Test changed cases. Keep normal, boundary and failure cases; compare expected and observed results.</w:t>
       </w:r>
     </w:p>
     <w:p>
       <w:pPr>
-        <w:pStyle w:val="Heading1"/>
-      </w:pPr>
-      <w:r>
-        <w:t>08. Use feedback, labs and repair paths</w:t>
+        <w:spacing w:line="336" w:lineRule="auto" w:after="180"/>
+      </w:pPr>
+      <w:r>
+        <w:rPr>
+          <w:b w:val="0"/>
+        </w:rPr>
+        <w:t xml:space="preserve">Use the weekly teacher answer for topic-specific reasoning. A saved progress tick is an activity record; judge mastery from the learner’s explanation and </w:t>
+      </w:r>
+      <w:r>
+        <w:rPr>
+          <w:b/>
+        </w:rPr>
+        <w:t>evidence</w:t>
+      </w:r>
+      <w:r>
+        <w:rPr>
+          <w:b w:val="0"/>
+        </w:rPr>
+        <w:t>.</w:t>
       </w:r>
     </w:p>
     <w:p>
-      <w:r>
-        <w:t>Use the two formative questions as supported practice, not as independent mastery scores. Discuss the deciding evidence rather than accepting a guessed selection.</w:t>
+      <w:pPr>
+        <w:pStyle w:val="Heading1"/>
+      </w:pPr>
+      <w:r>
+        <w:t>08. Use feedback, labs and repair paths</w:t>
       </w:r>
     </w:p>
     <w:p>
       <w:r>
-        <w:t>The feedback comes from the reviewed public worked case. Do not reveal the separately reserved independent teacher answer until the learner has attempted that case.</w:t>
+        <w:t>Use feedback, earlier review and portfolios purposefully. Apply the coding routine only when this lesson has an executable lab.</w:t>
       </w:r>
     </w:p>
     <w:p>
-      <w:r>
-        <w:t>Ask students to predict before running code. Preserve errors and actual outputs; collect a changed test and an explanation. The branch-boundary and indexing lessons deliberately include failure cases.</w:t>
+      <w:pPr>
+        <w:spacing w:line="336" w:lineRule="auto" w:after="180"/>
+      </w:pPr>
+      <w:r>
+        <w:rPr>
+          <w:b w:val="0"/>
+        </w:rPr>
+        <w:t xml:space="preserve">Use the two formative questions as supported practice, not as independent mastery scores. Discuss the deciding </w:t>
+      </w:r>
+      <w:r>
+        <w:rPr>
+          <w:b/>
+        </w:rPr>
+        <w:t>evidence</w:t>
+      </w:r>
+      <w:r>
+        <w:rPr>
+          <w:b w:val="0"/>
+        </w:rPr>
+        <w:t xml:space="preserve"> rather than accepting a guessed selection.</w:t>
       </w:r>
     </w:p>
     <w:p>
-      <w:r>
-        <w:t>Use the earlier worked-explanation links to address a specific missing building block, then return to the current question. Adapt this suggestion after observing the learner; it is not an automatic diagnosis.</w:t>
+      <w:pPr>
+        <w:spacing w:line="336" w:lineRule="auto" w:after="180"/>
+      </w:pPr>
+      <w:r>
+        <w:rPr>
+          <w:b w:val="0"/>
+        </w:rPr>
+        <w:t>The feedback comes from the reviewed public worked case. Do not reveal the separately reserved independent teacher answer until the learner has attempted that case.</w:t>
       </w:r>
     </w:p>
     <w:p>
-      <w:r>
-        <w:t>Collect the completed-work portfolio as evidence. Record support separately from correctness, and assess explanation, trace/test and limitations. Progress ticks and quiz selections alone do not establish mastery.</w:t>
+      <w:pPr>
+        <w:spacing w:line="336" w:lineRule="auto" w:after="180"/>
+      </w:pPr>
+      <w:r>
+        <w:rPr>
+          <w:b w:val="0"/>
+        </w:rPr>
+        <w:t xml:space="preserve">Ask students to predict before running code. Preserve errors and actual </w:t>
+      </w:r>
+      <w:r>
+        <w:rPr>
+          <w:b/>
+        </w:rPr>
+        <w:t>output</w:t>
+      </w:r>
+      <w:r>
+        <w:rPr>
+          <w:b w:val="0"/>
+        </w:rPr>
+        <w:t>s; collect a changed test and an explanation. The branch-boundary and indexing lessons deliberately include failure cases.</w:t>
+      </w:r>
+    </w:p>
+    <w:p>
+      <w:pPr>
+        <w:spacing w:line="336" w:lineRule="auto" w:after="180"/>
+      </w:pPr>
+      <w:r>
+        <w:rPr>
+          <w:b w:val="0"/>
+        </w:rPr>
+        <w:t>Use the earlier worked-explanation links to address a specific missing building block, then return to the current question. Adapt this suggestion after observing the learner; it is not an automatic diagnosis.</w:t>
+      </w:r>
+    </w:p>
+    <w:p>
+      <w:pPr>
+        <w:spacing w:line="336" w:lineRule="auto" w:after="180"/>
+      </w:pPr>
+      <w:r>
+        <w:rPr>
+          <w:b w:val="0"/>
+        </w:rPr>
+        <w:t xml:space="preserve">Collect the completed-work portfolio as </w:t>
+      </w:r>
+      <w:r>
+        <w:rPr>
+          <w:b/>
+        </w:rPr>
+        <w:t>evidence</w:t>
+      </w:r>
+      <w:r>
+        <w:rPr>
+          <w:b w:val="0"/>
+        </w:rPr>
+        <w:t>. Record support separately from correctness, and assess explanation, trace/test and limitations. Progress ticks and quiz selections alone do not establish mastery.</w:t>
+      </w:r>
+    </w:p>
+    <w:p>
+      <w:pPr>
+        <w:pStyle w:val="Heading1"/>
+      </w:pPr>
+      <w:r>
+        <w:t>09. Visual concept journey</w:t>
+      </w:r>
+    </w:p>
+    <w:p>
+      <w:r>
+        <w:t>Show one Statistical tests and assumptions graphic at a time, request a prediction and discuss its trace before the independent assessment.</w:t>
+      </w:r>
+    </w:p>
+    <w:p>
+      <w:pPr>
+        <w:spacing w:line="336" w:lineRule="auto" w:after="180"/>
+      </w:pPr>
+      <w:r>
+        <w:rPr>
+          <w:b w:val="0"/>
+        </w:rPr>
+        <w:t xml:space="preserve">Use one picture at a time. Hide a worked result before asking for a </w:t>
+      </w:r>
+      <w:r>
+        <w:rPr>
+          <w:b/>
+        </w:rPr>
+        <w:t>prediction</w:t>
+      </w:r>
+      <w:r>
+        <w:rPr>
+          <w:b w:val="0"/>
+        </w:rPr>
+        <w:t>, then reveal it for feedback. These are supported teaching cases; retain the separate independent assessment for a fresh first attempt.</w:t>
+      </w:r>
+    </w:p>
+    <w:p>
+      <w:pPr>
+        <w:pStyle w:val="Heading3"/>
+      </w:pPr>
+      <w:r>
+        <w:t>01. Statistical tests and assumptions: the case</w:t>
+      </w:r>
+    </w:p>
+    <w:p>
+      <w:r>
+        <w:drawing>
+          <wp:inline xmlns:a="http://schemas.openxmlformats.org/drawingml/2006/main" xmlns:pic="http://schemas.openxmlformats.org/drawingml/2006/picture">
+            <wp:extent cx="5486400" cy="2843784"/>
+            <wp:docPr id="3" name="Picture 3" descr="A small exact paired sign-flip test. Compare three independent task pairs under a null that permits each difference’s sign to flip independently with equal probability. Supplied facts: A times [5,8,4] seconds; B [4,6,3]. Differences B−A are [-1,-2,-1]. Use a two-sided statistic: absolute sum of differences. Assume the stated sign-symmetry null is appropriate."/>
+            <wp:cNvGraphicFramePr>
+              <a:graphicFrameLocks noChangeAspect="1"/>
+            </wp:cNvGraphicFramePr>
+            <a:graphic>
+              <a:graphicData uri="http://schemas.openxmlformats.org/drawingml/2006/picture">
+                <pic:pic>
+                  <pic:nvPicPr>
+                    <pic:cNvPr id="0" name="academy-story-ai-7-14-01.png"/>
+                    <pic:cNvPicPr/>
+                  </pic:nvPicPr>
+                  <pic:blipFill>
+                    <a:blip r:embed="rId11"/>
+                    <a:stretch>
+                      <a:fillRect/>
+                    </a:stretch>
+                  </pic:blipFill>
+                  <pic:spPr>
+                    <a:xfrm>
+                      <a:off x="0" y="0"/>
+                      <a:ext cx="5486400" cy="2843784"/>
+                    </a:xfrm>
+                    <a:prstGeom prst="rect"/>
+                  </pic:spPr>
+                </pic:pic>
+              </a:graphicData>
+            </a:graphic>
+          </wp:inline>
+        </w:drawing>
+      </w:r>
+    </w:p>
+    <w:p>
+      <w:pPr>
+        <w:spacing w:line="336" w:lineRule="auto" w:after="180"/>
+      </w:pPr>
+      <w:r>
+        <w:rPr>
+          <w:b w:val="0"/>
+        </w:rPr>
+        <w:t>A small exact paired sign-flip test. Compare three independent task pairs under a null that permits each difference’s sign to flip independently with equal probability. Supplied facts: A times [5,8,4] seconds; B [4,6,3].</w:t>
+      </w:r>
+    </w:p>
+    <w:p>
+      <w:pPr>
+        <w:spacing w:line="336" w:lineRule="auto" w:after="180"/>
+      </w:pPr>
+      <w:r>
+        <w:rPr>
+          <w:b w:val="0"/>
+        </w:rPr>
+        <w:t>Differences B−A are [-1,-2,-1]. Use a two-sided statistic: absolute sum of differences. Assume the stated sign-symmetry null is appropriate.</w:t>
+      </w:r>
+    </w:p>
+    <w:p>
+      <w:pPr>
+        <w:spacing w:line="336" w:lineRule="auto" w:after="180"/>
+        <w:shd w:fill="F5F1FB"/>
+      </w:pPr>
+      <w:r>
+        <w:rPr>
+          <w:b w:val="0"/>
+        </w:rPr>
+        <w:t>Point to the given fact that matters most. Explain why it matters.</w:t>
+      </w:r>
+    </w:p>
+    <w:p>
+      <w:pPr>
+        <w:pStyle w:val="Heading3"/>
+      </w:pPr>
+      <w:r>
+        <w:t>Discuss while showing the picture</w:t>
+      </w:r>
+    </w:p>
+    <w:p>
+      <w:pPr>
+        <w:spacing w:line="336" w:lineRule="auto" w:after="180"/>
+        <w:shd w:fill="F1F6F8"/>
+      </w:pPr>
+      <w:r>
+        <w:rPr>
+          <w:b w:val="0"/>
+        </w:rPr>
+        <w:t>Teacher prompt: Point to the given fact that matters most. Explain why it matters. Ask learners to describe one label or arrow in ordinary words. Use the adjacent transcript if the image is difficult to see.</w:t>
+      </w:r>
+    </w:p>
+    <w:p>
+      <w:pPr>
+        <w:pStyle w:val="Heading3"/>
+      </w:pPr>
+      <w:r>
+        <w:t>02. Follow the deciding steps</w:t>
+      </w:r>
+    </w:p>
+    <w:p>
+      <w:r>
+        <w:drawing>
+          <wp:inline xmlns:a="http://schemas.openxmlformats.org/drawingml/2006/main" xmlns:pic="http://schemas.openxmlformats.org/drawingml/2006/picture">
+            <wp:extent cx="5486400" cy="3182112"/>
+            <wp:docPr id="4" name="Picture 4" descr="Preserve paired differences: Differences are -1,-2,-1; their sum is -4 and mean is -4/3 seconds. → Enumerate null sign flips: Eight equally likely flips give sums -4,-2,0,2,4 with counts 1,2,2,2,1. → Count equally extreme sums: Only -4 and 4 have absolute sum at least 4: exact two-sided p=2/8=0.25."/>
+            <wp:cNvGraphicFramePr>
+              <a:graphicFrameLocks noChangeAspect="1"/>
+            </wp:cNvGraphicFramePr>
+            <a:graphic>
+              <a:graphicData uri="http://schemas.openxmlformats.org/drawingml/2006/picture">
+                <pic:pic>
+                  <pic:nvPicPr>
+                    <pic:cNvPr id="0" name="academy-story-ai-7-14-02.png"/>
+                    <pic:cNvPicPr/>
+                  </pic:nvPicPr>
+                  <pic:blipFill>
+                    <a:blip r:embed="rId12"/>
+                    <a:stretch>
+                      <a:fillRect/>
+                    </a:stretch>
+                  </pic:blipFill>
+                  <pic:spPr>
+                    <a:xfrm>
+                      <a:off x="0" y="0"/>
+                      <a:ext cx="5486400" cy="3182112"/>
+                    </a:xfrm>
+                    <a:prstGeom prst="rect"/>
+                  </pic:spPr>
+                </pic:pic>
+              </a:graphicData>
+            </a:graphic>
+          </wp:inline>
+        </w:drawing>
+      </w:r>
+    </w:p>
+    <w:p>
+      <w:pPr>
+        <w:spacing w:line="336" w:lineRule="auto" w:after="180"/>
+      </w:pPr>
+      <w:r>
+        <w:rPr>
+          <w:b w:val="0"/>
+        </w:rPr>
+        <w:t>Preserve paired differences: Differences are -1,-2,-1; their sum is -4 and mean is -4/3 seconds. → Enumerate null sign flips: Eight equally likely flips give sums -4,-2,0,2,4 with counts 1,2,2,2,1. → Count equally extreme sums: Only -4 and 4 have absolute sum at least 4: exact two-sided p=2/8=0.25.</w:t>
+      </w:r>
+    </w:p>
+    <w:p>
+      <w:pPr>
+        <w:spacing w:line="336" w:lineRule="auto" w:after="180"/>
+        <w:shd w:fill="F5F1FB"/>
+      </w:pPr>
+      <w:r>
+        <w:rPr>
+          <w:b w:val="0"/>
+        </w:rPr>
+        <w:t xml:space="preserve">Point to each numbered stage and explain which recorded </w:t>
+      </w:r>
+      <w:r>
+        <w:rPr>
+          <w:b/>
+        </w:rPr>
+        <w:t>input</w:t>
+      </w:r>
+      <w:r>
+        <w:rPr>
+          <w:b w:val="0"/>
+        </w:rPr>
+        <w:t xml:space="preserve"> it uses.</w:t>
+      </w:r>
+    </w:p>
+    <w:p>
+      <w:pPr>
+        <w:pStyle w:val="Heading3"/>
+      </w:pPr>
+      <w:r>
+        <w:t>Discuss while showing the picture</w:t>
+      </w:r>
+    </w:p>
+    <w:p>
+      <w:pPr>
+        <w:spacing w:line="336" w:lineRule="auto" w:after="180"/>
+        <w:shd w:fill="F1F6F8"/>
+      </w:pPr>
+      <w:r>
+        <w:rPr>
+          <w:b w:val="0"/>
+        </w:rPr>
+        <w:t xml:space="preserve">Teacher prompt: Point to each numbered stage and explain which recorded </w:t>
+      </w:r>
+      <w:r>
+        <w:rPr>
+          <w:b/>
+        </w:rPr>
+        <w:t>input</w:t>
+      </w:r>
+      <w:r>
+        <w:rPr>
+          <w:b w:val="0"/>
+        </w:rPr>
+        <w:t xml:space="preserve"> it uses. Ask learners to describe one label or arrow in ordinary words. Use the adjacent transcript if the image is difficult to see.</w:t>
+      </w:r>
+    </w:p>
+    <w:p>
+      <w:pPr>
+        <w:pStyle w:val="Heading3"/>
+      </w:pPr>
+      <w:r>
+        <w:t>03. Three independent paired task times</w:t>
+      </w:r>
+    </w:p>
+    <w:p>
+      <w:r>
+        <w:drawing>
+          <wp:inline xmlns:a="http://schemas.openxmlformats.org/drawingml/2006/main" xmlns:pic="http://schemas.openxmlformats.org/drawingml/2006/picture">
+            <wp:extent cx="5486400" cy="3617976"/>
+            <wp:docPr id="5" name="Picture 5" descr="Three independent paired task times. Task 1: A seconds = 5, B seconds = 4, B−A seconds = -1. Task 2: A seconds = 8, B seconds = 6, B−A seconds = -2. Task 3: A seconds = 4, B seconds = 3, B−A seconds = -1."/>
+            <wp:cNvGraphicFramePr>
+              <a:graphicFrameLocks noChangeAspect="1"/>
+            </wp:cNvGraphicFramePr>
+            <a:graphic>
+              <a:graphicData uri="http://schemas.openxmlformats.org/drawingml/2006/picture">
+                <pic:pic>
+                  <pic:nvPicPr>
+                    <pic:cNvPr id="0" name="academy-story-ai-7-14-03.png"/>
+                    <pic:cNvPicPr/>
+                  </pic:nvPicPr>
+                  <pic:blipFill>
+                    <a:blip r:embed="rId13"/>
+                    <a:stretch>
+                      <a:fillRect/>
+                    </a:stretch>
+                  </pic:blipFill>
+                  <pic:spPr>
+                    <a:xfrm>
+                      <a:off x="0" y="0"/>
+                      <a:ext cx="5486400" cy="3617976"/>
+                    </a:xfrm>
+                    <a:prstGeom prst="rect"/>
+                  </pic:spPr>
+                </pic:pic>
+              </a:graphicData>
+            </a:graphic>
+          </wp:inline>
+        </w:drawing>
+      </w:r>
+    </w:p>
+    <w:p>
+      <w:pPr>
+        <w:spacing w:line="336" w:lineRule="auto" w:after="180"/>
+      </w:pPr>
+      <w:r>
+        <w:rPr>
+          <w:b w:val="0"/>
+        </w:rPr>
+        <w:t>Three independent paired task times. Task 1: A seconds = 5, B seconds = 4, B−A seconds = -1. Task 2: A seconds = 8, B seconds = 6, B−A seconds = -2. Task 3: A seconds = 4, B seconds = 3, B−A seconds = -1.</w:t>
+      </w:r>
+    </w:p>
+    <w:p>
+      <w:pPr>
+        <w:spacing w:line="336" w:lineRule="auto" w:after="180"/>
+        <w:shd w:fill="F5F1FB"/>
+      </w:pPr>
+      <w:r>
+        <w:rPr>
+          <w:b w:val="0"/>
+        </w:rPr>
+        <w:t>Read the labels and values. Explain the relationship the model shows.</w:t>
+      </w:r>
+    </w:p>
+    <w:p>
+      <w:pPr>
+        <w:pStyle w:val="Heading3"/>
+      </w:pPr>
+      <w:r>
+        <w:t>Discuss while showing the picture</w:t>
+      </w:r>
+    </w:p>
+    <w:p>
+      <w:pPr>
+        <w:spacing w:line="336" w:lineRule="auto" w:after="180"/>
+        <w:shd w:fill="F1F6F8"/>
+      </w:pPr>
+      <w:r>
+        <w:rPr>
+          <w:b w:val="0"/>
+        </w:rPr>
+        <w:t>Teacher prompt: Read the labels and values. Explain the relationship the model shows. Ask learners to describe one label or arrow in ordinary words. Use the adjacent transcript if the image is difficult to see.</w:t>
+      </w:r>
+    </w:p>
+    <w:p>
+      <w:pPr>
+        <w:spacing w:line="336" w:lineRule="auto" w:after="180"/>
+        <w:shd w:fill="F1F6F8"/>
+      </w:pPr>
+      <w:r>
+        <w:rPr>
+          <w:b w:val="0"/>
+        </w:rPr>
+        <w:t>Check row/column meanings, units and denominators before discussing a difference. Supplied toy values are not real class or model results.</w:t>
+      </w:r>
+    </w:p>
+    <w:p>
+      <w:pPr>
+        <w:pStyle w:val="Heading3"/>
+      </w:pPr>
+      <w:r>
+        <w:t>04. Change one thing. Trace what follows.</w:t>
+      </w:r>
+    </w:p>
+    <w:p>
+      <w:r>
+        <w:drawing>
+          <wp:inline xmlns:a="http://schemas.openxmlformats.org/drawingml/2006/main" xmlns:pic="http://schemas.openxmlformats.org/drawingml/2006/picture">
+            <wp:extent cx="5486400" cy="3179064"/>
+            <wp:docPr id="6" name="Picture 6" descr="Original case: Only -4 and 4 have absolute sum at least 4: exact two-sided p=2/8=0.25. Changed condition: Break the task pairing and use unrelated A and B measurements. Expected result: This paired sign-flip calculation is no longer justified by the stated design. Reason: Its differences must come from the same task, with the declared independent sign-symmetry assumptions."/>
+            <wp:cNvGraphicFramePr>
+              <a:graphicFrameLocks noChangeAspect="1"/>
+            </wp:cNvGraphicFramePr>
+            <a:graphic>
+              <a:graphicData uri="http://schemas.openxmlformats.org/drawingml/2006/picture">
+                <pic:pic>
+                  <pic:nvPicPr>
+                    <pic:cNvPr id="0" name="academy-story-ai-7-14-04.png"/>
+                    <pic:cNvPicPr/>
+                  </pic:nvPicPr>
+                  <pic:blipFill>
+                    <a:blip r:embed="rId14"/>
+                    <a:stretch>
+                      <a:fillRect/>
+                    </a:stretch>
+                  </pic:blipFill>
+                  <pic:spPr>
+                    <a:xfrm>
+                      <a:off x="0" y="0"/>
+                      <a:ext cx="5486400" cy="3179064"/>
+                    </a:xfrm>
+                    <a:prstGeom prst="rect"/>
+                  </pic:spPr>
+                </pic:pic>
+              </a:graphicData>
+            </a:graphic>
+          </wp:inline>
+        </w:drawing>
+      </w:r>
+    </w:p>
+    <w:p>
+      <w:pPr>
+        <w:spacing w:line="336" w:lineRule="auto" w:after="180"/>
+      </w:pPr>
+      <w:r>
+        <w:rPr>
+          <w:b w:val="0"/>
+        </w:rPr>
+        <w:t>Original case: Only -4 and 4 have absolute sum at least 4: exact two-sided p=2/8=0.25. Changed condition: Break the task pairing and use unrelated A and B measurements.</w:t>
+      </w:r>
+    </w:p>
+    <w:p>
+      <w:pPr>
+        <w:spacing w:line="336" w:lineRule="auto" w:after="180"/>
+      </w:pPr>
+      <w:r>
+        <w:rPr>
+          <w:b w:val="0"/>
+        </w:rPr>
+        <w:t>Expected result: This paired sign-flip calculation is no longer justified by the stated design. Reason: Its differences must come from the same task, with the declared independent sign-symmetry assumptions.</w:t>
+      </w:r>
+    </w:p>
+    <w:p>
+      <w:pPr>
+        <w:spacing w:line="336" w:lineRule="auto" w:after="180"/>
+        <w:shd w:fill="F5F1FB"/>
+      </w:pPr>
+      <w:r>
+        <w:rPr>
+          <w:b w:val="0"/>
+        </w:rPr>
+        <w:t>Predict before checking the worked changed-case result. Name what changed and what the supplied facts allow you to conclude.</w:t>
+      </w:r>
+    </w:p>
+    <w:p>
+      <w:pPr>
+        <w:pStyle w:val="Heading3"/>
+      </w:pPr>
+      <w:r>
+        <w:t>Discuss while showing the picture</w:t>
+      </w:r>
+    </w:p>
+    <w:p>
+      <w:pPr>
+        <w:spacing w:line="336" w:lineRule="auto" w:after="180"/>
+        <w:shd w:fill="F1F6F8"/>
+      </w:pPr>
+      <w:r>
+        <w:rPr>
+          <w:b w:val="0"/>
+        </w:rPr>
+        <w:t>Teacher prompt: Predict before checking the worked changed-case result. Name what changed and what the supplied facts allow you to conclude. Ask learners to describe one label or arrow in ordinary words.</w:t>
+      </w:r>
+    </w:p>
+    <w:p>
+      <w:pPr>
+        <w:spacing w:line="336" w:lineRule="auto" w:after="180"/>
+        <w:shd w:fill="F1F6F8"/>
+      </w:pPr>
+      <w:r>
+        <w:rPr>
+          <w:b w:val="0"/>
+        </w:rPr>
+        <w:t>Use the adjacent transcript if the image is difficult to see. Changed-case reasoning: Its differences must come from the same task, with the declared independent sign-symmetry assumptions.</w:t>
+      </w:r>
+    </w:p>
+    <w:p>
+      <w:pPr>
+        <w:pStyle w:val="Heading3"/>
+      </w:pPr>
+      <w:r>
+        <w:t>05. Connect the explanation to its limit</w:t>
+      </w:r>
+    </w:p>
+    <w:p>
+      <w:r>
+        <w:drawing>
+          <wp:inline xmlns:a="http://schemas.openxmlformats.org/drawingml/2006/main" xmlns:pic="http://schemas.openxmlformats.org/drawingml/2006/picture">
+            <wp:extent cx="5486400" cy="2834640"/>
+            <wp:docPr id="7" name="Picture 7" descr="A test compares an observed statistic with outcomes under a specified null model. Here the sign-flip assumptions make eight arrangements equally likely. At a predeclared 0.05 threshold, p=0.25 does not reject the null; it does not prove no difference. Limit: Three pairs provide coarse evidence. The p-value is not the probability that the null is true; invalid independence or symmetry assumptions invalidate this test."/>
+            <wp:cNvGraphicFramePr>
+              <a:graphicFrameLocks noChangeAspect="1"/>
+            </wp:cNvGraphicFramePr>
+            <a:graphic>
+              <a:graphicData uri="http://schemas.openxmlformats.org/drawingml/2006/picture">
+                <pic:pic>
+                  <pic:nvPicPr>
+                    <pic:cNvPr id="0" name="academy-story-ai-7-14-05.png"/>
+                    <pic:cNvPicPr/>
+                  </pic:nvPicPr>
+                  <pic:blipFill>
+                    <a:blip r:embed="rId15"/>
+                    <a:stretch>
+                      <a:fillRect/>
+                    </a:stretch>
+                  </pic:blipFill>
+                  <pic:spPr>
+                    <a:xfrm>
+                      <a:off x="0" y="0"/>
+                      <a:ext cx="5486400" cy="2834640"/>
+                    </a:xfrm>
+                    <a:prstGeom prst="rect"/>
+                  </pic:spPr>
+                </pic:pic>
+              </a:graphicData>
+            </a:graphic>
+          </wp:inline>
+        </w:drawing>
+      </w:r>
+    </w:p>
+    <w:p>
+      <w:pPr>
+        <w:spacing w:line="336" w:lineRule="auto" w:after="180"/>
+      </w:pPr>
+      <w:r>
+        <w:rPr>
+          <w:b w:val="0"/>
+        </w:rPr>
+        <w:t xml:space="preserve">A test compares an observed statistic with outcomes under a specified </w:t>
+      </w:r>
+      <w:r>
+        <w:rPr>
+          <w:b/>
+        </w:rPr>
+        <w:t>null model</w:t>
+      </w:r>
+      <w:r>
+        <w:rPr>
+          <w:b w:val="0"/>
+        </w:rPr>
+        <w:t>. Here the sign-flip assumptions make eight arrangements equally likely.</w:t>
+      </w:r>
+    </w:p>
+    <w:p>
+      <w:pPr>
+        <w:spacing w:line="336" w:lineRule="auto" w:after="180"/>
+      </w:pPr>
+      <w:r>
+        <w:rPr>
+          <w:b w:val="0"/>
+        </w:rPr>
+        <w:t xml:space="preserve">At a predeclared 0.05 threshold, p=0.25 does not reject the null; it does not prove no difference. Limit: Three pairs provide coarse </w:t>
+      </w:r>
+      <w:r>
+        <w:rPr>
+          <w:b/>
+        </w:rPr>
+        <w:t>evidence</w:t>
+      </w:r>
+      <w:r>
+        <w:rPr>
+          <w:b w:val="0"/>
+        </w:rPr>
+        <w:t>.</w:t>
+      </w:r>
+    </w:p>
+    <w:p>
+      <w:pPr>
+        <w:spacing w:line="336" w:lineRule="auto" w:after="180"/>
+      </w:pPr>
+      <w:r>
+        <w:rPr>
+          <w:b w:val="0"/>
+        </w:rPr>
+        <w:t xml:space="preserve">The </w:t>
+      </w:r>
+      <w:r>
+        <w:rPr>
+          <w:b/>
+        </w:rPr>
+        <w:t>p-value</w:t>
+      </w:r>
+      <w:r>
+        <w:rPr>
+          <w:b w:val="0"/>
+        </w:rPr>
+        <w:t xml:space="preserve"> is not the probability that the null is true; invalid independence or symmetry assumptions invalidate this test.</w:t>
+      </w:r>
+    </w:p>
+    <w:p>
+      <w:pPr>
+        <w:spacing w:line="336" w:lineRule="auto" w:after="180"/>
+        <w:shd w:fill="F5F1FB"/>
+      </w:pPr>
+      <w:r>
+        <w:rPr>
+          <w:b w:val="0"/>
+        </w:rPr>
+        <w:t>Explain the case, then point to a limit on the claim.</w:t>
+      </w:r>
+    </w:p>
+    <w:p>
+      <w:pPr>
+        <w:pStyle w:val="Heading3"/>
+      </w:pPr>
+      <w:r>
+        <w:t>Discuss while showing the picture</w:t>
+      </w:r>
+    </w:p>
+    <w:p>
+      <w:pPr>
+        <w:spacing w:line="336" w:lineRule="auto" w:after="180"/>
+        <w:shd w:fill="F1F6F8"/>
+      </w:pPr>
+      <w:r>
+        <w:rPr>
+          <w:b w:val="0"/>
+        </w:rPr>
+        <w:t>Teacher prompt: Explain the case, then point to a limit on the claim. Ask learners to describe one label or arrow in ordinary words. Use the adjacent transcript if the image is difficult to see.</w:t>
+      </w:r>
+    </w:p>
+    <w:p>
+      <w:pPr>
+        <w:spacing w:line="336" w:lineRule="auto" w:after="180"/>
+        <w:shd w:fill="F1F6F8"/>
+      </w:pPr>
+      <w:r>
+        <w:rPr>
+          <w:b w:val="0"/>
+        </w:rPr>
+        <w:t xml:space="preserve">Keep the stated scope: Three pairs provide coarse </w:t>
+      </w:r>
+      <w:r>
+        <w:rPr>
+          <w:b/>
+        </w:rPr>
+        <w:t>evidence</w:t>
+      </w:r>
+      <w:r>
+        <w:rPr>
+          <w:b w:val="0"/>
+        </w:rPr>
+        <w:t xml:space="preserve">. The </w:t>
+      </w:r>
+      <w:r>
+        <w:rPr>
+          <w:b/>
+        </w:rPr>
+        <w:t>p-value</w:t>
+      </w:r>
+      <w:r>
+        <w:rPr>
+          <w:b w:val="0"/>
+        </w:rPr>
+        <w:t xml:space="preserve"> is not the probability that the null is true; invalid independence or symmetry assumptions invalidate this test.</w:t>
+      </w:r>
+    </w:p>
+    <w:p>
+      <w:pPr>
+        <w:pStyle w:val="Heading3"/>
+      </w:pPr>
+      <w:r>
+        <w:t>06. Make the idea visible in your project</w:t>
+      </w:r>
+    </w:p>
+    <w:p>
+      <w:r>
+        <w:drawing>
+          <wp:inline xmlns:a="http://schemas.openxmlformats.org/drawingml/2006/main" xmlns:pic="http://schemas.openxmlformats.org/drawingml/2006/picture">
+            <wp:extent cx="5486400" cy="3529584"/>
+            <wp:docPr id="8" name="Picture 8" descr="For the Reproducible AI Research Study, save paired differences, the null assumptions, all eight sign arrangements and the decision rule. Draw your input, deciding step, result and limit. Supported question: Calculate each paired difference and the observed sum. Count null arrangements with absolute sum at least four, compute p, and explain the decision at threshold 0.05."/>
+            <wp:cNvGraphicFramePr>
+              <a:graphicFrameLocks noChangeAspect="1"/>
+            </wp:cNvGraphicFramePr>
+            <a:graphic>
+              <a:graphicData uri="http://schemas.openxmlformats.org/drawingml/2006/picture">
+                <pic:pic>
+                  <pic:nvPicPr>
+                    <pic:cNvPr id="0" name="academy-story-ai-7-14-06.png"/>
+                    <pic:cNvPicPr/>
+                  </pic:nvPicPr>
+                  <pic:blipFill>
+                    <a:blip r:embed="rId16"/>
+                    <a:stretch>
+                      <a:fillRect/>
+                    </a:stretch>
+                  </pic:blipFill>
+                  <pic:spPr>
+                    <a:xfrm>
+                      <a:off x="0" y="0"/>
+                      <a:ext cx="5486400" cy="3529584"/>
+                    </a:xfrm>
+                    <a:prstGeom prst="rect"/>
+                  </pic:spPr>
+                </pic:pic>
+              </a:graphicData>
+            </a:graphic>
+          </wp:inline>
+        </w:drawing>
+      </w:r>
+    </w:p>
+    <w:p>
+      <w:pPr>
+        <w:spacing w:line="336" w:lineRule="auto" w:after="180"/>
+      </w:pPr>
+      <w:r>
+        <w:rPr>
+          <w:b w:val="0"/>
+        </w:rPr>
+        <w:t xml:space="preserve">For the Reproducible AI Research Study, save paired differences, the null assumptions, all eight sign arrangements and the decision rule. Draw your </w:t>
+      </w:r>
+      <w:r>
+        <w:rPr>
+          <w:b/>
+        </w:rPr>
+        <w:t>input</w:t>
+      </w:r>
+      <w:r>
+        <w:rPr>
+          <w:b w:val="0"/>
+        </w:rPr>
+        <w:t>, deciding step, result and limit.</w:t>
+      </w:r>
+    </w:p>
+    <w:p>
+      <w:pPr>
+        <w:spacing w:line="336" w:lineRule="auto" w:after="180"/>
+      </w:pPr>
+      <w:r>
+        <w:rPr>
+          <w:b w:val="0"/>
+        </w:rPr>
+        <w:t>Supported question: Calculate each paired difference and the observed sum. Count null arrangements with absolute sum at least four, compute p, and explain the decision at threshold 0.05.</w:t>
+      </w:r>
+    </w:p>
+    <w:p>
+      <w:pPr>
+        <w:spacing w:line="336" w:lineRule="auto" w:after="180"/>
+        <w:shd w:fill="F5F1FB"/>
+      </w:pPr>
+      <w:r>
+        <w:rPr>
+          <w:b w:val="0"/>
+        </w:rPr>
+        <w:t xml:space="preserve">Draw your project trace and justify the deciding step using </w:t>
+      </w:r>
+      <w:r>
+        <w:rPr>
+          <w:b/>
+        </w:rPr>
+        <w:t>evidence</w:t>
+      </w:r>
+      <w:r>
+        <w:rPr>
+          <w:b w:val="0"/>
+        </w:rPr>
+        <w:t>.</w:t>
+      </w:r>
+    </w:p>
+    <w:p>
+      <w:pPr>
+        <w:pStyle w:val="Heading3"/>
+      </w:pPr>
+      <w:r>
+        <w:t>Discuss while showing the picture</w:t>
+      </w:r>
+    </w:p>
+    <w:p>
+      <w:pPr>
+        <w:spacing w:line="336" w:lineRule="auto" w:after="180"/>
+        <w:shd w:fill="F1F6F8"/>
+      </w:pPr>
+      <w:r>
+        <w:rPr>
+          <w:b w:val="0"/>
+        </w:rPr>
+        <w:t xml:space="preserve">Teacher prompt: Draw your project trace and justify the deciding step using </w:t>
+      </w:r>
+      <w:r>
+        <w:rPr>
+          <w:b/>
+        </w:rPr>
+        <w:t>evidence</w:t>
+      </w:r>
+      <w:r>
+        <w:rPr>
+          <w:b w:val="0"/>
+        </w:rPr>
+        <w:t>. Ask learners to describe one label or arrow in ordinary words. Use the adjacent transcript if the image is difficult to see.</w:t>
+      </w:r>
+    </w:p>
+    <w:p>
+      <w:pPr>
+        <w:spacing w:line="336" w:lineRule="auto" w:after="180"/>
+        <w:shd w:fill="F1F6F8"/>
+      </w:pPr>
+      <w:r>
+        <w:rPr>
+          <w:b w:val="0"/>
+        </w:rPr>
+        <w:t>Supported practice key: The differences are -1,-2,-1 and sum to -4. Two of eight sign arrangements have absolute sum at least 4, so p=0.25. This exceeds 0.05: do not reject under the stated null. This is not proof of equality.</w:t>
       </w:r>
     </w:p>
     <w:sectPr>

--- a/downloads/teacher/ai-7-week-14.docx
+++ b/downloads/teacher/ai-7-week-14.docx
@@ -137,7 +137,7 @@
           </w:tcPr>
           <w:p>
             <w:r>
-              <w:t>Sections 1–6; record the brief recall in the workbook.</w:t>
+              <w:t>Use Your mission, Notice the evidence, See how it works, Words that unlock the idea and Follow a worked example; record the brief recall in the workbook.</w:t>
             </w:r>
           </w:p>
         </w:tc>
@@ -169,7 +169,7 @@
           </w:tcPr>
           <w:p>
             <w:r>
-              <w:t>Sections 7–10; use the matching workbook W2 and misconception check.</w:t>
+              <w:t>Use Find and repair a mistake, Practise together and Run the investigation, with workbook W2 and Individual reasoning check.</w:t>
             </w:r>
           </w:p>
         </w:tc>
@@ -201,7 +201,7 @@
           </w:tcPr>
           <w:p>
             <w:r>
-              <w:t>Sections 9 and 11–14. Give extra time to finish the full task set; use Section 15 when the week includes a coding lab.</w:t>
+              <w:t>Use Run the investigation, Build your understanding, Connect your project and Show what you know. Reserve further time for the full task set. Use a code example only where one is actually supplied.</w:t>
             </w:r>
           </w:p>
         </w:tc>
@@ -461,7 +461,7 @@
         <w:rPr>
           <w:b w:val="0"/>
         </w:rPr>
-        <w:t xml:space="preserve">Two 45-minute sessions. A statistical test compares observed </w:t>
+        <w:t xml:space="preserve">Compact alternative: two 45-minute sessions for the core explanation and W1–W5 only. The main plan uses three sessions; schedule further time for the complete investigation, project, visual journey and any code examples. A statistical test compares observed </w:t>
       </w:r>
       <w:r>
         <w:rPr>
@@ -1061,7 +1061,7 @@
           </w:tcPr>
           <w:p>
             <w:r>
-              <w:t>Differences1, 1, 1 have observed mean1. Enumerate8 assignments.</w:t>
+              <w:t>Three independent paired differences are 1, 1, 1. Under the stated symmetric zero-effect null, all eight independent sign assignments are equally likely. Use the absolute mean, include equally extreme ties, and compare the exact two-sided p-value with alpha 0.05.</w:t>
             </w:r>
           </w:p>
         </w:tc>
@@ -1219,7 +1219,7 @@
         <w:rPr>
           <w:b w:val="0"/>
         </w:rPr>
-        <w:t>Differences1, 1, 1 have observed mean1. Enumerate8 assignments.</w:t>
+        <w:t>Three independent paired differences are 1, 1, 1. Under the stated symmetric zero-effect null, all eight independent sign assignments are equally likely. Use the absolute mean, include equally extreme ties, and compare the exact two-sided p-value with alpha 0.05.</w:t>
       </w:r>
     </w:p>
     <w:p>
@@ -2057,7 +2057,7 @@
           </w:tcPr>
           <w:p>
             <w:r>
-              <w:t>Explain section 1 and vocabulary. Complete W1 with a mechanism-based explanation.</w:t>
+              <w:t>Explain See how it works and Words that unlock the idea. Complete W1 with a mechanism-based explanation.</w:t>
             </w:r>
           </w:p>
         </w:tc>
@@ -2289,7 +2289,7 @@
         <w:rPr>
           <w:b w:val="0"/>
         </w:rPr>
-        <w:t>Completion task: Differences1, 1, 1 have observed mean1. Enumerate8 assignments. Show the intermediate steps and give the conclusion with its scope.</w:t>
+        <w:t>Completion task: Three independent paired differences are 1, 1, 1. Under the stated symmetric zero-effect null, all eight independent sign assignments are equally likely. Use the absolute mean, include equally extreme ties, and compare the exact two-sided p-value with alpha 0.05. Show the intermediate steps and give the conclusion with its scope.</w:t>
       </w:r>
     </w:p>
     <w:p>
@@ -3078,7 +3078,7 @@
         <w:rPr>
           <w:b w:val="0"/>
         </w:rPr>
-        <w:t>Differences1, 1, 1 have observed mean1. Enumerate8 assignments. Show the intermediate steps and give the conclusion with its scope.</w:t>
+        <w:t>Three independent paired differences are 1, 1, 1. Under the stated symmetric zero-effect null, all eight independent sign assignments are equally likely. Use the absolute mean, include equally extreme ties, and compare the exact two-sided p-value with alpha 0.05. Show the intermediate steps and give the conclusion with its scope.</w:t>
       </w:r>
     </w:p>
     <w:p>
@@ -3234,7 +3234,7 @@
         <w:rPr>
           <w:b w:val="0"/>
         </w:rPr>
-        <w:t>Differences2, 2, 2 under the same null. Compute two-sided exact p and interpret.</w:t>
+        <w:t>Three independent paired differences are 2, 2, 2. Assume a symmetric zero-effect null under which each sign flips independently with equal probability. Enumerate all eight assignments. The statistic is absolute mean; include ties as equally extreme. Compute the two-sided exact p-value and interpret at alpha 0.05.</w:t>
       </w:r>
     </w:p>
     <w:p>
@@ -3466,7 +3466,7 @@
         <w:rPr>
           <w:b w:val="0"/>
         </w:rPr>
-        <w:t>Selected case: Differences2, 2, 2 under the same null. Compute two-sided exact p and interpret.</w:t>
+        <w:t>Selected case: Three independent paired differences are 2, 2, 2. Assume a symmetric zero-effect null under which each sign flips independently with equal probability. Enumerate all eight assignments. The statistic is absolute mean; include ties as equally extreme. Compute the two-sided exact p-value and interpret at alpha 0.05.</w:t>
       </w:r>
     </w:p>
     <w:p>
@@ -4216,7 +4216,7 @@
           </w:tcPr>
           <w:p>
             <w:r>
-              <w:t>Sections 1–6; record the brief recall in the workbook.</w:t>
+              <w:t>Use Your mission, Notice the evidence, See how it works, Words that unlock the idea and Follow a worked example; record the brief recall in the workbook.</w:t>
             </w:r>
           </w:p>
         </w:tc>
@@ -4248,7 +4248,7 @@
           </w:tcPr>
           <w:p>
             <w:r>
-              <w:t>Sections 7–10; use the matching workbook W2 and misconception check.</w:t>
+              <w:t>Use Find and repair a mistake, Practise together and Run the investigation, with workbook W2 and Individual reasoning check.</w:t>
             </w:r>
           </w:p>
         </w:tc>
@@ -4280,7 +4280,7 @@
           </w:tcPr>
           <w:p>
             <w:r>
-              <w:t>Sections 9 and 11–14. Give extra time to finish the full task set; use Section 15 when the week includes a coding lab.</w:t>
+              <w:t>Use Run the investigation, Build your understanding, Connect your project and Show what you know. Reserve further time for the full task set. Use a code example only where one is actually supplied.</w:t>
             </w:r>
           </w:p>
         </w:tc>
@@ -4294,7 +4294,7 @@
         <w:rPr>
           <w:b w:val="0"/>
         </w:rPr>
-        <w:t>Before class, solve the supported practice: Differences1, 1, 1 have observed mean1. Enumerate8 assignments. Show the intermediate steps and give the conclusion with its scope.</w:t>
+        <w:t>Before class, solve the supported practice: Three independent paired differences are 1, 1, 1. Under the stated symmetric zero-effect null, all eight independent sign assignments are equally likely. Use the absolute mean, include equally extreme ties, and compare the exact two-sided p-value with alpha 0.05. Show the intermediate steps and give the conclusion with its scope.</w:t>
       </w:r>
     </w:p>
     <w:p>

--- a/downloads/teacher/ai-7-week-14.docx
+++ b/downloads/teacher/ai-7-week-14.docx
@@ -25,20 +25,38 @@
         <w:pStyle w:val="Heading1"/>
       </w:pPr>
       <w:r>
-        <w:t>01. Prepare the purpose, prerequisites and materials</w:t>
+        <w:t>Ask which null makes each sign assignment equally likely and which events count as extreme.</w:t>
       </w:r>
     </w:p>
     <w:p>
       <w:r>
-        <w:t>Prepare Statistical tests and assumptions: check the target, prerequisites, resources and adaptable teaching schedule.</w:t>
+        <w:t>Teach exact tests without confusing p with null probability, effect importance or verified design.</w:t>
       </w:r>
     </w:p>
     <w:p>
-      <w:pPr>
-        <w:pStyle w:val="Heading3"/>
-      </w:pPr>
-      <w:r>
-        <w:t>Teach the learning cycle</w:t>
+      <w:r>
+        <w:t>Model two-sided tail → inspect picture sign counts → test tiny-scale invariance → assess rescaled independent case → retain assumptions and numerical correction.</w:t>
+      </w:r>
+    </w:p>
+    <w:p>
+      <w:pPr>
+        <w:pStyle w:val="Heading1"/>
+      </w:pPr>
+      <w:r>
+        <w:t>01. Prepare the connected research investigation</w:t>
+      </w:r>
+    </w:p>
+    <w:p>
+      <w:r>
+        <w:t>Keep modelling, shared practice and independent evidence distinct.</w:t>
+      </w:r>
+    </w:p>
+    <w:p>
+      <w:pPr>
+        <w:pStyle w:val="Heading2"/>
+      </w:pPr>
+      <w:r>
+        <w:t>Target and main teaching plan</w:t>
       </w:r>
     </w:p>
     <w:p>
@@ -243,18 +261,21 @@
     </w:p>
     <w:p>
       <w:pPr>
-        <w:pStyle w:val="Heading3"/>
-      </w:pPr>
-      <w:r>
-        <w:t>Retrieval answer guidance</w:t>
+        <w:pStyle w:val="Heading2"/>
+      </w:pPr>
+      <w:r>
+        <w:t>Preparation and prerequisite</w:t>
       </w:r>
     </w:p>
     <w:p>
       <w:pPr>
-        <w:pStyle w:val="Heading3"/>
-      </w:pPr>
-      <w:r>
-        <w:t>Effect size and practical importance</w:t>
+        <w:spacing w:line="336" w:lineRule="auto" w:after="180"/>
+      </w:pPr>
+      <w:r>
+        <w:rPr>
+          <w:b w:val="0"/>
+        </w:rPr>
+        <w:t>Lesson and workbook; paper and pencil</w:t>
       </w:r>
     </w:p>
     <w:p>
@@ -265,7 +286,7 @@
         <w:rPr>
           <w:b w:val="0"/>
         </w:rPr>
-        <w:t>Without opening the old lesson, explain one key idea from Effect size and practical importance. Give an example and a mistake that the idea helps you avoid.</w:t>
+        <w:t>Calculator and optional local Python 3 for arithmetic; no live API or private data</w:t>
       </w:r>
     </w:p>
     <w:p>
@@ -276,19 +297,7 @@
         <w:rPr>
           <w:b w:val="0"/>
         </w:rPr>
-        <w:t xml:space="preserve">Look for: Explain the </w:t>
-      </w:r>
-      <w:r>
-        <w:rPr>
-          <w:b/>
-        </w:rPr>
-        <w:t>mechanism</w:t>
-      </w:r>
-      <w:r>
-        <w:rPr>
-          <w:b w:val="0"/>
-        </w:rPr>
-        <w:t xml:space="preserve"> and terminology of effect size and practical importance</w:t>
+        <w:t>Prepare the fresh retry separately and withhold its solution until after collection</w:t>
       </w:r>
     </w:p>
     <w:p>
@@ -299,7 +308,31 @@
         <w:rPr>
           <w:b w:val="0"/>
         </w:rPr>
-        <w:t>Reference example, not the only acceptable wording: Teacher explanation: Effect size describes magnitude on a stated scale. Practical importance depends on task requirements, not merely a nonzero difference.</w:t>
+        <w:t xml:space="preserve">A result depends on the </w:t>
+      </w:r>
+      <w:r>
+        <w:rPr>
+          <w:b/>
+        </w:rPr>
+        <w:t>input</w:t>
+      </w:r>
+      <w:r>
+        <w:rPr>
+          <w:b w:val="0"/>
+        </w:rPr>
+        <w:t xml:space="preserve">s, procedure and conditions that produced it. Preserve data roles and distinguish observed outcomes from </w:t>
+      </w:r>
+      <w:r>
+        <w:rPr>
+          <w:b/>
+        </w:rPr>
+        <w:t>prediction</w:t>
+      </w:r>
+      <w:r>
+        <w:rPr>
+          <w:b w:val="0"/>
+        </w:rPr>
+        <w:t>s or unmeasured conditions.</w:t>
       </w:r>
     </w:p>
     <w:p>
@@ -310,15 +343,15 @@
         <w:rPr>
           <w:b w:val="0"/>
         </w:rPr>
-        <w:t>For paired response durations compute baseline minus candidate per case and average the differences. Positive means faster candidate. Compare with a prespecified minimum useful gain.</w:t>
+        <w:t>If the prior concept cannot be explained, use a short retrieval activity before this chapter.</w:t>
       </w:r>
     </w:p>
     <w:p>
       <w:pPr>
-        <w:pStyle w:val="Heading3"/>
-      </w:pPr>
-      <w:r>
-        <w:t>Sampling variability</w:t>
+        <w:pStyle w:val="Heading2"/>
+      </w:pPr>
+      <w:r>
+        <w:t>Opening retrieval</w:t>
       </w:r>
     </w:p>
     <w:p>
@@ -329,7 +362,7 @@
         <w:rPr>
           <w:b w:val="0"/>
         </w:rPr>
-        <w:t>Without opening the old lesson, explain one key idea from Sampling variability. Give an example and a mistake that the idea helps you avoid.</w:t>
+        <w:t>Without opening the old lesson, explain one key idea from Effect size and practical importance. Give an example and a mistake that the idea helps you avoid.</w:t>
       </w:r>
     </w:p>
     <w:p>
@@ -352,7 +385,7 @@
         <w:rPr>
           <w:b w:val="0"/>
         </w:rPr>
-        <w:t xml:space="preserve"> and terminology of sampling variability</w:t>
+        <w:t xml:space="preserve"> and terminology of effect size and practical importance</w:t>
       </w:r>
     </w:p>
     <w:p>
@@ -363,7 +396,7 @@
         <w:rPr>
           <w:b w:val="0"/>
         </w:rPr>
-        <w:t>Reference example, not the only acceptable wording: Teacher explanation: Sampling variability means different eligible samples can give different estimates even under the same population. Separate this from procedure changes.</w:t>
+        <w:t>Reference example, not the only acceptable wording: Teacher explanation: Effect size describes magnitude on a stated scale. Practical importance depends on task requirements, not merely a nonzero difference.</w:t>
       </w:r>
     </w:p>
     <w:p>
@@ -374,15 +407,18 @@
         <w:rPr>
           <w:b w:val="0"/>
         </w:rPr>
-        <w:t>Consider finite population values1, 1, 3, 3 with distinct IDs. Enumerate the six unordered samples of size2 without replacement. Their means are1, 2, 2, 2, 2, 3.</w:t>
+        <w:t>For paired response durations compute baseline minus candidate per case and average the differences. Positive means faster candidate. Compare with a prespecified minimum useful gain.</w:t>
       </w:r>
     </w:p>
     <w:p>
       <w:pPr>
-        <w:pStyle w:val="Heading3"/>
-      </w:pPr>
-      <w:r>
-        <w:t>Baselines and fair comparisons</w:t>
+        <w:spacing w:line="336" w:lineRule="auto" w:after="180"/>
+      </w:pPr>
+      <w:r>
+        <w:rPr>
+          <w:b w:val="0"/>
+        </w:rPr>
+        <w:t>Without opening the old lesson, explain one key idea from Sampling variability. Give an example and a mistake that the idea helps you avoid.</w:t>
       </w:r>
     </w:p>
     <w:p>
@@ -393,7 +429,19 @@
         <w:rPr>
           <w:b w:val="0"/>
         </w:rPr>
-        <w:t>Without opening the old lesson, explain one key idea from Baselines and fair comparisons. Give an example and a mistake that the idea helps you avoid.</w:t>
+        <w:t xml:space="preserve">Look for: Explain the </w:t>
+      </w:r>
+      <w:r>
+        <w:rPr>
+          <w:b/>
+        </w:rPr>
+        <w:t>mechanism</w:t>
+      </w:r>
+      <w:r>
+        <w:rPr>
+          <w:b w:val="0"/>
+        </w:rPr>
+        <w:t xml:space="preserve"> and terminology of sampling variability</w:t>
       </w:r>
     </w:p>
     <w:p>
@@ -404,19 +452,7 @@
         <w:rPr>
           <w:b w:val="0"/>
         </w:rPr>
-        <w:t xml:space="preserve">Look for: Explain the </w:t>
-      </w:r>
-      <w:r>
-        <w:rPr>
-          <w:b/>
-        </w:rPr>
-        <w:t>mechanism</w:t>
-      </w:r>
-      <w:r>
-        <w:rPr>
-          <w:b w:val="0"/>
-        </w:rPr>
-        <w:t xml:space="preserve"> and terminology of baselines and fair comparisons</w:t>
+        <w:t>Reference example, not the only acceptable wording: Teacher explanation: Sampling variability means different eligible samples can give different estimates even under the same population. Separate this from procedure changes.</w:t>
       </w:r>
     </w:p>
     <w:p>
@@ -427,19 +463,7 @@
         <w:rPr>
           <w:b w:val="0"/>
         </w:rPr>
-        <w:t xml:space="preserve">Reference example, not the only acceptable wording: Teacher explanation: Fair baselines use credible procedures on matched </w:t>
-      </w:r>
-      <w:r>
-        <w:rPr>
-          <w:b/>
-        </w:rPr>
-        <w:t>evidence</w:t>
-      </w:r>
-      <w:r>
-        <w:rPr>
-          <w:b w:val="0"/>
-        </w:rPr>
-        <w:t xml:space="preserve"> and resource conditions. A weak arbitrary reference can exaggerate improvement.</w:t>
+        <w:t>Consider finite population values1, 1, 3, 3 with distinct IDs. Enumerate the six unordered samples of size2 without replacement. Their means are1, 2, 2, 2, 2, 3.</w:t>
       </w:r>
     </w:p>
     <w:p>
@@ -450,7 +474,7 @@
         <w:rPr>
           <w:b w:val="0"/>
         </w:rPr>
-        <w:t>For a room-reporting study use manual authoritative lookup or a deterministic same-room rule, not random room names. Match cases, available sources and scoring.</w:t>
+        <w:t>Without opening the old lesson, explain one key idea from Baselines and fair comparisons. Give an example and a mistake that the idea helps you avoid.</w:t>
       </w:r>
     </w:p>
     <w:p>
@@ -461,43 +485,19 @@
         <w:rPr>
           <w:b w:val="0"/>
         </w:rPr>
-        <w:t xml:space="preserve">Compact alternative: two 45-minute sessions for the core explanation and W1–W5 only. The main plan uses three sessions; schedule further time for the complete investigation, project, visual journey and any code examples. A statistical test compares observed </w:t>
+        <w:t xml:space="preserve">Look for: Explain the </w:t>
       </w:r>
       <w:r>
         <w:rPr>
           <w:b/>
         </w:rPr>
-        <w:t>evidence</w:t>
+        <w:t>mechanism</w:t>
       </w:r>
       <w:r>
         <w:rPr>
           <w:b w:val="0"/>
         </w:rPr>
-        <w:t xml:space="preserve"> with a specified </w:t>
-      </w:r>
-      <w:r>
-        <w:rPr>
-          <w:b/>
-        </w:rPr>
-        <w:t>null model</w:t>
-      </w:r>
-      <w:r>
-        <w:rPr>
-          <w:b w:val="0"/>
-        </w:rPr>
-        <w:t xml:space="preserve">. A </w:t>
-      </w:r>
-      <w:r>
-        <w:rPr>
-          <w:b/>
-        </w:rPr>
-        <w:t>p-value</w:t>
-      </w:r>
-      <w:r>
-        <w:rPr>
-          <w:b w:val="0"/>
-        </w:rPr>
-        <w:t xml:space="preserve"> is not the probability that the null hypothesis is true.</w:t>
+        <w:t xml:space="preserve"> and terminology of baselines and fair comparisons</w:t>
       </w:r>
     </w:p>
     <w:p>
@@ -508,19 +508,19 @@
         <w:rPr>
           <w:b w:val="0"/>
         </w:rPr>
-        <w:t xml:space="preserve">Use the supplied constructed scenarios to make the </w:t>
+        <w:t xml:space="preserve">Reference example, not the only acceptable wording: Teacher explanation: Fair baselines use credible procedures on matched </w:t>
       </w:r>
       <w:r>
         <w:rPr>
           <w:b/>
         </w:rPr>
-        <w:t>mechanism</w:t>
+        <w:t>evidence</w:t>
       </w:r>
       <w:r>
         <w:rPr>
           <w:b w:val="0"/>
         </w:rPr>
-        <w:t xml:space="preserve"> inspectable. Collect W4 before sharing solutions.</w:t>
+        <w:t xml:space="preserve"> and resource conditions. A weak arbitrary reference can exaggerate improvement.</w:t>
       </w:r>
     </w:p>
     <w:p>
@@ -531,27 +531,15 @@
         <w:rPr>
           <w:b w:val="0"/>
         </w:rPr>
-        <w:t xml:space="preserve">Students should name intermediate </w:t>
-      </w:r>
-      <w:r>
-        <w:rPr>
-          <w:b/>
-        </w:rPr>
-        <w:t>evidence</w:t>
-      </w:r>
-      <w:r>
-        <w:rPr>
-          <w:b w:val="0"/>
-        </w:rPr>
-        <w:t xml:space="preserve"> and limitations; classroom pacing and learning effectiveness remain unvalidated.</w:t>
+        <w:t>For a room-reporting study use manual authoritative lookup or a deterministic same-room rule, not random room names. Match cases, available sources and scoring.</w:t>
       </w:r>
     </w:p>
     <w:p>
       <w:pPr>
-        <w:pStyle w:val="Heading3"/>
-      </w:pPr>
-      <w:r>
-        <w:t>Outcomes</w:t>
+        <w:pStyle w:val="Heading2"/>
+      </w:pPr>
+      <w:r>
+        <w:t>Pictured end goal</w:t>
       </w:r>
     </w:p>
     <w:p>
@@ -562,41 +550,23 @@
         <w:rPr>
           <w:b w:val="0"/>
         </w:rPr>
-        <w:t xml:space="preserve">Explain the </w:t>
-      </w:r>
-      <w:r>
-        <w:rPr>
-          <w:b/>
-        </w:rPr>
-        <w:t>mechanism</w:t>
-      </w:r>
-      <w:r>
-        <w:rPr>
-          <w:b w:val="0"/>
-        </w:rPr>
-        <w:t xml:space="preserve"> and terminology of statistical tests and assumptions</w:t>
+        <w:t>Explain statistical tests and assumptions using the records and boundaries of this fictional investigation.</w:t>
       </w:r>
     </w:p>
     <w:p>
       <w:pPr>
-        <w:spacing w:line="336" w:lineRule="auto" w:after="180"/>
-      </w:pPr>
-      <w:r>
-        <w:rPr>
-          <w:b w:val="0"/>
-        </w:rPr>
-        <w:t>Apply the stated procedure to a new case with a traceable result</w:t>
+        <w:pStyle w:val="Heading2"/>
+      </w:pPr>
+      <w:r>
+        <w:t>Earlier wording, alternatives and picture transcripts · reference / check after trying</w:t>
       </w:r>
     </w:p>
     <w:p>
       <w:pPr>
-        <w:spacing w:line="336" w:lineRule="auto" w:after="180"/>
-      </w:pPr>
-      <w:r>
-        <w:rPr>
-          <w:b w:val="0"/>
-        </w:rPr>
-        <w:t>Identify an assumption or limitation and design a revealing follow-up</w:t>
+        <w:pStyle w:val="Heading3"/>
+      </w:pPr>
+      <w:r>
+        <w:t>Teach the learning cycle</w:t>
       </w:r>
     </w:p>
     <w:p>
@@ -604,48 +574,78 @@
         <w:pStyle w:val="Heading3"/>
       </w:pPr>
       <w:r>
-        <w:t>Preparation</w:t>
+        <w:t>Retrieval answer guidance</w:t>
       </w:r>
     </w:p>
     <w:p>
       <w:pPr>
-        <w:spacing w:line="336" w:lineRule="auto" w:after="180"/>
-      </w:pPr>
-      <w:r>
-        <w:rPr>
-          <w:b w:val="0"/>
-        </w:rPr>
-        <w:t>Lesson and workbook; paper and pencil</w:t>
+        <w:pStyle w:val="Heading3"/>
+      </w:pPr>
+      <w:r>
+        <w:t>Effect size and practical importance</w:t>
       </w:r>
     </w:p>
     <w:p>
       <w:pPr>
-        <w:spacing w:line="336" w:lineRule="auto" w:after="180"/>
-      </w:pPr>
-      <w:r>
-        <w:rPr>
-          <w:b w:val="0"/>
-        </w:rPr>
-        <w:t>Calculator and optional local Python 3 for arithmetic; no live API or private data</w:t>
+        <w:pStyle w:val="Heading3"/>
+      </w:pPr>
+      <w:r>
+        <w:t>Sampling variability</w:t>
       </w:r>
     </w:p>
     <w:p>
       <w:pPr>
-        <w:spacing w:line="336" w:lineRule="auto" w:after="180"/>
-      </w:pPr>
-      <w:r>
-        <w:rPr>
-          <w:b w:val="0"/>
-        </w:rPr>
-        <w:t>Prepare the fresh retry separately and withhold its solution until after collection</w:t>
+        <w:pStyle w:val="Heading3"/>
+      </w:pPr>
+      <w:r>
+        <w:t>Baselines and fair comparisons</w:t>
       </w:r>
     </w:p>
     <w:p>
       <w:pPr>
-        <w:pStyle w:val="Heading3"/>
-      </w:pPr>
-      <w:r>
-        <w:t>Prerequisite answer</w:t>
+        <w:spacing w:line="336" w:lineRule="auto" w:after="180"/>
+      </w:pPr>
+      <w:r>
+        <w:rPr>
+          <w:b w:val="0"/>
+        </w:rPr>
+        <w:t xml:space="preserve">Compact alternative: two 45-minute sessions for the core explanation and W1–W5 only. The main plan uses three sessions; schedule further time for the complete investigation, project, visual journey and any code examples. A statistical test compares observed </w:t>
+      </w:r>
+      <w:r>
+        <w:rPr>
+          <w:b/>
+        </w:rPr>
+        <w:t>evidence</w:t>
+      </w:r>
+      <w:r>
+        <w:rPr>
+          <w:b w:val="0"/>
+        </w:rPr>
+        <w:t xml:space="preserve"> with a specified </w:t>
+      </w:r>
+      <w:r>
+        <w:rPr>
+          <w:b/>
+        </w:rPr>
+        <w:t>null model</w:t>
+      </w:r>
+      <w:r>
+        <w:rPr>
+          <w:b w:val="0"/>
+        </w:rPr>
+        <w:t xml:space="preserve">. A </w:t>
+      </w:r>
+      <w:r>
+        <w:rPr>
+          <w:b/>
+        </w:rPr>
+        <w:t>p-value</w:t>
+      </w:r>
+      <w:r>
+        <w:rPr>
+          <w:b w:val="0"/>
+        </w:rPr>
+        <w:t xml:space="preserve"> is not the probability that the null hypothesis is true.</w:t>
       </w:r>
     </w:p>
     <w:p>
@@ -656,31 +656,19 @@
         <w:rPr>
           <w:b w:val="0"/>
         </w:rPr>
-        <w:t xml:space="preserve">A result depends on the </w:t>
+        <w:t xml:space="preserve">Use the supplied constructed scenarios to make the </w:t>
       </w:r>
       <w:r>
         <w:rPr>
           <w:b/>
         </w:rPr>
-        <w:t>input</w:t>
+        <w:t>mechanism</w:t>
       </w:r>
       <w:r>
         <w:rPr>
           <w:b w:val="0"/>
         </w:rPr>
-        <w:t xml:space="preserve">s, procedure and conditions that produced it. Preserve data roles and distinguish observed outcomes from </w:t>
-      </w:r>
-      <w:r>
-        <w:rPr>
-          <w:b/>
-        </w:rPr>
-        <w:t>prediction</w:t>
-      </w:r>
-      <w:r>
-        <w:rPr>
-          <w:b w:val="0"/>
-        </w:rPr>
-        <w:t>s or unmeasured conditions.</w:t>
+        <w:t xml:space="preserve"> inspectable. Collect W4 before sharing solutions.</w:t>
       </w:r>
     </w:p>
     <w:p>
@@ -691,7 +679,19 @@
         <w:rPr>
           <w:b w:val="0"/>
         </w:rPr>
-        <w:t>If the prior concept cannot be explained, use a short retrieval activity before this chapter.</w:t>
+        <w:t xml:space="preserve">Students should name intermediate </w:t>
+      </w:r>
+      <w:r>
+        <w:rPr>
+          <w:b/>
+        </w:rPr>
+        <w:t>evidence</w:t>
+      </w:r>
+      <w:r>
+        <w:rPr>
+          <w:b w:val="0"/>
+        </w:rPr>
+        <w:t xml:space="preserve"> and limitations; classroom pacing and learning effectiveness remain unvalidated.</w:t>
       </w:r>
     </w:p>
     <w:p>
@@ -699,7 +699,7 @@
         <w:pStyle w:val="Heading3"/>
       </w:pPr>
       <w:r>
-        <w:t>End goal for the pictorial case</w:t>
+        <w:t>Outcomes</w:t>
       </w:r>
     </w:p>
     <w:p>
@@ -710,7 +710,19 @@
         <w:rPr>
           <w:b w:val="0"/>
         </w:rPr>
-        <w:t>Explain statistical tests and assumptions using the records and boundaries of this fictional investigation.</w:t>
+        <w:t xml:space="preserve">Explain the </w:t>
+      </w:r>
+      <w:r>
+        <w:rPr>
+          <w:b/>
+        </w:rPr>
+        <w:t>mechanism</w:t>
+      </w:r>
+      <w:r>
+        <w:rPr>
+          <w:b w:val="0"/>
+        </w:rPr>
+        <w:t xml:space="preserve"> and terminology of statistical tests and assumptions</w:t>
       </w:r>
     </w:p>
     <w:p>
@@ -721,67 +733,34 @@
         <w:rPr>
           <w:b w:val="0"/>
         </w:rPr>
-        <w:t>This added worked case illustrates the week’s main idea. Retain all original and connected topics; schedule its practice within the teaching cycle.</w:t>
+        <w:t>Apply the stated procedure to a new case with a traceable result</w:t>
       </w:r>
     </w:p>
     <w:p>
       <w:pPr>
-        <w:pStyle w:val="Heading1"/>
-      </w:pPr>
-      <w:r>
-        <w:t>02. Explain and model the mechanism</w:t>
+        <w:spacing w:line="336" w:lineRule="auto" w:after="180"/>
+      </w:pPr>
+      <w:r>
+        <w:rPr>
+          <w:b w:val="0"/>
+        </w:rPr>
+        <w:t>Identify an assumption or limitation and design a revealing follow-up</w:t>
       </w:r>
     </w:p>
     <w:p>
-      <w:r>
-        <w:t>Model Statistical tests and assumptions using the supplied case, labelled mechanism and reasoning. Make the scope of each conclusion explicit.</w:t>
+      <w:pPr>
+        <w:pStyle w:val="Heading3"/>
+      </w:pPr>
+      <w:r>
+        <w:t>Preparation</w:t>
       </w:r>
     </w:p>
     <w:p>
       <w:pPr>
-        <w:spacing w:line="336" w:lineRule="auto" w:after="180"/>
-      </w:pPr>
-      <w:r>
-        <w:rPr>
-          <w:b w:val="0"/>
-        </w:rPr>
-        <w:t xml:space="preserve">A statistical test compares observed </w:t>
-      </w:r>
-      <w:r>
-        <w:rPr>
-          <w:b/>
-        </w:rPr>
-        <w:t>evidence</w:t>
-      </w:r>
-      <w:r>
-        <w:rPr>
-          <w:b w:val="0"/>
-        </w:rPr>
-        <w:t xml:space="preserve"> with a specified </w:t>
-      </w:r>
-      <w:r>
-        <w:rPr>
-          <w:b/>
-        </w:rPr>
-        <w:t>null model</w:t>
-      </w:r>
-      <w:r>
-        <w:rPr>
-          <w:b w:val="0"/>
-        </w:rPr>
-        <w:t xml:space="preserve">. A </w:t>
-      </w:r>
-      <w:r>
-        <w:rPr>
-          <w:b/>
-        </w:rPr>
-        <w:t>p-value</w:t>
-      </w:r>
-      <w:r>
-        <w:rPr>
-          <w:b w:val="0"/>
-        </w:rPr>
-        <w:t xml:space="preserve"> is not the probability that the null hypothesis is true.</w:t>
+        <w:pStyle w:val="Heading3"/>
+      </w:pPr>
+      <w:r>
+        <w:t>Prerequisite answer</w:t>
       </w:r>
     </w:p>
     <w:p>
@@ -789,7 +768,7 @@
         <w:pStyle w:val="Heading3"/>
       </w:pPr>
       <w:r>
-        <w:t>Explain Statistical tests and assumptions · 1</w:t>
+        <w:t>End goal for the pictorial case</w:t>
       </w:r>
     </w:p>
     <w:p>
@@ -800,37 +779,28 @@
         <w:rPr>
           <w:b w:val="0"/>
         </w:rPr>
-        <w:t>Begin by writing the question the procedure is intended to answer. Identify the information already supplied, the information it will produce and the information still missing.</w:t>
+        <w:t>This added worked case illustrates the week’s main idea. Retain all original and connected topics; schedule its practice within the teaching cycle.</w:t>
       </w:r>
     </w:p>
     <w:p>
       <w:pPr>
-        <w:spacing w:line="336" w:lineRule="auto" w:after="180"/>
-      </w:pPr>
-      <w:r>
-        <w:rPr>
-          <w:b w:val="0"/>
-        </w:rPr>
-        <w:t>These are constructed classroom examples; they do not require live accounts, private records or an external service. Do not treat a plausible explanation as a measured outcome.</w:t>
+        <w:pStyle w:val="Heading1"/>
+      </w:pPr>
+      <w:r>
+        <w:t>02. Teach exact conditional tests with explicit design assumptions and numerical safeguards</w:t>
       </w:r>
     </w:p>
     <w:p>
-      <w:pPr>
-        <w:pStyle w:val="Heading3"/>
-      </w:pPr>
-      <w:r>
-        <w:t>Explain Statistical tests and assumptions · 2</w:t>
+      <w:r>
+        <w:t>Keep observed differences, null possibilities, tail rule and inference limits distinct.</w:t>
       </w:r>
     </w:p>
     <w:p>
       <w:pPr>
-        <w:spacing w:line="336" w:lineRule="auto" w:after="180"/>
-      </w:pPr>
-      <w:r>
-        <w:rPr>
-          <w:b w:val="0"/>
-        </w:rPr>
-        <w:t>Toy paired sign-flip test assumes independent paired differences whose signs are exchangeable under a symmetric zero-effect null. Enumerate all2^n sign assignments, holding magnitudes fixed.</w:t>
+        <w:pStyle w:val="Heading2"/>
+      </w:pPr>
+      <w:r>
+        <w:t>Definitions and complete paired-null contract</w:t>
       </w:r>
     </w:p>
     <w:p>
@@ -841,15 +811,1853 @@
         <w:rPr>
           <w:b w:val="0"/>
         </w:rPr>
-        <w:t>Two-sided p is fraction with absolute mean at least the observed absolute mean; use inclusive ties.</w:t>
+        <w:t xml:space="preserve">A statistical test compares observed </w:t>
+      </w:r>
+      <w:r>
+        <w:rPr>
+          <w:b/>
+        </w:rPr>
+        <w:t>evidence</w:t>
+      </w:r>
+      <w:r>
+        <w:rPr>
+          <w:b w:val="0"/>
+        </w:rPr>
+        <w:t xml:space="preserve"> with a specified </w:t>
+      </w:r>
+      <w:r>
+        <w:rPr>
+          <w:b/>
+        </w:rPr>
+        <w:t>null model</w:t>
+      </w:r>
+      <w:r>
+        <w:rPr>
+          <w:b w:val="0"/>
+        </w:rPr>
+        <w:t xml:space="preserve">. A </w:t>
+      </w:r>
+      <w:r>
+        <w:rPr>
+          <w:b/>
+        </w:rPr>
+        <w:t>p-value</w:t>
+      </w:r>
+      <w:r>
+        <w:rPr>
+          <w:b w:val="0"/>
+        </w:rPr>
+        <w:t xml:space="preserve"> is not the probability that the null hypothesis is true.</w:t>
       </w:r>
     </w:p>
     <w:p>
       <w:pPr>
+        <w:spacing w:line="336" w:lineRule="auto" w:after="180"/>
+      </w:pPr>
+      <w:r>
+        <w:rPr>
+          <w:b w:val="0"/>
+        </w:rPr>
+        <w:t>Toy paired sign-flip test assumes independent paired differences whose signs are exchangeable under a symmetric zero-effect null. Enumerate all 2^n sign assignments, holding magnitudes fixed. Two-sided p is fraction with absolute mean at least the observed absolute mean; use inclusive ties.</w:t>
+      </w:r>
+    </w:p>
+    <w:tbl>
+      <w:tblPr>
+        <w:tblStyle w:val="LightShading-Accent1"/>
+        <w:tblW w:type="auto" w:w="0"/>
+        <w:tblLook w:firstColumn="1" w:firstRow="1" w:lastColumn="0" w:lastRow="0" w:noHBand="0" w:noVBand="1" w:val="04A0"/>
+      </w:tblPr>
+      <w:tblGrid>
+        <w:gridCol w:w="5112"/>
+        <w:gridCol w:w="5112"/>
+      </w:tblGrid>
+      <w:tr>
+        <w:trPr>
+          <w:tblHeader/>
+        </w:trPr>
+        <w:tc>
+          <w:tcPr>
+            <w:tcW w:type="dxa" w:w="5112"/>
+          </w:tcPr>
+          <w:p>
+            <w:r>
+              <w:t>Exact-test item</w:t>
+            </w:r>
+          </w:p>
+        </w:tc>
+        <w:tc>
+          <w:tcPr>
+            <w:tcW w:type="dxa" w:w="5112"/>
+          </w:tcPr>
+          <w:p>
+            <w:r>
+              <w:t>Complete constructed sign-flip contract</w:t>
+            </w:r>
+          </w:p>
+        </w:tc>
+      </w:tr>
+      <w:tr>
+        <w:tc>
+          <w:tcPr>
+            <w:tcW w:type="dxa" w:w="5112"/>
+          </w:tcPr>
+          <w:p>
+            <w:r>
+              <w:t>Main observed differences</w:t>
+            </w:r>
+          </w:p>
+        </w:tc>
+        <w:tc>
+          <w:tcPr>
+            <w:tcW w:type="dxa" w:w="5112"/>
+          </w:tcPr>
+          <w:p>
+            <w:r>
+              <w:t>1, 1, 1 from three independent paired units</w:t>
+            </w:r>
+          </w:p>
+        </w:tc>
+      </w:tr>
+      <w:tr>
+        <w:tc>
+          <w:tcPr>
+            <w:tcW w:type="dxa" w:w="5112"/>
+          </w:tcPr>
+          <w:p>
+            <w:r>
+              <w:t>Null assumptions</w:t>
+            </w:r>
+          </w:p>
+        </w:tc>
+        <w:tc>
+          <w:tcPr>
+            <w:tcW w:type="dxa" w:w="5112"/>
+          </w:tcPr>
+          <w:p>
+            <w:r>
+              <w:t>Valid pairing; independent equiprobable signs conditional on fixed magnitudes under the symmetric zero-effect null</w:t>
+            </w:r>
+          </w:p>
+        </w:tc>
+      </w:tr>
+      <w:tr>
+        <w:tc>
+          <w:tcPr>
+            <w:tcW w:type="dxa" w:w="5112"/>
+          </w:tcPr>
+          <w:p>
+            <w:r>
+              <w:t>Not sufficient by itself</w:t>
+            </w:r>
+          </w:p>
+        </w:tc>
+        <w:tc>
+          <w:tcPr>
+            <w:tcW w:type="dxa" w:w="5112"/>
+          </w:tcPr>
+          <w:p>
+            <w:r>
+              <w:t>A statement that the mean is zero does not establish the required sign exchangeability</w:t>
+            </w:r>
+          </w:p>
+        </w:tc>
+      </w:tr>
+      <w:tr>
+        <w:tc>
+          <w:tcPr>
+            <w:tcW w:type="dxa" w:w="5112"/>
+          </w:tcPr>
+          <w:p>
+            <w:r>
+              <w:t>Null enumeration</w:t>
+            </w:r>
+          </w:p>
+        </w:tc>
+        <w:tc>
+          <w:tcPr>
+            <w:tcW w:type="dxa" w:w="5112"/>
+          </w:tcPr>
+          <w:p>
+            <w:r>
+              <w:t>All eight sign assignments; each has probability 1/8</w:t>
+            </w:r>
+          </w:p>
+        </w:tc>
+      </w:tr>
+      <w:tr>
+        <w:tc>
+          <w:tcPr>
+            <w:tcW w:type="dxa" w:w="5112"/>
+          </w:tcPr>
+          <w:p>
+            <w:r>
+              <w:t>Two-sided statistic</w:t>
+            </w:r>
+          </w:p>
+        </w:tc>
+        <w:tc>
+          <w:tcPr>
+            <w:tcW w:type="dxa" w:w="5112"/>
+          </w:tcPr>
+          <w:p>
+            <w:r>
+              <w:t>Absolute mean; with fixed n, absolute sum gives the same extremeness ordering</w:t>
+            </w:r>
+          </w:p>
+        </w:tc>
+      </w:tr>
+      <w:tr>
+        <w:tc>
+          <w:tcPr>
+            <w:tcW w:type="dxa" w:w="5112"/>
+          </w:tcPr>
+          <w:p>
+            <w:r>
+              <w:t>Inclusive tail rule</w:t>
+            </w:r>
+          </w:p>
+        </w:tc>
+        <w:tc>
+          <w:tcPr>
+            <w:tcW w:type="dxa" w:w="5112"/>
+          </w:tcPr>
+          <w:p>
+            <w:r>
+              <w:t>Count assignments at least as extreme, including ties</w:t>
+            </w:r>
+          </w:p>
+        </w:tc>
+      </w:tr>
+      <w:tr>
+        <w:tc>
+          <w:tcPr>
+            <w:tcW w:type="dxa" w:w="5112"/>
+          </w:tcPr>
+          <w:p>
+            <w:r>
+              <w:t>Decision rule</w:t>
+            </w:r>
+          </w:p>
+        </w:tc>
+        <w:tc>
+          <w:tcPr>
+            <w:tcW w:type="dxa" w:w="5112"/>
+          </w:tcPr>
+          <w:p>
+            <w:r>
+              <w:t>Predeclared alpha 0.05; reject only if exact p ≤ alpha</w:t>
+            </w:r>
+          </w:p>
+        </w:tc>
+      </w:tr>
+      <w:tr>
+        <w:tc>
+          <w:tcPr>
+            <w:tcW w:type="dxa" w:w="5112"/>
+          </w:tcPr>
+          <w:p>
+            <w:r>
+              <w:t>Arithmetic</w:t>
+            </w:r>
+          </w:p>
+        </w:tc>
+        <w:tc>
+          <w:tcPr>
+            <w:tcW w:type="dxa" w:w="5112"/>
+          </w:tcPr>
+          <w:p>
+            <w:r>
+              <w:t>Exact integers/Fraction values in complete code; no arbitrary absolute tolerance</w:t>
+            </w:r>
+          </w:p>
+        </w:tc>
+      </w:tr>
+      <w:tr>
+        <w:tc>
+          <w:tcPr>
+            <w:tcW w:type="dxa" w:w="5112"/>
+          </w:tcPr>
+          <w:p>
+            <w:r>
+              <w:t>Scope</w:t>
+            </w:r>
+          </w:p>
+        </w:tc>
+        <w:tc>
+          <w:tcPr>
+            <w:tcW w:type="dxa" w:w="5112"/>
+          </w:tcPr>
+          <w:p>
+            <w:r>
+              <w:t>Conditional toy calculation; pairing, independence, symmetry and actual randomization are assumed, not verified by code</w:t>
+            </w:r>
+          </w:p>
+        </w:tc>
+      </w:tr>
+    </w:tbl>
+    <w:p>
+      <w:pPr>
+        <w:pStyle w:val="Heading2"/>
+      </w:pPr>
+      <w:r>
+        <w:t>Main eight-assignment ledger and checked reasoning</w:t>
+      </w:r>
+    </w:p>
+    <w:tbl>
+      <w:tblPr>
+        <w:tblStyle w:val="LightShading-Accent1"/>
+        <w:tblW w:type="auto" w:w="0"/>
+        <w:tblLook w:firstColumn="1" w:firstRow="1" w:lastColumn="0" w:lastRow="0" w:noHBand="0" w:noVBand="1" w:val="04A0"/>
+      </w:tblPr>
+      <w:tblGrid>
+        <w:gridCol w:w="2556"/>
+        <w:gridCol w:w="2556"/>
+        <w:gridCol w:w="2556"/>
+        <w:gridCol w:w="2556"/>
+      </w:tblGrid>
+      <w:tr>
+        <w:trPr>
+          <w:tblHeader/>
+        </w:trPr>
+        <w:tc>
+          <w:tcPr>
+            <w:tcW w:type="dxa" w:w="2556"/>
+          </w:tcPr>
+          <w:p>
+            <w:r>
+              <w:t>Sign assignment for magnitudes 1, 1, 1</w:t>
+            </w:r>
+          </w:p>
+        </w:tc>
+        <w:tc>
+          <w:tcPr>
+            <w:tcW w:type="dxa" w:w="2556"/>
+          </w:tcPr>
+          <w:p>
+            <w:r>
+              <w:t>Signed sum</w:t>
+            </w:r>
+          </w:p>
+        </w:tc>
+        <w:tc>
+          <w:tcPr>
+            <w:tcW w:type="dxa" w:w="2556"/>
+          </w:tcPr>
+          <w:p>
+            <w:r>
+              <w:t>Absolute mean</w:t>
+            </w:r>
+          </w:p>
+        </w:tc>
+        <w:tc>
+          <w:tcPr>
+            <w:tcW w:type="dxa" w:w="2556"/>
+          </w:tcPr>
+          <w:p>
+            <w:r>
+              <w:t>At least observed 1?</w:t>
+            </w:r>
+          </w:p>
+        </w:tc>
+      </w:tr>
+      <w:tr>
+        <w:tc>
+          <w:tcPr>
+            <w:tcW w:type="dxa" w:w="2556"/>
+          </w:tcPr>
+          <w:p>
+            <w:r>
+              <w:t>− − −</w:t>
+            </w:r>
+          </w:p>
+        </w:tc>
+        <w:tc>
+          <w:tcPr>
+            <w:tcW w:type="dxa" w:w="2556"/>
+          </w:tcPr>
+          <w:p>
+            <w:r>
+              <w:t>−3</w:t>
+            </w:r>
+          </w:p>
+        </w:tc>
+        <w:tc>
+          <w:tcPr>
+            <w:tcW w:type="dxa" w:w="2556"/>
+          </w:tcPr>
+          <w:p>
+            <w:r>
+              <w:t>1</w:t>
+            </w:r>
+          </w:p>
+        </w:tc>
+        <w:tc>
+          <w:tcPr>
+            <w:tcW w:type="dxa" w:w="2556"/>
+          </w:tcPr>
+          <w:p>
+            <w:r>
+              <w:t>Yes</w:t>
+            </w:r>
+          </w:p>
+        </w:tc>
+      </w:tr>
+      <w:tr>
+        <w:tc>
+          <w:tcPr>
+            <w:tcW w:type="dxa" w:w="2556"/>
+          </w:tcPr>
+          <w:p>
+            <w:r>
+              <w:t>− − +</w:t>
+            </w:r>
+          </w:p>
+        </w:tc>
+        <w:tc>
+          <w:tcPr>
+            <w:tcW w:type="dxa" w:w="2556"/>
+          </w:tcPr>
+          <w:p>
+            <w:r>
+              <w:t>−1</w:t>
+            </w:r>
+          </w:p>
+        </w:tc>
+        <w:tc>
+          <w:tcPr>
+            <w:tcW w:type="dxa" w:w="2556"/>
+          </w:tcPr>
+          <w:p>
+            <w:r>
+              <w:t>1/3</w:t>
+            </w:r>
+          </w:p>
+        </w:tc>
+        <w:tc>
+          <w:tcPr>
+            <w:tcW w:type="dxa" w:w="2556"/>
+          </w:tcPr>
+          <w:p>
+            <w:r>
+              <w:t>No</w:t>
+            </w:r>
+          </w:p>
+        </w:tc>
+      </w:tr>
+      <w:tr>
+        <w:tc>
+          <w:tcPr>
+            <w:tcW w:type="dxa" w:w="2556"/>
+          </w:tcPr>
+          <w:p>
+            <w:r>
+              <w:t>− + −</w:t>
+            </w:r>
+          </w:p>
+        </w:tc>
+        <w:tc>
+          <w:tcPr>
+            <w:tcW w:type="dxa" w:w="2556"/>
+          </w:tcPr>
+          <w:p>
+            <w:r>
+              <w:t>−1</w:t>
+            </w:r>
+          </w:p>
+        </w:tc>
+        <w:tc>
+          <w:tcPr>
+            <w:tcW w:type="dxa" w:w="2556"/>
+          </w:tcPr>
+          <w:p>
+            <w:r>
+              <w:t>1/3</w:t>
+            </w:r>
+          </w:p>
+        </w:tc>
+        <w:tc>
+          <w:tcPr>
+            <w:tcW w:type="dxa" w:w="2556"/>
+          </w:tcPr>
+          <w:p>
+            <w:r>
+              <w:t>No</w:t>
+            </w:r>
+          </w:p>
+        </w:tc>
+      </w:tr>
+      <w:tr>
+        <w:tc>
+          <w:tcPr>
+            <w:tcW w:type="dxa" w:w="2556"/>
+          </w:tcPr>
+          <w:p>
+            <w:r>
+              <w:t>− + +</w:t>
+            </w:r>
+          </w:p>
+        </w:tc>
+        <w:tc>
+          <w:tcPr>
+            <w:tcW w:type="dxa" w:w="2556"/>
+          </w:tcPr>
+          <w:p>
+            <w:r>
+              <w:t>1</w:t>
+            </w:r>
+          </w:p>
+        </w:tc>
+        <w:tc>
+          <w:tcPr>
+            <w:tcW w:type="dxa" w:w="2556"/>
+          </w:tcPr>
+          <w:p>
+            <w:r>
+              <w:t>1/3</w:t>
+            </w:r>
+          </w:p>
+        </w:tc>
+        <w:tc>
+          <w:tcPr>
+            <w:tcW w:type="dxa" w:w="2556"/>
+          </w:tcPr>
+          <w:p>
+            <w:r>
+              <w:t>No</w:t>
+            </w:r>
+          </w:p>
+        </w:tc>
+      </w:tr>
+      <w:tr>
+        <w:tc>
+          <w:tcPr>
+            <w:tcW w:type="dxa" w:w="2556"/>
+          </w:tcPr>
+          <w:p>
+            <w:r>
+              <w:t>+ − −</w:t>
+            </w:r>
+          </w:p>
+        </w:tc>
+        <w:tc>
+          <w:tcPr>
+            <w:tcW w:type="dxa" w:w="2556"/>
+          </w:tcPr>
+          <w:p>
+            <w:r>
+              <w:t>−1</w:t>
+            </w:r>
+          </w:p>
+        </w:tc>
+        <w:tc>
+          <w:tcPr>
+            <w:tcW w:type="dxa" w:w="2556"/>
+          </w:tcPr>
+          <w:p>
+            <w:r>
+              <w:t>1/3</w:t>
+            </w:r>
+          </w:p>
+        </w:tc>
+        <w:tc>
+          <w:tcPr>
+            <w:tcW w:type="dxa" w:w="2556"/>
+          </w:tcPr>
+          <w:p>
+            <w:r>
+              <w:t>No</w:t>
+            </w:r>
+          </w:p>
+        </w:tc>
+      </w:tr>
+      <w:tr>
+        <w:tc>
+          <w:tcPr>
+            <w:tcW w:type="dxa" w:w="2556"/>
+          </w:tcPr>
+          <w:p>
+            <w:r>
+              <w:t>+ − +</w:t>
+            </w:r>
+          </w:p>
+        </w:tc>
+        <w:tc>
+          <w:tcPr>
+            <w:tcW w:type="dxa" w:w="2556"/>
+          </w:tcPr>
+          <w:p>
+            <w:r>
+              <w:t>1</w:t>
+            </w:r>
+          </w:p>
+        </w:tc>
+        <w:tc>
+          <w:tcPr>
+            <w:tcW w:type="dxa" w:w="2556"/>
+          </w:tcPr>
+          <w:p>
+            <w:r>
+              <w:t>1/3</w:t>
+            </w:r>
+          </w:p>
+        </w:tc>
+        <w:tc>
+          <w:tcPr>
+            <w:tcW w:type="dxa" w:w="2556"/>
+          </w:tcPr>
+          <w:p>
+            <w:r>
+              <w:t>No</w:t>
+            </w:r>
+          </w:p>
+        </w:tc>
+      </w:tr>
+      <w:tr>
+        <w:tc>
+          <w:tcPr>
+            <w:tcW w:type="dxa" w:w="2556"/>
+          </w:tcPr>
+          <w:p>
+            <w:r>
+              <w:t>+ + −</w:t>
+            </w:r>
+          </w:p>
+        </w:tc>
+        <w:tc>
+          <w:tcPr>
+            <w:tcW w:type="dxa" w:w="2556"/>
+          </w:tcPr>
+          <w:p>
+            <w:r>
+              <w:t>1</w:t>
+            </w:r>
+          </w:p>
+        </w:tc>
+        <w:tc>
+          <w:tcPr>
+            <w:tcW w:type="dxa" w:w="2556"/>
+          </w:tcPr>
+          <w:p>
+            <w:r>
+              <w:t>1/3</w:t>
+            </w:r>
+          </w:p>
+        </w:tc>
+        <w:tc>
+          <w:tcPr>
+            <w:tcW w:type="dxa" w:w="2556"/>
+          </w:tcPr>
+          <w:p>
+            <w:r>
+              <w:t>No</w:t>
+            </w:r>
+          </w:p>
+        </w:tc>
+      </w:tr>
+      <w:tr>
+        <w:tc>
+          <w:tcPr>
+            <w:tcW w:type="dxa" w:w="2556"/>
+          </w:tcPr>
+          <w:p>
+            <w:r>
+              <w:t>+ + +</w:t>
+            </w:r>
+          </w:p>
+        </w:tc>
+        <w:tc>
+          <w:tcPr>
+            <w:tcW w:type="dxa" w:w="2556"/>
+          </w:tcPr>
+          <w:p>
+            <w:r>
+              <w:t>3</w:t>
+            </w:r>
+          </w:p>
+        </w:tc>
+        <w:tc>
+          <w:tcPr>
+            <w:tcW w:type="dxa" w:w="2556"/>
+          </w:tcPr>
+          <w:p>
+            <w:r>
+              <w:t>1</w:t>
+            </w:r>
+          </w:p>
+        </w:tc>
+        <w:tc>
+          <w:tcPr>
+            <w:tcW w:type="dxa" w:w="2556"/>
+          </w:tcPr>
+          <w:p>
+            <w:r>
+              <w:t>Yes</w:t>
+            </w:r>
+          </w:p>
+        </w:tc>
+      </w:tr>
+      <w:tr>
+        <w:tc>
+          <w:tcPr>
+            <w:tcW w:type="dxa" w:w="2556"/>
+          </w:tcPr>
+          <w:p>
+            <w:r>
+              <w:t>Inclusive exact tail</w:t>
+            </w:r>
+          </w:p>
+        </w:tc>
+        <w:tc>
+          <w:tcPr>
+            <w:tcW w:type="dxa" w:w="2556"/>
+          </w:tcPr>
+          <w:p>
+            <w:r>
+              <w:t>Two of eight assignments</w:t>
+            </w:r>
+          </w:p>
+        </w:tc>
+        <w:tc>
+          <w:tcPr>
+            <w:tcW w:type="dxa" w:w="2556"/>
+          </w:tcPr>
+          <w:p>
+            <w:r>
+              <w:t>p=2/8=0.25</w:t>
+            </w:r>
+          </w:p>
+        </w:tc>
+        <w:tc>
+          <w:tcPr>
+            <w:tcW w:type="dxa" w:w="2556"/>
+          </w:tcPr>
+          <w:p>
+            <w:r>
+              <w:t>Above alpha 0.05: do not reject</w:t>
+            </w:r>
+          </w:p>
+        </w:tc>
+      </w:tr>
+    </w:tbl>
+    <w:p>
+      <w:pPr>
+        <w:spacing w:line="336" w:lineRule="auto" w:after="180"/>
+      </w:pPr>
+      <w:r>
+        <w:rPr>
+          <w:b w:val="0"/>
+        </w:rPr>
+        <w:t>Main three observed differences of 1, 1, 1 give absolute mean 1. Eight equiprobable sign assignments have two extreme arrangements, so p=0.25 and do not reject at 0.05. Picture paired times give B−A differences of −1, −2, −1, sum −4, mean −4/3; null sums of −4, −2, 0, 2, 4 have counts of 1, 2, 2, 2, 1, again p=0.25. Include ties and both tails.</w:t>
+      </w:r>
+    </w:p>
+    <w:p>
+      <w:pPr>
+        <w:spacing w:line="336" w:lineRule="auto" w:after="180"/>
+      </w:pPr>
+      <w:r>
+        <w:rPr>
+          <w:b w:val="0"/>
+        </w:rPr>
+        <w:t>The selected differences of 2, 2, 2 rescales the same sign pattern: p=2/8=0.25, not significant at 0.05 under this specific test. This resolution limit does not apply to every small-n method. Exact arithmetic correction preserves tiny-scale invariance, but cannot validate pairing, independent symmetric signs or causal interpretation.</w:t>
+      </w:r>
+    </w:p>
+    <w:p>
+      <w:pPr>
+        <w:spacing w:line="336" w:lineRule="auto" w:after="180"/>
+      </w:pPr>
+      <w:r>
+        <w:rPr>
+          <w:b w:val="0"/>
+        </w:rPr>
+        <w:t>Broken pairing invalidates this model; non-rejection proves neither null truth nor practical equivalence.</w:t>
+      </w:r>
+    </w:p>
+    <w:p>
+      <w:pPr>
         <w:pStyle w:val="Heading3"/>
       </w:pPr>
       <w:r>
-        <w:t>Explain Statistical tests and assumptions · 3</w:t>
+        <w:t>Statistical tests and assumptions — evidence trace</w:t>
+      </w:r>
+    </w:p>
+    <w:tbl>
+      <w:tblPr>
+        <w:tblStyle w:val="LightShading-Accent1"/>
+        <w:tblW w:type="auto" w:w="0"/>
+        <w:tblLook w:firstColumn="1" w:firstRow="1" w:lastColumn="0" w:lastRow="0" w:noHBand="0" w:noVBand="1" w:val="04A0"/>
+      </w:tblPr>
+      <w:tblGrid>
+        <w:gridCol w:w="3408"/>
+        <w:gridCol w:w="3408"/>
+        <w:gridCol w:w="3408"/>
+      </w:tblGrid>
+      <w:tr>
+        <w:trPr>
+          <w:tblHeader/>
+        </w:trPr>
+        <w:tc>
+          <w:tcPr>
+            <w:tcW w:type="dxa" w:w="3408"/>
+          </w:tcPr>
+          <w:p>
+            <w:r>
+              <w:t>Input and scope</w:t>
+            </w:r>
+          </w:p>
+        </w:tc>
+        <w:tc>
+          <w:tcPr>
+            <w:tcW w:type="dxa" w:w="3408"/>
+          </w:tcPr>
+          <w:p>
+            <w:r>
+              <w:t>Check or calculation</w:t>
+            </w:r>
+          </w:p>
+        </w:tc>
+        <w:tc>
+          <w:tcPr>
+            <w:tcW w:type="dxa" w:w="3408"/>
+          </w:tcPr>
+          <w:p>
+            <w:r>
+              <w:t>Conclusion and limit</w:t>
+            </w:r>
+          </w:p>
+        </w:tc>
+      </w:tr>
+      <w:tr>
+        <w:tc>
+          <w:tcPr>
+            <w:tcW w:type="dxa" w:w="3408"/>
+          </w:tcPr>
+          <w:p>
+            <w:r>
+              <w:t>Three independent paired differences are 1, 1, 1. Under the stated symmetric zero-effect null, all eight independent sign assignments are equally likely. Use the absolute mean, include equally extreme ties, and compare the exact two-sided p-value with alpha 0.05.</w:t>
+            </w:r>
+          </w:p>
+        </w:tc>
+        <w:tc>
+          <w:tcPr>
+            <w:tcW w:type="dxa" w:w="3408"/>
+          </w:tcPr>
+          <w:p>
+            <w:r>
+              <w:t>Toy paired sign-flip test assumes independent paired differences whose signs are exchangeable under a symmetric zero-effect null. Enumerate all 2^n sign assignments, holding magnitudes fixed. Two-sided p is fraction with absolute mean at least the observed absolute mean; use inclusive ties.</w:t>
+            </w:r>
+          </w:p>
+        </w:tc>
+        <w:tc>
+          <w:tcPr>
+            <w:tcW w:type="dxa" w:w="3408"/>
+          </w:tcPr>
+          <w:p>
+            <w:r>
+              <w:t>Only all-plus and all-minus have absolute mean 1; others have 1/3. Exact p=2/8=.25. At alpha .05 do not reject; this does not prove zero effect.</w:t>
+            </w:r>
+          </w:p>
+        </w:tc>
+      </w:tr>
+    </w:tbl>
+    <w:p>
+      <w:r>
+        <w:t>The figure connects this chapter's worked input, declared procedure and result. Read the complete worked reasoning for qualifiers and intermediate steps; the abbreviated labels do not replace that reasoning.</w:t>
+      </w:r>
+    </w:p>
+    <w:p>
+      <w:pPr>
+        <w:spacing w:line="336" w:lineRule="auto" w:after="180"/>
+      </w:pPr>
+      <w:r>
+        <w:rPr>
+          <w:b w:val="0"/>
+        </w:rPr>
+        <w:t>Guided: Only all-plus and all-minus have absolute mean 1; others have 1/3. Exact p=2/8=.25. At alpha .05 do not reject; this does not prove zero effect. Qualification: The test requires its sign-</w:t>
+      </w:r>
+      <w:r>
+        <w:rPr>
+          <w:b/>
+        </w:rPr>
+        <w:t>exchangeability</w:t>
+      </w:r>
+      <w:r>
+        <w:rPr>
+          <w:b w:val="0"/>
+        </w:rPr>
+        <w:t xml:space="preserve"> and independence assumptions; do not apply it blindly to clustered or asymmetric differences. Exit: accept a concrete variation with its predicted outcome and a stated condition that would challenge the </w:t>
+      </w:r>
+      <w:r>
+        <w:rPr>
+          <w:b/>
+        </w:rPr>
+        <w:t>mechanism</w:t>
+      </w:r>
+      <w:r>
+        <w:rPr>
+          <w:b w:val="0"/>
+        </w:rPr>
+        <w:t xml:space="preserve">; reject a claim resting on unmeasured </w:t>
+      </w:r>
+      <w:r>
+        <w:rPr>
+          <w:b/>
+        </w:rPr>
+        <w:t>evidence</w:t>
+      </w:r>
+      <w:r>
+        <w:rPr>
+          <w:b w:val="0"/>
+        </w:rPr>
+        <w:t>.</w:t>
+      </w:r>
+    </w:p>
+    <w:p>
+      <w:pPr>
+        <w:spacing w:line="336" w:lineRule="auto" w:after="180"/>
+      </w:pPr>
+      <w:r>
+        <w:rPr>
+          <w:b w:val="0"/>
+        </w:rPr>
+        <w:t>Three independent paired differences are 1, 1, 1. Under the stated symmetric zero-effect null, all eight independent sign assignments are equally likely. Use the absolute mean, include equally extreme ties, and compare the exact two-sided p-value with alpha 0.05.</w:t>
+      </w:r>
+    </w:p>
+    <w:p>
+      <w:pPr>
+        <w:spacing w:line="336" w:lineRule="auto" w:after="180"/>
+      </w:pPr>
+      <w:r>
+        <w:rPr>
+          <w:b w:val="0"/>
+        </w:rPr>
+        <w:t>Only all-plus and all-minus have absolute mean 1; others have 1/3. Exact p=2/8=.25. At alpha .05 do not reject; this does not prove zero effect.</w:t>
+      </w:r>
+    </w:p>
+    <w:p>
+      <w:pPr>
+        <w:spacing w:line="336" w:lineRule="auto" w:after="180"/>
+      </w:pPr>
+      <w:r>
+        <w:rPr>
+          <w:b w:val="0"/>
+        </w:rPr>
+        <w:t xml:space="preserve">Compare the intermediate </w:t>
+      </w:r>
+      <w:r>
+        <w:rPr>
+          <w:b/>
+        </w:rPr>
+        <w:t>evidence</w:t>
+      </w:r>
+      <w:r>
+        <w:rPr>
+          <w:b w:val="0"/>
+        </w:rPr>
+        <w:t xml:space="preserve"> with the final statement. Explain why each number or decision follows from the stated </w:t>
+      </w:r>
+      <w:r>
+        <w:rPr>
+          <w:b/>
+        </w:rPr>
+        <w:t>input</w:t>
+      </w:r>
+      <w:r>
+        <w:rPr>
+          <w:b w:val="0"/>
+        </w:rPr>
+        <w:t>s.</w:t>
+      </w:r>
+    </w:p>
+    <w:p>
+      <w:pPr>
+        <w:spacing w:line="336" w:lineRule="auto" w:after="180"/>
+      </w:pPr>
+      <w:r>
+        <w:rPr>
+          <w:b w:val="0"/>
+        </w:rPr>
+        <w:t xml:space="preserve">The conclusion belongs to this scenario and procedure; changing the </w:t>
+      </w:r>
+      <w:r>
+        <w:rPr>
+          <w:b/>
+        </w:rPr>
+        <w:t>input</w:t>
+      </w:r>
+      <w:r>
+        <w:rPr>
+          <w:b w:val="0"/>
+        </w:rPr>
+        <w:t>s, evaluation population or authority can change what it establishes. Retain the raw record so a later revision can be compared honestly.</w:t>
+      </w:r>
+    </w:p>
+    <w:p>
+      <w:pPr>
+        <w:pStyle w:val="Heading2"/>
+      </w:pPr>
+      <w:r>
+        <w:t>Inclusive tails, resolution and scale probes</w:t>
+      </w:r>
+    </w:p>
+    <w:tbl>
+      <w:tblPr>
+        <w:tblStyle w:val="LightShading-Accent1"/>
+        <w:tblW w:type="auto" w:w="0"/>
+        <w:tblLook w:firstColumn="1" w:firstRow="1" w:lastColumn="0" w:lastRow="0" w:noHBand="0" w:noVBand="1" w:val="04A0"/>
+      </w:tblPr>
+      <w:tblGrid>
+        <w:gridCol w:w="5112"/>
+        <w:gridCol w:w="5112"/>
+      </w:tblGrid>
+      <w:tr>
+        <w:trPr>
+          <w:tblHeader/>
+        </w:trPr>
+        <w:tc>
+          <w:tcPr>
+            <w:tcW w:type="dxa" w:w="5112"/>
+          </w:tcPr>
+          <w:p>
+            <w:r>
+              <w:t>Test/assumption probe</w:t>
+            </w:r>
+          </w:p>
+        </w:tc>
+        <w:tc>
+          <w:tcPr>
+            <w:tcW w:type="dxa" w:w="5112"/>
+          </w:tcPr>
+          <w:p>
+            <w:r>
+              <w:t>Expected interpretation</w:t>
+            </w:r>
+          </w:p>
+        </w:tc>
+      </w:tr>
+      <w:tr>
+        <w:tc>
+          <w:tcPr>
+            <w:tcW w:type="dxa" w:w="5112"/>
+          </w:tcPr>
+          <w:p>
+            <w:r>
+              <w:t>Observed statistic equals a null arrangement</w:t>
+            </w:r>
+          </w:p>
+        </w:tc>
+        <w:tc>
+          <w:tcPr>
+            <w:tcW w:type="dxa" w:w="5112"/>
+          </w:tcPr>
+          <w:p>
+            <w:r>
+              <w:t>Include ties in at-least-as-extreme count</w:t>
+            </w:r>
+          </w:p>
+        </w:tc>
+      </w:tr>
+      <w:tr>
+        <w:tc>
+          <w:tcPr>
+            <w:tcW w:type="dxa" w:w="5112"/>
+          </w:tcPr>
+          <w:p>
+            <w:r>
+              <w:t>Only favorable-sign extreme counted</w:t>
+            </w:r>
+          </w:p>
+        </w:tc>
+        <w:tc>
+          <w:tcPr>
+            <w:tcW w:type="dxa" w:w="5112"/>
+          </w:tcPr>
+          <w:p>
+            <w:r>
+              <w:t>Wrong for this declared two-sided absolute-statistic rule</w:t>
+            </w:r>
+          </w:p>
+        </w:tc>
+      </w:tr>
+      <w:tr>
+        <w:tc>
+          <w:tcPr>
+            <w:tcW w:type="dxa" w:w="5112"/>
+          </w:tcPr>
+          <w:p>
+            <w:r>
+              <w:t>Exact p = 0.25 at alpha 0.05</w:t>
+            </w:r>
+          </w:p>
+        </w:tc>
+        <w:tc>
+          <w:tcPr>
+            <w:tcW w:type="dxa" w:w="5112"/>
+          </w:tcPr>
+          <w:p>
+            <w:r>
+              <w:t>Do not reject; not evidence that null is true with probability 0.25</w:t>
+            </w:r>
+          </w:p>
+        </w:tc>
+      </w:tr>
+      <w:tr>
+        <w:tc>
+          <w:tcPr>
+            <w:tcW w:type="dxa" w:w="5112"/>
+          </w:tcPr>
+          <w:p>
+            <w:r>
+              <w:t>No rejection</w:t>
+            </w:r>
+          </w:p>
+        </w:tc>
+        <w:tc>
+          <w:tcPr>
+            <w:tcW w:type="dxa" w:w="5112"/>
+          </w:tcPr>
+          <w:p>
+            <w:r>
+              <w:t>Does not establish zero effect or practical equivalence</w:t>
+            </w:r>
+          </w:p>
+        </w:tc>
+      </w:tr>
+      <w:tr>
+        <w:tc>
+          <w:tcPr>
+            <w:tcW w:type="dxa" w:w="5112"/>
+          </w:tcPr>
+          <w:p>
+            <w:r>
+              <w:t>Three nonzero paired magnitudes in this sign-flip setup</w:t>
+            </w:r>
+          </w:p>
+        </w:tc>
+        <w:tc>
+          <w:tcPr>
+            <w:tcW w:type="dxa" w:w="5112"/>
+          </w:tcPr>
+          <w:p>
+            <w:r>
+              <w:t>Smallest two-sided tail is 2/8; magnitude alone cannot reach 0.05</w:t>
+            </w:r>
+          </w:p>
+        </w:tc>
+      </w:tr>
+      <w:tr>
+        <w:tc>
+          <w:tcPr>
+            <w:tcW w:type="dxa" w:w="5112"/>
+          </w:tcPr>
+          <w:p>
+            <w:r>
+              <w:t>Any small-n test in general</w:t>
+            </w:r>
+          </w:p>
+        </w:tc>
+        <w:tc>
+          <w:tcPr>
+            <w:tcW w:type="dxa" w:w="5112"/>
+          </w:tcPr>
+          <w:p>
+            <w:r>
+              <w:t>Do not generalize this specific resolution limit to all statistical methods</w:t>
+            </w:r>
+          </w:p>
+        </w:tc>
+      </w:tr>
+      <w:tr>
+        <w:tc>
+          <w:tcPr>
+            <w:tcW w:type="dxa" w:w="5112"/>
+          </w:tcPr>
+          <w:p>
+            <w:r>
+              <w:t>Scale all differences by the same positive constant</w:t>
+            </w:r>
+          </w:p>
+        </w:tc>
+        <w:tc>
+          <w:tcPr>
+            <w:tcW w:type="dxa" w:w="5112"/>
+          </w:tcPr>
+          <w:p>
+            <w:r>
+              <w:t>Extremeness ordering and exact p should stay unchanged</w:t>
+            </w:r>
+          </w:p>
+        </w:tc>
+      </w:tr>
+      <w:tr>
+        <w:tc>
+          <w:tcPr>
+            <w:tcW w:type="dxa" w:w="5112"/>
+          </w:tcPr>
+          <w:p>
+            <w:r>
+              <w:t>Absolute numeric epsilon overwhelms tiny values</w:t>
+            </w:r>
+          </w:p>
+        </w:tc>
+        <w:tc>
+          <w:tcPr>
+            <w:tcW w:type="dxa" w:w="5112"/>
+          </w:tcPr>
+          <w:p>
+            <w:r>
+              <w:t>Can corrupt ties/tail counts; use exact arithmetic here</w:t>
+            </w:r>
+          </w:p>
+        </w:tc>
+      </w:tr>
+      <w:tr>
+        <w:tc>
+          <w:tcPr>
+            <w:tcW w:type="dxa" w:w="5112"/>
+          </w:tcPr>
+          <w:p>
+            <w:r>
+              <w:t>Pairing or sign assumptions invalid</w:t>
+            </w:r>
+          </w:p>
+        </w:tc>
+        <w:tc>
+          <w:tcPr>
+            <w:tcW w:type="dxa" w:w="5112"/>
+          </w:tcPr>
+          <w:p>
+            <w:r>
+              <w:t>The numerical p does not validate the design</w:t>
+            </w:r>
+          </w:p>
+        </w:tc>
+      </w:tr>
+    </w:tbl>
+    <w:p>
+      <w:pPr>
+        <w:pStyle w:val="Heading2"/>
+      </w:pPr>
+      <w:r>
+        <w:t>Separate paired-time null counts and native chart</w:t>
+      </w:r>
+    </w:p>
+    <w:p>
+      <w:pPr>
+        <w:spacing w:line="336" w:lineRule="auto" w:after="180"/>
+      </w:pPr>
+      <w:r>
+        <w:rPr>
+          <w:b w:val="0"/>
+        </w:rPr>
+        <w:t>A small exact paired sign-flip test. Compare three independent task pairs under a null that permits each difference’s sign to flip independently with equal probability.</w:t>
+      </w:r>
+    </w:p>
+    <w:p>
+      <w:pPr>
+        <w:spacing w:line="336" w:lineRule="auto" w:after="180"/>
+      </w:pPr>
+      <w:r>
+        <w:rPr>
+          <w:b w:val="0"/>
+        </w:rPr>
+        <w:t>A times [5,8,4] seconds; B [4,6,3]. Differences B−A are [-1,-2,-1]. Use a two-sided statistic: absolute sum of differences. Assume the stated sign-symmetry null is appropriate.</w:t>
+      </w:r>
+    </w:p>
+    <w:p>
+      <w:pPr>
+        <w:spacing w:line="336" w:lineRule="auto" w:after="180"/>
+      </w:pPr>
+      <w:r>
+        <w:rPr>
+          <w:b w:val="0"/>
+        </w:rPr>
+        <w:t>The picture uses separate paired times A=[5, 8, 4] and B=[4, 6, 3] seconds. B−A differences are−1, −2, −1, with sum −4 and mean −4/3 seconds. Fix magnitudes 1, 2, 1 and enumerate eight equally likely sign arrangements under the declared null. Signed sums−4, −2, 0, 2, 4 occur 1, 2, 2, 2, 1 times. Only−4 and+4 have absolute sum at least 4, so p=2/8=0.25.</w:t>
+      </w:r>
+    </w:p>
+    <w:p>
+      <w:pPr>
+        <w:spacing w:line="336" w:lineRule="auto" w:after="180"/>
+      </w:pPr>
+      <w:r>
+        <w:rPr>
+          <w:b w:val="0"/>
+        </w:rPr>
+        <w:t>Do not reject at 0.05; neither zero effect nor practical unimportance is proved. If the A/B measurements are unrelated rather than valid pairs, this paired analysis is unjustified. Exact arithmetic cannot repair the study design.</w:t>
+      </w:r>
+    </w:p>
+    <w:p>
+      <w:r>
+        <w:drawing>
+          <wp:inline xmlns:a="http://schemas.openxmlformats.org/drawingml/2006/main" xmlns:pic="http://schemas.openxmlformats.org/drawingml/2006/picture">
+            <wp:extent cx="5000625" cy="3200400"/>
+            <wp:docPr id="1" name="Picture 1" descr="Under the supplied paired sign-symmetry null with magnitudes one, two, one, eight equiprobable assignments give signed sums minus4, minus2, zero, plus2, plus4 with counts one, two, two, two, one. Observed sum is minus4. Both minus4 and plus4 are at least as extreme, so exact two-sided p is 2/8=0.25; do not reject at 0.05, without proving zero effect."/>
+            <wp:cNvGraphicFramePr>
+              <a:graphicFrameLocks noChangeAspect="1"/>
+            </wp:cNvGraphicFramePr>
+            <a:graphic>
+              <a:graphicData uri="http://schemas.openxmlformats.org/drawingml/2006/picture">
+                <pic:pic>
+                  <pic:nvPicPr>
+                    <pic:cNvPr id="0" name="ai-7-14-exact-signflip-null.png"/>
+                    <pic:cNvPicPr/>
+                  </pic:nvPicPr>
+                  <pic:blipFill>
+                    <a:blip r:embed="rId9"/>
+                    <a:stretch>
+                      <a:fillRect/>
+                    </a:stretch>
+                  </pic:blipFill>
+                  <pic:spPr>
+                    <a:xfrm>
+                      <a:off x="0" y="0"/>
+                      <a:ext cx="5000625" cy="3200400"/>
+                    </a:xfrm>
+                    <a:prstGeom prst="rect"/>
+                  </pic:spPr>
+                </pic:pic>
+              </a:graphicData>
+            </a:graphic>
+          </wp:inline>
+        </w:drawing>
+      </w:r>
+    </w:p>
+    <w:tbl>
+      <w:tblPr>
+        <w:tblStyle w:val="LightShading-Accent1"/>
+        <w:tblW w:type="auto" w:w="0"/>
+        <w:tblLook w:firstColumn="1" w:firstRow="1" w:lastColumn="0" w:lastRow="0" w:noHBand="0" w:noVBand="1" w:val="04A0"/>
+      </w:tblPr>
+      <w:tblGrid>
+        <w:gridCol w:w="5112"/>
+        <w:gridCol w:w="5112"/>
+      </w:tblGrid>
+      <w:tr>
+        <w:trPr>
+          <w:tblHeader/>
+        </w:trPr>
+        <w:tc>
+          <w:tcPr>
+            <w:tcW w:type="dxa" w:w="5112"/>
+          </w:tcPr>
+          <w:p>
+            <w:r>
+              <w:t>Separate picture quantity</w:t>
+            </w:r>
+          </w:p>
+        </w:tc>
+        <w:tc>
+          <w:tcPr>
+            <w:tcW w:type="dxa" w:w="5112"/>
+          </w:tcPr>
+          <w:p>
+            <w:r>
+              <w:t>Complete supplied calculation</w:t>
+            </w:r>
+          </w:p>
+        </w:tc>
+      </w:tr>
+      <w:tr>
+        <w:tc>
+          <w:tcPr>
+            <w:tcW w:type="dxa" w:w="5112"/>
+          </w:tcPr>
+          <w:p>
+            <w:r>
+              <w:t>Paired B−A differences</w:t>
+            </w:r>
+          </w:p>
+        </w:tc>
+        <w:tc>
+          <w:tcPr>
+            <w:tcW w:type="dxa" w:w="5112"/>
+          </w:tcPr>
+          <w:p>
+            <w:r>
+              <w:t>4−5=−1; 6−8=−2; 3−4=−1 seconds</w:t>
+            </w:r>
+          </w:p>
+        </w:tc>
+      </w:tr>
+      <w:tr>
+        <w:tc>
+          <w:tcPr>
+            <w:tcW w:type="dxa" w:w="5112"/>
+          </w:tcPr>
+          <w:p>
+            <w:r>
+              <w:t>Observed sum / mean</w:t>
+            </w:r>
+          </w:p>
+        </w:tc>
+        <w:tc>
+          <w:tcPr>
+            <w:tcW w:type="dxa" w:w="5112"/>
+          </w:tcPr>
+          <w:p>
+            <w:r>
+              <w:t>−4 seconds / −4/3 seconds</w:t>
+            </w:r>
+          </w:p>
+        </w:tc>
+      </w:tr>
+      <w:tr>
+        <w:tc>
+          <w:tcPr>
+            <w:tcW w:type="dxa" w:w="5112"/>
+          </w:tcPr>
+          <w:p>
+            <w:r>
+              <w:t>Fixed null magnitudes</w:t>
+            </w:r>
+          </w:p>
+        </w:tc>
+        <w:tc>
+          <w:tcPr>
+            <w:tcW w:type="dxa" w:w="5112"/>
+          </w:tcPr>
+          <w:p>
+            <w:r>
+              <w:t>1, 2, 1</w:t>
+            </w:r>
+          </w:p>
+        </w:tc>
+      </w:tr>
+      <w:tr>
+        <w:tc>
+          <w:tcPr>
+            <w:tcW w:type="dxa" w:w="5112"/>
+          </w:tcPr>
+          <w:p>
+            <w:r>
+              <w:t>Signed-sum counts</w:t>
+            </w:r>
+          </w:p>
+        </w:tc>
+        <w:tc>
+          <w:tcPr>
+            <w:tcW w:type="dxa" w:w="5112"/>
+          </w:tcPr>
+          <w:p>
+            <w:r>
+              <w:t>−4:1; −2:2; 0:2; 2:2; 4:1, total 8</w:t>
+            </w:r>
+          </w:p>
+        </w:tc>
+      </w:tr>
+      <w:tr>
+        <w:tc>
+          <w:tcPr>
+            <w:tcW w:type="dxa" w:w="5112"/>
+          </w:tcPr>
+          <w:p>
+            <w:r>
+              <w:t>Inclusive extreme arrangements</w:t>
+            </w:r>
+          </w:p>
+        </w:tc>
+        <w:tc>
+          <w:tcPr>
+            <w:tcW w:type="dxa" w:w="5112"/>
+          </w:tcPr>
+          <w:p>
+            <w:r>
+              <w:t>Absolute sum≥4:−4 and+4, one each</w:t>
+            </w:r>
+          </w:p>
+        </w:tc>
+      </w:tr>
+      <w:tr>
+        <w:tc>
+          <w:tcPr>
+            <w:tcW w:type="dxa" w:w="5112"/>
+          </w:tcPr>
+          <w:p>
+            <w:r>
+              <w:t>Exact two-sided p</w:t>
+            </w:r>
+          </w:p>
+        </w:tc>
+        <w:tc>
+          <w:tcPr>
+            <w:tcW w:type="dxa" w:w="5112"/>
+          </w:tcPr>
+          <w:p>
+            <w:r>
+              <w:t>2/8=0.25</w:t>
+            </w:r>
+          </w:p>
+        </w:tc>
+      </w:tr>
+      <w:tr>
+        <w:tc>
+          <w:tcPr>
+            <w:tcW w:type="dxa" w:w="5112"/>
+          </w:tcPr>
+          <w:p>
+            <w:r>
+              <w:t>Decision at alpha 0.05</w:t>
+            </w:r>
+          </w:p>
+        </w:tc>
+        <w:tc>
+          <w:tcPr>
+            <w:tcW w:type="dxa" w:w="5112"/>
+          </w:tcPr>
+          <w:p>
+            <w:r>
+              <w:t>Do not reject under this model</w:t>
+            </w:r>
+          </w:p>
+        </w:tc>
+      </w:tr>
+      <w:tr>
+        <w:tc>
+          <w:tcPr>
+            <w:tcW w:type="dxa" w:w="5112"/>
+          </w:tcPr>
+          <w:p>
+            <w:r>
+              <w:t>What is not proved</w:t>
+            </w:r>
+          </w:p>
+        </w:tc>
+        <w:tc>
+          <w:tcPr>
+            <w:tcW w:type="dxa" w:w="5112"/>
+          </w:tcPr>
+          <w:p>
+            <w:r>
+              <w:t>Null truth, zero difference, practical equivalence or valid pairing</w:t>
+            </w:r>
+          </w:p>
+        </w:tc>
+      </w:tr>
+    </w:tbl>
+    <w:p>
+      <w:pPr>
+        <w:pStyle w:val="Heading2"/>
+      </w:pPr>
+      <w:r>
+        <w:t>Picture trace and unrelated-measurement key</w:t>
+      </w:r>
+    </w:p>
+    <w:p>
+      <w:r>
+        <w:drawing>
+          <wp:inline xmlns:a="http://schemas.openxmlformats.org/drawingml/2006/main" xmlns:pic="http://schemas.openxmlformats.org/drawingml/2006/picture">
+            <wp:extent cx="5486400" cy="3182112"/>
+            <wp:docPr id="2" name="Picture 2" descr="Preserve paired differences: Differences are -1,-2,-1; their sum is -4 and mean is -4/3 seconds. → Enumerate null sign flips: Eight equally likely flips give sums -4,-2,0,2,4 with counts 1,2,2,2,1. → Count equally extreme sums: Only -4 and 4 have absolute sum at least 4: exact two-sided p=2/8=0.25."/>
+            <wp:cNvGraphicFramePr>
+              <a:graphicFrameLocks noChangeAspect="1"/>
+            </wp:cNvGraphicFramePr>
+            <a:graphic>
+              <a:graphicData uri="http://schemas.openxmlformats.org/drawingml/2006/picture">
+                <pic:pic>
+                  <pic:nvPicPr>
+                    <pic:cNvPr id="0" name="academy-story-ai-7-14-02.png"/>
+                    <pic:cNvPicPr/>
+                  </pic:nvPicPr>
+                  <pic:blipFill>
+                    <a:blip r:embed="rId10"/>
+                    <a:stretch>
+                      <a:fillRect/>
+                    </a:stretch>
+                  </pic:blipFill>
+                  <pic:spPr>
+                    <a:xfrm>
+                      <a:off x="0" y="0"/>
+                      <a:ext cx="5486400" cy="3182112"/>
+                    </a:xfrm>
+                    <a:prstGeom prst="rect"/>
+                  </pic:spPr>
+                </pic:pic>
+              </a:graphicData>
+            </a:graphic>
+          </wp:inline>
+        </w:drawing>
+      </w:r>
+    </w:p>
+    <w:p>
+      <w:pPr>
+        <w:pStyle w:val="Heading3"/>
+      </w:pPr>
+      <w:r>
+        <w:t>Read the picture one step at a time</w:t>
+      </w:r>
+    </w:p>
+    <w:tbl>
+      <w:tblPr>
+        <w:tblStyle w:val="LightShading-Accent1"/>
+        <w:tblW w:type="auto" w:w="0"/>
+        <w:tblLook w:firstColumn="1" w:firstRow="1" w:lastColumn="0" w:lastRow="0" w:noHBand="0" w:noVBand="1" w:val="04A0"/>
+      </w:tblPr>
+      <w:tblGrid>
+        <w:gridCol w:w="5112"/>
+        <w:gridCol w:w="5112"/>
+      </w:tblGrid>
+      <w:tr>
+        <w:trPr>
+          <w:tblHeader/>
+        </w:trPr>
+        <w:tc>
+          <w:tcPr>
+            <w:tcW w:type="dxa" w:w="5112"/>
+          </w:tcPr>
+          <w:p>
+            <w:r>
+              <w:t>Step</w:t>
+            </w:r>
+          </w:p>
+        </w:tc>
+        <w:tc>
+          <w:tcPr>
+            <w:tcW w:type="dxa" w:w="5112"/>
+          </w:tcPr>
+          <w:p>
+            <w:r>
+              <w:t>What happens and why</w:t>
+            </w:r>
+          </w:p>
+        </w:tc>
+      </w:tr>
+      <w:tr>
+        <w:tc>
+          <w:tcPr>
+            <w:tcW w:type="dxa" w:w="5112"/>
+          </w:tcPr>
+          <w:p>
+            <w:r>
+              <w:t>1. Preserve paired differences</w:t>
+            </w:r>
+          </w:p>
+        </w:tc>
+        <w:tc>
+          <w:tcPr>
+            <w:tcW w:type="dxa" w:w="5112"/>
+          </w:tcPr>
+          <w:p>
+            <w:r>
+              <w:t>Differences are -1,-2,-1; their sum is -4 and mean is -4/3 seconds.</w:t>
+            </w:r>
+          </w:p>
+        </w:tc>
+      </w:tr>
+      <w:tr>
+        <w:tc>
+          <w:tcPr>
+            <w:tcW w:type="dxa" w:w="5112"/>
+          </w:tcPr>
+          <w:p>
+            <w:r>
+              <w:t>2. Enumerate null sign flips</w:t>
+            </w:r>
+          </w:p>
+        </w:tc>
+        <w:tc>
+          <w:tcPr>
+            <w:tcW w:type="dxa" w:w="5112"/>
+          </w:tcPr>
+          <w:p>
+            <w:r>
+              <w:t>Eight equally likely flips give sums -4,-2,0,2,4 with counts 1,2,2,2,1.</w:t>
+            </w:r>
+          </w:p>
+        </w:tc>
+      </w:tr>
+      <w:tr>
+        <w:tc>
+          <w:tcPr>
+            <w:tcW w:type="dxa" w:w="5112"/>
+          </w:tcPr>
+          <w:p>
+            <w:r>
+              <w:t>3. Count equally extreme sums</w:t>
+            </w:r>
+          </w:p>
+        </w:tc>
+        <w:tc>
+          <w:tcPr>
+            <w:tcW w:type="dxa" w:w="5112"/>
+          </w:tcPr>
+          <w:p>
+            <w:r>
+              <w:t>Only -4 and 4 have absolute sum at least 4: exact two-sided p=2/8=0.25.</w:t>
+            </w:r>
+          </w:p>
+        </w:tc>
+      </w:tr>
+    </w:tbl>
+    <w:p>
+      <w:r>
+        <w:t>Match each pictured step to the supplied facts. This is a worked teaching case, not an independent assessment.</w:t>
+      </w:r>
+    </w:p>
+    <w:p>
+      <w:pPr>
+        <w:spacing w:line="336" w:lineRule="auto" w:after="180"/>
+      </w:pPr>
+      <w:r>
+        <w:rPr>
+          <w:b w:val="0"/>
+        </w:rPr>
+        <w:t xml:space="preserve">A test compares an observed statistic with outcomes under a specified </w:t>
+      </w:r>
+      <w:r>
+        <w:rPr>
+          <w:b/>
+        </w:rPr>
+        <w:t>null model</w:t>
+      </w:r>
+      <w:r>
+        <w:rPr>
+          <w:b w:val="0"/>
+        </w:rPr>
+        <w:t>. Here the sign-flip assumptions make eight arrangements equally likely.</w:t>
+      </w:r>
+    </w:p>
+    <w:p>
+      <w:pPr>
+        <w:spacing w:line="336" w:lineRule="auto" w:after="180"/>
+      </w:pPr>
+      <w:r>
+        <w:rPr>
+          <w:b w:val="0"/>
+        </w:rPr>
+        <w:t>At a predeclared 0.05 threshold, p=0.25 does not reject the null; it does not prove no difference.</w:t>
+      </w:r>
+    </w:p>
+    <w:p>
+      <w:pPr>
+        <w:spacing w:line="336" w:lineRule="auto" w:after="180"/>
+      </w:pPr>
+      <w:r>
+        <w:rPr>
+          <w:b w:val="0"/>
+        </w:rPr>
+        <w:t xml:space="preserve">Three pairs provide coarse </w:t>
+      </w:r>
+      <w:r>
+        <w:rPr>
+          <w:b/>
+        </w:rPr>
+        <w:t>evidence</w:t>
+      </w:r>
+      <w:r>
+        <w:rPr>
+          <w:b w:val="0"/>
+        </w:rPr>
+        <w:t xml:space="preserve">. The </w:t>
+      </w:r>
+      <w:r>
+        <w:rPr>
+          <w:b/>
+        </w:rPr>
+        <w:t>p-value</w:t>
+      </w:r>
+      <w:r>
+        <w:rPr>
+          <w:b w:val="0"/>
+        </w:rPr>
+        <w:t xml:space="preserve"> is not the probability that the null is true; invalid independence or symmetry assumptions invalidate this test.</w:t>
+      </w:r>
+    </w:p>
+    <w:p>
+      <w:pPr>
+        <w:spacing w:line="336" w:lineRule="auto" w:after="180"/>
+      </w:pPr>
+      <w:r>
+        <w:rPr>
+          <w:b w:val="0"/>
+        </w:rPr>
+        <w:t>Change: Break the task pairing and use unrelated A and B measurements.</w:t>
+      </w:r>
+    </w:p>
+    <w:p>
+      <w:pPr>
+        <w:spacing w:line="336" w:lineRule="auto" w:after="180"/>
+      </w:pPr>
+      <w:r>
+        <w:rPr>
+          <w:b/>
+        </w:rPr>
+        <w:t>Prediction</w:t>
+      </w:r>
+      <w:r>
+        <w:rPr>
+          <w:b w:val="0"/>
+        </w:rPr>
+        <w:t>: This paired sign-flip calculation is no longer justified by the stated design.</w:t>
+      </w:r>
+    </w:p>
+    <w:p>
+      <w:pPr>
+        <w:spacing w:line="336" w:lineRule="auto" w:after="180"/>
+      </w:pPr>
+      <w:r>
+        <w:rPr>
+          <w:b w:val="0"/>
+        </w:rPr>
+        <w:t>Reason: Its differences must come from the same task, with the declared independent sign-symmetry assumptions.</w:t>
+      </w:r>
+    </w:p>
+    <w:p>
+      <w:pPr>
+        <w:pStyle w:val="Heading2"/>
+      </w:pPr>
+      <w:r>
+        <w:t>Primary paired-permutation reference</w:t>
+      </w:r>
+    </w:p>
+    <w:p>
+      <w:pPr>
+        <w:spacing w:line="336" w:lineRule="auto" w:after="180"/>
+      </w:pPr>
+      <w:r>
+        <w:rPr>
+          <w:b w:val="0"/>
+        </w:rPr>
+        <w:t>Primary implementation reference: SciPy “permutation_test” documentation, https://docs.scipy.org/doc/scipy/reference/generated/scipy.stats.permutation_test.html. Its paired-sample permutation description explains within-pair exchange and one-sample sign changes.</w:t>
+      </w:r>
+    </w:p>
+    <w:p>
+      <w:pPr>
+        <w:spacing w:line="336" w:lineRule="auto" w:after="180"/>
+      </w:pPr>
+      <w:r>
+        <w:rPr>
+          <w:b w:val="0"/>
+        </w:rPr>
+        <w:t>This lesson explicitly defines an absolute-statistic, inclusive-tail exact calculation over tiny supplied rational differences; it adds no SciPy dependency or actual random assignment.</w:t>
+      </w:r>
+    </w:p>
+    <w:p>
+      <w:pPr>
+        <w:pStyle w:val="Heading2"/>
+      </w:pPr>
+      <w:r>
+        <w:t>Earlier wording, alternatives and picture transcripts · reference / check after trying</w:t>
+      </w:r>
+    </w:p>
+    <w:p>
+      <w:pPr>
+        <w:spacing w:line="336" w:lineRule="auto" w:after="180"/>
+      </w:pPr>
+      <w:r>
+        <w:rPr>
+          <w:b w:val="0"/>
+        </w:rPr>
+        <w:t>Begin by writing the question the procedure is intended to answer. Identify the information already supplied, the information it will produce and the information still missing.</w:t>
+      </w:r>
+    </w:p>
+    <w:p>
+      <w:pPr>
+        <w:spacing w:line="336" w:lineRule="auto" w:after="180"/>
+      </w:pPr>
+      <w:r>
+        <w:rPr>
+          <w:b w:val="0"/>
+        </w:rPr>
+        <w:t>These are constructed classroom examples; they do not require live accounts, private records or an external service. Do not treat a plausible explanation as a measured outcome.</w:t>
       </w:r>
     </w:p>
     <w:p>
@@ -1005,99 +2813,30 @@
         <w:pStyle w:val="Heading3"/>
       </w:pPr>
       <w:r>
-        <w:t>Statistical tests and assumptions — evidence trace</w:t>
-      </w:r>
-    </w:p>
-    <w:tbl>
-      <w:tblPr>
-        <w:tblStyle w:val="LightShading-Accent1"/>
-        <w:tblW w:type="auto" w:w="0"/>
-        <w:tblLook w:firstColumn="1" w:firstRow="1" w:lastColumn="0" w:lastRow="0" w:noHBand="0" w:noVBand="1" w:val="04A0"/>
-      </w:tblPr>
-      <w:tblGrid>
-        <w:gridCol w:w="3408"/>
-        <w:gridCol w:w="3408"/>
-        <w:gridCol w:w="3408"/>
-      </w:tblGrid>
-      <w:tr>
-        <w:trPr>
-          <w:tblHeader/>
-        </w:trPr>
-        <w:tc>
-          <w:tcPr>
-            <w:tcW w:type="dxa" w:w="3408"/>
-          </w:tcPr>
-          <w:p>
-            <w:r>
-              <w:t>Input and scope</w:t>
-            </w:r>
-          </w:p>
-        </w:tc>
-        <w:tc>
-          <w:tcPr>
-            <w:tcW w:type="dxa" w:w="3408"/>
-          </w:tcPr>
-          <w:p>
-            <w:r>
-              <w:t>Check or calculation</w:t>
-            </w:r>
-          </w:p>
-        </w:tc>
-        <w:tc>
-          <w:tcPr>
-            <w:tcW w:type="dxa" w:w="3408"/>
-          </w:tcPr>
-          <w:p>
-            <w:r>
-              <w:t>Conclusion and limit</w:t>
-            </w:r>
-          </w:p>
-        </w:tc>
-      </w:tr>
-      <w:tr>
-        <w:tc>
-          <w:tcPr>
-            <w:tcW w:type="dxa" w:w="3408"/>
-          </w:tcPr>
-          <w:p>
-            <w:r>
-              <w:t>Three independent paired differences are 1, 1, 1. Under the stated symmetric zero-effect null, all eight independent sign assignments are equally likely. Use the absolute mean, include equally extreme ties, and compare the exact two-sided p-value with alpha 0.05.</w:t>
-            </w:r>
-          </w:p>
-        </w:tc>
-        <w:tc>
-          <w:tcPr>
-            <w:tcW w:type="dxa" w:w="3408"/>
-          </w:tcPr>
-          <w:p>
-            <w:r>
-              <w:t>Toy paired sign-flip test assumes independent paired differences whose signs are exchangeable under a symmetric zero-effect null. Enumerate all2^n sign assignments, holding magnitudes fixed. Two-sided p is fraction with absolute mean at least the observed absolute mean; use inclusive ties.</w:t>
-            </w:r>
-          </w:p>
-        </w:tc>
-        <w:tc>
-          <w:tcPr>
-            <w:tcW w:type="dxa" w:w="3408"/>
-          </w:tcPr>
-          <w:p>
-            <w:r>
-              <w:t>Only all-plus and all-minus have absolute mean1; others have1/3. Exact p=2/8=.25. At alpha .05 do not reject; this does not prove zero effect.</w:t>
-            </w:r>
-          </w:p>
-        </w:tc>
-      </w:tr>
-    </w:tbl>
-    <w:p>
-      <w:r>
-        <w:t>The figure connects this chapter's worked input, declared procedure and result. Read the complete worked reasoning for qualifiers and intermediate steps; the abbreviated labels do not replace that reasoning.</w:t>
+        <w:t>Model the reasoning aloud</w:t>
       </w:r>
     </w:p>
     <w:p>
       <w:pPr>
-        <w:pStyle w:val="Heading3"/>
-      </w:pPr>
-      <w:r>
-        <w:t>Explain Statistical tests and assumptions · 4</w:t>
+        <w:spacing w:line="336" w:lineRule="auto" w:after="180"/>
+      </w:pPr>
+      <w:r>
+        <w:rPr>
+          <w:b w:val="0"/>
+        </w:rPr>
+        <w:t xml:space="preserve">Use the complete worked example below before asking learners to complete W2. Reveal a small part, invite a </w:t>
+      </w:r>
+      <w:r>
+        <w:rPr>
+          <w:b/>
+        </w:rPr>
+        <w:t>prediction</w:t>
+      </w:r>
+      <w:r>
+        <w:rPr>
+          <w:b w:val="0"/>
+        </w:rPr>
+        <w:t>, then explain the deciding step.</w:t>
       </w:r>
     </w:p>
     <w:p>
@@ -1108,7 +2847,7 @@
         <w:rPr>
           <w:b w:val="0"/>
         </w:rPr>
-        <w:t>Guided: Only all-plus and all-minus have absolute mean1; others have1/3. Exact p=2/8=.25. At alpha .05 do not reject; this does not prove zero effect.</w:t>
+        <w:t>These teacher notes contain solutions; do not reveal the independent case answer during modelling.</w:t>
       </w:r>
     </w:p>
     <w:p>
@@ -1119,19 +2858,19 @@
         <w:rPr>
           <w:b w:val="0"/>
         </w:rPr>
-        <w:t>Qualification: The test requires its sign-</w:t>
+        <w:t xml:space="preserve">Optional local lab: predict the printed result before running this standalone Python 3 example. Change one relevant boundary </w:t>
       </w:r>
       <w:r>
         <w:rPr>
           <w:b/>
         </w:rPr>
-        <w:t>exchangeability</w:t>
+        <w:t>input</w:t>
       </w:r>
       <w:r>
         <w:rPr>
           <w:b w:val="0"/>
         </w:rPr>
-        <w:t xml:space="preserve"> and independence assumptions; do not apply it blindly to clustered or asymmetric differences.</w:t>
+        <w:t>, record the outcome and state the contract or statistical assumptions.</w:t>
       </w:r>
     </w:p>
     <w:p>
@@ -1142,212 +2881,18 @@
         <w:rPr>
           <w:b w:val="0"/>
         </w:rPr>
-        <w:t xml:space="preserve">Exit: accept a concrete variation with its predicted outcome and a stated condition that would challenge the </w:t>
-      </w:r>
-      <w:r>
-        <w:rPr>
-          <w:b/>
-        </w:rPr>
-        <w:t>mechanism</w:t>
-      </w:r>
-      <w:r>
-        <w:rPr>
-          <w:b w:val="0"/>
-        </w:rPr>
-        <w:t xml:space="preserve">; reject a claim resting on unmeasured </w:t>
-      </w:r>
-      <w:r>
-        <w:rPr>
-          <w:b/>
-        </w:rPr>
-        <w:t>evidence</w:t>
-      </w:r>
-      <w:r>
-        <w:rPr>
-          <w:b w:val="0"/>
-        </w:rPr>
-        <w:t>.</w:t>
+        <w:t>The program uses fictional values and the Python standard library; it performs no external operations.</w:t>
       </w:r>
     </w:p>
     <w:p>
-      <w:pPr>
-        <w:pStyle w:val="Heading3"/>
-      </w:pPr>
-      <w:r>
-        <w:t>Model the reasoning aloud</w:t>
-      </w:r>
-    </w:p>
-    <w:p>
-      <w:pPr>
-        <w:spacing w:line="336" w:lineRule="auto" w:after="180"/>
-      </w:pPr>
-      <w:r>
-        <w:rPr>
-          <w:b w:val="0"/>
-        </w:rPr>
-        <w:t xml:space="preserve">Use the complete worked example below before asking learners to complete W2. Reveal a small part, invite a </w:t>
-      </w:r>
-      <w:r>
-        <w:rPr>
-          <w:b/>
-        </w:rPr>
-        <w:t>prediction</w:t>
-      </w:r>
-      <w:r>
-        <w:rPr>
-          <w:b w:val="0"/>
-        </w:rPr>
-        <w:t>, then explain the deciding step.</w:t>
-      </w:r>
-    </w:p>
-    <w:p>
-      <w:pPr>
-        <w:spacing w:line="336" w:lineRule="auto" w:after="180"/>
-      </w:pPr>
-      <w:r>
-        <w:rPr>
-          <w:b w:val="0"/>
-        </w:rPr>
-        <w:t>These teacher notes contain solutions; do not reveal the independent case answer during modelling.</w:t>
-      </w:r>
-    </w:p>
-    <w:p>
-      <w:pPr>
-        <w:spacing w:line="336" w:lineRule="auto" w:after="180"/>
-      </w:pPr>
-      <w:r>
-        <w:rPr>
-          <w:b w:val="0"/>
-        </w:rPr>
-        <w:t>Three independent paired differences are 1, 1, 1. Under the stated symmetric zero-effect null, all eight independent sign assignments are equally likely. Use the absolute mean, include equally extreme ties, and compare the exact two-sided p-value with alpha 0.05.</w:t>
-      </w:r>
-    </w:p>
-    <w:p>
-      <w:pPr>
-        <w:spacing w:line="336" w:lineRule="auto" w:after="180"/>
-      </w:pPr>
-      <w:r>
-        <w:rPr>
-          <w:b w:val="0"/>
-        </w:rPr>
-        <w:t>Only all-plus and all-minus have absolute mean1; others have1/3. Exact p=2/8=.25. At alpha .05 do not reject; this does not prove zero effect.</w:t>
-      </w:r>
-    </w:p>
-    <w:p>
-      <w:pPr>
-        <w:pStyle w:val="Heading3"/>
-      </w:pPr>
-      <w:r>
-        <w:t>Model the reasoning aloud · 5</w:t>
-      </w:r>
-    </w:p>
-    <w:p>
-      <w:pPr>
-        <w:spacing w:line="336" w:lineRule="auto" w:after="180"/>
-      </w:pPr>
-      <w:r>
-        <w:rPr>
-          <w:b w:val="0"/>
-        </w:rPr>
-        <w:t xml:space="preserve">Compare the intermediate </w:t>
-      </w:r>
-      <w:r>
-        <w:rPr>
-          <w:b/>
-        </w:rPr>
-        <w:t>evidence</w:t>
-      </w:r>
-      <w:r>
-        <w:rPr>
-          <w:b w:val="0"/>
-        </w:rPr>
-        <w:t xml:space="preserve"> with the final statement. Explain why each number or decision follows from the stated </w:t>
-      </w:r>
-      <w:r>
-        <w:rPr>
-          <w:b/>
-        </w:rPr>
-        <w:t>input</w:t>
-      </w:r>
-      <w:r>
-        <w:rPr>
-          <w:b w:val="0"/>
-        </w:rPr>
-        <w:t>s.</w:t>
-      </w:r>
-    </w:p>
-    <w:p>
-      <w:pPr>
-        <w:spacing w:line="336" w:lineRule="auto" w:after="180"/>
-      </w:pPr>
-      <w:r>
-        <w:rPr>
-          <w:b w:val="0"/>
-        </w:rPr>
-        <w:t xml:space="preserve">The conclusion belongs to this scenario and procedure; changing the </w:t>
-      </w:r>
-      <w:r>
-        <w:rPr>
-          <w:b/>
-        </w:rPr>
-        <w:t>input</w:t>
-      </w:r>
-      <w:r>
-        <w:rPr>
-          <w:b w:val="0"/>
-        </w:rPr>
-        <w:t>s, evaluation population or authority can change what it establishes. Retain the raw record so a later revision can be compared honestly.</w:t>
-      </w:r>
-    </w:p>
-    <w:p>
-      <w:pPr>
-        <w:pStyle w:val="Heading3"/>
-      </w:pPr>
-      <w:r>
-        <w:t>Model the reasoning aloud · 6</w:t>
-      </w:r>
-    </w:p>
-    <w:p>
-      <w:pPr>
-        <w:spacing w:line="336" w:lineRule="auto" w:after="180"/>
-      </w:pPr>
-      <w:r>
-        <w:rPr>
-          <w:b w:val="0"/>
-        </w:rPr>
-        <w:t xml:space="preserve">Optional local lab: predict the printed result before running this standalone Python 3 example. Change one relevant boundary </w:t>
-      </w:r>
-      <w:r>
-        <w:rPr>
-          <w:b/>
-        </w:rPr>
-        <w:t>input</w:t>
-      </w:r>
-      <w:r>
-        <w:rPr>
-          <w:b w:val="0"/>
-        </w:rPr>
-        <w:t>, record the outcome and state the contract or statistical assumptions.</w:t>
-      </w:r>
-    </w:p>
-    <w:p>
-      <w:pPr>
-        <w:spacing w:line="336" w:lineRule="auto" w:after="180"/>
-      </w:pPr>
-      <w:r>
-        <w:rPr>
-          <w:b w:val="0"/>
-        </w:rPr>
-        <w:t>The program uses fictional values and the Python standard library; it performs no external operations.</w:t>
-      </w:r>
-    </w:p>
-    <w:p>
       <w:r>
         <w:rPr>
           <w:rFonts w:ascii="Courier New" w:hAnsi="Courier New"/>
           <w:sz w:val="18"/>
         </w:rPr>
         <w:t>from itertools import product</w:t>
+        <w:br/>
+        <w:t>from fractions import Fraction</w:t>
         <w:br/>
         <w:br/>
         <w:t>def sign_flip_p(differences):</w:t>
@@ -1365,6 +2910,8 @@
         <w:br/>
         <w:t xml:space="preserve">        raise ValueError('require 1–16 paired units')</w:t>
         <w:br/>
+        <w:t xml:space="preserve">    differences = [Fraction(d) for d in differences]</w:t>
+        <w:br/>
         <w:t xml:space="preserve">    threshold = abs(sum(differences))</w:t>
         <w:br/>
         <w:t xml:space="preserve">    count = 0</w:t>
@@ -1373,7 +2920,7 @@
         <w:br/>
         <w:t xml:space="preserve">        simulated = abs(sum((s * abs(d) for (s, d) in zip(signs, differences))))</w:t>
         <w:br/>
-        <w:t xml:space="preserve">        if simulated &gt;= threshold - 1e-12:</w:t>
+        <w:t xml:space="preserve">        if simulated &gt;= threshold:</w:t>
         <w:br/>
         <w:t xml:space="preserve">            count += 1</w:t>
         <w:br/>
@@ -1506,41 +3053,10 @@
     </w:p>
     <w:p>
       <w:pPr>
-        <w:spacing w:line="336" w:lineRule="auto" w:after="180"/>
-      </w:pPr>
-      <w:r>
-        <w:rPr>
-          <w:b w:val="0"/>
-        </w:rPr>
-        <w:t>A small exact paired sign-flip test. Compare three independent task pairs under a null that permits each difference’s sign to flip independently with equal probability.</w:t>
-      </w:r>
-    </w:p>
-    <w:p>
-      <w:pPr>
         <w:pStyle w:val="Heading3"/>
       </w:pPr>
       <w:r>
         <w:t>The facts we will use</w:t>
-      </w:r>
-    </w:p>
-    <w:p>
-      <w:pPr>
-        <w:pStyle w:val="Heading3"/>
-      </w:pPr>
-      <w:r>
-        <w:t>Supplied facts</w:t>
-      </w:r>
-    </w:p>
-    <w:p>
-      <w:pPr>
-        <w:spacing w:line="336" w:lineRule="auto" w:after="180"/>
-        <w:shd w:fill="F1F6FC"/>
-      </w:pPr>
-      <w:r>
-        <w:rPr>
-          <w:b w:val="0"/>
-        </w:rPr>
-        <w:t>A times [5,8,4] seconds; B [4,6,3]. Differences B−A are [-1,-2,-1]. Use a two-sided statistic: absolute sum of differences. Assume the stated sign-symmetry null is appropriate.</w:t>
       </w:r>
     </w:p>
     <w:p>
@@ -1548,7 +3064,7 @@
         <w:drawing>
           <wp:inline xmlns:a="http://schemas.openxmlformats.org/drawingml/2006/main" xmlns:pic="http://schemas.openxmlformats.org/drawingml/2006/picture">
             <wp:extent cx="5486400" cy="3657600"/>
-            <wp:docPr id="1" name="Picture 1" descr="Three independent paired task times"/>
+            <wp:docPr id="3" name="Picture 3" descr="Three independent paired task times"/>
             <wp:cNvGraphicFramePr>
               <a:graphicFrameLocks noChangeAspect="1"/>
             </wp:cNvGraphicFramePr>
@@ -1560,7 +3076,7 @@
                     <pic:cNvPicPr/>
                   </pic:nvPicPr>
                   <pic:blipFill>
-                    <a:blip r:embed="rId9"/>
+                    <a:blip r:embed="rId11"/>
                     <a:stretch>
                       <a:fillRect/>
                     </a:stretch>
@@ -1584,7 +3100,7 @@
         <w:drawing>
           <wp:inline xmlns:a="http://schemas.openxmlformats.org/drawingml/2006/main" xmlns:pic="http://schemas.openxmlformats.org/drawingml/2006/picture">
             <wp:extent cx="5486400" cy="5261429"/>
-            <wp:docPr id="2" name="Picture 2" descr="Statistical tests and assumptions. Preserve paired differences: Differences are -1,-2,-1; their sum is -4 and mean is -4/3 seconds.. Enumerate null sign flips: Eight equally likely flips give sums -4,-2,0,2,4 with counts 1,2,2,2,1.. Count equally extreme sums: Only -4 and 4 have absolute sum at least 4: exact two-sided p=2/8=0.25."/>
+            <wp:docPr id="4" name="Picture 4" descr="Statistical tests and assumptions. Preserve paired differences: Differences are -1,-2,-1; their sum is -4 and mean is -4/3 seconds.. Enumerate null sign flips: Eight equally likely flips give sums -4,-2,0,2,4 with counts 1,2,2,2,1.. Count equally extreme sums: Only -4 and 4 have absolute sum at least 4: exact two-sided p=2/8=0.25."/>
             <wp:cNvGraphicFramePr>
               <a:graphicFrameLocks noChangeAspect="1"/>
             </wp:cNvGraphicFramePr>
@@ -1596,7 +3112,7 @@
                     <pic:cNvPicPr/>
                   </pic:nvPicPr>
                   <pic:blipFill>
-                    <a:blip r:embed="rId10"/>
+                    <a:blip r:embed="rId12"/>
                     <a:stretch>
                       <a:fillRect/>
                     </a:stretch>
@@ -1620,114 +3136,7 @@
         <w:pStyle w:val="Heading3"/>
       </w:pPr>
       <w:r>
-        <w:t>Read the picture one step at a time</w:t>
-      </w:r>
-    </w:p>
-    <w:tbl>
-      <w:tblPr>
-        <w:tblStyle w:val="LightShading-Accent1"/>
-        <w:tblW w:type="auto" w:w="0"/>
-        <w:tblLook w:firstColumn="1" w:firstRow="1" w:lastColumn="0" w:lastRow="0" w:noHBand="0" w:noVBand="1" w:val="04A0"/>
-      </w:tblPr>
-      <w:tblGrid>
-        <w:gridCol w:w="5112"/>
-        <w:gridCol w:w="5112"/>
-      </w:tblGrid>
-      <w:tr>
-        <w:trPr>
-          <w:tblHeader/>
-        </w:trPr>
-        <w:tc>
-          <w:tcPr>
-            <w:tcW w:type="dxa" w:w="5112"/>
-          </w:tcPr>
-          <w:p>
-            <w:r>
-              <w:t>Step</w:t>
-            </w:r>
-          </w:p>
-        </w:tc>
-        <w:tc>
-          <w:tcPr>
-            <w:tcW w:type="dxa" w:w="5112"/>
-          </w:tcPr>
-          <w:p>
-            <w:r>
-              <w:t>What happens and why</w:t>
-            </w:r>
-          </w:p>
-        </w:tc>
-      </w:tr>
-      <w:tr>
-        <w:tc>
-          <w:tcPr>
-            <w:tcW w:type="dxa" w:w="5112"/>
-          </w:tcPr>
-          <w:p>
-            <w:r>
-              <w:t>1. Preserve paired differences</w:t>
-            </w:r>
-          </w:p>
-        </w:tc>
-        <w:tc>
-          <w:tcPr>
-            <w:tcW w:type="dxa" w:w="5112"/>
-          </w:tcPr>
-          <w:p>
-            <w:r>
-              <w:t>Differences are -1,-2,-1; their sum is -4 and mean is -4/3 seconds.</w:t>
-            </w:r>
-          </w:p>
-        </w:tc>
-      </w:tr>
-      <w:tr>
-        <w:tc>
-          <w:tcPr>
-            <w:tcW w:type="dxa" w:w="5112"/>
-          </w:tcPr>
-          <w:p>
-            <w:r>
-              <w:t>2. Enumerate null sign flips</w:t>
-            </w:r>
-          </w:p>
-        </w:tc>
-        <w:tc>
-          <w:tcPr>
-            <w:tcW w:type="dxa" w:w="5112"/>
-          </w:tcPr>
-          <w:p>
-            <w:r>
-              <w:t>Eight equally likely flips give sums -4,-2,0,2,4 with counts 1,2,2,2,1.</w:t>
-            </w:r>
-          </w:p>
-        </w:tc>
-      </w:tr>
-      <w:tr>
-        <w:tc>
-          <w:tcPr>
-            <w:tcW w:type="dxa" w:w="5112"/>
-          </w:tcPr>
-          <w:p>
-            <w:r>
-              <w:t>3. Count equally extreme sums</w:t>
-            </w:r>
-          </w:p>
-        </w:tc>
-        <w:tc>
-          <w:tcPr>
-            <w:tcW w:type="dxa" w:w="5112"/>
-          </w:tcPr>
-          <w:p>
-            <w:r>
-              <w:t>Only -4 and 4 have absolute sum at least 4: exact two-sided p=2/8=0.25.</w:t>
-            </w:r>
-          </w:p>
-        </w:tc>
-      </w:tr>
-    </w:tbl>
-    <w:p>
-      <w:r>
-        <w:t>Match each pictured step to the supplied facts. This is a worked teaching case, not an independent assessment.</w:t>
+        <w:t>Why this result follows</w:t>
       </w:r>
     </w:p>
     <w:p>
@@ -1735,7 +3144,7 @@
         <w:pStyle w:val="Heading3"/>
       </w:pPr>
       <w:r>
-        <w:t>Why this result follows</w:t>
+        <w:t>What this example does not establish</w:t>
       </w:r>
     </w:p>
     <w:p>
@@ -1743,185 +3152,191 @@
         <w:pStyle w:val="Heading3"/>
       </w:pPr>
       <w:r>
-        <w:t>Why the result follows</w:t>
+        <w:t>Change one thing in the pictured case</w:t>
       </w:r>
     </w:p>
     <w:p>
       <w:pPr>
-        <w:spacing w:line="336" w:lineRule="auto" w:after="180"/>
-        <w:shd w:fill="F1F6FC"/>
-      </w:pPr>
-      <w:r>
-        <w:rPr>
-          <w:b w:val="0"/>
-        </w:rPr>
-        <w:t xml:space="preserve">A test compares an observed statistic with outcomes under a specified </w:t>
-      </w:r>
-      <w:r>
-        <w:rPr>
-          <w:b/>
-        </w:rPr>
-        <w:t>null model</w:t>
-      </w:r>
-      <w:r>
-        <w:rPr>
-          <w:b w:val="0"/>
-        </w:rPr>
-        <w:t>. Here the sign-flip assumptions make eight arrangements equally likely.</w:t>
+        <w:pStyle w:val="Heading3"/>
+      </w:pPr>
+      <w:r>
+        <w:t>Ask while showing the picture</w:t>
       </w:r>
     </w:p>
     <w:p>
       <w:pPr>
         <w:spacing w:line="336" w:lineRule="auto" w:after="180"/>
-        <w:shd w:fill="F1F6FC"/>
       </w:pPr>
       <w:r>
         <w:rPr>
           <w:b w:val="0"/>
         </w:rPr>
-        <w:t>At a predeclared 0.05 threshold, p=0.25 does not reject the null; it does not prove no difference.</w:t>
+        <w:t xml:space="preserve">Cover the result. Ask learners to name the </w:t>
+      </w:r>
+      <w:r>
+        <w:rPr>
+          <w:b/>
+        </w:rPr>
+        <w:t>input</w:t>
+      </w:r>
+      <w:r>
+        <w:rPr>
+          <w:b w:val="0"/>
+        </w:rPr>
+        <w:t xml:space="preserve">s and predict the next step. Uncover one step, connect the icon to the actual procedure, and explain its </w:t>
+      </w:r>
+      <w:r>
+        <w:rPr>
+          <w:b/>
+        </w:rPr>
+        <w:t>evidence</w:t>
+      </w:r>
+      <w:r>
+        <w:rPr>
+          <w:b w:val="0"/>
+        </w:rPr>
+        <w:t>. Then change the supplied condition and compare.</w:t>
       </w:r>
     </w:p>
     <w:p>
       <w:pPr>
-        <w:pStyle w:val="Heading3"/>
-      </w:pPr>
-      <w:r>
-        <w:t>What this example does not establish</w:t>
+        <w:spacing w:line="336" w:lineRule="auto" w:after="180"/>
+      </w:pPr>
+      <w:r>
+        <w:rPr>
+          <w:b w:val="0"/>
+        </w:rPr>
+        <w:t>The picture is a representation; it does not document execution of a real AI model.</w:t>
       </w:r>
     </w:p>
     <w:p>
       <w:pPr>
-        <w:pStyle w:val="Heading3"/>
-      </w:pPr>
-      <w:r>
-        <w:t>Keep the stated limit</w:t>
+        <w:pStyle w:val="Heading1"/>
+      </w:pPr>
+      <w:r>
+        <w:t>03. Model a step,then remove help</w:t>
       </w:r>
     </w:p>
     <w:p>
-      <w:pPr>
-        <w:spacing w:line="336" w:lineRule="auto" w:after="180"/>
-        <w:shd w:fill="FFF5E6"/>
-      </w:pPr>
-      <w:r>
-        <w:rPr>
-          <w:b w:val="0"/>
-        </w:rPr>
-        <w:t xml:space="preserve">Three pairs provide coarse </w:t>
-      </w:r>
-      <w:r>
-        <w:rPr>
-          <w:b/>
-        </w:rPr>
-        <w:t>evidence</w:t>
-      </w:r>
-      <w:r>
-        <w:rPr>
-          <w:b w:val="0"/>
-        </w:rPr>
-        <w:t xml:space="preserve">. The </w:t>
-      </w:r>
-      <w:r>
-        <w:rPr>
-          <w:b/>
-        </w:rPr>
-        <w:t>p-value</w:t>
-      </w:r>
-      <w:r>
-        <w:rPr>
-          <w:b w:val="0"/>
-        </w:rPr>
-        <w:t xml:space="preserve"> is not the probability that the null is true; invalid independence or symmetry assumptions invalidate this test.</w:t>
+      <w:r>
+        <w:t>Collect each learner’s reasoning before showing a key.</w:t>
       </w:r>
     </w:p>
     <w:p>
       <w:pPr>
-        <w:pStyle w:val="Heading3"/>
-      </w:pPr>
-      <w:r>
-        <w:t>Change one thing in the pictured case</w:t>
+        <w:pStyle w:val="Heading2"/>
+      </w:pPr>
+      <w:r>
+        <w:t>Current completion task and checked reasoning</w:t>
       </w:r>
     </w:p>
     <w:p>
       <w:pPr>
-        <w:pStyle w:val="Heading3"/>
-      </w:pPr>
-      <w:r>
-        <w:t>Change one thing</w:t>
+        <w:spacing w:line="336" w:lineRule="auto" w:after="180"/>
+      </w:pPr>
+      <w:r>
+        <w:rPr>
+          <w:b w:val="0"/>
+        </w:rPr>
+        <w:t>Completion task: Three independent paired differences are 1, 1, 1. Under the stated symmetric zero-effect null, all eight independent sign assignments are equally likely. Use the absolute mean, include equally extreme ties, and compare the exact two-sided p-value with alpha 0.05. Show the intermediate steps and give the conclusion with its scope.</w:t>
       </w:r>
     </w:p>
     <w:p>
       <w:pPr>
         <w:spacing w:line="336" w:lineRule="auto" w:after="180"/>
-        <w:shd w:fill="F5F1FB"/>
       </w:pPr>
       <w:r>
         <w:rPr>
           <w:b w:val="0"/>
         </w:rPr>
-        <w:t>Change: Break the task pairing and use unrelated A and B measurements.</w:t>
+        <w:t>Teacher check: Teacher explanation: Only all-plus and all-minus have absolute mean 1; others have 1/3. Exact p=2/8=.25. At alpha .05 do not reject; this does not prove zero effect.</w:t>
       </w:r>
     </w:p>
     <w:p>
       <w:pPr>
-        <w:pStyle w:val="Heading3"/>
-      </w:pPr>
-      <w:r>
-        <w:t>Predicted result</w:t>
+        <w:spacing w:line="336" w:lineRule="auto" w:after="180"/>
+      </w:pPr>
+      <w:r>
+        <w:rPr>
+          <w:b w:val="0"/>
+        </w:rPr>
+        <w:t xml:space="preserve">Start by identifying the given </w:t>
+      </w:r>
+      <w:r>
+        <w:rPr>
+          <w:b/>
+        </w:rPr>
+        <w:t>input</w:t>
+      </w:r>
+      <w:r>
+        <w:rPr>
+          <w:b w:val="0"/>
+        </w:rPr>
+        <w:t>s together. Leave the intermediate steps blank. If needed, model one step, then withdraw that help on the next step. Move to a full trace only when the partial trace is understood.</w:t>
       </w:r>
     </w:p>
     <w:p>
       <w:pPr>
         <w:spacing w:line="336" w:lineRule="auto" w:after="180"/>
-        <w:shd w:fill="F1F6FC"/>
-      </w:pPr>
-      <w:r>
-        <w:rPr>
-          <w:b/>
-        </w:rPr>
-        <w:t>Prediction</w:t>
-      </w:r>
+      </w:pPr>
       <w:r>
         <w:rPr>
           <w:b w:val="0"/>
         </w:rPr>
-        <w:t>: This paired sign-flip calculation is no longer justified by the stated design.</w:t>
+        <w:t>For partners, alternate explainer and checker; collect a response from every learner before discussion.</w:t>
       </w:r>
     </w:p>
     <w:p>
       <w:pPr>
-        <w:pStyle w:val="Heading3"/>
-      </w:pPr>
-      <w:r>
-        <w:t>Why the result follows</w:t>
+        <w:pStyle w:val="Heading2"/>
+      </w:pPr>
+      <w:r>
+        <w:t>Individual misconception check</w:t>
       </w:r>
     </w:p>
     <w:p>
       <w:pPr>
         <w:spacing w:line="336" w:lineRule="auto" w:after="180"/>
-        <w:shd w:fill="F1F6FC"/>
       </w:pPr>
       <w:r>
         <w:rPr>
           <w:b w:val="0"/>
         </w:rPr>
-        <w:t>Reason: Its differences must come from the same task, with the declared independent sign-symmetry assumptions.</w:t>
+        <w:t>Use the worked case for Statistical tests and assumptions. Proposed explanation: “The worked result establishes every future case”. Decide whether this explanation is supported.</w:t>
       </w:r>
     </w:p>
     <w:p>
       <w:pPr>
-        <w:pStyle w:val="Heading3"/>
-      </w:pPr>
-      <w:r>
-        <w:t>Ask while showing the picture</w:t>
+        <w:spacing w:line="336" w:lineRule="auto" w:after="180"/>
+      </w:pPr>
+      <w:r>
+        <w:rPr>
+          <w:b w:val="0"/>
+        </w:rPr>
+        <w:t>Point to the step or supplied fact that decides; explain your repair if needed.</w:t>
       </w:r>
     </w:p>
     <w:p>
       <w:pPr>
-        <w:pStyle w:val="Heading3"/>
-      </w:pPr>
-      <w:r>
-        <w:t>Ask while showing the picture · 7</w:t>
+        <w:spacing w:line="336" w:lineRule="auto" w:after="180"/>
+      </w:pPr>
+      <w:r>
+        <w:rPr>
+          <w:b w:val="0"/>
+        </w:rPr>
+        <w:t>Expected correction: The test requires its sign-</w:t>
+      </w:r>
+      <w:r>
+        <w:rPr>
+          <w:b/>
+        </w:rPr>
+        <w:t>exchangeability</w:t>
+      </w:r>
+      <w:r>
+        <w:rPr>
+          <w:b w:val="0"/>
+        </w:rPr>
+        <w:t xml:space="preserve"> and independence assumptions; do not apply it blindly to clustered or asymmetric differences.</w:t>
       </w:r>
     </w:p>
     <w:p>
@@ -1932,31 +3347,7 @@
         <w:rPr>
           <w:b w:val="0"/>
         </w:rPr>
-        <w:t xml:space="preserve">Cover the result. Ask learners to name the </w:t>
-      </w:r>
-      <w:r>
-        <w:rPr>
-          <w:b/>
-        </w:rPr>
-        <w:t>input</w:t>
-      </w:r>
-      <w:r>
-        <w:rPr>
-          <w:b w:val="0"/>
-        </w:rPr>
-        <w:t xml:space="preserve">s and predict the next step. Uncover one step, connect the icon to the actual procedure, and explain its </w:t>
-      </w:r>
-      <w:r>
-        <w:rPr>
-          <w:b/>
-        </w:rPr>
-        <w:t>evidence</w:t>
-      </w:r>
-      <w:r>
-        <w:rPr>
-          <w:b w:val="0"/>
-        </w:rPr>
-        <w:t>. Then change the supplied condition and compare.</w:t>
+        <w:t>Collect explanations, not only yes/no votes. If a misunderstanding is common, re-model the relevant step for the class.</w:t>
       </w:r>
     </w:p>
     <w:p>
@@ -1967,20 +3358,168 @@
         <w:rPr>
           <w:b w:val="0"/>
         </w:rPr>
-        <w:t>The picture is a representation; it does not document execution of a real AI model.</w:t>
+        <w:t>If it affects a few learners, give a short targeted group explanation while others solve a more demanding variation.</w:t>
       </w:r>
     </w:p>
     <w:p>
       <w:pPr>
-        <w:pStyle w:val="Heading1"/>
-      </w:pPr>
-      <w:r>
-        <w:t>03. Demonstrate and guide practice</w:t>
+        <w:pStyle w:val="Heading2"/>
+      </w:pPr>
+      <w:r>
+        <w:t>Pictured reasoning and changed case</w:t>
       </w:r>
     </w:p>
     <w:p>
-      <w:r>
-        <w:t>Demonstrate Statistical tests and assumptions, reduce support deliberately and check individual reasoning before discussing answers.</w:t>
+      <w:pPr>
+        <w:spacing w:line="336" w:lineRule="auto" w:after="180"/>
+      </w:pPr>
+      <w:r>
+        <w:rPr>
+          <w:b w:val="0"/>
+        </w:rPr>
+        <w:t>Calculate each paired difference and the observed sum. Count null arrangements with absolute sum at least four, compute p, and explain the decision at threshold 0.05.</w:t>
+      </w:r>
+    </w:p>
+    <w:p>
+      <w:pPr>
+        <w:spacing w:line="336" w:lineRule="auto" w:after="180"/>
+      </w:pPr>
+      <w:r>
+        <w:rPr>
+          <w:b w:val="0"/>
+        </w:rPr>
+        <w:t>The differences are -1,-2,-1 and sum to -4. Two of eight sign arrangements have absolute sum at least 4, so p=0.25. This exceeds 0.05: do not reject under the stated null. This is not proof of equality.</w:t>
+      </w:r>
+    </w:p>
+    <w:p>
+      <w:pPr>
+        <w:spacing w:line="336" w:lineRule="auto" w:after="180"/>
+      </w:pPr>
+      <w:r>
+        <w:rPr>
+          <w:b w:val="0"/>
+        </w:rPr>
+        <w:t>Changed-case reasoning: This paired sign-flip calculation is no longer justified by the stated design. Its differences must come from the same task, with the declared independent sign-symmetry assumptions.</w:t>
+      </w:r>
+    </w:p>
+    <w:p>
+      <w:pPr>
+        <w:spacing w:line="336" w:lineRule="auto" w:after="180"/>
+      </w:pPr>
+      <w:r>
+        <w:rPr>
+          <w:b w:val="0"/>
+        </w:rPr>
+        <w:t xml:space="preserve">Collect each learner’s explanation before discussion. Use the first missing connection between </w:t>
+      </w:r>
+      <w:r>
+        <w:rPr>
+          <w:b/>
+        </w:rPr>
+        <w:t>input</w:t>
+      </w:r>
+      <w:r>
+        <w:rPr>
+          <w:b w:val="0"/>
+        </w:rPr>
+        <w:t xml:space="preserve">, deciding step and result to choose support. This question is worked-case practice, not fresh mastery </w:t>
+      </w:r>
+      <w:r>
+        <w:rPr>
+          <w:b/>
+        </w:rPr>
+        <w:t>evidence</w:t>
+      </w:r>
+      <w:r>
+        <w:rPr>
+          <w:b w:val="0"/>
+        </w:rPr>
+        <w:t>.</w:t>
+      </w:r>
+    </w:p>
+    <w:p>
+      <w:pPr>
+        <w:pStyle w:val="Heading2"/>
+      </w:pPr>
+      <w:r>
+        <w:t>Accessible support and extension</w:t>
+      </w:r>
+    </w:p>
+    <w:p>
+      <w:pPr>
+        <w:spacing w:line="336" w:lineRule="auto" w:after="180"/>
+      </w:pPr>
+      <w:r>
+        <w:rPr>
+          <w:b w:val="0"/>
+        </w:rPr>
+        <w:t xml:space="preserve">Use the worked example in Sections 3 and 6. Collect a </w:t>
+      </w:r>
+      <w:r>
+        <w:rPr>
+          <w:b/>
+        </w:rPr>
+        <w:t>prediction</w:t>
+      </w:r>
+      <w:r>
+        <w:rPr>
+          <w:b w:val="0"/>
+        </w:rPr>
+        <w:t xml:space="preserve"> before revealing its result; ask the learner to point to each intermediate fact.</w:t>
+      </w:r>
+    </w:p>
+    <w:p>
+      <w:pPr>
+        <w:spacing w:line="336" w:lineRule="auto" w:after="180"/>
+      </w:pPr>
+      <w:r>
+        <w:rPr>
+          <w:b w:val="0"/>
+        </w:rPr>
+        <w:t xml:space="preserve">Provide an </w:t>
+      </w:r>
+      <w:r>
+        <w:rPr>
+          <w:b/>
+        </w:rPr>
+        <w:t>input</w:t>
+      </w:r>
+      <w:r>
+        <w:rPr>
+          <w:b w:val="0"/>
+        </w:rPr>
+        <w:t>/procedure/result/limit frame and a calculator when needed. Ask students to identify the first step before completing the whole trace.</w:t>
+      </w:r>
+    </w:p>
+    <w:p>
+      <w:pPr>
+        <w:spacing w:line="336" w:lineRule="auto" w:after="180"/>
+      </w:pPr>
+      <w:r>
+        <w:rPr>
+          <w:b w:val="0"/>
+        </w:rPr>
+        <w:t xml:space="preserve">Extension: compare two concrete variants of this </w:t>
+      </w:r>
+      <w:r>
+        <w:rPr>
+          <w:b/>
+        </w:rPr>
+        <w:t>mechanism</w:t>
+      </w:r>
+      <w:r>
+        <w:rPr>
+          <w:b w:val="0"/>
+        </w:rPr>
+        <w:t xml:space="preserve"> while holding unrelated conditions fixed; report both successful and unsuccessful outcomes.</w:t>
+      </w:r>
+    </w:p>
+    <w:p>
+      <w:pPr>
+        <w:pStyle w:val="Heading2"/>
+      </w:pPr>
+      <w:r>
+        <w:t>Earlier wording, alternatives and picture transcripts · reference / check after trying</w:t>
       </w:r>
     </w:p>
     <w:tbl>
@@ -2197,71 +3736,26 @@
     </w:tbl>
     <w:p>
       <w:pPr>
-        <w:spacing w:line="336" w:lineRule="auto" w:after="180"/>
-      </w:pPr>
-      <w:r>
-        <w:rPr>
-          <w:b w:val="0"/>
-        </w:rPr>
-        <w:t xml:space="preserve">Use the worked example in Sections 3 and 6. Collect a </w:t>
-      </w:r>
-      <w:r>
-        <w:rPr>
-          <w:b/>
-        </w:rPr>
-        <w:t>prediction</w:t>
-      </w:r>
-      <w:r>
-        <w:rPr>
-          <w:b w:val="0"/>
-        </w:rPr>
-        <w:t xml:space="preserve"> before revealing its result; ask the learner to point to each intermediate fact.</w:t>
+        <w:pStyle w:val="Heading3"/>
+      </w:pPr>
+      <w:r>
+        <w:t>Reduce help deliberately</w:t>
       </w:r>
     </w:p>
     <w:p>
       <w:pPr>
-        <w:spacing w:line="336" w:lineRule="auto" w:after="180"/>
-      </w:pPr>
-      <w:r>
-        <w:rPr>
-          <w:b w:val="0"/>
-        </w:rPr>
-        <w:t xml:space="preserve">Provide an </w:t>
-      </w:r>
-      <w:r>
-        <w:rPr>
-          <w:b/>
-        </w:rPr>
-        <w:t>input</w:t>
-      </w:r>
-      <w:r>
-        <w:rPr>
-          <w:b w:val="0"/>
-        </w:rPr>
-        <w:t>/procedure/result/limit frame and a calculator when needed. Ask students to identify the first step before completing the whole trace.</w:t>
+        <w:pStyle w:val="Heading3"/>
+      </w:pPr>
+      <w:r>
+        <w:t>Individual reasoning check</w:t>
       </w:r>
     </w:p>
     <w:p>
       <w:pPr>
-        <w:spacing w:line="336" w:lineRule="auto" w:after="180"/>
-      </w:pPr>
-      <w:r>
-        <w:rPr>
-          <w:b w:val="0"/>
-        </w:rPr>
-        <w:t xml:space="preserve">Extension: compare two concrete variants of this </w:t>
-      </w:r>
-      <w:r>
-        <w:rPr>
-          <w:b/>
-        </w:rPr>
-        <w:t>mechanism</w:t>
-      </w:r>
-      <w:r>
-        <w:rPr>
-          <w:b w:val="0"/>
-        </w:rPr>
-        <w:t xml:space="preserve"> while holding unrelated conditions fixed; report both successful and unsuccessful outcomes.</w:t>
+        <w:pStyle w:val="Heading3"/>
+      </w:pPr>
+      <w:r>
+        <w:t>Pictorial practice question</w:t>
       </w:r>
     </w:p>
     <w:p>
@@ -2269,47 +3763,39 @@
         <w:pStyle w:val="Heading3"/>
       </w:pPr>
       <w:r>
-        <w:t>Reduce help deliberately</w:t>
+        <w:t>Reasoned teacher answer</w:t>
       </w:r>
     </w:p>
     <w:p>
       <w:pPr>
-        <w:pStyle w:val="Heading3"/>
-      </w:pPr>
-      <w:r>
-        <w:t>Completion practice</w:t>
+        <w:pStyle w:val="Heading1"/>
+      </w:pPr>
+      <w:r>
+        <w:t>04. Run the complete supplied investigation</w:t>
       </w:r>
     </w:p>
     <w:p>
-      <w:pPr>
-        <w:spacing w:line="336" w:lineRule="auto" w:after="180"/>
-        <w:shd w:fill="F5F1FB"/>
-      </w:pPr>
-      <w:r>
-        <w:rPr>
-          <w:b w:val="0"/>
-        </w:rPr>
-        <w:t>Completion task: Three independent paired differences are 1, 1, 1. Under the stated symmetric zero-effect null, all eight independent sign assignments are equally likely. Use the absolute mean, include equally extreme ties, and compare the exact two-sided p-value with alpha 0.05. Show the intermediate steps and give the conclusion with its scope.</w:t>
+      <w:r>
+        <w:t>Separate predictions,actual runs and paper traces.</w:t>
       </w:r>
     </w:p>
     <w:p>
       <w:pPr>
-        <w:pStyle w:val="Heading3"/>
-      </w:pPr>
-      <w:r>
-        <w:t>Reasoning to listen for</w:t>
+        <w:pStyle w:val="Heading2"/>
+      </w:pPr>
+      <w:r>
+        <w:t>Complete inputs,expected results and limits</w:t>
       </w:r>
     </w:p>
     <w:p>
       <w:pPr>
         <w:spacing w:line="336" w:lineRule="auto" w:after="180"/>
-        <w:shd w:fill="F1F6FC"/>
       </w:pPr>
       <w:r>
         <w:rPr>
           <w:b w:val="0"/>
         </w:rPr>
-        <w:t>Teacher check: Teacher explanation: Only all-plus and all-minus have absolute mean1; others have1/3. Exact p=2/8=.25. At alpha .05 do not reject; this does not prove zero effect.</w:t>
+        <w:t>Main and picture exact null counts yield p=2/8=0.25 with inclusive two-sided tails. At alpha 0.05 do not reject, without proving the null or zero practical effect. Selected differences of 2, 2, 2 preserve sign ordering and give the same p = 0.25; three-unit resolution in this specific sign-flip procedure is not overcome by larger magnitudes.</w:t>
       </w:r>
     </w:p>
     <w:p>
@@ -2320,38 +3806,38 @@
         <w:rPr>
           <w:b w:val="0"/>
         </w:rPr>
-        <w:t xml:space="preserve">Start by identifying the given </w:t>
-      </w:r>
-      <w:r>
-        <w:rPr>
-          <w:b/>
-        </w:rPr>
-        <w:t>input</w:t>
-      </w:r>
-      <w:r>
-        <w:rPr>
-          <w:b w:val="0"/>
-        </w:rPr>
-        <w:t>s together. Leave the intermediate steps blank. If needed, model one step, then withdraw that help on the next step. Move to a full trace only when the partial trace is understood.</w:t>
+        <w:t>Require legitimate independent pairs and the stated sign-exchangeability null, not a p-value for unrelated data.</w:t>
       </w:r>
     </w:p>
     <w:p>
       <w:pPr>
-        <w:spacing w:line="336" w:lineRule="auto" w:after="180"/>
-      </w:pPr>
-      <w:r>
-        <w:rPr>
-          <w:b w:val="0"/>
-        </w:rPr>
-        <w:t>For partners, alternate explainer and checker; collect a response from every learner before discussion.</w:t>
+        <w:pStyle w:val="Heading2"/>
+      </w:pPr>
+      <w:r>
+        <w:t>Diagnose the current misconceptions</w:t>
       </w:r>
     </w:p>
     <w:p>
       <w:pPr>
-        <w:pStyle w:val="Heading3"/>
-      </w:pPr>
-      <w:r>
-        <w:t>Individual reasoning check</w:t>
+        <w:spacing w:line="336" w:lineRule="auto" w:after="180"/>
+      </w:pPr>
+      <w:r>
+        <w:rPr>
+          <w:b w:val="0"/>
+        </w:rPr>
+        <w:t>The worked result establishes every future case: The test requires its sign-</w:t>
+      </w:r>
+      <w:r>
+        <w:rPr>
+          <w:b/>
+        </w:rPr>
+        <w:t>exchangeability</w:t>
+      </w:r>
+      <w:r>
+        <w:rPr>
+          <w:b w:val="0"/>
+        </w:rPr>
+        <w:t xml:space="preserve"> and independence assumptions; do not apply it blindly to clustered or asymmetric differences.</w:t>
       </w:r>
     </w:p>
     <w:p>
@@ -2362,7 +3848,31 @@
         <w:rPr>
           <w:b w:val="0"/>
         </w:rPr>
-        <w:t>Use the worked case for Statistical tests and assumptions. Proposed explanation: “The worked result establishes every future case”. Decide whether this explanation is supported.</w:t>
+        <w:t xml:space="preserve">A missing </w:t>
+      </w:r>
+      <w:r>
+        <w:rPr>
+          <w:b/>
+        </w:rPr>
+        <w:t>input</w:t>
+      </w:r>
+      <w:r>
+        <w:rPr>
+          <w:b w:val="0"/>
+        </w:rPr>
+        <w:t xml:space="preserve"> may be replaced without recording the change: A replacement changes the </w:t>
+      </w:r>
+      <w:r>
+        <w:rPr>
+          <w:b/>
+        </w:rPr>
+        <w:t>evidence</w:t>
+      </w:r>
+      <w:r>
+        <w:rPr>
+          <w:b w:val="0"/>
+        </w:rPr>
+        <w:t xml:space="preserve"> or contract. Record the change and its justification; do not silently turn unknown into a measured value.</w:t>
       </w:r>
     </w:p>
     <w:p>
@@ -2373,282 +3883,62 @@
         <w:rPr>
           <w:b w:val="0"/>
         </w:rPr>
-        <w:t>Point to the step or supplied fact that decides; explain your repair if needed.</w:t>
+        <w:t xml:space="preserve">Repeating an assessed case is new independent </w:t>
+      </w:r>
+      <w:r>
+        <w:rPr>
+          <w:b/>
+        </w:rPr>
+        <w:t>evidence</w:t>
+      </w:r>
+      <w:r>
+        <w:rPr>
+          <w:b w:val="0"/>
+        </w:rPr>
+        <w:t>: A replay checks consistency. An example used for feedback or revision cannot later be described as untouched final evaluation.</w:t>
       </w:r>
     </w:p>
     <w:p>
       <w:pPr>
-        <w:pStyle w:val="Heading3"/>
-      </w:pPr>
-      <w:r>
-        <w:t>Expected repair</w:t>
+        <w:spacing w:line="336" w:lineRule="auto" w:after="180"/>
+      </w:pPr>
+      <w:r>
+        <w:rPr>
+          <w:b w:val="0"/>
+        </w:rPr>
+        <w:t xml:space="preserve">Use Section 9 for the </w:t>
+      </w:r>
+      <w:r>
+        <w:rPr>
+          <w:b/>
+        </w:rPr>
+        <w:t>evidence</w:t>
+      </w:r>
+      <w:r>
+        <w:rPr>
+          <w:b w:val="0"/>
+        </w:rPr>
+        <w:t xml:space="preserve"> ledger. Add a boundary or missing-</w:t>
+      </w:r>
+      <w:r>
+        <w:rPr>
+          <w:b/>
+        </w:rPr>
+        <w:t>input</w:t>
+      </w:r>
+      <w:r>
+        <w:rPr>
+          <w:b w:val="0"/>
+        </w:rPr>
+        <w:t xml:space="preserve"> case and record the expected response before checking. More successful repeats of one case do not establish wider coverage.</w:t>
       </w:r>
     </w:p>
     <w:p>
       <w:pPr>
-        <w:spacing w:line="336" w:lineRule="auto" w:after="180"/>
-        <w:shd w:fill="F1F6FC"/>
-      </w:pPr>
-      <w:r>
-        <w:rPr>
-          <w:b w:val="0"/>
-        </w:rPr>
-        <w:t>Expected correction: The test requires its sign-</w:t>
-      </w:r>
-      <w:r>
-        <w:rPr>
-          <w:b/>
-        </w:rPr>
-        <w:t>exchangeability</w:t>
-      </w:r>
-      <w:r>
-        <w:rPr>
-          <w:b w:val="0"/>
-        </w:rPr>
-        <w:t xml:space="preserve"> and independence assumptions; do not apply it blindly to clustered or asymmetric differences.</w:t>
-      </w:r>
-    </w:p>
-    <w:p>
-      <w:pPr>
-        <w:spacing w:line="336" w:lineRule="auto" w:after="180"/>
-      </w:pPr>
-      <w:r>
-        <w:rPr>
-          <w:b w:val="0"/>
-        </w:rPr>
-        <w:t>Collect explanations, not only yes/no votes. If a misunderstanding is common, re-model the relevant step for the class.</w:t>
-      </w:r>
-    </w:p>
-    <w:p>
-      <w:pPr>
-        <w:spacing w:line="336" w:lineRule="auto" w:after="180"/>
-      </w:pPr>
-      <w:r>
-        <w:rPr>
-          <w:b w:val="0"/>
-        </w:rPr>
-        <w:t>If it affects a few learners, give a short targeted group explanation while others solve a more demanding variation.</w:t>
-      </w:r>
-    </w:p>
-    <w:p>
-      <w:pPr>
-        <w:pStyle w:val="Heading3"/>
-      </w:pPr>
-      <w:r>
-        <w:t>Pictorial practice question</w:t>
-      </w:r>
-    </w:p>
-    <w:p>
-      <w:pPr>
-        <w:spacing w:line="336" w:lineRule="auto" w:after="180"/>
-      </w:pPr>
-      <w:r>
-        <w:rPr>
-          <w:b w:val="0"/>
-        </w:rPr>
-        <w:t>Calculate each paired difference and the observed sum. Count null arrangements with absolute sum at least four, compute p, and explain the decision at threshold 0.05.</w:t>
-      </w:r>
-    </w:p>
-    <w:p>
-      <w:pPr>
-        <w:pStyle w:val="Heading3"/>
-      </w:pPr>
-      <w:r>
-        <w:t>Reasoned teacher answer</w:t>
-      </w:r>
-    </w:p>
-    <w:p>
-      <w:pPr>
-        <w:spacing w:line="336" w:lineRule="auto" w:after="180"/>
-      </w:pPr>
-      <w:r>
-        <w:rPr>
-          <w:b w:val="0"/>
-        </w:rPr>
-        <w:t>The differences are -1,-2,-1 and sum to -4. Two of eight sign arrangements have absolute sum at least 4, so p=0.25. This exceeds 0.05: do not reject under the stated null. This is not proof of equality.</w:t>
-      </w:r>
-    </w:p>
-    <w:p>
-      <w:pPr>
-        <w:spacing w:line="336" w:lineRule="auto" w:after="180"/>
-      </w:pPr>
-      <w:r>
-        <w:rPr>
-          <w:b w:val="0"/>
-        </w:rPr>
-        <w:t>Changed-case reasoning: This paired sign-flip calculation is no longer justified by the stated design. Its differences must come from the same task, with the declared independent sign-symmetry assumptions.</w:t>
-      </w:r>
-    </w:p>
-    <w:p>
-      <w:pPr>
-        <w:spacing w:line="336" w:lineRule="auto" w:after="180"/>
-      </w:pPr>
-      <w:r>
-        <w:rPr>
-          <w:b w:val="0"/>
-        </w:rPr>
-        <w:t xml:space="preserve">Collect each learner’s explanation before discussion. Use the first missing connection between </w:t>
-      </w:r>
-      <w:r>
-        <w:rPr>
-          <w:b/>
-        </w:rPr>
-        <w:t>input</w:t>
-      </w:r>
-      <w:r>
-        <w:rPr>
-          <w:b w:val="0"/>
-        </w:rPr>
-        <w:t xml:space="preserve">, deciding step and result to choose support. This question is worked-case practice, not fresh mastery </w:t>
-      </w:r>
-      <w:r>
-        <w:rPr>
-          <w:b/>
-        </w:rPr>
-        <w:t>evidence</w:t>
-      </w:r>
-      <w:r>
-        <w:rPr>
-          <w:b w:val="0"/>
-        </w:rPr>
-        <w:t>.</w:t>
-      </w:r>
-    </w:p>
-    <w:p>
-      <w:pPr>
-        <w:pStyle w:val="Heading1"/>
-      </w:pPr>
-      <w:r>
-        <w:t>04. Run the investigation and diagnose misconceptions</w:t>
-      </w:r>
-    </w:p>
-    <w:p>
-      <w:r>
-        <w:t>Run the Statistical tests and assumptions investigation and use the first unsupported step to choose a teaching response.</w:t>
-      </w:r>
-    </w:p>
-    <w:p>
-      <w:pPr>
-        <w:spacing w:line="336" w:lineRule="auto" w:after="180"/>
-      </w:pPr>
-      <w:r>
-        <w:rPr>
-          <w:b w:val="0"/>
-        </w:rPr>
-        <w:t>The worked result establishes every future case: The test requires its sign-</w:t>
-      </w:r>
-      <w:r>
-        <w:rPr>
-          <w:b/>
-        </w:rPr>
-        <w:t>exchangeability</w:t>
-      </w:r>
-      <w:r>
-        <w:rPr>
-          <w:b w:val="0"/>
-        </w:rPr>
-        <w:t xml:space="preserve"> and independence assumptions; do not apply it blindly to clustered or asymmetric differences.</w:t>
-      </w:r>
-    </w:p>
-    <w:p>
-      <w:pPr>
-        <w:spacing w:line="336" w:lineRule="auto" w:after="180"/>
-      </w:pPr>
-      <w:r>
-        <w:rPr>
-          <w:b w:val="0"/>
-        </w:rPr>
-        <w:t xml:space="preserve">A missing </w:t>
-      </w:r>
-      <w:r>
-        <w:rPr>
-          <w:b/>
-        </w:rPr>
-        <w:t>input</w:t>
-      </w:r>
-      <w:r>
-        <w:rPr>
-          <w:b w:val="0"/>
-        </w:rPr>
-        <w:t xml:space="preserve"> may be replaced without recording the change: A replacement changes the </w:t>
-      </w:r>
-      <w:r>
-        <w:rPr>
-          <w:b/>
-        </w:rPr>
-        <w:t>evidence</w:t>
-      </w:r>
-      <w:r>
-        <w:rPr>
-          <w:b w:val="0"/>
-        </w:rPr>
-        <w:t xml:space="preserve"> or contract. Record the change and its justification; do not silently turn unknown into a measured value.</w:t>
-      </w:r>
-    </w:p>
-    <w:p>
-      <w:pPr>
-        <w:spacing w:line="336" w:lineRule="auto" w:after="180"/>
-      </w:pPr>
-      <w:r>
-        <w:rPr>
-          <w:b w:val="0"/>
-        </w:rPr>
-        <w:t xml:space="preserve">Repeating an assessed case is new independent </w:t>
-      </w:r>
-      <w:r>
-        <w:rPr>
-          <w:b/>
-        </w:rPr>
-        <w:t>evidence</w:t>
-      </w:r>
-      <w:r>
-        <w:rPr>
-          <w:b w:val="0"/>
-        </w:rPr>
-        <w:t>: A replay checks consistency. An example used for feedback or revision cannot later be described as untouched final evaluation.</w:t>
-      </w:r>
-    </w:p>
-    <w:p>
-      <w:pPr>
-        <w:spacing w:line="336" w:lineRule="auto" w:after="180"/>
-      </w:pPr>
-      <w:r>
-        <w:rPr>
-          <w:b w:val="0"/>
-        </w:rPr>
-        <w:t xml:space="preserve">Use Section 9 for the </w:t>
-      </w:r>
-      <w:r>
-        <w:rPr>
-          <w:b/>
-        </w:rPr>
-        <w:t>evidence</w:t>
-      </w:r>
-      <w:r>
-        <w:rPr>
-          <w:b w:val="0"/>
-        </w:rPr>
-        <w:t xml:space="preserve"> ledger. Add a boundary or missing-</w:t>
-      </w:r>
-      <w:r>
-        <w:rPr>
-          <w:b/>
-        </w:rPr>
-        <w:t>input</w:t>
-      </w:r>
-      <w:r>
-        <w:rPr>
-          <w:b w:val="0"/>
-        </w:rPr>
-        <w:t xml:space="preserve"> case and record the expected response before checking. More successful repeats of one case do not establish wider coverage.</w:t>
-      </w:r>
-    </w:p>
-    <w:p>
-      <w:pPr>
-        <w:pStyle w:val="Heading3"/>
-      </w:pPr>
-      <w:r>
-        <w:t>Match the support to the first error</w:t>
+        <w:pStyle w:val="Heading2"/>
+      </w:pPr>
+      <w:r>
+        <w:t>Choose accessible support</w:t>
       </w:r>
     </w:p>
     <w:tbl>
@@ -2821,57 +4111,39 @@
     </w:p>
     <w:p>
       <w:pPr>
-        <w:pStyle w:val="Heading1"/>
-      </w:pPr>
-      <w:r>
-        <w:t>05. Assess and explain the answers</w:t>
+        <w:pStyle w:val="Heading2"/>
+      </w:pPr>
+      <w:r>
+        <w:t>Earlier wording, alternatives and picture transcripts · reference / check after trying</w:t>
       </w:r>
     </w:p>
     <w:p>
-      <w:r>
-        <w:t>Use the Statistical tests and assumptions questions, teacher keys and criteria after the relevant attempts. Previously discussed cases are practice; protect the separately selected independent task.</w:t>
+      <w:pPr>
+        <w:pStyle w:val="Heading3"/>
+      </w:pPr>
+      <w:r>
+        <w:t>Match the support to the first error</w:t>
       </w:r>
     </w:p>
     <w:p>
       <w:pPr>
-        <w:pStyle w:val="Heading3"/>
-      </w:pPr>
-      <w:r>
-        <w:t>Guided and exit questions</w:t>
+        <w:pStyle w:val="Heading1"/>
+      </w:pPr>
+      <w:r>
+        <w:t>05. Assess the new research scenario</w:t>
       </w:r>
     </w:p>
     <w:p>
-      <w:pPr>
-        <w:spacing w:line="336" w:lineRule="auto" w:after="180"/>
-      </w:pPr>
-      <w:r>
-        <w:rPr>
-          <w:b w:val="0"/>
-        </w:rPr>
-        <w:t>Guided: Only all-plus and all-minus have absolute mean1; others have1/3. Exact p=2/8=.25. At alpha .05 do not reject; this does not prove zero effect.</w:t>
+      <w:r>
+        <w:t>Keep the selected answer private until after a first attempt.</w:t>
       </w:r>
     </w:p>
     <w:p>
       <w:pPr>
-        <w:spacing w:line="336" w:lineRule="auto" w:after="180"/>
-      </w:pPr>
-      <w:r>
-        <w:rPr>
-          <w:b w:val="0"/>
-        </w:rPr>
-        <w:t>Qualification: The test requires its sign-</w:t>
-      </w:r>
-      <w:r>
-        <w:rPr>
-          <w:b/>
-        </w:rPr>
-        <w:t>exchangeability</w:t>
-      </w:r>
-      <w:r>
-        <w:rPr>
-          <w:b w:val="0"/>
-        </w:rPr>
-        <w:t xml:space="preserve"> and independence assumptions; do not apply it blindly to clustered or asymmetric differences.</w:t>
+        <w:pStyle w:val="Heading2"/>
+      </w:pPr>
+      <w:r>
+        <w:t>Selected independent task and checked answer</w:t>
       </w:r>
     </w:p>
     <w:p>
@@ -2882,619 +4154,26 @@
         <w:rPr>
           <w:b w:val="0"/>
         </w:rPr>
-        <w:t xml:space="preserve">Exit: accept a concrete variation with its predicted outcome and a stated condition that would challenge the </w:t>
-      </w:r>
-      <w:r>
-        <w:rPr>
-          <w:b/>
-        </w:rPr>
-        <w:t>mechanism</w:t>
-      </w:r>
-      <w:r>
-        <w:rPr>
-          <w:b w:val="0"/>
-        </w:rPr>
-        <w:t xml:space="preserve">; reject a claim resting on unmeasured </w:t>
-      </w:r>
-      <w:r>
-        <w:rPr>
-          <w:b/>
-        </w:rPr>
-        <w:t>evidence</w:t>
-      </w:r>
-      <w:r>
-        <w:rPr>
-          <w:b w:val="0"/>
-        </w:rPr>
-        <w:t>.</w:t>
+        <w:t>Selected case: Three independent paired differences are 2, 2, 2. Assume a symmetric zero-effect null under which each sign flips independently with equal probability. Enumerate all eight assignments. The statistic is absolute mean; include ties as equally extreme. Compute the two-sided exact p-value and interpret at alpha 0.05.</w:t>
       </w:r>
     </w:p>
     <w:p>
       <w:pPr>
-        <w:pStyle w:val="Heading3"/>
-      </w:pPr>
-      <w:r>
-        <w:t>W1 Explain the mechanism</w:t>
+        <w:spacing w:line="336" w:lineRule="auto" w:after="180"/>
+      </w:pPr>
+      <w:r>
+        <w:rPr>
+          <w:b w:val="0"/>
+        </w:rPr>
+        <w:t>Teacher explanation: Two of eight assignments are at least as extreme, so p=.25. Magnitude alone does not overcome the three-unit test resolution.</w:t>
       </w:r>
     </w:p>
     <w:p>
       <w:pPr>
-        <w:pStyle w:val="Heading3"/>
-      </w:pPr>
-      <w:r>
-        <w:t>Workbook question · W1</w:t>
-      </w:r>
-    </w:p>
-    <w:p>
-      <w:pPr>
-        <w:spacing w:line="336" w:lineRule="auto" w:after="180"/>
-        <w:shd w:fill="F5F1FB"/>
-      </w:pPr>
-      <w:r>
-        <w:rPr>
-          <w:b w:val="0"/>
-        </w:rPr>
-        <w:t xml:space="preserve">Explain the weekly </w:t>
-      </w:r>
-      <w:r>
-        <w:rPr>
-          <w:b/>
-        </w:rPr>
-        <w:t>mechanism</w:t>
-      </w:r>
-      <w:r>
-        <w:rPr>
-          <w:b w:val="0"/>
-        </w:rPr>
-        <w:t xml:space="preserve"> in your own words. Use the worked scenario to name its </w:t>
-      </w:r>
-      <w:r>
-        <w:rPr>
-          <w:b/>
-        </w:rPr>
-        <w:t>input</w:t>
-      </w:r>
-      <w:r>
-        <w:rPr>
-          <w:b w:val="0"/>
-        </w:rPr>
-        <w:t xml:space="preserve">, decision rule and </w:t>
-      </w:r>
-      <w:r>
-        <w:rPr>
-          <w:b/>
-        </w:rPr>
-        <w:t>output</w:t>
-      </w:r>
-      <w:r>
-        <w:rPr>
-          <w:b w:val="0"/>
-        </w:rPr>
-        <w:t>.</w:t>
-      </w:r>
-    </w:p>
-    <w:p>
-      <w:pPr>
-        <w:pStyle w:val="Heading3"/>
-      </w:pPr>
-      <w:r>
-        <w:t>Teacher reasoning · W1</w:t>
-      </w:r>
-    </w:p>
-    <w:p>
-      <w:pPr>
-        <w:spacing w:line="336" w:lineRule="auto" w:after="180"/>
-        <w:shd w:fill="F1F6FC"/>
-      </w:pPr>
-      <w:r>
-        <w:rPr>
-          <w:b w:val="0"/>
-        </w:rPr>
-        <w:t xml:space="preserve">Teacher explanation: A statistical test compares observed </w:t>
-      </w:r>
-      <w:r>
-        <w:rPr>
-          <w:b/>
-        </w:rPr>
-        <w:t>evidence</w:t>
-      </w:r>
-      <w:r>
-        <w:rPr>
-          <w:b w:val="0"/>
-        </w:rPr>
-        <w:t xml:space="preserve"> with a specified </w:t>
-      </w:r>
-      <w:r>
-        <w:rPr>
-          <w:b/>
-        </w:rPr>
-        <w:t>null model</w:t>
-      </w:r>
-      <w:r>
-        <w:rPr>
-          <w:b w:val="0"/>
-        </w:rPr>
-        <w:t xml:space="preserve">. A </w:t>
-      </w:r>
-      <w:r>
-        <w:rPr>
-          <w:b/>
-        </w:rPr>
-        <w:t>p-value</w:t>
-      </w:r>
-      <w:r>
-        <w:rPr>
-          <w:b w:val="0"/>
-        </w:rPr>
-        <w:t xml:space="preserve"> is not the probability that the null hypothesis is true.</w:t>
-      </w:r>
-    </w:p>
-    <w:p>
-      <w:pPr>
-        <w:spacing w:line="336" w:lineRule="auto" w:after="180"/>
-        <w:shd w:fill="F1F6FC"/>
-      </w:pPr>
-      <w:r>
-        <w:rPr>
-          <w:b w:val="0"/>
-        </w:rPr>
-        <w:t>Toy paired sign-flip test assumes independent paired differences whose signs are exchangeable under a symmetric zero-effect null. Enumerate all2^n sign assignments, holding magnitudes fixed.</w:t>
-      </w:r>
-    </w:p>
-    <w:p>
-      <w:pPr>
-        <w:spacing w:line="336" w:lineRule="auto" w:after="180"/>
-        <w:shd w:fill="F1F6FC"/>
-      </w:pPr>
-      <w:r>
-        <w:rPr>
-          <w:b w:val="0"/>
-        </w:rPr>
-        <w:t>Two-sided p is fraction with absolute mean at least the observed absolute mean; use inclusive ties.</w:t>
-      </w:r>
-    </w:p>
-    <w:p>
-      <w:pPr>
-        <w:pStyle w:val="Heading3"/>
-      </w:pPr>
-      <w:r>
-        <w:t>W2 Trace the worked case</w:t>
-      </w:r>
-    </w:p>
-    <w:p>
-      <w:pPr>
-        <w:pStyle w:val="Heading3"/>
-      </w:pPr>
-      <w:r>
-        <w:t>Workbook question · W2</w:t>
-      </w:r>
-    </w:p>
-    <w:p>
-      <w:pPr>
-        <w:spacing w:line="336" w:lineRule="auto" w:after="180"/>
-        <w:shd w:fill="F5F1FB"/>
-      </w:pPr>
-      <w:r>
-        <w:rPr>
-          <w:b w:val="0"/>
-        </w:rPr>
-        <w:t>Three independent paired differences are 1, 1, 1. Under the stated symmetric zero-effect null, all eight independent sign assignments are equally likely. Use the absolute mean, include equally extreme ties, and compare the exact two-sided p-value with alpha 0.05. Show the intermediate steps and give the conclusion with its scope.</w:t>
-      </w:r>
-    </w:p>
-    <w:p>
-      <w:pPr>
-        <w:pStyle w:val="Heading3"/>
-      </w:pPr>
-      <w:r>
-        <w:t>Teacher reasoning · W2</w:t>
-      </w:r>
-    </w:p>
-    <w:p>
-      <w:pPr>
-        <w:spacing w:line="336" w:lineRule="auto" w:after="180"/>
-        <w:shd w:fill="F1F6FC"/>
-      </w:pPr>
-      <w:r>
-        <w:rPr>
-          <w:b w:val="0"/>
-        </w:rPr>
-        <w:t>Teacher explanation: Only all-plus and all-minus have absolute mean1; others have1/3. Exact p=2/8=.25. At alpha .05 do not reject; this does not prove zero effect.</w:t>
-      </w:r>
-    </w:p>
-    <w:p>
-      <w:pPr>
-        <w:pStyle w:val="Heading3"/>
-      </w:pPr>
-      <w:r>
-        <w:t>W3 Audit the limit</w:t>
-      </w:r>
-    </w:p>
-    <w:p>
-      <w:pPr>
-        <w:pStyle w:val="Heading3"/>
-      </w:pPr>
-      <w:r>
-        <w:t>Workbook question · W3</w:t>
-      </w:r>
-    </w:p>
-    <w:p>
-      <w:pPr>
-        <w:spacing w:line="336" w:lineRule="auto" w:after="180"/>
-        <w:shd w:fill="F5F1FB"/>
-      </w:pPr>
-      <w:r>
-        <w:rPr>
-          <w:b w:val="0"/>
-        </w:rPr>
-        <w:t>A report omits this qualification: The test requires its sign-</w:t>
-      </w:r>
-      <w:r>
-        <w:rPr>
-          <w:b/>
-        </w:rPr>
-        <w:t>exchangeability</w:t>
-      </w:r>
-      <w:r>
-        <w:rPr>
-          <w:b w:val="0"/>
-        </w:rPr>
-        <w:t xml:space="preserve"> and independence assumptions; do not apply it blindly to clustered or asymmetric differences.</w:t>
-      </w:r>
-    </w:p>
-    <w:p>
-      <w:pPr>
-        <w:spacing w:line="336" w:lineRule="auto" w:after="180"/>
-        <w:shd w:fill="F5F1FB"/>
-      </w:pPr>
-      <w:r>
-        <w:rPr>
-          <w:b w:val="0"/>
-        </w:rPr>
-        <w:t>Explain how omitting it could change a reader's interpretation, and write an accurate replacement.</w:t>
-      </w:r>
-    </w:p>
-    <w:p>
-      <w:pPr>
-        <w:pStyle w:val="Heading3"/>
-      </w:pPr>
-      <w:r>
-        <w:t>Teacher reasoning · W3</w:t>
-      </w:r>
-    </w:p>
-    <w:p>
-      <w:pPr>
-        <w:spacing w:line="336" w:lineRule="auto" w:after="180"/>
-        <w:shd w:fill="F1F6FC"/>
-      </w:pPr>
-      <w:r>
-        <w:rPr>
-          <w:b w:val="0"/>
-        </w:rPr>
-        <w:t>Teacher explanation: The test requires its sign-</w:t>
-      </w:r>
-      <w:r>
-        <w:rPr>
-          <w:b/>
-        </w:rPr>
-        <w:t>exchangeability</w:t>
-      </w:r>
-      <w:r>
-        <w:rPr>
-          <w:b w:val="0"/>
-        </w:rPr>
-        <w:t xml:space="preserve"> and independence assumptions; do not apply it blindly to clustered or asymmetric differences.</w:t>
-      </w:r>
-    </w:p>
-    <w:p>
-      <w:pPr>
-        <w:spacing w:line="336" w:lineRule="auto" w:after="180"/>
-        <w:shd w:fill="F1F6FC"/>
-      </w:pPr>
-      <w:r>
-        <w:rPr>
-          <w:b w:val="0"/>
-        </w:rPr>
-        <w:t xml:space="preserve">State the observed result separately from the unverified or out-of-scope claim; preserve the original </w:t>
-      </w:r>
-      <w:r>
-        <w:rPr>
-          <w:b/>
-        </w:rPr>
-        <w:t>evidence</w:t>
-      </w:r>
-      <w:r>
-        <w:rPr>
-          <w:b w:val="0"/>
-        </w:rPr>
-        <w:t xml:space="preserve"> rather than inventing a missing fact.</w:t>
-      </w:r>
-    </w:p>
-    <w:p>
-      <w:pPr>
-        <w:pStyle w:val="Heading3"/>
-      </w:pPr>
-      <w:r>
-        <w:t>W4 Apply a new case independently</w:t>
-      </w:r>
-    </w:p>
-    <w:p>
-      <w:pPr>
-        <w:pStyle w:val="Heading3"/>
-      </w:pPr>
-      <w:r>
-        <w:t>Workbook question · W4</w:t>
-      </w:r>
-    </w:p>
-    <w:p>
-      <w:pPr>
-        <w:spacing w:line="336" w:lineRule="auto" w:after="180"/>
-        <w:shd w:fill="F5F1FB"/>
-      </w:pPr>
-      <w:r>
-        <w:rPr>
-          <w:b w:val="0"/>
-        </w:rPr>
-        <w:t>Three independent paired differences are 2, 2, 2. Assume a symmetric zero-effect null under which each sign flips independently with equal probability. Enumerate all eight assignments. The statistic is absolute mean; include ties as equally extreme. Compute the two-sided exact p-value and interpret at alpha 0.05.</w:t>
-      </w:r>
-    </w:p>
-    <w:p>
-      <w:pPr>
-        <w:pStyle w:val="Heading3"/>
-      </w:pPr>
-      <w:r>
-        <w:t>Teacher reasoning · W4</w:t>
-      </w:r>
-    </w:p>
-    <w:p>
-      <w:pPr>
-        <w:spacing w:line="336" w:lineRule="auto" w:after="180"/>
-        <w:shd w:fill="F1F6FC"/>
-      </w:pPr>
-      <w:r>
-        <w:rPr>
-          <w:b w:val="0"/>
-        </w:rPr>
-        <w:t>Teacher explanation: Two of eight assignments are at least as extreme, so p=.25. Magnitude alone does not overcome the three-unit test resolution.</w:t>
-      </w:r>
-    </w:p>
-    <w:p>
-      <w:pPr>
-        <w:pStyle w:val="Heading3"/>
-      </w:pPr>
-      <w:r>
-        <w:t>W5 Design a revealing follow-up</w:t>
-      </w:r>
-    </w:p>
-    <w:p>
-      <w:pPr>
-        <w:pStyle w:val="Heading3"/>
-      </w:pPr>
-      <w:r>
-        <w:t>Workbook question · W5</w:t>
-      </w:r>
-    </w:p>
-    <w:p>
-      <w:pPr>
-        <w:spacing w:line="336" w:lineRule="auto" w:after="180"/>
-        <w:shd w:fill="F5F1FB"/>
-      </w:pPr>
-      <w:r>
-        <w:rPr>
-          <w:b w:val="0"/>
-        </w:rPr>
-        <w:t>For the worked scenario, propose one additional case that could reveal a failure, describe its expected outcome before running it, and explain what would need to remain fixed for a fair comparison.</w:t>
-      </w:r>
-    </w:p>
-    <w:p>
-      <w:pPr>
-        <w:spacing w:line="336" w:lineRule="auto" w:after="180"/>
-        <w:shd w:fill="F5F1FB"/>
-      </w:pPr>
-      <w:r>
-        <w:rPr>
-          <w:b w:val="0"/>
-        </w:rPr>
-        <w:t>Do not reuse W4 as a new final test after receiving feedback.</w:t>
-      </w:r>
-    </w:p>
-    <w:p>
-      <w:pPr>
-        <w:pStyle w:val="Heading3"/>
-      </w:pPr>
-      <w:r>
-        <w:t>Teacher reasoning · W5</w:t>
-      </w:r>
-    </w:p>
-    <w:p>
-      <w:pPr>
-        <w:spacing w:line="336" w:lineRule="auto" w:after="180"/>
-        <w:shd w:fill="F1F6FC"/>
-      </w:pPr>
-      <w:r>
-        <w:rPr>
-          <w:b w:val="0"/>
-        </w:rPr>
-        <w:t xml:space="preserve">Teacher explanation: Accept a concrete variant of the worked </w:t>
-      </w:r>
-      <w:r>
-        <w:rPr>
-          <w:b/>
-        </w:rPr>
-        <w:t>input</w:t>
-      </w:r>
-      <w:r>
-        <w:rPr>
-          <w:b w:val="0"/>
-        </w:rPr>
-        <w:t xml:space="preserve"> or a missing/conflicting/boundary condition, with an expectation derived from the declared procedure.</w:t>
-      </w:r>
-    </w:p>
-    <w:p>
-      <w:pPr>
-        <w:spacing w:line="336" w:lineRule="auto" w:after="180"/>
-        <w:shd w:fill="F1F6FC"/>
-      </w:pPr>
-      <w:r>
-        <w:rPr>
-          <w:b w:val="0"/>
-        </w:rPr>
-        <w:t xml:space="preserve">Require preserved settings, original </w:t>
-      </w:r>
-      <w:r>
-        <w:rPr>
-          <w:b/>
-        </w:rPr>
-        <w:t>output</w:t>
-      </w:r>
-      <w:r>
-        <w:rPr>
-          <w:b w:val="0"/>
-        </w:rPr>
-        <w:t>s and data roles. The test requires its sign-</w:t>
-      </w:r>
-      <w:r>
-        <w:rPr>
-          <w:b/>
-        </w:rPr>
-        <w:t>exchangeability</w:t>
-      </w:r>
-      <w:r>
-        <w:rPr>
-          <w:b w:val="0"/>
-        </w:rPr>
-        <w:t xml:space="preserve"> and independence assumptions; do not apply it blindly to clustered or asymmetric differences.</w:t>
-      </w:r>
-    </w:p>
-    <w:p>
-      <w:pPr>
-        <w:spacing w:line="336" w:lineRule="auto" w:after="180"/>
-        <w:shd w:fill="F1F6FC"/>
-      </w:pPr>
-      <w:r>
-        <w:rPr>
-          <w:b w:val="0"/>
-        </w:rPr>
-        <w:t xml:space="preserve">The new case should test this particular </w:t>
-      </w:r>
-      <w:r>
-        <w:rPr>
-          <w:b/>
-        </w:rPr>
-        <w:t>mechanism</w:t>
-      </w:r>
-      <w:r>
-        <w:rPr>
-          <w:b w:val="0"/>
-        </w:rPr>
-        <w:t xml:space="preserve"> rather than merely restate the original result.</w:t>
-      </w:r>
-    </w:p>
-    <w:p>
-      <w:pPr>
-        <w:pStyle w:val="Heading3"/>
-      </w:pPr>
-      <w:r>
-        <w:t>Independent assessment and fresh retry</w:t>
-      </w:r>
-    </w:p>
-    <w:p>
-      <w:pPr>
-        <w:pStyle w:val="Heading3"/>
-      </w:pPr>
-      <w:r>
-        <w:t>Teacher key · Independent assessment and fresh retry</w:t>
-      </w:r>
-    </w:p>
-    <w:p>
-      <w:pPr>
-        <w:spacing w:line="336" w:lineRule="auto" w:after="180"/>
-        <w:shd w:fill="F1F6FC"/>
-      </w:pPr>
-      <w:r>
-        <w:rPr>
-          <w:b w:val="0"/>
-        </w:rPr>
-        <w:t>W4: Two of eight assignments are at least as extreme, so p=.25. Magnitude alone does not overcome the three-unit test resolution. Require intermediate reasoning and the stated scope.</w:t>
-      </w:r>
-    </w:p>
-    <w:p>
-      <w:pPr>
-        <w:spacing w:line="336" w:lineRule="auto" w:after="180"/>
-        <w:shd w:fill="F1F6FC"/>
-      </w:pPr>
-      <w:r>
-        <w:rPr>
-          <w:b w:val="0"/>
-        </w:rPr>
-        <w:t>Fresh retry: Differences1, 1, 1, 1; enumerate16 sign assignments. Expected reasoning: Only two attain absolute mean1, p=2/16=.125; do not reject at .05.</w:t>
-      </w:r>
-    </w:p>
-    <w:p>
-      <w:pPr>
-        <w:spacing w:line="336" w:lineRule="auto" w:after="180"/>
-        <w:shd w:fill="F1F6FC"/>
-      </w:pPr>
-      <w:r>
-        <w:rPr>
-          <w:b w:val="0"/>
-        </w:rPr>
-        <w:t>If students need support, record it and reassess with another new case rather than awarding independence to a copied answer.</w:t>
-      </w:r>
-    </w:p>
-    <w:p>
-      <w:pPr>
-        <w:pStyle w:val="Heading3"/>
-      </w:pPr>
-      <w:r>
-        <w:t>Assess independent transfer</w:t>
-      </w:r>
-    </w:p>
-    <w:p>
-      <w:pPr>
-        <w:pStyle w:val="Heading3"/>
-      </w:pPr>
-      <w:r>
-        <w:t>Independent question · withhold the key</w:t>
-      </w:r>
-    </w:p>
-    <w:p>
-      <w:pPr>
-        <w:spacing w:line="336" w:lineRule="auto" w:after="180"/>
-        <w:shd w:fill="F5F1FB"/>
-      </w:pPr>
-      <w:r>
-        <w:rPr>
-          <w:b w:val="0"/>
-        </w:rPr>
-        <w:t>Selected case: Three independent paired differences are 2, 2, 2. Assume a symmetric zero-effect null under which each sign flips independently with equal probability. Enumerate all eight assignments. The statistic is absolute mean; include ties as equally extreme. Compute the two-sided exact p-value and interpret at alpha 0.05.</w:t>
-      </w:r>
-    </w:p>
-    <w:p>
-      <w:pPr>
-        <w:pStyle w:val="Heading3"/>
-      </w:pPr>
-      <w:r>
-        <w:t>Selected case answer</w:t>
-      </w:r>
-    </w:p>
-    <w:p>
-      <w:pPr>
-        <w:pStyle w:val="Heading3"/>
-      </w:pPr>
-      <w:r>
-        <w:t>Teacher key · Selected case answer</w:t>
-      </w:r>
-    </w:p>
-    <w:p>
-      <w:pPr>
-        <w:spacing w:line="336" w:lineRule="auto" w:after="180"/>
-        <w:shd w:fill="F1F6FC"/>
-      </w:pPr>
-      <w:r>
-        <w:rPr>
-          <w:b w:val="0"/>
-        </w:rPr>
-        <w:t>Teacher explanation: Two of eight assignments are at least as extreme, so p=.25. Magnitude alone does not overcome the three-unit test resolution.</w:t>
+        <w:pStyle w:val="Heading2"/>
+      </w:pPr>
+      <w:r>
+        <w:t>Judge explanation,trace and limits</w:t>
       </w:r>
     </w:p>
     <w:tbl>
@@ -3601,54 +4280,55 @@
     </w:tbl>
     <w:p>
       <w:pPr>
-        <w:pStyle w:val="Heading3"/>
-      </w:pPr>
-      <w:r>
-        <w:t>Teacher key · Selected case answer</w:t>
+        <w:spacing w:line="336" w:lineRule="auto" w:after="180"/>
+      </w:pPr>
+      <w:r>
+        <w:rPr>
+          <w:b w:val="0"/>
+        </w:rPr>
+        <w:t>Record each dimension as not yet, with support, or independent. Accept a valid alternative procedure with a defensible trace.</w:t>
       </w:r>
     </w:p>
     <w:p>
       <w:pPr>
         <w:spacing w:line="336" w:lineRule="auto" w:after="180"/>
-        <w:shd w:fill="F1F6FC"/>
       </w:pPr>
       <w:r>
         <w:rPr>
           <w:b w:val="0"/>
         </w:rPr>
-        <w:t>Record each dimension as not yet, with support, or independent. Accept a valid alternative procedure with a defensible trace.</w:t>
+        <w:t xml:space="preserve">Do not penalise an honestly recorded model failure if the learner correctly explains its </w:t>
+      </w:r>
+      <w:r>
+        <w:rPr>
+          <w:b/>
+        </w:rPr>
+        <w:t>evidence</w:t>
+      </w:r>
+      <w:r>
+        <w:rPr>
+          <w:b w:val="0"/>
+        </w:rPr>
+        <w:t xml:space="preserve"> and limits.</w:t>
       </w:r>
     </w:p>
     <w:p>
       <w:pPr>
-        <w:spacing w:line="336" w:lineRule="auto" w:after="180"/>
-        <w:shd w:fill="F1F6FC"/>
-      </w:pPr>
-      <w:r>
-        <w:rPr>
-          <w:b w:val="0"/>
-        </w:rPr>
-        <w:t xml:space="preserve">Do not penalise an honestly recorded model failure if the learner correctly explains its </w:t>
-      </w:r>
-      <w:r>
-        <w:rPr>
-          <w:b/>
-        </w:rPr>
-        <w:t>evidence</w:t>
-      </w:r>
-      <w:r>
-        <w:rPr>
-          <w:b w:val="0"/>
-        </w:rPr>
-        <w:t xml:space="preserve"> and limits.</w:t>
+        <w:pStyle w:val="Heading2"/>
+      </w:pPr>
+      <w:r>
+        <w:t>Give one usable repair</w:t>
       </w:r>
     </w:p>
     <w:p>
       <w:pPr>
-        <w:pStyle w:val="Heading3"/>
-      </w:pPr>
-      <w:r>
-        <w:t>Feedback that the learner uses</w:t>
+        <w:spacing w:line="336" w:lineRule="auto" w:after="180"/>
+      </w:pPr>
+      <w:r>
+        <w:rPr>
+          <w:b w:val="0"/>
+        </w:rPr>
+        <w:t>Name the earliest unsupported step and give one action to repair it. Have the learner make that repair now and explain why. Then assess the relevant skill on a fresh, fully specified case.</w:t>
       </w:r>
     </w:p>
     <w:p>
@@ -3659,66 +4339,117 @@
         <w:rPr>
           <w:b w:val="0"/>
         </w:rPr>
-        <w:t>Name the earliest unsupported step and give one action to repair it. Have the learner make that repair now and explain why. Then assess the relevant skill on a fresh, fully specified case.</w:t>
+        <w:t>Confirm it was not previously practised with feedback; solve and check the new case before assigning it. A follow-up design prompt is a starting brief, not automatically an equivalent test.</w:t>
       </w:r>
     </w:p>
     <w:p>
       <w:pPr>
-        <w:spacing w:line="336" w:lineRule="auto" w:after="180"/>
-      </w:pPr>
-      <w:r>
-        <w:rPr>
-          <w:b w:val="0"/>
-        </w:rPr>
-        <w:t>Confirm it was not previously practised with feedback; solve and check the new case before assigning it. A follow-up design prompt is a starting brief, not automatically an equivalent test.</w:t>
+        <w:pStyle w:val="Heading2"/>
+      </w:pPr>
+      <w:r>
+        <w:t>W1 Explain the mechanism</w:t>
       </w:r>
     </w:p>
     <w:p>
       <w:pPr>
-        <w:pStyle w:val="Heading1"/>
-      </w:pPr>
-      <w:r>
-        <w:t>06. Connect the project, support and next lesson</w:t>
+        <w:spacing w:line="336" w:lineRule="auto" w:after="180"/>
+      </w:pPr>
+      <w:r>
+        <w:rPr>
+          <w:b w:val="0"/>
+        </w:rPr>
+        <w:t xml:space="preserve">Explain the weekly </w:t>
+      </w:r>
+      <w:r>
+        <w:rPr>
+          <w:b/>
+        </w:rPr>
+        <w:t>mechanism</w:t>
+      </w:r>
+      <w:r>
+        <w:rPr>
+          <w:b w:val="0"/>
+        </w:rPr>
+        <w:t xml:space="preserve"> in your own words. Use the worked scenario to name its </w:t>
+      </w:r>
+      <w:r>
+        <w:rPr>
+          <w:b/>
+        </w:rPr>
+        <w:t>input</w:t>
+      </w:r>
+      <w:r>
+        <w:rPr>
+          <w:b w:val="0"/>
+        </w:rPr>
+        <w:t xml:space="preserve">, decision rule and </w:t>
+      </w:r>
+      <w:r>
+        <w:rPr>
+          <w:b/>
+        </w:rPr>
+        <w:t>output</w:t>
+      </w:r>
+      <w:r>
+        <w:rPr>
+          <w:b w:val="0"/>
+        </w:rPr>
+        <w:t>.</w:t>
       </w:r>
     </w:p>
     <w:p>
-      <w:r>
-        <w:t>Connect Statistical tests and assumptions to Reproducible AI Research Study, adapt support and plan a later changed-case check.</w:t>
+      <w:pPr>
+        <w:spacing w:line="336" w:lineRule="auto" w:after="180"/>
+      </w:pPr>
+      <w:r>
+        <w:rPr>
+          <w:b w:val="0"/>
+        </w:rPr>
+        <w:t xml:space="preserve">Teacher explanation: A statistical test compares observed </w:t>
+      </w:r>
+      <w:r>
+        <w:rPr>
+          <w:b/>
+        </w:rPr>
+        <w:t>evidence</w:t>
+      </w:r>
+      <w:r>
+        <w:rPr>
+          <w:b w:val="0"/>
+        </w:rPr>
+        <w:t xml:space="preserve"> with a specified </w:t>
+      </w:r>
+      <w:r>
+        <w:rPr>
+          <w:b/>
+        </w:rPr>
+        <w:t>null model</w:t>
+      </w:r>
+      <w:r>
+        <w:rPr>
+          <w:b w:val="0"/>
+        </w:rPr>
+        <w:t xml:space="preserve">. A </w:t>
+      </w:r>
+      <w:r>
+        <w:rPr>
+          <w:b/>
+        </w:rPr>
+        <w:t>p-value</w:t>
+      </w:r>
+      <w:r>
+        <w:rPr>
+          <w:b w:val="0"/>
+        </w:rPr>
+        <w:t xml:space="preserve"> is not the probability that the null hypothesis is true. Toy paired sign-flip test assumes independent paired differences whose signs are exchangeable under a symmetric zero-effect null. Enumerate all 2^n sign assignments, holding magnitudes fixed. Two-sided p is fraction with absolute mean at least the observed absolute mean; use inclusive ties.</w:t>
       </w:r>
     </w:p>
     <w:p>
       <w:pPr>
-        <w:spacing w:line="336" w:lineRule="auto" w:after="180"/>
-      </w:pPr>
-      <w:r>
-        <w:rPr>
-          <w:b w:val="0"/>
-        </w:rPr>
-        <w:t xml:space="preserve">Add a labelled statistical tests and assumptions </w:t>
-      </w:r>
-      <w:r>
-        <w:rPr>
-          <w:b/>
-        </w:rPr>
-        <w:t>evidence</w:t>
-      </w:r>
-      <w:r>
-        <w:rPr>
-          <w:b w:val="0"/>
-        </w:rPr>
-        <w:t xml:space="preserve"> sheet to Reproducible AI Research Study. Show how you can explain the </w:t>
-      </w:r>
-      <w:r>
-        <w:rPr>
-          <w:b/>
-        </w:rPr>
-        <w:t>mechanism</w:t>
-      </w:r>
-      <w:r>
-        <w:rPr>
-          <w:b w:val="0"/>
-        </w:rPr>
-        <w:t xml:space="preserve"> and terminology of statistical tests and assumptions.</w:t>
+        <w:pStyle w:val="Heading2"/>
+      </w:pPr>
+      <w:r>
+        <w:t>W2 Trace the worked case</w:t>
       </w:r>
     </w:p>
     <w:p>
@@ -3729,31 +4460,7 @@
         <w:rPr>
           <w:b w:val="0"/>
         </w:rPr>
-        <w:t xml:space="preserve">Use the supplied fictional case and keep its </w:t>
-      </w:r>
-      <w:r>
-        <w:rPr>
-          <w:b/>
-        </w:rPr>
-        <w:t>input</w:t>
-      </w:r>
-      <w:r>
-        <w:rPr>
-          <w:b w:val="0"/>
-        </w:rPr>
-        <w:t xml:space="preserve">s, intermediate steps, calculation or </w:t>
-      </w:r>
-      <w:r>
-        <w:rPr>
-          <w:b/>
-        </w:rPr>
-        <w:t>prediction</w:t>
-      </w:r>
-      <w:r>
-        <w:rPr>
-          <w:b w:val="0"/>
-        </w:rPr>
-        <w:t>, and limitation. Connect this record to last week’s record; a matching answer without a trace is insufficient.</w:t>
+        <w:t>Three independent paired differences are 1, 1, 1. Under the stated symmetric zero-effect null, all eight independent sign assignments are equally likely. Use the absolute mean, include equally extreme ties, and compare the exact two-sided p-value with alpha 0.05. Show the intermediate steps and give the conclusion with its scope.</w:t>
       </w:r>
     </w:p>
     <w:p>
@@ -3764,42 +4471,15 @@
         <w:rPr>
           <w:b w:val="0"/>
         </w:rPr>
-        <w:t xml:space="preserve">Provide an </w:t>
-      </w:r>
-      <w:r>
-        <w:rPr>
-          <w:b/>
-        </w:rPr>
-        <w:t>input</w:t>
-      </w:r>
-      <w:r>
-        <w:rPr>
-          <w:b w:val="0"/>
-        </w:rPr>
-        <w:t>/procedure/result/limit frame and a calculator when needed. Ask students to identify the first step before completing the whole trace.</w:t>
+        <w:t>Teacher explanation: Only all-plus and all-minus have absolute mean 1; others have 1/3. Exact p=2/8=.25. At alpha .05 do not reject; this does not prove zero effect.</w:t>
       </w:r>
     </w:p>
     <w:p>
       <w:pPr>
-        <w:spacing w:line="336" w:lineRule="auto" w:after="180"/>
-      </w:pPr>
-      <w:r>
-        <w:rPr>
-          <w:b w:val="0"/>
-        </w:rPr>
-        <w:t xml:space="preserve">Extension: compare two concrete variants of this </w:t>
-      </w:r>
-      <w:r>
-        <w:rPr>
-          <w:b/>
-        </w:rPr>
-        <w:t>mechanism</w:t>
-      </w:r>
-      <w:r>
-        <w:rPr>
-          <w:b w:val="0"/>
-        </w:rPr>
-        <w:t xml:space="preserve"> while holding unrelated conditions fixed; report both successful and unsuccessful outcomes.</w:t>
+        <w:pStyle w:val="Heading2"/>
+      </w:pPr>
+      <w:r>
+        <w:t>W3 Audit the limit</w:t>
       </w:r>
     </w:p>
     <w:p>
@@ -3810,19 +4490,19 @@
         <w:rPr>
           <w:b w:val="0"/>
         </w:rPr>
-        <w:t xml:space="preserve">Next connection: Multiple comparisons. Preserve the current case record and retrieve its </w:t>
+        <w:t>A report omits this qualification: The test requires its sign-</w:t>
       </w:r>
       <w:r>
         <w:rPr>
           <w:b/>
         </w:rPr>
-        <w:t>evidence</w:t>
+        <w:t>exchangeability</w:t>
       </w:r>
       <w:r>
         <w:rPr>
           <w:b w:val="0"/>
         </w:rPr>
-        <w:t xml:space="preserve"> boundary before moving on.</w:t>
+        <w:t xml:space="preserve"> and independence assumptions; do not apply it blindly to clustered or asymmetric differences.</w:t>
       </w:r>
     </w:p>
     <w:p>
@@ -3833,15 +4513,522 @@
         <w:rPr>
           <w:b w:val="0"/>
         </w:rPr>
-        <w:t>Retain the project ledger and assess a changed case after support. Check the relevant prerequisite before carrying this component forward.</w:t>
+        <w:t>Explain how omitting it could change a reader's interpretation, and write an accurate replacement.</w:t>
       </w:r>
     </w:p>
     <w:p>
       <w:pPr>
+        <w:spacing w:line="336" w:lineRule="auto" w:after="180"/>
+      </w:pPr>
+      <w:r>
+        <w:rPr>
+          <w:b w:val="0"/>
+        </w:rPr>
+        <w:t>Teacher explanation: The test requires its sign-</w:t>
+      </w:r>
+      <w:r>
+        <w:rPr>
+          <w:b/>
+        </w:rPr>
+        <w:t>exchangeability</w:t>
+      </w:r>
+      <w:r>
+        <w:rPr>
+          <w:b w:val="0"/>
+        </w:rPr>
+        <w:t xml:space="preserve"> and independence assumptions; do not apply it blindly to clustered or asymmetric differences.</w:t>
+      </w:r>
+    </w:p>
+    <w:p>
+      <w:pPr>
+        <w:spacing w:line="336" w:lineRule="auto" w:after="180"/>
+      </w:pPr>
+      <w:r>
+        <w:rPr>
+          <w:b w:val="0"/>
+        </w:rPr>
+        <w:t xml:space="preserve">State the observed result separately from the unverified or out-of-scope claim; preserve the original </w:t>
+      </w:r>
+      <w:r>
+        <w:rPr>
+          <w:b/>
+        </w:rPr>
+        <w:t>evidence</w:t>
+      </w:r>
+      <w:r>
+        <w:rPr>
+          <w:b w:val="0"/>
+        </w:rPr>
+        <w:t xml:space="preserve"> rather than inventing a missing fact.</w:t>
+      </w:r>
+    </w:p>
+    <w:p>
+      <w:pPr>
+        <w:pStyle w:val="Heading2"/>
+      </w:pPr>
+      <w:r>
+        <w:t>W5 Design a revealing follow-up</w:t>
+      </w:r>
+    </w:p>
+    <w:p>
+      <w:pPr>
+        <w:spacing w:line="336" w:lineRule="auto" w:after="180"/>
+      </w:pPr>
+      <w:r>
+        <w:rPr>
+          <w:b w:val="0"/>
+        </w:rPr>
+        <w:t>For the worked scenario, propose one additional case that could reveal a failure, describe its expected outcome before running it, and explain what would need to remain fixed for a fair comparison.</w:t>
+      </w:r>
+    </w:p>
+    <w:p>
+      <w:pPr>
+        <w:spacing w:line="336" w:lineRule="auto" w:after="180"/>
+      </w:pPr>
+      <w:r>
+        <w:rPr>
+          <w:b w:val="0"/>
+        </w:rPr>
+        <w:t>Do not reuse W4 as a new final test after receiving feedback.</w:t>
+      </w:r>
+    </w:p>
+    <w:p>
+      <w:pPr>
+        <w:spacing w:line="336" w:lineRule="auto" w:after="180"/>
+      </w:pPr>
+      <w:r>
+        <w:rPr>
+          <w:b w:val="0"/>
+        </w:rPr>
+        <w:t xml:space="preserve">Teacher explanation: Accept a concrete variant of the worked </w:t>
+      </w:r>
+      <w:r>
+        <w:rPr>
+          <w:b/>
+        </w:rPr>
+        <w:t>input</w:t>
+      </w:r>
+      <w:r>
+        <w:rPr>
+          <w:b w:val="0"/>
+        </w:rPr>
+        <w:t xml:space="preserve"> or a missing/conflicting/boundary condition, with an expectation derived from the declared procedure.</w:t>
+      </w:r>
+    </w:p>
+    <w:p>
+      <w:pPr>
+        <w:spacing w:line="336" w:lineRule="auto" w:after="180"/>
+      </w:pPr>
+      <w:r>
+        <w:rPr>
+          <w:b w:val="0"/>
+        </w:rPr>
+        <w:t xml:space="preserve">Require preserved settings, original </w:t>
+      </w:r>
+      <w:r>
+        <w:rPr>
+          <w:b/>
+        </w:rPr>
+        <w:t>output</w:t>
+      </w:r>
+      <w:r>
+        <w:rPr>
+          <w:b w:val="0"/>
+        </w:rPr>
+        <w:t>s and data roles. The test requires its sign-</w:t>
+      </w:r>
+      <w:r>
+        <w:rPr>
+          <w:b/>
+        </w:rPr>
+        <w:t>exchangeability</w:t>
+      </w:r>
+      <w:r>
+        <w:rPr>
+          <w:b w:val="0"/>
+        </w:rPr>
+        <w:t xml:space="preserve"> and independence assumptions; do not apply it blindly to clustered or asymmetric differences.</w:t>
+      </w:r>
+    </w:p>
+    <w:p>
+      <w:pPr>
+        <w:spacing w:line="336" w:lineRule="auto" w:after="180"/>
+      </w:pPr>
+      <w:r>
+        <w:rPr>
+          <w:b w:val="0"/>
+        </w:rPr>
+        <w:t xml:space="preserve">The new case should test this particular </w:t>
+      </w:r>
+      <w:r>
+        <w:rPr>
+          <w:b/>
+        </w:rPr>
+        <w:t>mechanism</w:t>
+      </w:r>
+      <w:r>
+        <w:rPr>
+          <w:b w:val="0"/>
+        </w:rPr>
+        <w:t xml:space="preserve"> rather than merely restate the original result.</w:t>
+      </w:r>
+    </w:p>
+    <w:p>
+      <w:pPr>
+        <w:pStyle w:val="Heading2"/>
+      </w:pPr>
+      <w:r>
+        <w:t>Earlier wording, alternatives and picture transcripts · reference / check after trying</w:t>
+      </w:r>
+    </w:p>
+    <w:p>
+      <w:pPr>
         <w:pStyle w:val="Heading3"/>
       </w:pPr>
       <w:r>
-        <w:t>Plan the delayed return</w:t>
+        <w:t>Guided and exit questions</w:t>
+      </w:r>
+    </w:p>
+    <w:p>
+      <w:pPr>
+        <w:spacing w:line="336" w:lineRule="auto" w:after="180"/>
+      </w:pPr>
+      <w:r>
+        <w:rPr>
+          <w:b w:val="0"/>
+        </w:rPr>
+        <w:t>Guided: Only all-plus and all-minus have absolute mean 1; others have 1/3. Exact p=2/8=.25. At alpha .05 do not reject; this does not prove zero effect. Qualification: The test requires its sign-</w:t>
+      </w:r>
+      <w:r>
+        <w:rPr>
+          <w:b/>
+        </w:rPr>
+        <w:t>exchangeability</w:t>
+      </w:r>
+      <w:r>
+        <w:rPr>
+          <w:b w:val="0"/>
+        </w:rPr>
+        <w:t xml:space="preserve"> and independence assumptions; do not apply it blindly to clustered or asymmetric differences. Exit: accept a concrete variation with its predicted outcome and a stated condition that would challenge the </w:t>
+      </w:r>
+      <w:r>
+        <w:rPr>
+          <w:b/>
+        </w:rPr>
+        <w:t>mechanism</w:t>
+      </w:r>
+      <w:r>
+        <w:rPr>
+          <w:b w:val="0"/>
+        </w:rPr>
+        <w:t xml:space="preserve">; reject a claim resting on unmeasured </w:t>
+      </w:r>
+      <w:r>
+        <w:rPr>
+          <w:b/>
+        </w:rPr>
+        <w:t>evidence</w:t>
+      </w:r>
+      <w:r>
+        <w:rPr>
+          <w:b w:val="0"/>
+        </w:rPr>
+        <w:t>.</w:t>
+      </w:r>
+    </w:p>
+    <w:p>
+      <w:pPr>
+        <w:pStyle w:val="Heading3"/>
+      </w:pPr>
+      <w:r>
+        <w:t>W1 Explain the mechanism</w:t>
+      </w:r>
+    </w:p>
+    <w:p>
+      <w:pPr>
+        <w:pStyle w:val="Heading3"/>
+      </w:pPr>
+      <w:r>
+        <w:t>W2 Trace the worked case</w:t>
+      </w:r>
+    </w:p>
+    <w:p>
+      <w:pPr>
+        <w:pStyle w:val="Heading3"/>
+      </w:pPr>
+      <w:r>
+        <w:t>W3 Audit the limit</w:t>
+      </w:r>
+    </w:p>
+    <w:p>
+      <w:pPr>
+        <w:pStyle w:val="Heading3"/>
+      </w:pPr>
+      <w:r>
+        <w:t>W4 Apply a new case independently</w:t>
+      </w:r>
+    </w:p>
+    <w:p>
+      <w:pPr>
+        <w:spacing w:line="336" w:lineRule="auto" w:after="180"/>
+      </w:pPr>
+      <w:r>
+        <w:rPr>
+          <w:b w:val="0"/>
+        </w:rPr>
+        <w:t>Three independent paired differences are 2, 2, 2. Assume a symmetric zero-effect null under which each sign flips independently with equal probability. Enumerate all eight assignments. The statistic is absolute mean; include ties as equally extreme. Compute the two-sided exact p-value and interpret at alpha 0.05.</w:t>
+      </w:r>
+    </w:p>
+    <w:p>
+      <w:pPr>
+        <w:spacing w:line="336" w:lineRule="auto" w:after="180"/>
+      </w:pPr>
+      <w:r>
+        <w:rPr>
+          <w:b w:val="0"/>
+        </w:rPr>
+        <w:t>Teacher explanation: Two of eight assignments are at least as extreme, so p=.25. Magnitude alone does not overcome the three-unit test resolution.</w:t>
+      </w:r>
+    </w:p>
+    <w:p>
+      <w:pPr>
+        <w:pStyle w:val="Heading3"/>
+      </w:pPr>
+      <w:r>
+        <w:t>W5 Design a revealing follow-up</w:t>
+      </w:r>
+    </w:p>
+    <w:p>
+      <w:pPr>
+        <w:pStyle w:val="Heading3"/>
+      </w:pPr>
+      <w:r>
+        <w:t>Independent assessment and fresh retry</w:t>
+      </w:r>
+    </w:p>
+    <w:p>
+      <w:pPr>
+        <w:spacing w:line="336" w:lineRule="auto" w:after="180"/>
+      </w:pPr>
+      <w:r>
+        <w:rPr>
+          <w:b w:val="0"/>
+        </w:rPr>
+        <w:t>W4: Two of eight assignments are at least as extreme, so p=.25. Magnitude alone does not overcome the three-unit test resolution. Require intermediate reasoning and the stated scope. Fresh retry: Differences1, 1, 1, 1; enumerate16 sign assignments. Expected reasoning: Only two attain absolute mean 1, p=2/16=.125; do not reject at .05. If students need support, record it and reassess with another new case rather than awarding independence to a copied answer.</w:t>
+      </w:r>
+    </w:p>
+    <w:p>
+      <w:pPr>
+        <w:pStyle w:val="Heading3"/>
+      </w:pPr>
+      <w:r>
+        <w:t>Assess independent transfer</w:t>
+      </w:r>
+    </w:p>
+    <w:p>
+      <w:pPr>
+        <w:pStyle w:val="Heading3"/>
+      </w:pPr>
+      <w:r>
+        <w:t>Selected case answer</w:t>
+      </w:r>
+    </w:p>
+    <w:p>
+      <w:pPr>
+        <w:pStyle w:val="Heading3"/>
+      </w:pPr>
+      <w:r>
+        <w:t>Feedback that the learner uses</w:t>
+      </w:r>
+    </w:p>
+    <w:p>
+      <w:pPr>
+        <w:pStyle w:val="Heading1"/>
+      </w:pPr>
+      <w:r>
+        <w:t>06. Connect, support and revisit research reasoning</w:t>
+      </w:r>
+    </w:p>
+    <w:p>
+      <w:r>
+        <w:t>Use saved evidence and assumptions to choose the next question.</w:t>
+      </w:r>
+    </w:p>
+    <w:p>
+      <w:pPr>
+        <w:pStyle w:val="Heading2"/>
+      </w:pPr>
+      <w:r>
+        <w:t>Project and next-week bridge</w:t>
+      </w:r>
+    </w:p>
+    <w:p>
+      <w:pPr>
+        <w:spacing w:line="336" w:lineRule="auto" w:after="180"/>
+      </w:pPr>
+      <w:r>
+        <w:rPr>
+          <w:b w:val="0"/>
+        </w:rPr>
+        <w:t xml:space="preserve">Add a labelled statistical tests and assumptions </w:t>
+      </w:r>
+      <w:r>
+        <w:rPr>
+          <w:b/>
+        </w:rPr>
+        <w:t>evidence</w:t>
+      </w:r>
+      <w:r>
+        <w:rPr>
+          <w:b w:val="0"/>
+        </w:rPr>
+        <w:t xml:space="preserve"> sheet to Reproducible AI Research Study. Show how you can explain the </w:t>
+      </w:r>
+      <w:r>
+        <w:rPr>
+          <w:b/>
+        </w:rPr>
+        <w:t>mechanism</w:t>
+      </w:r>
+      <w:r>
+        <w:rPr>
+          <w:b w:val="0"/>
+        </w:rPr>
+        <w:t xml:space="preserve"> and terminology of statistical tests and assumptions.</w:t>
+      </w:r>
+    </w:p>
+    <w:p>
+      <w:pPr>
+        <w:spacing w:line="336" w:lineRule="auto" w:after="180"/>
+      </w:pPr>
+      <w:r>
+        <w:rPr>
+          <w:b w:val="0"/>
+        </w:rPr>
+        <w:t xml:space="preserve">Use the supplied fictional case and keep its </w:t>
+      </w:r>
+      <w:r>
+        <w:rPr>
+          <w:b/>
+        </w:rPr>
+        <w:t>input</w:t>
+      </w:r>
+      <w:r>
+        <w:rPr>
+          <w:b w:val="0"/>
+        </w:rPr>
+        <w:t xml:space="preserve">s, intermediate steps, calculation or </w:t>
+      </w:r>
+      <w:r>
+        <w:rPr>
+          <w:b/>
+        </w:rPr>
+        <w:t>prediction</w:t>
+      </w:r>
+      <w:r>
+        <w:rPr>
+          <w:b w:val="0"/>
+        </w:rPr>
+        <w:t>, and limitation. Connect this record to last week’s record; a matching answer without a trace is insufficient.</w:t>
+      </w:r>
+    </w:p>
+    <w:p>
+      <w:pPr>
+        <w:spacing w:line="336" w:lineRule="auto" w:after="180"/>
+      </w:pPr>
+      <w:r>
+        <w:rPr>
+          <w:b w:val="0"/>
+        </w:rPr>
+        <w:t xml:space="preserve">Provide an </w:t>
+      </w:r>
+      <w:r>
+        <w:rPr>
+          <w:b/>
+        </w:rPr>
+        <w:t>input</w:t>
+      </w:r>
+      <w:r>
+        <w:rPr>
+          <w:b w:val="0"/>
+        </w:rPr>
+        <w:t>/procedure/result/limit frame and a calculator when needed. Ask students to identify the first step before completing the whole trace.</w:t>
+      </w:r>
+    </w:p>
+    <w:p>
+      <w:pPr>
+        <w:spacing w:line="336" w:lineRule="auto" w:after="180"/>
+      </w:pPr>
+      <w:r>
+        <w:rPr>
+          <w:b w:val="0"/>
+        </w:rPr>
+        <w:t xml:space="preserve">Extension: compare two concrete variants of this </w:t>
+      </w:r>
+      <w:r>
+        <w:rPr>
+          <w:b/>
+        </w:rPr>
+        <w:t>mechanism</w:t>
+      </w:r>
+      <w:r>
+        <w:rPr>
+          <w:b w:val="0"/>
+        </w:rPr>
+        <w:t xml:space="preserve"> while holding unrelated conditions fixed; report both successful and unsuccessful outcomes.</w:t>
+      </w:r>
+    </w:p>
+    <w:p>
+      <w:pPr>
+        <w:spacing w:line="336" w:lineRule="auto" w:after="180"/>
+      </w:pPr>
+      <w:r>
+        <w:rPr>
+          <w:b w:val="0"/>
+        </w:rPr>
+        <w:t xml:space="preserve">Next connection: Multiple comparisons. Preserve the current case record and retrieve its </w:t>
+      </w:r>
+      <w:r>
+        <w:rPr>
+          <w:b/>
+        </w:rPr>
+        <w:t>evidence</w:t>
+      </w:r>
+      <w:r>
+        <w:rPr>
+          <w:b w:val="0"/>
+        </w:rPr>
+        <w:t xml:space="preserve"> boundary before moving on.</w:t>
+      </w:r>
+    </w:p>
+    <w:p>
+      <w:pPr>
+        <w:spacing w:line="336" w:lineRule="auto" w:after="180"/>
+      </w:pPr>
+      <w:r>
+        <w:rPr>
+          <w:b w:val="0"/>
+        </w:rPr>
+        <w:t>Retain the project ledger and assess a changed case after support. Check the relevant prerequisite before carrying this component forward.</w:t>
+      </w:r>
+    </w:p>
+    <w:p>
+      <w:pPr>
+        <w:spacing w:line="336" w:lineRule="auto" w:after="180"/>
+      </w:pPr>
+      <w:r>
+        <w:rPr>
+          <w:b w:val="0"/>
+        </w:rPr>
+        <w:t>For the Reproducible AI Research Study, save paired differences, the null assumptions, all eight sign arrangements and the decision rule.</w:t>
+      </w:r>
+    </w:p>
+    <w:p>
+      <w:pPr>
+        <w:pStyle w:val="Heading2"/>
+      </w:pPr>
+      <w:r>
+        <w:t>Delayed return and support record</w:t>
       </w:r>
     </w:p>
     <w:p>
@@ -4058,48 +5245,60 @@
     </w:p>
     <w:p>
       <w:pPr>
-        <w:pStyle w:val="Heading3"/>
-      </w:pPr>
-      <w:r>
-        <w:t>Project evidence from this case</w:t>
+        <w:pStyle w:val="Heading2"/>
+      </w:pPr>
+      <w:r>
+        <w:t>Earlier wording, alternatives and picture transcripts · reference / check after trying</w:t>
       </w:r>
     </w:p>
     <w:p>
       <w:pPr>
-        <w:spacing w:line="336" w:lineRule="auto" w:after="180"/>
-      </w:pPr>
-      <w:r>
-        <w:rPr>
-          <w:b w:val="0"/>
-        </w:rPr>
-        <w:t>For the Reproducible AI Research Study, save paired differences, the null assumptions, all eight sign arrangements and the decision rule.</w:t>
+        <w:pStyle w:val="Heading3"/>
+      </w:pPr>
+      <w:r>
+        <w:t>Plan the delayed return</w:t>
       </w:r>
     </w:p>
     <w:p>
       <w:pPr>
-        <w:pStyle w:val="Heading1"/>
-      </w:pPr>
-      <w:r>
-        <w:t>07. Prepare, teach and assess</w:t>
+        <w:pStyle w:val="Heading3"/>
+      </w:pPr>
+      <w:r>
+        <w:t>Project evidence from this case</w:t>
       </w:r>
     </w:p>
     <w:p>
-      <w:r>
-        <w:t>Use this preparation summary alongside the detailed Statistical tests and assumptions lesson; it is a checklist rather than a replacement for the full sequence.</w:t>
+      <w:pPr>
+        <w:pStyle w:val="Heading1"/>
+      </w:pPr>
+      <w:r>
+        <w:t>Reference bank and extra practice</w:t>
       </w:r>
     </w:p>
     <w:p>
       <w:pPr>
-        <w:pStyle w:val="Heading3"/>
-      </w:pPr>
-      <w:r>
-        <w:t>Teaching target</w:t>
+        <w:pStyle w:val="Heading1"/>
+      </w:pPr>
+      <w:r>
+        <w:t>07. Reference · Alternative planning checklist</w:t>
       </w:r>
     </w:p>
     <w:p>
+      <w:r>
+        <w:t>Use alongside the main route when helpful.</w:t>
+      </w:r>
+    </w:p>
+    <w:p>
+      <w:pPr>
+        <w:pStyle w:val="Heading2"/>
+      </w:pPr>
+      <w:r>
+        <w:t>Planning,assessment and project reminders</w:t>
+      </w:r>
+    </w:p>
+    <w:p>
       <w:pPr>
         <w:spacing w:line="336" w:lineRule="auto" w:after="180"/>
-        <w:shd w:fill="EDF7F3"/>
       </w:pPr>
       <w:r>
         <w:rPr>
@@ -4299,22 +5498,24 @@
     </w:p>
     <w:p>
       <w:pPr>
-        <w:pStyle w:val="Heading3"/>
-      </w:pPr>
-      <w:r>
-        <w:t>Supported practice answer</w:t>
+        <w:spacing w:line="336" w:lineRule="auto" w:after="180"/>
+      </w:pPr>
+      <w:r>
+        <w:rPr>
+          <w:b w:val="0"/>
+        </w:rPr>
+        <w:t>Reasoned practice answer: Teacher explanation: Only all-plus and all-minus have absolute mean 1; others have 1/3. Exact p=2/8=.25. At alpha .05 do not reject; this does not prove zero effect.</w:t>
       </w:r>
     </w:p>
     <w:p>
       <w:pPr>
         <w:spacing w:line="336" w:lineRule="auto" w:after="180"/>
-        <w:shd w:fill="F1F6FC"/>
       </w:pPr>
       <w:r>
         <w:rPr>
           <w:b w:val="0"/>
         </w:rPr>
-        <w:t>Reasoned practice answer: Teacher explanation: Only all-plus and all-minus have absolute mean1; others have1/3. Exact p=2/8=.25. At alpha .05 do not reject; this does not prove zero effect.</w:t>
+        <w:t>Check every learner before discussion: Use the worked case for Statistical tests and assumptions. Proposed explanation: “The worked result establishes every future case”. Decide whether this explanation is supported.</w:t>
       </w:r>
     </w:p>
     <w:p>
@@ -4325,7 +5526,7 @@
         <w:rPr>
           <w:b w:val="0"/>
         </w:rPr>
-        <w:t>Check every learner before discussion: Use the worked case for Statistical tests and assumptions. Proposed explanation: “The worked result establishes every future case”. Decide whether this explanation is supported.</w:t>
+        <w:t>Point to the step or supplied fact that decides; explain your repair if needed.</w:t>
       </w:r>
     </w:p>
     <w:p>
@@ -4336,129 +5537,81 @@
         <w:rPr>
           <w:b w:val="0"/>
         </w:rPr>
-        <w:t>Point to the step or supplied fact that decides; explain your repair if needed.</w:t>
+        <w:t>Misconception repair: The test requires its sign-</w:t>
+      </w:r>
+      <w:r>
+        <w:rPr>
+          <w:b/>
+        </w:rPr>
+        <w:t>exchangeability</w:t>
+      </w:r>
+      <w:r>
+        <w:rPr>
+          <w:b w:val="0"/>
+        </w:rPr>
+        <w:t xml:space="preserve"> and independence assumptions; do not apply it blindly to clustered or asymmetric differences.</w:t>
       </w:r>
     </w:p>
     <w:p>
       <w:pPr>
-        <w:pStyle w:val="Heading3"/>
-      </w:pPr>
-      <w:r>
-        <w:t>Repair the misconception</w:t>
+        <w:spacing w:line="336" w:lineRule="auto" w:after="180"/>
+      </w:pPr>
+      <w:r>
+        <w:rPr>
+          <w:b w:val="0"/>
+        </w:rPr>
+        <w:t xml:space="preserve">Support: read the exact case aloud, enlarge the labelled picture, supply </w:t>
+      </w:r>
+      <w:r>
+        <w:rPr>
+          <w:b/>
+        </w:rPr>
+        <w:t>input</w:t>
+      </w:r>
+      <w:r>
+        <w:rPr>
+          <w:b w:val="0"/>
+        </w:rPr>
+        <w:t xml:space="preserve"> cards and model only the first deciding step. Accept a spoken explanation or drawing; retain the reasoning goal.</w:t>
       </w:r>
     </w:p>
     <w:p>
       <w:pPr>
         <w:spacing w:line="336" w:lineRule="auto" w:after="180"/>
-        <w:shd w:fill="FFF5E6"/>
       </w:pPr>
       <w:r>
         <w:rPr>
           <w:b w:val="0"/>
         </w:rPr>
-        <w:t>Misconception repair: The test requires its sign-</w:t>
+        <w:t xml:space="preserve">Extension: Break the task pairing and use unrelated A and B measurements. Require a </w:t>
       </w:r>
       <w:r>
         <w:rPr>
           <w:b/>
         </w:rPr>
-        <w:t>exchangeability</w:t>
+        <w:t>prediction</w:t>
       </w:r>
       <w:r>
         <w:rPr>
           <w:b w:val="0"/>
         </w:rPr>
-        <w:t xml:space="preserve"> and independence assumptions; do not apply it blindly to clustered or asymmetric differences.</w:t>
+        <w:t xml:space="preserve"> and a reason before comparing. Expected result: This paired sign-flip calculation is no longer justified by the stated design.</w:t>
       </w:r>
     </w:p>
     <w:p>
       <w:pPr>
-        <w:pStyle w:val="Heading3"/>
-      </w:pPr>
-      <w:r>
-        <w:t>Support without giving away the answer</w:t>
+        <w:spacing w:line="336" w:lineRule="auto" w:after="180"/>
+      </w:pPr>
+      <w:r>
+        <w:rPr>
+          <w:b w:val="0"/>
+        </w:rPr>
+        <w:t>Reason: Its differences must come from the same task, with the declared independent sign-symmetry assumptions.</w:t>
       </w:r>
     </w:p>
     <w:p>
       <w:pPr>
         <w:spacing w:line="336" w:lineRule="auto" w:after="180"/>
-        <w:shd w:fill="F1F6F8"/>
-      </w:pPr>
-      <w:r>
-        <w:rPr>
-          <w:b w:val="0"/>
-        </w:rPr>
-        <w:t xml:space="preserve">Support: read the exact case aloud, enlarge the labelled picture, supply </w:t>
-      </w:r>
-      <w:r>
-        <w:rPr>
-          <w:b/>
-        </w:rPr>
-        <w:t>input</w:t>
-      </w:r>
-      <w:r>
-        <w:rPr>
-          <w:b w:val="0"/>
-        </w:rPr>
-        <w:t xml:space="preserve"> cards and model only the first deciding step. Accept a spoken explanation or drawing; retain the reasoning goal.</w:t>
-      </w:r>
-    </w:p>
-    <w:p>
-      <w:pPr>
-        <w:pStyle w:val="Heading3"/>
-      </w:pPr>
-      <w:r>
-        <w:t>Extend the reasoning</w:t>
-      </w:r>
-    </w:p>
-    <w:p>
-      <w:pPr>
-        <w:spacing w:line="336" w:lineRule="auto" w:after="180"/>
-        <w:shd w:fill="F5F1FB"/>
-      </w:pPr>
-      <w:r>
-        <w:rPr>
-          <w:b w:val="0"/>
-        </w:rPr>
-        <w:t xml:space="preserve">Extension: Break the task pairing and use unrelated A and B measurements. Require a </w:t>
-      </w:r>
-      <w:r>
-        <w:rPr>
-          <w:b/>
-        </w:rPr>
-        <w:t>prediction</w:t>
-      </w:r>
-      <w:r>
-        <w:rPr>
-          <w:b w:val="0"/>
-        </w:rPr>
-        <w:t xml:space="preserve"> and a reason before comparing. Expected result: This paired sign-flip calculation is no longer justified by the stated design.</w:t>
-      </w:r>
-    </w:p>
-    <w:p>
-      <w:pPr>
-        <w:spacing w:line="336" w:lineRule="auto" w:after="180"/>
-        <w:shd w:fill="F5F1FB"/>
-      </w:pPr>
-      <w:r>
-        <w:rPr>
-          <w:b w:val="0"/>
-        </w:rPr>
-        <w:t>Reason: Its differences must come from the same task, with the declared independent sign-symmetry assumptions.</w:t>
-      </w:r>
-    </w:p>
-    <w:p>
-      <w:pPr>
-        <w:pStyle w:val="Heading3"/>
-      </w:pPr>
-      <w:r>
-        <w:t>Protect the independent attempt</w:t>
-      </w:r>
-    </w:p>
-    <w:p>
-      <w:pPr>
-        <w:spacing w:line="336" w:lineRule="auto" w:after="180"/>
-        <w:shd w:fill="FFF5E6"/>
       </w:pPr>
       <w:r>
         <w:rPr>
@@ -4653,58 +5806,57 @@
     </w:tbl>
     <w:p>
       <w:pPr>
-        <w:pStyle w:val="Heading3"/>
-      </w:pPr>
-      <w:r>
-        <w:t>Project checkpoint</w:t>
+        <w:spacing w:line="336" w:lineRule="auto" w:after="180"/>
+      </w:pPr>
+      <w:r>
+        <w:rPr>
+          <w:b w:val="0"/>
+        </w:rPr>
+        <w:t>Project checkpoint: Test changed cases. Keep normal, boundary and failure cases; compare expected and observed results.</w:t>
       </w:r>
     </w:p>
     <w:p>
       <w:pPr>
         <w:spacing w:line="336" w:lineRule="auto" w:after="180"/>
-        <w:shd w:fill="EDF7F3"/>
       </w:pPr>
       <w:r>
         <w:rPr>
           <w:b w:val="0"/>
         </w:rPr>
-        <w:t>Project checkpoint: Test changed cases. Keep normal, boundary and failure cases; compare expected and observed results.</w:t>
+        <w:t xml:space="preserve">Use the weekly teacher answer for topic-specific reasoning. A saved progress tick is an activity record; judge mastery from the learner’s explanation and </w:t>
+      </w:r>
+      <w:r>
+        <w:rPr>
+          <w:b/>
+        </w:rPr>
+        <w:t>evidence</w:t>
+      </w:r>
+      <w:r>
+        <w:rPr>
+          <w:b w:val="0"/>
+        </w:rPr>
+        <w:t>.</w:t>
       </w:r>
     </w:p>
     <w:p>
       <w:pPr>
-        <w:spacing w:line="336" w:lineRule="auto" w:after="180"/>
-      </w:pPr>
-      <w:r>
-        <w:rPr>
-          <w:b w:val="0"/>
-        </w:rPr>
-        <w:t xml:space="preserve">Use the weekly teacher answer for topic-specific reasoning. A saved progress tick is an activity record; judge mastery from the learner’s explanation and </w:t>
-      </w:r>
-      <w:r>
-        <w:rPr>
-          <w:b/>
-        </w:rPr>
-        <w:t>evidence</w:t>
-      </w:r>
-      <w:r>
-        <w:rPr>
-          <w:b w:val="0"/>
-        </w:rPr>
-        <w:t>.</w:t>
+        <w:pStyle w:val="Heading1"/>
+      </w:pPr>
+      <w:r>
+        <w:t>08. Reference · Feedback,labs and repair paths</w:t>
       </w:r>
     </w:p>
     <w:p>
-      <w:pPr>
-        <w:pStyle w:val="Heading1"/>
-      </w:pPr>
-      <w:r>
-        <w:t>08. Use feedback, labs and repair paths</w:t>
+      <w:r>
+        <w:t>Retain the first attempt and the evidence used for a repair.</w:t>
       </w:r>
     </w:p>
     <w:p>
-      <w:r>
-        <w:t>Use feedback, earlier review and portfolios purposefully. Apply the coding routine only when this lesson has an executable lab.</w:t>
+      <w:pPr>
+        <w:pStyle w:val="Heading2"/>
+      </w:pPr>
+      <w:r>
+        <w:t>Feedback and record guidance</w:t>
       </w:r>
     </w:p>
     <w:p>
@@ -4803,40 +5955,17 @@
         <w:pStyle w:val="Heading1"/>
       </w:pPr>
       <w:r>
-        <w:t>09. Visual concept journey</w:t>
+        <w:t>09. Reference · Teach with the six pictures</w:t>
       </w:r>
     </w:p>
     <w:p>
       <w:r>
-        <w:t>Show one Statistical tests and assumptions graphic at a time, request a prediction and discuss its trace before the independent assessment.</w:t>
+        <w:t>Choose one picture for a particular reasoning move.</w:t>
       </w:r>
     </w:p>
     <w:p>
       <w:pPr>
-        <w:spacing w:line="336" w:lineRule="auto" w:after="180"/>
-      </w:pPr>
-      <w:r>
-        <w:rPr>
-          <w:b w:val="0"/>
-        </w:rPr>
-        <w:t xml:space="preserve">Use one picture at a time. Hide a worked result before asking for a </w:t>
-      </w:r>
-      <w:r>
-        <w:rPr>
-          <w:b/>
-        </w:rPr>
-        <w:t>prediction</w:t>
-      </w:r>
-      <w:r>
-        <w:rPr>
-          <w:b w:val="0"/>
-        </w:rPr>
-        <w:t>, then reveal it for feedback. These are supported teaching cases; retain the separate independent assessment for a fresh first attempt.</w:t>
-      </w:r>
-    </w:p>
-    <w:p>
-      <w:pPr>
-        <w:pStyle w:val="Heading3"/>
+        <w:pStyle w:val="Heading2"/>
       </w:pPr>
       <w:r>
         <w:t>01. Statistical tests and assumptions: the case</w:t>
@@ -4847,7 +5976,7 @@
         <w:drawing>
           <wp:inline xmlns:a="http://schemas.openxmlformats.org/drawingml/2006/main" xmlns:pic="http://schemas.openxmlformats.org/drawingml/2006/picture">
             <wp:extent cx="5486400" cy="2843784"/>
-            <wp:docPr id="3" name="Picture 3" descr="A small exact paired sign-flip test. Compare three independent task pairs under a null that permits each difference’s sign to flip independently with equal probability. Supplied facts: A times [5,8,4] seconds; B [4,6,3]. Differences B−A are [-1,-2,-1]. Use a two-sided statistic: absolute sum of differences. Assume the stated sign-symmetry null is appropriate."/>
+            <wp:docPr id="5" name="Picture 5" descr="A small exact paired sign-flip test. Compare three independent task pairs under a null that permits each difference’s sign to flip independently with equal probability. Supplied facts: A times [5,8,4] seconds; B [4,6,3]. Differences B−A are [-1,-2,-1]. Use a two-sided statistic: absolute sum of differences. Assume the stated sign-symmetry null is appropriate."/>
             <wp:cNvGraphicFramePr>
               <a:graphicFrameLocks noChangeAspect="1"/>
             </wp:cNvGraphicFramePr>
@@ -4859,7 +5988,7 @@
                     <pic:cNvPicPr/>
                   </pic:nvPicPr>
                   <pic:blipFill>
-                    <a:blip r:embed="rId11"/>
+                    <a:blip r:embed="rId13"/>
                     <a:stretch>
                       <a:fillRect/>
                     </a:stretch>
@@ -4903,7 +6032,6 @@
     <w:p>
       <w:pPr>
         <w:spacing w:line="336" w:lineRule="auto" w:after="180"/>
-        <w:shd w:fill="F5F1FB"/>
       </w:pPr>
       <w:r>
         <w:rPr>
@@ -4914,27 +6042,18 @@
     </w:p>
     <w:p>
       <w:pPr>
-        <w:pStyle w:val="Heading3"/>
-      </w:pPr>
-      <w:r>
-        <w:t>Discuss while showing the picture</w:t>
+        <w:spacing w:line="336" w:lineRule="auto" w:after="180"/>
+      </w:pPr>
+      <w:r>
+        <w:rPr>
+          <w:b w:val="0"/>
+        </w:rPr>
+        <w:t>Teacher prompt: Point to the given fact that matters most. Explain why it matters. Ask learners to describe one label or arrow in ordinary words. Use the adjacent transcript if the image is difficult to see.</w:t>
       </w:r>
     </w:p>
     <w:p>
       <w:pPr>
-        <w:spacing w:line="336" w:lineRule="auto" w:after="180"/>
-        <w:shd w:fill="F1F6F8"/>
-      </w:pPr>
-      <w:r>
-        <w:rPr>
-          <w:b w:val="0"/>
-        </w:rPr>
-        <w:t>Teacher prompt: Point to the given fact that matters most. Explain why it matters. Ask learners to describe one label or arrow in ordinary words. Use the adjacent transcript if the image is difficult to see.</w:t>
-      </w:r>
-    </w:p>
-    <w:p>
-      <w:pPr>
-        <w:pStyle w:val="Heading3"/>
+        <w:pStyle w:val="Heading2"/>
       </w:pPr>
       <w:r>
         <w:t>02. Follow the deciding steps</w:t>
@@ -4945,7 +6064,7 @@
         <w:drawing>
           <wp:inline xmlns:a="http://schemas.openxmlformats.org/drawingml/2006/main" xmlns:pic="http://schemas.openxmlformats.org/drawingml/2006/picture">
             <wp:extent cx="5486400" cy="3182112"/>
-            <wp:docPr id="4" name="Picture 4" descr="Preserve paired differences: Differences are -1,-2,-1; their sum is -4 and mean is -4/3 seconds. → Enumerate null sign flips: Eight equally likely flips give sums -4,-2,0,2,4 with counts 1,2,2,2,1. → Count equally extreme sums: Only -4 and 4 have absolute sum at least 4: exact two-sided p=2/8=0.25."/>
+            <wp:docPr id="6" name="Picture 6" descr="Preserve paired differences: Differences are -1,-2,-1; their sum is -4 and mean is -4/3 seconds. → Enumerate null sign flips: Eight equally likely flips give sums -4,-2,0,2,4 with counts 1,2,2,2,1. → Count equally extreme sums: Only -4 and 4 have absolute sum at least 4: exact two-sided p=2/8=0.25."/>
             <wp:cNvGraphicFramePr>
               <a:graphicFrameLocks noChangeAspect="1"/>
             </wp:cNvGraphicFramePr>
@@ -4957,7 +6076,7 @@
                     <pic:cNvPicPr/>
                   </pic:nvPicPr>
                   <pic:blipFill>
-                    <a:blip r:embed="rId12"/>
+                    <a:blip r:embed="rId10"/>
                     <a:stretch>
                       <a:fillRect/>
                     </a:stretch>
@@ -4990,7 +6109,6 @@
     <w:p>
       <w:pPr>
         <w:spacing w:line="336" w:lineRule="auto" w:after="180"/>
-        <w:shd w:fill="F5F1FB"/>
       </w:pPr>
       <w:r>
         <w:rPr>
@@ -5013,39 +6131,30 @@
     </w:p>
     <w:p>
       <w:pPr>
-        <w:pStyle w:val="Heading3"/>
-      </w:pPr>
-      <w:r>
-        <w:t>Discuss while showing the picture</w:t>
+        <w:spacing w:line="336" w:lineRule="auto" w:after="180"/>
+      </w:pPr>
+      <w:r>
+        <w:rPr>
+          <w:b w:val="0"/>
+        </w:rPr>
+        <w:t xml:space="preserve">Teacher prompt: Point to each numbered stage and explain which recorded </w:t>
+      </w:r>
+      <w:r>
+        <w:rPr>
+          <w:b/>
+        </w:rPr>
+        <w:t>input</w:t>
+      </w:r>
+      <w:r>
+        <w:rPr>
+          <w:b w:val="0"/>
+        </w:rPr>
+        <w:t xml:space="preserve"> it uses. Ask learners to describe one label or arrow in ordinary words. Use the adjacent transcript if the image is difficult to see.</w:t>
       </w:r>
     </w:p>
     <w:p>
       <w:pPr>
-        <w:spacing w:line="336" w:lineRule="auto" w:after="180"/>
-        <w:shd w:fill="F1F6F8"/>
-      </w:pPr>
-      <w:r>
-        <w:rPr>
-          <w:b w:val="0"/>
-        </w:rPr>
-        <w:t xml:space="preserve">Teacher prompt: Point to each numbered stage and explain which recorded </w:t>
-      </w:r>
-      <w:r>
-        <w:rPr>
-          <w:b/>
-        </w:rPr>
-        <w:t>input</w:t>
-      </w:r>
-      <w:r>
-        <w:rPr>
-          <w:b w:val="0"/>
-        </w:rPr>
-        <w:t xml:space="preserve"> it uses. Ask learners to describe one label or arrow in ordinary words. Use the adjacent transcript if the image is difficult to see.</w:t>
-      </w:r>
-    </w:p>
-    <w:p>
-      <w:pPr>
-        <w:pStyle w:val="Heading3"/>
+        <w:pStyle w:val="Heading2"/>
       </w:pPr>
       <w:r>
         <w:t>03. Three independent paired task times</w:t>
@@ -5056,7 +6165,7 @@
         <w:drawing>
           <wp:inline xmlns:a="http://schemas.openxmlformats.org/drawingml/2006/main" xmlns:pic="http://schemas.openxmlformats.org/drawingml/2006/picture">
             <wp:extent cx="5486400" cy="3617976"/>
-            <wp:docPr id="5" name="Picture 5" descr="Three independent paired task times. Task 1: A seconds = 5, B seconds = 4, B−A seconds = -1. Task 2: A seconds = 8, B seconds = 6, B−A seconds = -2. Task 3: A seconds = 4, B seconds = 3, B−A seconds = -1."/>
+            <wp:docPr id="7" name="Picture 7" descr="Three independent paired task times. Task 1: A seconds = 5, B seconds = 4, B−A seconds = -1. Task 2: A seconds = 8, B seconds = 6, B−A seconds = -2. Task 3: A seconds = 4, B seconds = 3, B−A seconds = -1."/>
             <wp:cNvGraphicFramePr>
               <a:graphicFrameLocks noChangeAspect="1"/>
             </wp:cNvGraphicFramePr>
@@ -5068,7 +6177,7 @@
                     <pic:cNvPicPr/>
                   </pic:nvPicPr>
                   <pic:blipFill>
-                    <a:blip r:embed="rId13"/>
+                    <a:blip r:embed="rId14"/>
                     <a:stretch>
                       <a:fillRect/>
                     </a:stretch>
@@ -5101,7 +6210,6 @@
     <w:p>
       <w:pPr>
         <w:spacing w:line="336" w:lineRule="auto" w:after="180"/>
-        <w:shd w:fill="F5F1FB"/>
       </w:pPr>
       <w:r>
         <w:rPr>
@@ -5112,39 +6220,29 @@
     </w:p>
     <w:p>
       <w:pPr>
-        <w:pStyle w:val="Heading3"/>
-      </w:pPr>
-      <w:r>
-        <w:t>Discuss while showing the picture</w:t>
+        <w:spacing w:line="336" w:lineRule="auto" w:after="180"/>
+      </w:pPr>
+      <w:r>
+        <w:rPr>
+          <w:b w:val="0"/>
+        </w:rPr>
+        <w:t>Teacher prompt: Read the labels and values. Explain the relationship the model shows. Ask learners to describe one label or arrow in ordinary words. Use the adjacent transcript if the image is difficult to see.</w:t>
       </w:r>
     </w:p>
     <w:p>
       <w:pPr>
         <w:spacing w:line="336" w:lineRule="auto" w:after="180"/>
-        <w:shd w:fill="F1F6F8"/>
       </w:pPr>
       <w:r>
         <w:rPr>
           <w:b w:val="0"/>
         </w:rPr>
-        <w:t>Teacher prompt: Read the labels and values. Explain the relationship the model shows. Ask learners to describe one label or arrow in ordinary words. Use the adjacent transcript if the image is difficult to see.</w:t>
+        <w:t>Check row/column meanings, units and denominators before discussing a difference. Supplied toy values are not real class or model results.</w:t>
       </w:r>
     </w:p>
     <w:p>
       <w:pPr>
-        <w:spacing w:line="336" w:lineRule="auto" w:after="180"/>
-        <w:shd w:fill="F1F6F8"/>
-      </w:pPr>
-      <w:r>
-        <w:rPr>
-          <w:b w:val="0"/>
-        </w:rPr>
-        <w:t>Check row/column meanings, units and denominators before discussing a difference. Supplied toy values are not real class or model results.</w:t>
-      </w:r>
-    </w:p>
-    <w:p>
-      <w:pPr>
-        <w:pStyle w:val="Heading3"/>
+        <w:pStyle w:val="Heading2"/>
       </w:pPr>
       <w:r>
         <w:t>04. Change one thing. Trace what follows.</w:t>
@@ -5155,7 +6253,7 @@
         <w:drawing>
           <wp:inline xmlns:a="http://schemas.openxmlformats.org/drawingml/2006/main" xmlns:pic="http://schemas.openxmlformats.org/drawingml/2006/picture">
             <wp:extent cx="5486400" cy="3179064"/>
-            <wp:docPr id="6" name="Picture 6" descr="Original case: Only -4 and 4 have absolute sum at least 4: exact two-sided p=2/8=0.25. Changed condition: Break the task pairing and use unrelated A and B measurements. Expected result: This paired sign-flip calculation is no longer justified by the stated design. Reason: Its differences must come from the same task, with the declared independent sign-symmetry assumptions."/>
+            <wp:docPr id="8" name="Picture 8" descr="Original case: Only -4 and 4 have absolute sum at least 4: exact two-sided p=2/8=0.25. Changed condition: Break the task pairing and use unrelated A and B measurements. Expected result: This paired sign-flip calculation is no longer justified by the stated design. Reason: Its differences must come from the same task, with the declared independent sign-symmetry assumptions."/>
             <wp:cNvGraphicFramePr>
               <a:graphicFrameLocks noChangeAspect="1"/>
             </wp:cNvGraphicFramePr>
@@ -5167,7 +6265,7 @@
                     <pic:cNvPicPr/>
                   </pic:nvPicPr>
                   <pic:blipFill>
-                    <a:blip r:embed="rId14"/>
+                    <a:blip r:embed="rId15"/>
                     <a:stretch>
                       <a:fillRect/>
                     </a:stretch>
@@ -5211,7 +6309,6 @@
     <w:p>
       <w:pPr>
         <w:spacing w:line="336" w:lineRule="auto" w:after="180"/>
-        <w:shd w:fill="F5F1FB"/>
       </w:pPr>
       <w:r>
         <w:rPr>
@@ -5222,39 +6319,29 @@
     </w:p>
     <w:p>
       <w:pPr>
-        <w:pStyle w:val="Heading3"/>
-      </w:pPr>
-      <w:r>
-        <w:t>Discuss while showing the picture</w:t>
+        <w:spacing w:line="336" w:lineRule="auto" w:after="180"/>
+      </w:pPr>
+      <w:r>
+        <w:rPr>
+          <w:b w:val="0"/>
+        </w:rPr>
+        <w:t>Teacher prompt: Predict before checking the worked changed-case result. Name what changed and what the supplied facts allow you to conclude. Ask learners to describe one label or arrow in ordinary words.</w:t>
       </w:r>
     </w:p>
     <w:p>
       <w:pPr>
         <w:spacing w:line="336" w:lineRule="auto" w:after="180"/>
-        <w:shd w:fill="F1F6F8"/>
       </w:pPr>
       <w:r>
         <w:rPr>
           <w:b w:val="0"/>
         </w:rPr>
-        <w:t>Teacher prompt: Predict before checking the worked changed-case result. Name what changed and what the supplied facts allow you to conclude. Ask learners to describe one label or arrow in ordinary words.</w:t>
+        <w:t>Use the adjacent transcript if the image is difficult to see. Changed-case reasoning: Its differences must come from the same task, with the declared independent sign-symmetry assumptions.</w:t>
       </w:r>
     </w:p>
     <w:p>
       <w:pPr>
-        <w:spacing w:line="336" w:lineRule="auto" w:after="180"/>
-        <w:shd w:fill="F1F6F8"/>
-      </w:pPr>
-      <w:r>
-        <w:rPr>
-          <w:b w:val="0"/>
-        </w:rPr>
-        <w:t>Use the adjacent transcript if the image is difficult to see. Changed-case reasoning: Its differences must come from the same task, with the declared independent sign-symmetry assumptions.</w:t>
-      </w:r>
-    </w:p>
-    <w:p>
-      <w:pPr>
-        <w:pStyle w:val="Heading3"/>
+        <w:pStyle w:val="Heading2"/>
       </w:pPr>
       <w:r>
         <w:t>05. Connect the explanation to its limit</w:t>
@@ -5265,7 +6352,7 @@
         <w:drawing>
           <wp:inline xmlns:a="http://schemas.openxmlformats.org/drawingml/2006/main" xmlns:pic="http://schemas.openxmlformats.org/drawingml/2006/picture">
             <wp:extent cx="5486400" cy="2834640"/>
-            <wp:docPr id="7" name="Picture 7" descr="A test compares an observed statistic with outcomes under a specified null model. Here the sign-flip assumptions make eight arrangements equally likely. At a predeclared 0.05 threshold, p=0.25 does not reject the null; it does not prove no difference. Limit: Three pairs provide coarse evidence. The p-value is not the probability that the null is true; invalid independence or symmetry assumptions invalidate this test."/>
+            <wp:docPr id="9" name="Picture 9" descr="A test compares an observed statistic with outcomes under a specified null model. Here the sign-flip assumptions make eight arrangements equally likely. At a predeclared 0.05 threshold, p=0.25 does not reject the null; it does not prove no difference. Limit: Three pairs provide coarse evidence. The p-value is not the probability that the null is true; invalid independence or symmetry assumptions invalidate this test."/>
             <wp:cNvGraphicFramePr>
               <a:graphicFrameLocks noChangeAspect="1"/>
             </wp:cNvGraphicFramePr>
@@ -5277,7 +6364,7 @@
                     <pic:cNvPicPr/>
                   </pic:nvPicPr>
                   <pic:blipFill>
-                    <a:blip r:embed="rId15"/>
+                    <a:blip r:embed="rId16"/>
                     <a:stretch>
                       <a:fillRect/>
                     </a:stretch>
@@ -5368,7 +6455,6 @@
     <w:p>
       <w:pPr>
         <w:spacing w:line="336" w:lineRule="auto" w:after="180"/>
-        <w:shd w:fill="F5F1FB"/>
       </w:pPr>
       <w:r>
         <w:rPr>
@@ -5379,63 +6465,53 @@
     </w:p>
     <w:p>
       <w:pPr>
-        <w:pStyle w:val="Heading3"/>
-      </w:pPr>
-      <w:r>
-        <w:t>Discuss while showing the picture</w:t>
+        <w:spacing w:line="336" w:lineRule="auto" w:after="180"/>
+      </w:pPr>
+      <w:r>
+        <w:rPr>
+          <w:b w:val="0"/>
+        </w:rPr>
+        <w:t>Teacher prompt: Explain the case, then point to a limit on the claim. Ask learners to describe one label or arrow in ordinary words. Use the adjacent transcript if the image is difficult to see.</w:t>
       </w:r>
     </w:p>
     <w:p>
       <w:pPr>
         <w:spacing w:line="336" w:lineRule="auto" w:after="180"/>
-        <w:shd w:fill="F1F6F8"/>
       </w:pPr>
       <w:r>
         <w:rPr>
           <w:b w:val="0"/>
         </w:rPr>
-        <w:t>Teacher prompt: Explain the case, then point to a limit on the claim. Ask learners to describe one label or arrow in ordinary words. Use the adjacent transcript if the image is difficult to see.</w:t>
+        <w:t xml:space="preserve">Keep the stated scope: Three pairs provide coarse </w:t>
+      </w:r>
+      <w:r>
+        <w:rPr>
+          <w:b/>
+        </w:rPr>
+        <w:t>evidence</w:t>
+      </w:r>
+      <w:r>
+        <w:rPr>
+          <w:b w:val="0"/>
+        </w:rPr>
+        <w:t xml:space="preserve">. The </w:t>
+      </w:r>
+      <w:r>
+        <w:rPr>
+          <w:b/>
+        </w:rPr>
+        <w:t>p-value</w:t>
+      </w:r>
+      <w:r>
+        <w:rPr>
+          <w:b w:val="0"/>
+        </w:rPr>
+        <w:t xml:space="preserve"> is not the probability that the null is true; invalid independence or symmetry assumptions invalidate this test.</w:t>
       </w:r>
     </w:p>
     <w:p>
       <w:pPr>
-        <w:spacing w:line="336" w:lineRule="auto" w:after="180"/>
-        <w:shd w:fill="F1F6F8"/>
-      </w:pPr>
-      <w:r>
-        <w:rPr>
-          <w:b w:val="0"/>
-        </w:rPr>
-        <w:t xml:space="preserve">Keep the stated scope: Three pairs provide coarse </w:t>
-      </w:r>
-      <w:r>
-        <w:rPr>
-          <w:b/>
-        </w:rPr>
-        <w:t>evidence</w:t>
-      </w:r>
-      <w:r>
-        <w:rPr>
-          <w:b w:val="0"/>
-        </w:rPr>
-        <w:t xml:space="preserve">. The </w:t>
-      </w:r>
-      <w:r>
-        <w:rPr>
-          <w:b/>
-        </w:rPr>
-        <w:t>p-value</w:t>
-      </w:r>
-      <w:r>
-        <w:rPr>
-          <w:b w:val="0"/>
-        </w:rPr>
-        <w:t xml:space="preserve"> is not the probability that the null is true; invalid independence or symmetry assumptions invalidate this test.</w:t>
-      </w:r>
-    </w:p>
-    <w:p>
-      <w:pPr>
-        <w:pStyle w:val="Heading3"/>
+        <w:pStyle w:val="Heading2"/>
       </w:pPr>
       <w:r>
         <w:t>06. Make the idea visible in your project</w:t>
@@ -5446,7 +6522,7 @@
         <w:drawing>
           <wp:inline xmlns:a="http://schemas.openxmlformats.org/drawingml/2006/main" xmlns:pic="http://schemas.openxmlformats.org/drawingml/2006/picture">
             <wp:extent cx="5486400" cy="3529584"/>
-            <wp:docPr id="8" name="Picture 8" descr="For the Reproducible AI Research Study, save paired differences, the null assumptions, all eight sign arrangements and the decision rule. Draw your input, deciding step, result and limit. Supported question: Calculate each paired difference and the observed sum. Count null arrangements with absolute sum at least four, compute p, and explain the decision at threshold 0.05."/>
+            <wp:docPr id="10" name="Picture 10" descr="For the Reproducible AI Research Study, save paired differences, the null assumptions, all eight sign arrangements and the decision rule. Draw your input, deciding step, result and limit. Supported question: Calculate each paired difference and the observed sum. Count null arrangements with absolute sum at least four, compute p, and explain the decision at threshold 0.05."/>
             <wp:cNvGraphicFramePr>
               <a:graphicFrameLocks noChangeAspect="1"/>
             </wp:cNvGraphicFramePr>
@@ -5458,7 +6534,7 @@
                     <pic:cNvPicPr/>
                   </pic:nvPicPr>
                   <pic:blipFill>
-                    <a:blip r:embed="rId16"/>
+                    <a:blip r:embed="rId17"/>
                     <a:stretch>
                       <a:fillRect/>
                     </a:stretch>
@@ -5514,7 +6590,6 @@
     <w:p>
       <w:pPr>
         <w:spacing w:line="336" w:lineRule="auto" w:after="180"/>
-        <w:shd w:fill="F5F1FB"/>
       </w:pPr>
       <w:r>
         <w:rPr>
@@ -5537,46 +6612,115 @@
     </w:p>
     <w:p>
       <w:pPr>
-        <w:pStyle w:val="Heading3"/>
-      </w:pPr>
-      <w:r>
-        <w:t>Discuss while showing the picture</w:t>
+        <w:spacing w:line="336" w:lineRule="auto" w:after="180"/>
+      </w:pPr>
+      <w:r>
+        <w:rPr>
+          <w:b w:val="0"/>
+        </w:rPr>
+        <w:t xml:space="preserve">Teacher prompt: Draw your project trace and justify the deciding step using </w:t>
+      </w:r>
+      <w:r>
+        <w:rPr>
+          <w:b/>
+        </w:rPr>
+        <w:t>evidence</w:t>
+      </w:r>
+      <w:r>
+        <w:rPr>
+          <w:b w:val="0"/>
+        </w:rPr>
+        <w:t>. Ask learners to describe one label or arrow in ordinary words. Use the adjacent transcript if the image is difficult to see.</w:t>
       </w:r>
     </w:p>
     <w:p>
       <w:pPr>
         <w:spacing w:line="336" w:lineRule="auto" w:after="180"/>
-        <w:shd w:fill="F1F6F8"/>
       </w:pPr>
       <w:r>
         <w:rPr>
           <w:b w:val="0"/>
         </w:rPr>
-        <w:t xml:space="preserve">Teacher prompt: Draw your project trace and justify the deciding step using </w:t>
-      </w:r>
-      <w:r>
-        <w:rPr>
-          <w:b/>
-        </w:rPr>
-        <w:t>evidence</w:t>
-      </w:r>
-      <w:r>
-        <w:rPr>
-          <w:b w:val="0"/>
-        </w:rPr>
-        <w:t>. Ask learners to describe one label or arrow in ordinary words. Use the adjacent transcript if the image is difficult to see.</w:t>
+        <w:t>Supported practice key: The differences are -1,-2,-1 and sum to -4. Two of eight sign arrangements have absolute sum at least 4, so p=0.25. This exceeds 0.05: do not reject under the stated null. This is not proof of equality.</w:t>
       </w:r>
     </w:p>
     <w:p>
       <w:pPr>
+        <w:pStyle w:val="Heading2"/>
+      </w:pPr>
+      <w:r>
+        <w:t>Earlier wording, alternatives and picture transcripts · reference / check after trying</w:t>
+      </w:r>
+    </w:p>
+    <w:p>
+      <w:pPr>
         <w:spacing w:line="336" w:lineRule="auto" w:after="180"/>
-        <w:shd w:fill="F1F6F8"/>
       </w:pPr>
       <w:r>
         <w:rPr>
           <w:b w:val="0"/>
         </w:rPr>
-        <w:t>Supported practice key: The differences are -1,-2,-1 and sum to -4. Two of eight sign arrangements have absolute sum at least 4, so p=0.25. This exceeds 0.05: do not reject under the stated null. This is not proof of equality.</w:t>
+        <w:t xml:space="preserve">Use one picture at a time. Hide a worked result before asking for a </w:t>
+      </w:r>
+      <w:r>
+        <w:rPr>
+          <w:b/>
+        </w:rPr>
+        <w:t>prediction</w:t>
+      </w:r>
+      <w:r>
+        <w:rPr>
+          <w:b w:val="0"/>
+        </w:rPr>
+        <w:t>, then reveal it for feedback. These are supported teaching cases; retain the separate independent assessment for a fresh first attempt.</w:t>
+      </w:r>
+    </w:p>
+    <w:p>
+      <w:pPr>
+        <w:pStyle w:val="Heading3"/>
+      </w:pPr>
+      <w:r>
+        <w:t>01. Statistical tests and assumptions: the case</w:t>
+      </w:r>
+    </w:p>
+    <w:p>
+      <w:pPr>
+        <w:pStyle w:val="Heading3"/>
+      </w:pPr>
+      <w:r>
+        <w:t>02. Follow the deciding steps</w:t>
+      </w:r>
+    </w:p>
+    <w:p>
+      <w:pPr>
+        <w:pStyle w:val="Heading3"/>
+      </w:pPr>
+      <w:r>
+        <w:t>03. Three independent paired task times</w:t>
+      </w:r>
+    </w:p>
+    <w:p>
+      <w:pPr>
+        <w:pStyle w:val="Heading3"/>
+      </w:pPr>
+      <w:r>
+        <w:t>04. Change one thing. Trace what follows.</w:t>
+      </w:r>
+    </w:p>
+    <w:p>
+      <w:pPr>
+        <w:pStyle w:val="Heading3"/>
+      </w:pPr>
+      <w:r>
+        <w:t>05. Connect the explanation to its limit</w:t>
+      </w:r>
+    </w:p>
+    <w:p>
+      <w:pPr>
+        <w:pStyle w:val="Heading3"/>
+      </w:pPr>
+      <w:r>
+        <w:t>06. Make the idea visible in your project</w:t>
       </w:r>
     </w:p>
     <w:sectPr>
